--- a/Athanase_AIP_FII_Q1_2026_v5.docx
+++ b/Athanase_AIP_FII_Q1_2026_v5.docx
@@ -2093,10 +2093,14 @@
       </w:r>
     </w:p>
     <w:p>
+      <w:pPr>
+        <w:keepNext/>
+      </w:pPr>
       <w:r>
         <w:rPr>
           <w:rFonts w:ascii="Times New Roman" w:hAnsi="Times New Roman"/>
           <w:b/>
+          <w:i w:val="0"/>
           <w:color w:val="152130"/>
           <w:sz w:val="30"/>
         </w:rPr>
@@ -2107,16 +2111,21 @@
       <w:r>
         <w:rPr>
           <w:b w:val="0"/>
+          <w:i w:val="0"/>
           <w:sz w:val="21"/>
         </w:rPr>
         <w:t>Each standing claim in our investment- and risk-process is mapped below to what we actually did this quarter. The supporting detail sits in the holdings and tables that follow — so our claims can be checked against our actions.</w:t>
       </w:r>
     </w:p>
     <w:p>
+      <w:pPr>
+        <w:keepNext/>
+      </w:pPr>
       <w:r>
         <w:rPr>
           <w:rFonts w:ascii="Times New Roman" w:hAnsi="Times New Roman"/>
           <w:b/>
+          <w:i w:val="0"/>
           <w:color w:val="152130"/>
           <w:sz w:val="24"/>
         </w:rPr>
@@ -2129,20 +2138,30 @@
         <w:tblW w:type="auto" w:w="0"/>
         <w:tblLayout w:type="fixed"/>
         <w:tblLook w:firstColumn="1" w:firstRow="1" w:lastColumn="0" w:lastRow="0" w:noHBand="0" w:noVBand="1" w:val="04A0"/>
+        <w:tblLayout w:type="fixed"/>
+        <w:tblW w:type="dxa" w:w="9792"/>
       </w:tblPr>
       <w:tblGrid>
-        <w:gridCol w:w="3600"/>
-        <w:gridCol w:w="5760"/>
+        <w:gridCol w:w="3312"/>
+        <w:gridCol w:w="6480"/>
       </w:tblGrid>
       <w:tr>
-        <w:tc>
-          <w:tcPr>
-            <w:tcW w:type="dxa" w:w="3600"/>
-          </w:tcPr>
-          <w:p>
+        <w:trPr>
+          <w:cantSplit/>
+          <w:tblHeader/>
+        </w:trPr>
+        <w:tc>
+          <w:tcPr>
+            <w:tcW w:type="dxa" w:w="3312"/>
+          </w:tcPr>
+          <w:p>
+            <w:pPr>
+              <w:spacing w:after="40"/>
+            </w:pPr>
             <w:r>
               <w:rPr>
                 <w:b/>
+                <w:i w:val="0"/>
                 <w:color w:val="314359"/>
                 <w:sz w:val="18"/>
               </w:rPr>
@@ -2152,12 +2171,16 @@
         </w:tc>
         <w:tc>
           <w:tcPr>
-            <w:tcW w:type="dxa" w:w="5760"/>
-          </w:tcPr>
-          <w:p>
+            <w:tcW w:type="dxa" w:w="6480"/>
+          </w:tcPr>
+          <w:p>
+            <w:pPr>
+              <w:spacing w:after="40"/>
+            </w:pPr>
             <w:r>
               <w:rPr>
                 <w:b/>
+                <w:i w:val="0"/>
                 <w:color w:val="314359"/>
                 <w:sz w:val="18"/>
               </w:rPr>
@@ -2167,14 +2190,21 @@
         </w:tc>
       </w:tr>
       <w:tr>
-        <w:tc>
-          <w:tcPr>
-            <w:tcW w:type="dxa" w:w="3600"/>
-          </w:tcPr>
-          <w:p>
+        <w:trPr>
+          <w:cantSplit/>
+        </w:trPr>
+        <w:tc>
+          <w:tcPr>
+            <w:tcW w:type="dxa" w:w="3312"/>
+          </w:tcPr>
+          <w:p>
+            <w:pPr>
+              <w:spacing w:after="40"/>
+            </w:pPr>
             <w:r>
               <w:rPr>
                 <w:b/>
+                <w:i w:val="0"/>
                 <w:color w:val="152130"/>
                 <w:sz w:val="20"/>
               </w:rPr>
@@ -2184,12 +2214,16 @@
         </w:tc>
         <w:tc>
           <w:tcPr>
-            <w:tcW w:type="dxa" w:w="5760"/>
-          </w:tcPr>
-          <w:p>
+            <w:tcW w:type="dxa" w:w="6480"/>
+          </w:tcPr>
+          <w:p>
+            <w:pPr>
+              <w:spacing w:after="40"/>
+            </w:pPr>
             <w:r>
               <w:rPr>
                 <w:b w:val="0"/>
+                <w:i w:val="0"/>
                 <w:sz w:val="19"/>
               </w:rPr>
               <w:t>Held ~6.9% cash and flagged difficulty finding value; we are sourcing in the UK and Japan rather than chase an expensive market.</w:t>
@@ -2198,14 +2232,21 @@
         </w:tc>
       </w:tr>
       <w:tr>
-        <w:tc>
-          <w:tcPr>
-            <w:tcW w:type="dxa" w:w="3600"/>
-          </w:tcPr>
-          <w:p>
+        <w:trPr>
+          <w:cantSplit/>
+        </w:trPr>
+        <w:tc>
+          <w:tcPr>
+            <w:tcW w:type="dxa" w:w="3312"/>
+          </w:tcPr>
+          <w:p>
+            <w:pPr>
+              <w:spacing w:after="40"/>
+            </w:pPr>
             <w:r>
               <w:rPr>
                 <w:b/>
+                <w:i w:val="0"/>
                 <w:color w:val="152130"/>
                 <w:sz w:val="20"/>
               </w:rPr>
@@ -2215,12 +2256,16 @@
         </w:tc>
         <w:tc>
           <w:tcPr>
-            <w:tcW w:type="dxa" w:w="5760"/>
-          </w:tcPr>
-          <w:p>
+            <w:tcW w:type="dxa" w:w="6480"/>
+          </w:tcPr>
+          <w:p>
+            <w:pPr>
+              <w:spacing w:after="40"/>
+            </w:pPr>
             <w:r>
               <w:rPr>
                 <w:b w:val="0"/>
+                <w:i w:val="0"/>
                 <w:sz w:val="19"/>
               </w:rPr>
               <w:t>Core holdings are dominant franchises bought on value — Auto Trader (~10× its nearest rival), Rightmove (~80% of portal time), Somero (~80% global share) at a cyclical low, TBK on ~2× normalised earnings.</w:t>
@@ -2229,14 +2274,21 @@
         </w:tc>
       </w:tr>
       <w:tr>
-        <w:tc>
-          <w:tcPr>
-            <w:tcW w:type="dxa" w:w="3600"/>
-          </w:tcPr>
-          <w:p>
+        <w:trPr>
+          <w:cantSplit/>
+        </w:trPr>
+        <w:tc>
+          <w:tcPr>
+            <w:tcW w:type="dxa" w:w="3312"/>
+          </w:tcPr>
+          <w:p>
+            <w:pPr>
+              <w:spacing w:after="40"/>
+            </w:pPr>
             <w:r>
               <w:rPr>
                 <w:b/>
+                <w:i w:val="0"/>
                 <w:color w:val="152130"/>
                 <w:sz w:val="20"/>
               </w:rPr>
@@ -2246,12 +2298,16 @@
         </w:tc>
         <w:tc>
           <w:tcPr>
-            <w:tcW w:type="dxa" w:w="5760"/>
-          </w:tcPr>
-          <w:p>
+            <w:tcW w:type="dxa" w:w="6480"/>
+          </w:tcPr>
+          <w:p>
+            <w:pPr>
+              <w:spacing w:after="40"/>
+            </w:pPr>
             <w:r>
               <w:rPr>
                 <w:b w:val="0"/>
+                <w:i w:val="0"/>
                 <w:sz w:val="19"/>
               </w:rPr>
               <w:t>Tendered Zalaris into Norvestor’s NOK 100 cash offer (+37% on the day) — sold on a fair-value trigger, on the facts, not sentiment.</w:t>
@@ -2260,14 +2316,21 @@
         </w:tc>
       </w:tr>
       <w:tr>
-        <w:tc>
-          <w:tcPr>
-            <w:tcW w:type="dxa" w:w="3600"/>
-          </w:tcPr>
-          <w:p>
+        <w:trPr>
+          <w:cantSplit/>
+        </w:trPr>
+        <w:tc>
+          <w:tcPr>
+            <w:tcW w:type="dxa" w:w="3312"/>
+          </w:tcPr>
+          <w:p>
+            <w:pPr>
+              <w:spacing w:after="40"/>
+            </w:pPr>
             <w:r>
               <w:rPr>
                 <w:b/>
+                <w:i w:val="0"/>
                 <w:color w:val="152130"/>
                 <w:sz w:val="20"/>
               </w:rPr>
@@ -2277,28 +2340,39 @@
         </w:tc>
         <w:tc>
           <w:tcPr>
-            <w:tcW w:type="dxa" w:w="5760"/>
-          </w:tcPr>
-          <w:p>
+            <w:tcW w:type="dxa" w:w="6480"/>
+          </w:tcPr>
+          <w:p>
+            <w:pPr>
+              <w:spacing w:after="40"/>
+            </w:pPr>
             <w:r>
               <w:rPr>
                 <w:b w:val="0"/>
+                <w:i w:val="0"/>
                 <w:sz w:val="19"/>
               </w:rPr>
-              <w:t>Tempest: progressing a Lex Asea spin-off and a buyback / redemption of cash. TBK: pursuing the operational plan to lift margins toward 10%.</w:t>
+              <w:t>Athanase Innovation: progressing a tax-free Lex Asea spin-off to unlock value, having realised ~NOK 143m of cash from the Zalaris exit. TBK: pursuing the operational plan to lift margins toward 10%.</w:t>
             </w:r>
           </w:p>
         </w:tc>
       </w:tr>
       <w:tr>
-        <w:tc>
-          <w:tcPr>
-            <w:tcW w:type="dxa" w:w="3600"/>
-          </w:tcPr>
-          <w:p>
+        <w:trPr>
+          <w:cantSplit/>
+        </w:trPr>
+        <w:tc>
+          <w:tcPr>
+            <w:tcW w:type="dxa" w:w="3312"/>
+          </w:tcPr>
+          <w:p>
+            <w:pPr>
+              <w:spacing w:after="40"/>
+            </w:pPr>
             <w:r>
               <w:rPr>
                 <w:b/>
+                <w:i w:val="0"/>
                 <w:color w:val="152130"/>
                 <w:sz w:val="20"/>
               </w:rPr>
@@ -2308,12 +2382,16 @@
         </w:tc>
         <w:tc>
           <w:tcPr>
-            <w:tcW w:type="dxa" w:w="5760"/>
-          </w:tcPr>
-          <w:p>
+            <w:tcW w:type="dxa" w:w="6480"/>
+          </w:tcPr>
+          <w:p>
+            <w:pPr>
+              <w:spacing w:after="40"/>
+            </w:pPr>
             <w:r>
               <w:rPr>
                 <w:b w:val="0"/>
+                <w:i w:val="0"/>
                 <w:sz w:val="19"/>
               </w:rPr>
               <w:t>Operating profit grew across the book — Röko EBITA +5% (SEK 415m), Tempest operating result up (sales +11%), TBK EBIT JPY 1.50bn (from 0.94bn).</w:t>
@@ -2322,14 +2400,21 @@
         </w:tc>
       </w:tr>
       <w:tr>
-        <w:tc>
-          <w:tcPr>
-            <w:tcW w:type="dxa" w:w="3600"/>
-          </w:tcPr>
-          <w:p>
+        <w:trPr>
+          <w:cantSplit/>
+        </w:trPr>
+        <w:tc>
+          <w:tcPr>
+            <w:tcW w:type="dxa" w:w="3312"/>
+          </w:tcPr>
+          <w:p>
+            <w:pPr>
+              <w:spacing w:after="40"/>
+            </w:pPr>
             <w:r>
               <w:rPr>
                 <w:b/>
+                <w:i w:val="0"/>
                 <w:color w:val="152130"/>
                 <w:sz w:val="20"/>
               </w:rPr>
@@ -2339,12 +2424,16 @@
         </w:tc>
         <w:tc>
           <w:tcPr>
-            <w:tcW w:type="dxa" w:w="5760"/>
-          </w:tcPr>
-          <w:p>
+            <w:tcW w:type="dxa" w:w="6480"/>
+          </w:tcPr>
+          <w:p>
+            <w:pPr>
+              <w:spacing w:after="40"/>
+            </w:pPr>
             <w:r>
               <w:rPr>
                 <w:b w:val="0"/>
+                <w:i w:val="0"/>
                 <w:sz w:val="19"/>
               </w:rPr>
               <w:t>17 positions, the ten largest ~84% of NAV; no new platform forced in a quarter we judged expensive.</w:t>
@@ -2354,10 +2443,14 @@
       </w:tr>
     </w:tbl>
     <w:p>
+      <w:pPr>
+        <w:keepNext/>
+      </w:pPr>
       <w:r>
         <w:rPr>
           <w:rFonts w:ascii="Times New Roman" w:hAnsi="Times New Roman"/>
           <w:b/>
+          <w:i w:val="0"/>
           <w:color w:val="152130"/>
           <w:sz w:val="24"/>
         </w:rPr>
@@ -2370,20 +2463,30 @@
         <w:tblW w:type="auto" w:w="0"/>
         <w:tblLayout w:type="fixed"/>
         <w:tblLook w:firstColumn="1" w:firstRow="1" w:lastColumn="0" w:lastRow="0" w:noHBand="0" w:noVBand="1" w:val="04A0"/>
+        <w:tblLayout w:type="fixed"/>
+        <w:tblW w:type="dxa" w:w="9792"/>
       </w:tblPr>
       <w:tblGrid>
-        <w:gridCol w:w="3600"/>
-        <w:gridCol w:w="5760"/>
+        <w:gridCol w:w="3312"/>
+        <w:gridCol w:w="6480"/>
       </w:tblGrid>
       <w:tr>
-        <w:tc>
-          <w:tcPr>
-            <w:tcW w:type="dxa" w:w="3600"/>
-          </w:tcPr>
-          <w:p>
+        <w:trPr>
+          <w:cantSplit/>
+          <w:tblHeader/>
+        </w:trPr>
+        <w:tc>
+          <w:tcPr>
+            <w:tcW w:type="dxa" w:w="3312"/>
+          </w:tcPr>
+          <w:p>
+            <w:pPr>
+              <w:spacing w:after="40"/>
+            </w:pPr>
             <w:r>
               <w:rPr>
                 <w:b/>
+                <w:i w:val="0"/>
                 <w:color w:val="314359"/>
                 <w:sz w:val="18"/>
               </w:rPr>
@@ -2393,12 +2496,16 @@
         </w:tc>
         <w:tc>
           <w:tcPr>
-            <w:tcW w:type="dxa" w:w="5760"/>
-          </w:tcPr>
-          <w:p>
+            <w:tcW w:type="dxa" w:w="6480"/>
+          </w:tcPr>
+          <w:p>
+            <w:pPr>
+              <w:spacing w:after="40"/>
+            </w:pPr>
             <w:r>
               <w:rPr>
                 <w:b/>
+                <w:i w:val="0"/>
                 <w:color w:val="314359"/>
                 <w:sz w:val="18"/>
               </w:rPr>
@@ -2408,14 +2515,21 @@
         </w:tc>
       </w:tr>
       <w:tr>
-        <w:tc>
-          <w:tcPr>
-            <w:tcW w:type="dxa" w:w="3600"/>
-          </w:tcPr>
-          <w:p>
+        <w:trPr>
+          <w:cantSplit/>
+        </w:trPr>
+        <w:tc>
+          <w:tcPr>
+            <w:tcW w:type="dxa" w:w="3312"/>
+          </w:tcPr>
+          <w:p>
+            <w:pPr>
+              <w:spacing w:after="40"/>
+            </w:pPr>
             <w:r>
               <w:rPr>
                 <w:b/>
+                <w:i w:val="0"/>
                 <w:color w:val="152130"/>
                 <w:sz w:val="20"/>
               </w:rPr>
@@ -2425,12 +2539,16 @@
         </w:tc>
         <w:tc>
           <w:tcPr>
-            <w:tcW w:type="dxa" w:w="5760"/>
-          </w:tcPr>
-          <w:p>
+            <w:tcW w:type="dxa" w:w="6480"/>
+          </w:tcPr>
+          <w:p>
+            <w:pPr>
+              <w:spacing w:after="40"/>
+            </w:pPr>
             <w:r>
               <w:rPr>
                 <w:b w:val="0"/>
+                <w:i w:val="0"/>
                 <w:sz w:val="19"/>
               </w:rPr>
               <w:t>Gross exposure 85.3% = net exposure 85.3% — zero fund-level leverage, with ~6.9% cash.</w:t>
@@ -2439,14 +2557,21 @@
         </w:tc>
       </w:tr>
       <w:tr>
-        <w:tc>
-          <w:tcPr>
-            <w:tcW w:type="dxa" w:w="3600"/>
-          </w:tcPr>
-          <w:p>
+        <w:trPr>
+          <w:cantSplit/>
+        </w:trPr>
+        <w:tc>
+          <w:tcPr>
+            <w:tcW w:type="dxa" w:w="3312"/>
+          </w:tcPr>
+          <w:p>
+            <w:pPr>
+              <w:spacing w:after="40"/>
+            </w:pPr>
             <w:r>
               <w:rPr>
                 <w:b/>
+                <w:i w:val="0"/>
                 <w:color w:val="152130"/>
                 <w:sz w:val="20"/>
               </w:rPr>
@@ -2456,12 +2581,16 @@
         </w:tc>
         <w:tc>
           <w:tcPr>
-            <w:tcW w:type="dxa" w:w="5760"/>
-          </w:tcPr>
-          <w:p>
+            <w:tcW w:type="dxa" w:w="6480"/>
+          </w:tcPr>
+          <w:p>
+            <w:pPr>
+              <w:spacing w:after="40"/>
+            </w:pPr>
             <w:r>
               <w:rPr>
                 <w:b w:val="0"/>
+                <w:i w:val="0"/>
                 <w:sz w:val="19"/>
               </w:rPr>
               <w:t>17 positions; downside risk 8.7%, 1-day 95% VaR 1.5%; a full liquidity profile disclosed (22.5% of NAV within one day).</w:t>
@@ -2470,14 +2599,21 @@
         </w:tc>
       </w:tr>
       <w:tr>
-        <w:tc>
-          <w:tcPr>
-            <w:tcW w:type="dxa" w:w="3600"/>
-          </w:tcPr>
-          <w:p>
+        <w:trPr>
+          <w:cantSplit/>
+        </w:trPr>
+        <w:tc>
+          <w:tcPr>
+            <w:tcW w:type="dxa" w:w="3312"/>
+          </w:tcPr>
+          <w:p>
+            <w:pPr>
+              <w:spacing w:after="40"/>
+            </w:pPr>
             <w:r>
               <w:rPr>
                 <w:b/>
+                <w:i w:val="0"/>
                 <w:color w:val="152130"/>
                 <w:sz w:val="20"/>
               </w:rPr>
@@ -2487,12 +2623,16 @@
         </w:tc>
         <w:tc>
           <w:tcPr>
-            <w:tcW w:type="dxa" w:w="5760"/>
-          </w:tcPr>
-          <w:p>
+            <w:tcW w:type="dxa" w:w="6480"/>
+          </w:tcPr>
+          <w:p>
+            <w:pPr>
+              <w:spacing w:after="40"/>
+            </w:pPr>
             <w:r>
               <w:rPr>
                 <w:b w:val="0"/>
+                <w:i w:val="0"/>
                 <w:sz w:val="19"/>
               </w:rPr>
               <w:t>Spread across Nordic, UK and Japanese listings and across software, industrials, gaming, media and resources.</w:t>
@@ -2501,14 +2641,21 @@
         </w:tc>
       </w:tr>
       <w:tr>
-        <w:tc>
-          <w:tcPr>
-            <w:tcW w:type="dxa" w:w="3600"/>
-          </w:tcPr>
-          <w:p>
+        <w:trPr>
+          <w:cantSplit/>
+        </w:trPr>
+        <w:tc>
+          <w:tcPr>
+            <w:tcW w:type="dxa" w:w="3312"/>
+          </w:tcPr>
+          <w:p>
+            <w:pPr>
+              <w:spacing w:after="40"/>
+            </w:pPr>
             <w:r>
               <w:rPr>
                 <w:b/>
+                <w:i w:val="0"/>
                 <w:color w:val="152130"/>
                 <w:sz w:val="20"/>
               </w:rPr>
@@ -2518,12 +2665,16 @@
         </w:tc>
         <w:tc>
           <w:tcPr>
-            <w:tcW w:type="dxa" w:w="5760"/>
-          </w:tcPr>
-          <w:p>
+            <w:tcW w:type="dxa" w:w="6480"/>
+          </w:tcPr>
+          <w:p>
+            <w:pPr>
+              <w:spacing w:after="40"/>
+            </w:pPr>
             <w:r>
               <w:rPr>
                 <w:b w:val="0"/>
+                <w:i w:val="0"/>
                 <w:sz w:val="19"/>
               </w:rPr>
               <w:t>Acted on the Zalaris fair-value trigger; held cash rather than relax the valuation bar in a market we find expensive.</w:t>
@@ -2532,14 +2683,21 @@
         </w:tc>
       </w:tr>
       <w:tr>
-        <w:tc>
-          <w:tcPr>
-            <w:tcW w:type="dxa" w:w="3600"/>
-          </w:tcPr>
-          <w:p>
+        <w:trPr>
+          <w:cantSplit/>
+        </w:trPr>
+        <w:tc>
+          <w:tcPr>
+            <w:tcW w:type="dxa" w:w="3312"/>
+          </w:tcPr>
+          <w:p>
+            <w:pPr>
+              <w:spacing w:after="40"/>
+            </w:pPr>
             <w:r>
               <w:rPr>
                 <w:b/>
+                <w:i w:val="0"/>
                 <w:color w:val="152130"/>
                 <w:sz w:val="20"/>
               </w:rPr>
@@ -2549,12 +2707,16 @@
         </w:tc>
         <w:tc>
           <w:tcPr>
-            <w:tcW w:type="dxa" w:w="5760"/>
-          </w:tcPr>
-          <w:p>
+            <w:tcW w:type="dxa" w:w="6480"/>
+          </w:tcPr>
+          <w:p>
+            <w:pPr>
+              <w:spacing w:after="40"/>
+            </w:pPr>
             <w:r>
               <w:rPr>
                 <w:b w:val="0"/>
+                <w:i w:val="0"/>
                 <w:sz w:val="19"/>
               </w:rPr>
               <w:t>Concentrated in durable market leaders; speculative exposure is limited and disclosed (e.g. NGEx held as exploration optionality).</w:t>
@@ -2563,14 +2725,21 @@
         </w:tc>
       </w:tr>
       <w:tr>
-        <w:tc>
-          <w:tcPr>
-            <w:tcW w:type="dxa" w:w="3600"/>
-          </w:tcPr>
-          <w:p>
+        <w:trPr>
+          <w:cantSplit/>
+        </w:trPr>
+        <w:tc>
+          <w:tcPr>
+            <w:tcW w:type="dxa" w:w="3312"/>
+          </w:tcPr>
+          <w:p>
+            <w:pPr>
+              <w:spacing w:after="40"/>
+            </w:pPr>
             <w:r>
               <w:rPr>
                 <w:b/>
+                <w:i w:val="0"/>
                 <w:color w:val="152130"/>
                 <w:sz w:val="20"/>
               </w:rPr>
@@ -2580,12 +2749,16 @@
         </w:tc>
         <w:tc>
           <w:tcPr>
-            <w:tcW w:type="dxa" w:w="5760"/>
-          </w:tcPr>
-          <w:p>
+            <w:tcW w:type="dxa" w:w="6480"/>
+          </w:tcPr>
+          <w:p>
+            <w:pPr>
+              <w:spacing w:after="40"/>
+            </w:pPr>
             <w:r>
               <w:rPr>
                 <w:b w:val="0"/>
+                <w:i w:val="0"/>
                 <w:sz w:val="19"/>
               </w:rPr>
               <w:t>Performance sourced from StatPro; figures reconciled, with open items (liquidity placeholders, unit flags) listed explicitly for verification.</w:t>

--- a/Athanase_AIP_FII_Q1_2026_v5.docx
+++ b/Athanase_AIP_FII_Q1_2026_v5.docx
@@ -9404,20 +9404,6 @@
           <w:sz w:val="20"/>
         </w:rPr>
         <w:t>Our view</w:t>
-      </w:r>
-    </w:p>
-    <w:p>
-      <w:pPr>
-        <w:spacing w:before="40" w:after="60" w:line="269" w:lineRule="auto"/>
-        <w:jc w:val="left"/>
-      </w:pPr>
-      <w:r>
-        <w:rPr>
-          <w:b w:val="0"/>
-          <w:i w:val="0"/>
-          <w:sz w:val="21"/>
-        </w:rPr>
-        <w:t>The board is investigating the conditions for a future corporate structure, and part of this investigation concerns the possibility of distributing subsidiaries tax-free via Lex Asea. The company will obtain the Swedish Tax Agency’s position on whether such a distribution is possible. After the spin-off, the board will evaluate the use of the cash, which could be distributed through a further share-buyback programme or a redemption.</w:t>
       </w:r>
     </w:p>
     <w:p>

--- a/Athanase_AIP_FII_Q1_2026_v5.docx
+++ b/Athanase_AIP_FII_Q1_2026_v5.docx
@@ -799,6 +799,9 @@
         <w:gridCol w:w="4968"/>
       </w:tblGrid>
       <w:tr>
+        <w:trPr>
+          <w:cantSplit/>
+        </w:trPr>
         <w:tc>
           <w:tcPr>
             <w:tcW w:type="dxa" w:w="4968"/>
@@ -2781,6 +2784,7 @@
     <w:p>
       <w:pPr>
         <w:keepNext/>
+        <w:pageBreakBefore/>
         <w:spacing w:before="240" w:after="80"/>
       </w:pPr>
       <w:r>
@@ -9065,6 +9069,7 @@
     <w:p>
       <w:pPr>
         <w:keepNext/>
+        <w:pageBreakBefore/>
         <w:spacing w:before="360" w:after="80"/>
       </w:pPr>
       <w:r>
@@ -9555,6 +9560,7 @@
       <w:pPr>
         <w:keepNext/>
         <w:spacing w:before="120" w:after="80"/>
+        <w:pageBreakBefore/>
         <w:pBdr>
           <w:bottom w:val="single" w:sz="6" w:space="2" w:color="314359"/>
         </w:pBdr>
@@ -10653,6 +10659,7 @@
       <w:pPr>
         <w:keepNext/>
         <w:spacing w:before="120" w:after="80"/>
+        <w:pageBreakBefore/>
         <w:pBdr>
           <w:bottom w:val="single" w:sz="6" w:space="2" w:color="314359"/>
         </w:pBdr>
@@ -10822,6 +10829,7 @@
       <w:pPr>
         <w:keepNext/>
         <w:spacing w:before="120" w:after="80"/>
+        <w:pageBreakBefore/>
         <w:pBdr>
           <w:bottom w:val="single" w:sz="6" w:space="2" w:color="314359"/>
         </w:pBdr>
@@ -12012,6 +12020,7 @@
       <w:pPr>
         <w:keepNext/>
         <w:spacing w:before="120" w:after="80"/>
+        <w:pageBreakBefore/>
         <w:pBdr>
           <w:bottom w:val="single" w:sz="6" w:space="2" w:color="314359"/>
         </w:pBdr>
@@ -13122,6 +13131,7 @@
       <w:pPr>
         <w:keepNext/>
         <w:spacing w:before="120" w:after="80"/>
+        <w:pageBreakBefore/>
         <w:pBdr>
           <w:bottom w:val="single" w:sz="6" w:space="2" w:color="314359"/>
         </w:pBdr>
@@ -13622,6 +13632,7 @@
       <w:pPr>
         <w:keepNext/>
         <w:spacing w:before="120" w:after="80"/>
+        <w:pageBreakBefore/>
         <w:pBdr>
           <w:bottom w:val="single" w:sz="6" w:space="2" w:color="314359"/>
         </w:pBdr>
@@ -14717,6 +14728,7 @@
       <w:pPr>
         <w:keepNext/>
         <w:spacing w:before="120" w:after="80"/>
+        <w:pageBreakBefore/>
         <w:pBdr>
           <w:bottom w:val="single" w:sz="6" w:space="2" w:color="314359"/>
         </w:pBdr>
@@ -15191,6 +15203,7 @@
       <w:pPr>
         <w:keepNext/>
         <w:spacing w:before="120" w:after="80"/>
+        <w:pageBreakBefore/>
         <w:pBdr>
           <w:bottom w:val="single" w:sz="6" w:space="2" w:color="314359"/>
         </w:pBdr>
@@ -16274,6 +16287,7 @@
       <w:pPr>
         <w:keepNext/>
         <w:spacing w:before="120" w:after="80"/>
+        <w:pageBreakBefore/>
         <w:pBdr>
           <w:bottom w:val="single" w:sz="6" w:space="2" w:color="314359"/>
         </w:pBdr>
@@ -17452,6 +17466,7 @@
       <w:pPr>
         <w:keepNext/>
         <w:spacing w:before="360" w:after="80"/>
+        <w:pageBreakBefore/>
         <w:pBdr>
           <w:bottom w:val="single" w:sz="6" w:space="2" w:color="314359"/>
         </w:pBdr>

--- a/Athanase_AIP_FII_Q1_2026_v5.docx
+++ b/Athanase_AIP_FII_Q1_2026_v5.docx
@@ -56,7 +56,7 @@
           <w:color w:val="556A83"/>
           <w:sz w:val="18"/>
         </w:rPr>
-        <w:t>Reconstructed, editorially corrected Word version of the original Publisher report. Narrative text reflects the grammar, spelling and academic-rigour corrections; figures and tables are reproduced from the source. Items flagged for verification are listed at the end.</w:t>
+        <w:t>Reconstructed, editorially corrected Word version of the original Publisher report. Narrative text reflects the grammar, spelling and academic-rigour corrections; figures and tables are reproduced from the source.</w:t>
       </w:r>
     </w:p>
     <w:p>
@@ -17460,111 +17460,6 @@
       </w:pPr>
       <w:r>
         <w:br w:type="page"/>
-      </w:r>
-    </w:p>
-    <w:p>
-      <w:pPr>
-        <w:keepNext/>
-        <w:spacing w:before="360" w:after="80"/>
-        <w:pageBreakBefore/>
-        <w:pBdr>
-          <w:bottom w:val="single" w:sz="6" w:space="2" w:color="314359"/>
-        </w:pBdr>
-      </w:pPr>
-      <w:r>
-        <w:rPr>
-          <w:rFonts w:ascii="Times New Roman" w:hAnsi="Times New Roman"/>
-          <w:b/>
-          <w:color w:val="152130"/>
-          <w:sz w:val="30"/>
-        </w:rPr>
-        <w:t>Notes &amp; items to verify</w:t>
-      </w:r>
-    </w:p>
-    <w:p>
-      <w:pPr>
-        <w:spacing w:before="40" w:after="80" w:line="269" w:lineRule="auto"/>
-        <w:jc w:val="left"/>
-      </w:pPr>
-      <w:r>
-        <w:rPr>
-          <w:b w:val="0"/>
-          <w:i w:val="0"/>
-          <w:sz w:val="21"/>
-        </w:rPr>
-        <w:t>The following are not language issues; figures are reproduced as printed and should be checked against source data:</w:t>
-      </w:r>
-    </w:p>
-    <w:p>
-      <w:pPr>
-        <w:pStyle w:val="ListBullet"/>
-        <w:spacing w:after="20"/>
-      </w:pPr>
-      <w:r>
-        <w:rPr>
-          <w:sz w:val="21"/>
-        </w:rPr>
-        <w:t>Unfilled placeholders in the liquidity section: “XX%” liquidation share and haircut, and “Within redemption period: X%”.</w:t>
-      </w:r>
-    </w:p>
-    <w:p>
-      <w:pPr>
-        <w:pStyle w:val="ListBullet"/>
-        <w:spacing w:after="20"/>
-      </w:pPr>
-      <w:r>
-        <w:rPr>
-          <w:sz w:val="21"/>
-        </w:rPr>
-        <w:t>Template/placeholder residue in the source: a repeated facts block (SEK 104m mcap, SEK 95m EV, 20% ownership, “Since 2019”) and a Net Revenue series 300/340/424/469/486/276 appear beside more than one holding (and do not match them). These residual tables have been omitted rather than misattributed. A separate 108/106 MSEK block with a 340/424/469/486/582/132 series is similarly inconsistent.</w:t>
-      </w:r>
-    </w:p>
-    <w:p>
-      <w:pPr>
-        <w:pStyle w:val="ListBullet"/>
-        <w:spacing w:after="20"/>
-      </w:pPr>
-      <w:r>
-        <w:rPr>
-          <w:sz w:val="21"/>
-        </w:rPr>
-        <w:t>TBK market cap/EV are labelled “BN JPY” in the source, which is inconsistent with ¥55bn revenue — most likely a unit error; reproduced as printed.</w:t>
-      </w:r>
-    </w:p>
-    <w:p>
-      <w:pPr>
-        <w:pStyle w:val="ListBullet"/>
-        <w:spacing w:after="20"/>
-      </w:pPr>
-      <w:r>
-        <w:rPr>
-          <w:sz w:val="21"/>
-        </w:rPr>
-        <w:t>Norvestor offer for Zalaris: “NOK 100” assumed to be per share.</w:t>
-      </w:r>
-    </w:p>
-    <w:p>
-      <w:pPr>
-        <w:pStyle w:val="ListBullet"/>
-        <w:spacing w:after="20"/>
-      </w:pPr>
-      <w:r>
-        <w:rPr>
-          <w:sz w:val="21"/>
-        </w:rPr>
-        <w:t>Zutec, Evolution and NGEx had no self-consistent financial-results table in the source (narrative figures only), so only their key-facts boxes are shown.</w:t>
-      </w:r>
-    </w:p>
-    <w:p>
-      <w:pPr>
-        <w:pStyle w:val="ListBullet"/>
-        <w:spacing w:after="20"/>
-      </w:pPr>
-      <w:r>
-        <w:rPr>
-          <w:sz w:val="21"/>
-        </w:rPr>
-        <w:t>The monthly-returns grid was auto-extracted; the values are taken directly from the source, but the trailing (unreported) 2026 cells may be misaligned by one column and should be checked.</w:t>
       </w:r>
     </w:p>
     <w:sectPr>

--- a/Athanase_AIP_FII_Q1_2026_v5.docx
+++ b/Athanase_AIP_FII_Q1_2026_v5.docx
@@ -9086,481 +9086,7 @@
       <w:pPr>
         <w:keepNext/>
         <w:spacing w:before="120" w:after="80"/>
-        <w:pBdr>
-          <w:bottom w:val="single" w:sz="6" w:space="2" w:color="314359"/>
-        </w:pBdr>
-      </w:pPr>
-      <w:r>
-        <w:rPr>
-          <w:rFonts w:ascii="Times New Roman" w:hAnsi="Times New Roman"/>
-          <w:b/>
-          <w:color w:val="152130"/>
-          <w:sz w:val="26"/>
-        </w:rPr>
-        <w:t>Tempest Security</w:t>
-      </w:r>
-    </w:p>
-    <w:p>
-      <w:pPr>
-        <w:keepNext/>
-        <w:spacing w:before="40" w:after="20" w:line="269" w:lineRule="auto"/>
-        <w:jc w:val="left"/>
-      </w:pPr>
-      <w:r>
-        <w:rPr>
-          <w:b/>
-          <w:i w:val="0"/>
-          <w:color w:val="314359"/>
-          <w:sz w:val="20"/>
-        </w:rPr>
-        <w:t>Company description</w:t>
-      </w:r>
-    </w:p>
-    <w:p>
-      <w:pPr>
-        <w:spacing w:before="40" w:after="80" w:line="269" w:lineRule="auto"/>
-        <w:jc w:val="left"/>
-      </w:pPr>
-      <w:r>
-        <w:rPr>
-          <w:b w:val="0"/>
-          <w:i w:val="0"/>
-          <w:sz w:val="21"/>
-        </w:rPr>
-        <w:t>Tempest Security offers high-quality security and surveillance services in the Nordic countries.</w:t>
-      </w:r>
-    </w:p>
-    <w:tbl>
-      <w:tblPr>
-        <w:tblStyle w:val="TableGrid"/>
-        <w:tblW w:type="auto" w:w="0"/>
-        <w:jc w:val="left"/>
-        <w:tblLook w:firstColumn="1" w:firstRow="1" w:lastColumn="0" w:lastRow="0" w:noHBand="0" w:noVBand="1" w:val="04A0"/>
-      </w:tblPr>
-      <w:tblGrid>
-        <w:gridCol w:w="4968"/>
-        <w:gridCol w:w="4968"/>
-      </w:tblGrid>
-      <w:tr>
-        <w:trPr>
-          <w:cantSplit/>
-        </w:trPr>
-        <w:tc>
-          <w:tcPr>
-            <w:tcW w:type="dxa" w:w="4968"/>
-            <w:shd w:val="clear" w:fill="152130"/>
-          </w:tcPr>
-          <w:p>
-            <w:pPr>
-              <w:spacing w:after="0" w:before="0"/>
-            </w:pPr>
-            <w:r/>
-            <w:r>
-              <w:rPr>
-                <w:b/>
-                <w:color w:val="FFFFFF"/>
-                <w:sz w:val="18"/>
-              </w:rPr>
-              <w:t>Key facts</w:t>
-            </w:r>
-          </w:p>
-        </w:tc>
-        <w:tc>
-          <w:tcPr>
-            <w:tcW w:type="dxa" w:w="4968"/>
-            <w:shd w:val="clear" w:fill="152130"/>
-          </w:tcPr>
-          <w:p>
-            <w:pPr>
-              <w:spacing w:after="0" w:before="0"/>
-            </w:pPr>
-            <w:r/>
-            <w:r>
-              <w:rPr>
-                <w:b/>
-                <w:color w:val="FFFFFF"/>
-                <w:sz w:val="18"/>
-              </w:rPr>
-            </w:r>
-          </w:p>
-        </w:tc>
-      </w:tr>
-      <w:tr>
-        <w:trPr>
-          <w:cantSplit/>
-        </w:trPr>
-        <w:tc>
-          <w:tcPr>
-            <w:tcW w:type="dxa" w:w="4968"/>
-          </w:tcPr>
-          <w:p>
-            <w:pPr>
-              <w:spacing w:after="0" w:before="0"/>
-            </w:pPr>
-            <w:r/>
-            <w:r>
-              <w:rPr>
-                <w:b/>
-                <w:sz w:val="18"/>
-              </w:rPr>
-              <w:t>Market capitalisation</w:t>
-            </w:r>
-          </w:p>
-        </w:tc>
-        <w:tc>
-          <w:tcPr>
-            <w:tcW w:type="dxa" w:w="4968"/>
-          </w:tcPr>
-          <w:p>
-            <w:pPr>
-              <w:spacing w:after="0" w:before="0"/>
-              <w:jc w:val="right"/>
-            </w:pPr>
-            <w:r/>
-            <w:r>
-              <w:rPr>
-                <w:sz w:val="18"/>
-              </w:rPr>
-              <w:t>SEK 278m</w:t>
-            </w:r>
-          </w:p>
-        </w:tc>
-      </w:tr>
-      <w:tr>
-        <w:trPr>
-          <w:cantSplit/>
-        </w:trPr>
-        <w:tc>
-          <w:tcPr>
-            <w:tcW w:type="dxa" w:w="4968"/>
-            <w:shd w:val="clear" w:fill="F6F7F9"/>
-          </w:tcPr>
-          <w:p>
-            <w:pPr>
-              <w:spacing w:after="0" w:before="0"/>
-            </w:pPr>
-            <w:r/>
-            <w:r>
-              <w:rPr>
-                <w:b/>
-                <w:sz w:val="18"/>
-              </w:rPr>
-              <w:t>Enterprise value</w:t>
-            </w:r>
-          </w:p>
-        </w:tc>
-        <w:tc>
-          <w:tcPr>
-            <w:tcW w:type="dxa" w:w="4968"/>
-            <w:shd w:val="clear" w:fill="F6F7F9"/>
-          </w:tcPr>
-          <w:p>
-            <w:pPr>
-              <w:spacing w:after="0" w:before="0"/>
-              <w:jc w:val="right"/>
-            </w:pPr>
-            <w:r/>
-            <w:r>
-              <w:rPr>
-                <w:sz w:val="18"/>
-              </w:rPr>
-              <w:t>SEK 45m</w:t>
-            </w:r>
-          </w:p>
-        </w:tc>
-      </w:tr>
-      <w:tr>
-        <w:trPr>
-          <w:cantSplit/>
-        </w:trPr>
-        <w:tc>
-          <w:tcPr>
-            <w:tcW w:type="dxa" w:w="4968"/>
-          </w:tcPr>
-          <w:p>
-            <w:pPr>
-              <w:spacing w:after="0" w:before="0"/>
-            </w:pPr>
-            <w:r/>
-            <w:r>
-              <w:rPr>
-                <w:b/>
-                <w:sz w:val="18"/>
-              </w:rPr>
-              <w:t>AIP ownership</w:t>
-            </w:r>
-          </w:p>
-        </w:tc>
-        <w:tc>
-          <w:tcPr>
-            <w:tcW w:type="dxa" w:w="4968"/>
-          </w:tcPr>
-          <w:p>
-            <w:pPr>
-              <w:spacing w:after="0" w:before="0"/>
-              <w:jc w:val="right"/>
-            </w:pPr>
-            <w:r/>
-            <w:r>
-              <w:rPr>
-                <w:sz w:val="18"/>
-              </w:rPr>
-              <w:t>5%</w:t>
-            </w:r>
-          </w:p>
-        </w:tc>
-      </w:tr>
-      <w:tr>
-        <w:trPr>
-          <w:cantSplit/>
-        </w:trPr>
-        <w:tc>
-          <w:tcPr>
-            <w:tcW w:type="dxa" w:w="4968"/>
-            <w:shd w:val="clear" w:fill="F6F7F9"/>
-          </w:tcPr>
-          <w:p>
-            <w:pPr>
-              <w:spacing w:after="0" w:before="0"/>
-            </w:pPr>
-            <w:r/>
-            <w:r>
-              <w:rPr>
-                <w:b/>
-                <w:sz w:val="18"/>
-              </w:rPr>
-              <w:t>% of portfolio</w:t>
-            </w:r>
-          </w:p>
-        </w:tc>
-        <w:tc>
-          <w:tcPr>
-            <w:tcW w:type="dxa" w:w="4968"/>
-            <w:shd w:val="clear" w:fill="F6F7F9"/>
-          </w:tcPr>
-          <w:p>
-            <w:pPr>
-              <w:spacing w:after="0" w:before="0"/>
-              <w:jc w:val="right"/>
-            </w:pPr>
-            <w:r/>
-            <w:r>
-              <w:rPr>
-                <w:sz w:val="18"/>
-              </w:rPr>
-              <w:t>4%</w:t>
-            </w:r>
-          </w:p>
-        </w:tc>
-      </w:tr>
-      <w:tr>
-        <w:trPr>
-          <w:cantSplit/>
-        </w:trPr>
-        <w:tc>
-          <w:tcPr>
-            <w:tcW w:type="dxa" w:w="4968"/>
-          </w:tcPr>
-          <w:p>
-            <w:pPr>
-              <w:spacing w:after="0" w:before="0"/>
-            </w:pPr>
-            <w:r/>
-            <w:r>
-              <w:rPr>
-                <w:b/>
-                <w:sz w:val="18"/>
-              </w:rPr>
-              <w:t>Board representation</w:t>
-            </w:r>
-          </w:p>
-        </w:tc>
-        <w:tc>
-          <w:tcPr>
-            <w:tcW w:type="dxa" w:w="4968"/>
-          </w:tcPr>
-          <w:p>
-            <w:pPr>
-              <w:spacing w:after="0" w:before="0"/>
-              <w:jc w:val="right"/>
-            </w:pPr>
-            <w:r/>
-            <w:r>
-              <w:rPr>
-                <w:sz w:val="18"/>
-              </w:rPr>
-              <w:t>Since 2020</w:t>
-            </w:r>
-          </w:p>
-        </w:tc>
-      </w:tr>
-    </w:tbl>
-    <w:p>
-      <w:pPr>
-        <w:keepNext/>
-        <w:spacing w:before="120" w:after="20" w:line="269" w:lineRule="auto"/>
-        <w:jc w:val="left"/>
-      </w:pPr>
-      <w:r>
-        <w:rPr>
-          <w:b/>
-          <w:i w:val="0"/>
-          <w:color w:val="314359"/>
-          <w:sz w:val="20"/>
-        </w:rPr>
-        <w:t>Our view</w:t>
-      </w:r>
-    </w:p>
-    <w:p>
-      <w:pPr>
-        <w:spacing w:before="40" w:after="60" w:line="269" w:lineRule="auto"/>
-        <w:jc w:val="left"/>
-      </w:pPr>
-      <w:r>
-        <w:rPr>
-          <w:b w:val="0"/>
-          <w:i w:val="0"/>
-          <w:sz w:val="21"/>
-        </w:rPr>
-        <w:t>An actual and perceived increase in societal tension and crime, combined with fewer police resources, is driving demand for private security services. Tempest is one of the larger providers in Sweden and has a strong reputation. There are opportunities to improve profitability both through cost savings — as the company has refocused on its core markets — and through expansion in areas where the company has operational leverage, such as the security operations centre.</w:t>
-      </w:r>
-    </w:p>
-    <w:p>
-      <w:pPr>
-        <w:keepNext/>
-        <w:spacing w:before="120" w:after="20" w:line="269" w:lineRule="auto"/>
-        <w:jc w:val="left"/>
-      </w:pPr>
-      <w:r>
-        <w:rPr>
-          <w:b/>
-          <w:i w:val="0"/>
-          <w:color w:val="314359"/>
-          <w:sz w:val="20"/>
-        </w:rPr>
-        <w:t>Recent events, Q1 2026</w:t>
-      </w:r>
-    </w:p>
-    <w:p>
-      <w:pPr>
-        <w:pStyle w:val="ListBullet"/>
-        <w:spacing w:after="20"/>
-      </w:pPr>
-      <w:r>
-        <w:rPr>
-          <w:sz w:val="21"/>
-        </w:rPr>
-        <w:t>Net sales increased by 11% to SEK 146m, driven by growth in the core business.</w:t>
-      </w:r>
-    </w:p>
-    <w:p>
-      <w:pPr>
-        <w:pStyle w:val="ListBullet"/>
-        <w:spacing w:after="20"/>
-      </w:pPr>
-      <w:r>
-        <w:rPr>
-          <w:sz w:val="21"/>
-        </w:rPr>
-        <w:t>The operating result for Q1 improved to SEK 1.9m.</w:t>
-      </w:r>
-    </w:p>
-    <w:p>
-      <w:pPr>
-        <w:pStyle w:val="ListBullet"/>
-        <w:spacing w:after="20"/>
-      </w:pPr>
-      <w:r>
-        <w:rPr>
-          <w:sz w:val="21"/>
-        </w:rPr>
-        <w:t>Operating cash flow was strongly positive at SEK 4.6m.</w:t>
-      </w:r>
-    </w:p>
-    <w:p>
-      <w:pPr>
-        <w:keepNext/>
-        <w:spacing w:before="100" w:after="40" w:line="269" w:lineRule="auto"/>
-        <w:jc w:val="left"/>
-      </w:pPr>
-      <w:r>
-        <w:rPr>
-          <w:b/>
-          <w:i w:val="0"/>
-          <w:color w:val="314359"/>
-          <w:sz w:val="20"/>
-        </w:rPr>
-        <w:t>Share price &amp; traded volume (3-year)</w:t>
-      </w:r>
-    </w:p>
-    <w:p>
-      <w:pPr>
-        <w:spacing w:after="40"/>
-        <w:jc w:val="left"/>
-      </w:pPr>
-      <w:r>
-        <w:drawing>
-          <wp:inline xmlns:a="http://schemas.openxmlformats.org/drawingml/2006/main" xmlns:pic="http://schemas.openxmlformats.org/drawingml/2006/picture">
-            <wp:extent cx="5212080" cy="1900056"/>
-            <wp:docPr id="1" name="Picture 1"/>
-            <wp:cNvGraphicFramePr>
-              <a:graphicFrameLocks noChangeAspect="1"/>
-            </wp:cNvGraphicFramePr>
-            <a:graphic>
-              <a:graphicData uri="http://schemas.openxmlformats.org/drawingml/2006/picture">
-                <pic:pic>
-                  <pic:nvPicPr>
-                    <pic:cNvPr id="0" name="d5402f2326a87fdca7834941d57a6d84.png"/>
-                    <pic:cNvPicPr/>
-                  </pic:nvPicPr>
-                  <pic:blipFill>
-                    <a:blip r:embed="rId9"/>
-                    <a:stretch>
-                      <a:fillRect/>
-                    </a:stretch>
-                  </pic:blipFill>
-                  <pic:spPr>
-                    <a:xfrm>
-                      <a:off x="0" y="0"/>
-                      <a:ext cx="5212080" cy="1900056"/>
-                    </a:xfrm>
-                    <a:prstGeom prst="rect"/>
-                  </pic:spPr>
-                </pic:pic>
-              </a:graphicData>
-            </a:graphic>
-          </wp:inline>
-        </w:drawing>
-      </w:r>
-    </w:p>
-    <w:p>
-      <w:pPr>
-        <w:spacing w:before="40" w:after="60" w:line="269" w:lineRule="auto"/>
-        <w:jc w:val="left"/>
-      </w:pPr>
-      <w:r>
-        <w:rPr>
-          <w:b w:val="0"/>
-          <w:i/>
-          <w:color w:val="556A83"/>
-          <w:sz w:val="16"/>
-        </w:rPr>
-        <w:t>Source: exchange daily price history, 3-year series to 15 June 2026. Nasdaq First North Growth Market: TSEC.</w:t>
-      </w:r>
-    </w:p>
-    <w:p>
-      <w:pPr>
-        <w:spacing w:after="0" w:before="0"/>
-      </w:pPr>
-      <w:r>
-        <w:br w:type="page"/>
-      </w:r>
-    </w:p>
-    <w:p>
-      <w:pPr>
-        <w:keepNext/>
-        <w:spacing w:before="120" w:after="80"/>
-        <w:pageBreakBefore/>
+        <w:pageBreakBefore w:val="0"/>
         <w:pBdr>
           <w:bottom w:val="single" w:sz="6" w:space="2" w:color="314359"/>
         </w:pBdr>
@@ -10841,6 +10367,1117 @@
           <w:color w:val="152130"/>
           <w:sz w:val="26"/>
         </w:rPr>
+        <w:t>TBK</w:t>
+      </w:r>
+    </w:p>
+    <w:p>
+      <w:pPr>
+        <w:keepNext/>
+        <w:spacing w:before="40" w:after="20" w:line="269" w:lineRule="auto"/>
+        <w:jc w:val="left"/>
+      </w:pPr>
+      <w:r>
+        <w:rPr>
+          <w:b/>
+          <w:i w:val="0"/>
+          <w:color w:val="314359"/>
+          <w:sz w:val="20"/>
+        </w:rPr>
+        <w:t>Company description</w:t>
+      </w:r>
+    </w:p>
+    <w:p>
+      <w:pPr>
+        <w:spacing w:before="40" w:after="80" w:line="269" w:lineRule="auto"/>
+        <w:jc w:val="left"/>
+      </w:pPr>
+      <w:r>
+        <w:rPr>
+          <w:b w:val="0"/>
+          <w:i w:val="0"/>
+          <w:sz w:val="21"/>
+        </w:rPr>
+        <w:t>TBK is a long-standing Tier 1–2 supplier of safety-critical braking systems, retarders, asbestos-free linings, engine water and oil pumps, and other engine components for trucks and buses. The business is underpinned by long-term customer relationships and by products that are designed into the platforms of major commercial-vehicle OEMs. Once qualified, parts typically remain in place for the full model cycle, creating significant switching costs.</w:t>
+      </w:r>
+    </w:p>
+    <w:tbl>
+      <w:tblPr>
+        <w:tblStyle w:val="TableGrid"/>
+        <w:tblW w:type="auto" w:w="0"/>
+        <w:jc w:val="left"/>
+        <w:tblLook w:firstColumn="1" w:firstRow="1" w:lastColumn="0" w:lastRow="0" w:noHBand="0" w:noVBand="1" w:val="04A0"/>
+      </w:tblPr>
+      <w:tblGrid>
+        <w:gridCol w:w="4968"/>
+        <w:gridCol w:w="4968"/>
+      </w:tblGrid>
+      <w:tr>
+        <w:trPr>
+          <w:cantSplit/>
+        </w:trPr>
+        <w:tc>
+          <w:tcPr>
+            <w:tcW w:type="dxa" w:w="4968"/>
+            <w:shd w:val="clear" w:fill="152130"/>
+          </w:tcPr>
+          <w:p>
+            <w:pPr>
+              <w:spacing w:after="0" w:before="0"/>
+            </w:pPr>
+            <w:r/>
+            <w:r>
+              <w:rPr>
+                <w:b/>
+                <w:color w:val="FFFFFF"/>
+                <w:sz w:val="18"/>
+              </w:rPr>
+              <w:t>Key facts</w:t>
+            </w:r>
+          </w:p>
+        </w:tc>
+        <w:tc>
+          <w:tcPr>
+            <w:tcW w:type="dxa" w:w="4968"/>
+            <w:shd w:val="clear" w:fill="152130"/>
+          </w:tcPr>
+          <w:p>
+            <w:pPr>
+              <w:spacing w:after="0" w:before="0"/>
+            </w:pPr>
+            <w:r/>
+            <w:r>
+              <w:rPr>
+                <w:b/>
+                <w:color w:val="FFFFFF"/>
+                <w:sz w:val="18"/>
+              </w:rPr>
+            </w:r>
+          </w:p>
+        </w:tc>
+      </w:tr>
+      <w:tr>
+        <w:trPr>
+          <w:cantSplit/>
+        </w:trPr>
+        <w:tc>
+          <w:tcPr>
+            <w:tcW w:type="dxa" w:w="4968"/>
+          </w:tcPr>
+          <w:p>
+            <w:pPr>
+              <w:spacing w:after="0" w:before="0"/>
+            </w:pPr>
+            <w:r/>
+            <w:r>
+              <w:rPr>
+                <w:b/>
+                <w:sz w:val="18"/>
+              </w:rPr>
+              <w:t>Market capitalisation</w:t>
+            </w:r>
+          </w:p>
+        </w:tc>
+        <w:tc>
+          <w:tcPr>
+            <w:tcW w:type="dxa" w:w="4968"/>
+          </w:tcPr>
+          <w:p>
+            <w:pPr>
+              <w:spacing w:after="0" w:before="0"/>
+              <w:jc w:val="right"/>
+            </w:pPr>
+            <w:r/>
+            <w:r>
+              <w:rPr>
+                <w:sz w:val="18"/>
+              </w:rPr>
+              <w:t>JPY 10,446 (unit per source)</w:t>
+            </w:r>
+          </w:p>
+        </w:tc>
+      </w:tr>
+      <w:tr>
+        <w:trPr>
+          <w:cantSplit/>
+        </w:trPr>
+        <w:tc>
+          <w:tcPr>
+            <w:tcW w:type="dxa" w:w="4968"/>
+            <w:shd w:val="clear" w:fill="F6F7F9"/>
+          </w:tcPr>
+          <w:p>
+            <w:pPr>
+              <w:spacing w:after="0" w:before="0"/>
+            </w:pPr>
+            <w:r/>
+            <w:r>
+              <w:rPr>
+                <w:b/>
+                <w:sz w:val="18"/>
+              </w:rPr>
+              <w:t>Enterprise value</w:t>
+            </w:r>
+          </w:p>
+        </w:tc>
+        <w:tc>
+          <w:tcPr>
+            <w:tcW w:type="dxa" w:w="4968"/>
+            <w:shd w:val="clear" w:fill="F6F7F9"/>
+          </w:tcPr>
+          <w:p>
+            <w:pPr>
+              <w:spacing w:after="0" w:before="0"/>
+              <w:jc w:val="right"/>
+            </w:pPr>
+            <w:r/>
+            <w:r>
+              <w:rPr>
+                <w:sz w:val="18"/>
+              </w:rPr>
+              <w:t>JPY 6,940 (unit per source)</w:t>
+            </w:r>
+          </w:p>
+        </w:tc>
+      </w:tr>
+      <w:tr>
+        <w:trPr>
+          <w:cantSplit/>
+        </w:trPr>
+        <w:tc>
+          <w:tcPr>
+            <w:tcW w:type="dxa" w:w="4968"/>
+          </w:tcPr>
+          <w:p>
+            <w:pPr>
+              <w:spacing w:after="0" w:before="0"/>
+            </w:pPr>
+            <w:r/>
+            <w:r>
+              <w:rPr>
+                <w:b/>
+                <w:sz w:val="18"/>
+              </w:rPr>
+              <w:t>AIP ownership</w:t>
+            </w:r>
+          </w:p>
+        </w:tc>
+        <w:tc>
+          <w:tcPr>
+            <w:tcW w:type="dxa" w:w="4968"/>
+          </w:tcPr>
+          <w:p>
+            <w:pPr>
+              <w:spacing w:after="0" w:before="0"/>
+              <w:jc w:val="right"/>
+            </w:pPr>
+            <w:r/>
+            <w:r>
+              <w:rPr>
+                <w:sz w:val="18"/>
+              </w:rPr>
+              <w:t>7%</w:t>
+            </w:r>
+          </w:p>
+        </w:tc>
+      </w:tr>
+      <w:tr>
+        <w:trPr>
+          <w:cantSplit/>
+        </w:trPr>
+        <w:tc>
+          <w:tcPr>
+            <w:tcW w:type="dxa" w:w="4968"/>
+            <w:shd w:val="clear" w:fill="F6F7F9"/>
+          </w:tcPr>
+          <w:p>
+            <w:pPr>
+              <w:spacing w:after="0" w:before="0"/>
+            </w:pPr>
+            <w:r/>
+            <w:r>
+              <w:rPr>
+                <w:b/>
+                <w:sz w:val="18"/>
+              </w:rPr>
+              <w:t>% of portfolio</w:t>
+            </w:r>
+          </w:p>
+        </w:tc>
+        <w:tc>
+          <w:tcPr>
+            <w:tcW w:type="dxa" w:w="4968"/>
+            <w:shd w:val="clear" w:fill="F6F7F9"/>
+          </w:tcPr>
+          <w:p>
+            <w:pPr>
+              <w:spacing w:after="0" w:before="0"/>
+              <w:jc w:val="right"/>
+            </w:pPr>
+            <w:r/>
+            <w:r>
+              <w:rPr>
+                <w:sz w:val="18"/>
+              </w:rPr>
+              <w:t>12%</w:t>
+            </w:r>
+          </w:p>
+        </w:tc>
+      </w:tr>
+      <w:tr>
+        <w:trPr>
+          <w:cantSplit/>
+        </w:trPr>
+        <w:tc>
+          <w:tcPr>
+            <w:tcW w:type="dxa" w:w="4968"/>
+          </w:tcPr>
+          <w:p>
+            <w:pPr>
+              <w:spacing w:after="0" w:before="0"/>
+            </w:pPr>
+            <w:r/>
+            <w:r>
+              <w:rPr>
+                <w:b/>
+                <w:sz w:val="18"/>
+              </w:rPr>
+              <w:t>Board representation</w:t>
+            </w:r>
+          </w:p>
+        </w:tc>
+        <w:tc>
+          <w:tcPr>
+            <w:tcW w:type="dxa" w:w="4968"/>
+          </w:tcPr>
+          <w:p>
+            <w:pPr>
+              <w:spacing w:after="0" w:before="0"/>
+              <w:jc w:val="right"/>
+            </w:pPr>
+            <w:r/>
+            <w:r>
+              <w:rPr>
+                <w:sz w:val="18"/>
+              </w:rPr>
+              <w:t>No</w:t>
+            </w:r>
+          </w:p>
+        </w:tc>
+      </w:tr>
+    </w:tbl>
+    <w:p>
+      <w:pPr>
+        <w:keepNext/>
+        <w:spacing w:before="120" w:after="20" w:line="269" w:lineRule="auto"/>
+        <w:jc w:val="left"/>
+      </w:pPr>
+      <w:r>
+        <w:rPr>
+          <w:b/>
+          <w:i w:val="0"/>
+          <w:color w:val="314359"/>
+          <w:sz w:val="20"/>
+        </w:rPr>
+        <w:t>Our view</w:t>
+      </w:r>
+    </w:p>
+    <w:p>
+      <w:pPr>
+        <w:spacing w:before="40" w:after="60" w:line="269" w:lineRule="auto"/>
+        <w:jc w:val="left"/>
+      </w:pPr>
+      <w:r>
+        <w:rPr>
+          <w:b w:val="0"/>
+          <w:i w:val="0"/>
+          <w:sz w:val="21"/>
+        </w:rPr>
+        <w:t>TBK has suffered from weak profitability, primarily owing to below-market pricing with its largest customer and an oversized manufacturing footprint in Japan. Drawing on our prior experience as the largest shareholder and a board member at Concentric and Haldex, we see potential operational improvements that could lift the operating margin to 10%. On that basis, the company would be trading at just 2x earnings.</w:t>
+      </w:r>
+    </w:p>
+    <w:p>
+      <w:pPr>
+        <w:keepNext/>
+        <w:spacing w:before="120" w:after="20" w:line="269" w:lineRule="auto"/>
+        <w:jc w:val="left"/>
+      </w:pPr>
+      <w:r>
+        <w:rPr>
+          <w:b/>
+          <w:i w:val="0"/>
+          <w:color w:val="314359"/>
+          <w:sz w:val="20"/>
+        </w:rPr>
+        <w:t>Recent events, FY 25/26</w:t>
+      </w:r>
+    </w:p>
+    <w:p>
+      <w:pPr>
+        <w:pStyle w:val="ListBullet"/>
+        <w:spacing w:after="20"/>
+      </w:pPr>
+      <w:r>
+        <w:rPr>
+          <w:sz w:val="21"/>
+        </w:rPr>
+        <w:t>Sales increased 0.6% to JPY 54.8bn for the full year.</w:t>
+      </w:r>
+    </w:p>
+    <w:p>
+      <w:pPr>
+        <w:pStyle w:val="ListBullet"/>
+        <w:spacing w:after="20"/>
+      </w:pPr>
+      <w:r>
+        <w:rPr>
+          <w:sz w:val="21"/>
+        </w:rPr>
+        <w:t>Gross margin strengthened to 12.5%, versus 10.6% a year earlier.</w:t>
+      </w:r>
+    </w:p>
+    <w:p>
+      <w:pPr>
+        <w:pStyle w:val="ListBullet"/>
+        <w:spacing w:after="20"/>
+      </w:pPr>
+      <w:r>
+        <w:rPr>
+          <w:sz w:val="21"/>
+        </w:rPr>
+        <w:t>EBIT improved to JPY 1,496m, compared with JPY 941m a year earlier.</w:t>
+      </w:r>
+    </w:p>
+    <w:p>
+      <w:pPr>
+        <w:keepNext/>
+        <w:spacing w:before="120" w:after="20" w:line="269" w:lineRule="auto"/>
+        <w:jc w:val="left"/>
+      </w:pPr>
+      <w:r>
+        <w:rPr>
+          <w:b/>
+          <w:i w:val="0"/>
+          <w:color w:val="314359"/>
+          <w:sz w:val="20"/>
+        </w:rPr>
+        <w:t>Financial results</w:t>
+      </w:r>
+    </w:p>
+    <w:tbl>
+      <w:tblPr>
+        <w:tblStyle w:val="TableGrid"/>
+        <w:tblW w:type="auto" w:w="0"/>
+        <w:jc w:val="left"/>
+        <w:tblLook w:firstColumn="1" w:firstRow="1" w:lastColumn="0" w:lastRow="0" w:noHBand="0" w:noVBand="1" w:val="04A0"/>
+      </w:tblPr>
+      <w:tblGrid>
+        <w:gridCol w:w="1656"/>
+        <w:gridCol w:w="1656"/>
+        <w:gridCol w:w="1656"/>
+        <w:gridCol w:w="1656"/>
+        <w:gridCol w:w="1656"/>
+        <w:gridCol w:w="1656"/>
+      </w:tblGrid>
+      <w:tr>
+        <w:trPr>
+          <w:cantSplit/>
+        </w:trPr>
+        <w:tc>
+          <w:tcPr>
+            <w:tcW w:type="dxa" w:w="1656"/>
+            <w:shd w:val="clear" w:fill="152130"/>
+          </w:tcPr>
+          <w:p>
+            <w:pPr>
+              <w:spacing w:after="0" w:before="0"/>
+            </w:pPr>
+            <w:r/>
+            <w:r>
+              <w:rPr>
+                <w:b/>
+                <w:color w:val="FFFFFF"/>
+                <w:sz w:val="17"/>
+              </w:rPr>
+              <w:t>BN JPY</w:t>
+            </w:r>
+          </w:p>
+        </w:tc>
+        <w:tc>
+          <w:tcPr>
+            <w:tcW w:type="dxa" w:w="1656"/>
+            <w:shd w:val="clear" w:fill="152130"/>
+          </w:tcPr>
+          <w:p>
+            <w:pPr>
+              <w:spacing w:after="0" w:before="0"/>
+            </w:pPr>
+            <w:r/>
+            <w:r>
+              <w:rPr>
+                <w:b/>
+                <w:color w:val="FFFFFF"/>
+                <w:sz w:val="17"/>
+              </w:rPr>
+              <w:t>21/22</w:t>
+            </w:r>
+          </w:p>
+        </w:tc>
+        <w:tc>
+          <w:tcPr>
+            <w:tcW w:type="dxa" w:w="1656"/>
+            <w:shd w:val="clear" w:fill="152130"/>
+          </w:tcPr>
+          <w:p>
+            <w:pPr>
+              <w:spacing w:after="0" w:before="0"/>
+            </w:pPr>
+            <w:r/>
+            <w:r>
+              <w:rPr>
+                <w:b/>
+                <w:color w:val="FFFFFF"/>
+                <w:sz w:val="17"/>
+              </w:rPr>
+              <w:t>22/23</w:t>
+            </w:r>
+          </w:p>
+        </w:tc>
+        <w:tc>
+          <w:tcPr>
+            <w:tcW w:type="dxa" w:w="1656"/>
+            <w:shd w:val="clear" w:fill="152130"/>
+          </w:tcPr>
+          <w:p>
+            <w:pPr>
+              <w:spacing w:after="0" w:before="0"/>
+            </w:pPr>
+            <w:r/>
+            <w:r>
+              <w:rPr>
+                <w:b/>
+                <w:color w:val="FFFFFF"/>
+                <w:sz w:val="17"/>
+              </w:rPr>
+              <w:t>23/24</w:t>
+            </w:r>
+          </w:p>
+        </w:tc>
+        <w:tc>
+          <w:tcPr>
+            <w:tcW w:type="dxa" w:w="1656"/>
+            <w:shd w:val="clear" w:fill="152130"/>
+          </w:tcPr>
+          <w:p>
+            <w:pPr>
+              <w:spacing w:after="0" w:before="0"/>
+            </w:pPr>
+            <w:r/>
+            <w:r>
+              <w:rPr>
+                <w:b/>
+                <w:color w:val="FFFFFF"/>
+                <w:sz w:val="17"/>
+              </w:rPr>
+              <w:t>24/25</w:t>
+            </w:r>
+          </w:p>
+        </w:tc>
+        <w:tc>
+          <w:tcPr>
+            <w:tcW w:type="dxa" w:w="1656"/>
+            <w:shd w:val="clear" w:fill="152130"/>
+          </w:tcPr>
+          <w:p>
+            <w:pPr>
+              <w:spacing w:after="0" w:before="0"/>
+            </w:pPr>
+            <w:r/>
+            <w:r>
+              <w:rPr>
+                <w:b/>
+                <w:color w:val="FFFFFF"/>
+                <w:sz w:val="17"/>
+              </w:rPr>
+              <w:t>25/26</w:t>
+            </w:r>
+          </w:p>
+        </w:tc>
+      </w:tr>
+      <w:tr>
+        <w:trPr>
+          <w:cantSplit/>
+        </w:trPr>
+        <w:tc>
+          <w:tcPr>
+            <w:tcW w:type="dxa" w:w="1656"/>
+          </w:tcPr>
+          <w:p>
+            <w:pPr>
+              <w:spacing w:after="0" w:before="0"/>
+            </w:pPr>
+            <w:r/>
+            <w:r>
+              <w:rPr>
+                <w:b/>
+                <w:sz w:val="17"/>
+              </w:rPr>
+              <w:t>Net Revenue</w:t>
+            </w:r>
+          </w:p>
+        </w:tc>
+        <w:tc>
+          <w:tcPr>
+            <w:tcW w:type="dxa" w:w="1656"/>
+          </w:tcPr>
+          <w:p>
+            <w:pPr>
+              <w:spacing w:after="0" w:before="0"/>
+              <w:jc w:val="right"/>
+            </w:pPr>
+            <w:r/>
+            <w:r>
+              <w:rPr>
+                <w:sz w:val="17"/>
+              </w:rPr>
+              <w:t>51</w:t>
+            </w:r>
+          </w:p>
+        </w:tc>
+        <w:tc>
+          <w:tcPr>
+            <w:tcW w:type="dxa" w:w="1656"/>
+          </w:tcPr>
+          <w:p>
+            <w:pPr>
+              <w:spacing w:after="0" w:before="0"/>
+              <w:jc w:val="right"/>
+            </w:pPr>
+            <w:r/>
+            <w:r>
+              <w:rPr>
+                <w:sz w:val="17"/>
+              </w:rPr>
+              <w:t>54</w:t>
+            </w:r>
+          </w:p>
+        </w:tc>
+        <w:tc>
+          <w:tcPr>
+            <w:tcW w:type="dxa" w:w="1656"/>
+          </w:tcPr>
+          <w:p>
+            <w:pPr>
+              <w:spacing w:after="0" w:before="0"/>
+              <w:jc w:val="right"/>
+            </w:pPr>
+            <w:r/>
+            <w:r>
+              <w:rPr>
+                <w:sz w:val="17"/>
+              </w:rPr>
+              <w:t>57</w:t>
+            </w:r>
+          </w:p>
+        </w:tc>
+        <w:tc>
+          <w:tcPr>
+            <w:tcW w:type="dxa" w:w="1656"/>
+          </w:tcPr>
+          <w:p>
+            <w:pPr>
+              <w:spacing w:after="0" w:before="0"/>
+              <w:jc w:val="right"/>
+            </w:pPr>
+            <w:r/>
+            <w:r>
+              <w:rPr>
+                <w:sz w:val="17"/>
+              </w:rPr>
+              <w:t>54</w:t>
+            </w:r>
+          </w:p>
+        </w:tc>
+        <w:tc>
+          <w:tcPr>
+            <w:tcW w:type="dxa" w:w="1656"/>
+          </w:tcPr>
+          <w:p>
+            <w:pPr>
+              <w:spacing w:after="0" w:before="0"/>
+              <w:jc w:val="right"/>
+            </w:pPr>
+            <w:r/>
+            <w:r>
+              <w:rPr>
+                <w:sz w:val="17"/>
+              </w:rPr>
+              <w:t>55</w:t>
+            </w:r>
+          </w:p>
+        </w:tc>
+      </w:tr>
+      <w:tr>
+        <w:trPr>
+          <w:cantSplit/>
+        </w:trPr>
+        <w:tc>
+          <w:tcPr>
+            <w:tcW w:type="dxa" w:w="1656"/>
+            <w:shd w:val="clear" w:fill="F6F7F9"/>
+          </w:tcPr>
+          <w:p>
+            <w:pPr>
+              <w:spacing w:after="0" w:before="0"/>
+            </w:pPr>
+            <w:r/>
+            <w:r>
+              <w:rPr>
+                <w:b/>
+                <w:sz w:val="17"/>
+              </w:rPr>
+              <w:t>EBIT</w:t>
+            </w:r>
+          </w:p>
+        </w:tc>
+        <w:tc>
+          <w:tcPr>
+            <w:tcW w:type="dxa" w:w="1656"/>
+            <w:shd w:val="clear" w:fill="F6F7F9"/>
+          </w:tcPr>
+          <w:p>
+            <w:pPr>
+              <w:spacing w:after="0" w:before="0"/>
+              <w:jc w:val="right"/>
+            </w:pPr>
+            <w:r/>
+            <w:r>
+              <w:rPr>
+                <w:sz w:val="17"/>
+              </w:rPr>
+              <w:t>0.6</w:t>
+            </w:r>
+          </w:p>
+        </w:tc>
+        <w:tc>
+          <w:tcPr>
+            <w:tcW w:type="dxa" w:w="1656"/>
+            <w:shd w:val="clear" w:fill="F6F7F9"/>
+          </w:tcPr>
+          <w:p>
+            <w:pPr>
+              <w:spacing w:after="0" w:before="0"/>
+              <w:jc w:val="right"/>
+            </w:pPr>
+            <w:r/>
+            <w:r>
+              <w:rPr>
+                <w:sz w:val="17"/>
+              </w:rPr>
+              <w:t>(0.6)</w:t>
+            </w:r>
+          </w:p>
+        </w:tc>
+        <w:tc>
+          <w:tcPr>
+            <w:tcW w:type="dxa" w:w="1656"/>
+            <w:shd w:val="clear" w:fill="F6F7F9"/>
+          </w:tcPr>
+          <w:p>
+            <w:pPr>
+              <w:spacing w:after="0" w:before="0"/>
+              <w:jc w:val="right"/>
+            </w:pPr>
+            <w:r/>
+            <w:r>
+              <w:rPr>
+                <w:sz w:val="17"/>
+              </w:rPr>
+              <w:t>0.9</w:t>
+            </w:r>
+          </w:p>
+        </w:tc>
+        <w:tc>
+          <w:tcPr>
+            <w:tcW w:type="dxa" w:w="1656"/>
+            <w:shd w:val="clear" w:fill="F6F7F9"/>
+          </w:tcPr>
+          <w:p>
+            <w:pPr>
+              <w:spacing w:after="0" w:before="0"/>
+              <w:jc w:val="right"/>
+            </w:pPr>
+            <w:r/>
+            <w:r>
+              <w:rPr>
+                <w:sz w:val="17"/>
+              </w:rPr>
+              <w:t>1.0</w:t>
+            </w:r>
+          </w:p>
+        </w:tc>
+        <w:tc>
+          <w:tcPr>
+            <w:tcW w:type="dxa" w:w="1656"/>
+            <w:shd w:val="clear" w:fill="F6F7F9"/>
+          </w:tcPr>
+          <w:p>
+            <w:pPr>
+              <w:spacing w:after="0" w:before="0"/>
+              <w:jc w:val="right"/>
+            </w:pPr>
+            <w:r/>
+            <w:r>
+              <w:rPr>
+                <w:sz w:val="17"/>
+              </w:rPr>
+              <w:t>1.5</w:t>
+            </w:r>
+          </w:p>
+        </w:tc>
+      </w:tr>
+      <w:tr>
+        <w:trPr>
+          <w:cantSplit/>
+        </w:trPr>
+        <w:tc>
+          <w:tcPr>
+            <w:tcW w:type="dxa" w:w="1656"/>
+          </w:tcPr>
+          <w:p>
+            <w:pPr>
+              <w:spacing w:after="0" w:before="0"/>
+            </w:pPr>
+            <w:r/>
+            <w:r>
+              <w:rPr>
+                <w:b/>
+                <w:sz w:val="17"/>
+              </w:rPr>
+              <w:t>Margin</w:t>
+            </w:r>
+          </w:p>
+        </w:tc>
+        <w:tc>
+          <w:tcPr>
+            <w:tcW w:type="dxa" w:w="1656"/>
+          </w:tcPr>
+          <w:p>
+            <w:pPr>
+              <w:spacing w:after="0" w:before="0"/>
+              <w:jc w:val="right"/>
+            </w:pPr>
+            <w:r/>
+            <w:r>
+              <w:rPr>
+                <w:sz w:val="17"/>
+              </w:rPr>
+              <w:t>1.2%</w:t>
+            </w:r>
+          </w:p>
+        </w:tc>
+        <w:tc>
+          <w:tcPr>
+            <w:tcW w:type="dxa" w:w="1656"/>
+          </w:tcPr>
+          <w:p>
+            <w:pPr>
+              <w:spacing w:after="0" w:before="0"/>
+              <w:jc w:val="right"/>
+            </w:pPr>
+            <w:r/>
+            <w:r>
+              <w:rPr>
+                <w:sz w:val="17"/>
+              </w:rPr>
+              <w:t>-1.2%</w:t>
+            </w:r>
+          </w:p>
+        </w:tc>
+        <w:tc>
+          <w:tcPr>
+            <w:tcW w:type="dxa" w:w="1656"/>
+          </w:tcPr>
+          <w:p>
+            <w:pPr>
+              <w:spacing w:after="0" w:before="0"/>
+              <w:jc w:val="right"/>
+            </w:pPr>
+            <w:r/>
+            <w:r>
+              <w:rPr>
+                <w:sz w:val="17"/>
+              </w:rPr>
+              <w:t>1.6%</w:t>
+            </w:r>
+          </w:p>
+        </w:tc>
+        <w:tc>
+          <w:tcPr>
+            <w:tcW w:type="dxa" w:w="1656"/>
+          </w:tcPr>
+          <w:p>
+            <w:pPr>
+              <w:spacing w:after="0" w:before="0"/>
+              <w:jc w:val="right"/>
+            </w:pPr>
+            <w:r/>
+            <w:r>
+              <w:rPr>
+                <w:sz w:val="17"/>
+              </w:rPr>
+              <w:t>1.7%</w:t>
+            </w:r>
+          </w:p>
+        </w:tc>
+        <w:tc>
+          <w:tcPr>
+            <w:tcW w:type="dxa" w:w="1656"/>
+          </w:tcPr>
+          <w:p>
+            <w:pPr>
+              <w:spacing w:after="0" w:before="0"/>
+              <w:jc w:val="right"/>
+            </w:pPr>
+            <w:r/>
+            <w:r>
+              <w:rPr>
+                <w:sz w:val="17"/>
+              </w:rPr>
+              <w:t>2.7%</w:t>
+            </w:r>
+          </w:p>
+        </w:tc>
+      </w:tr>
+      <w:tr>
+        <w:trPr>
+          <w:cantSplit/>
+        </w:trPr>
+        <w:tc>
+          <w:tcPr>
+            <w:tcW w:type="dxa" w:w="1656"/>
+            <w:shd w:val="clear" w:fill="F6F7F9"/>
+          </w:tcPr>
+          <w:p>
+            <w:pPr>
+              <w:spacing w:after="0" w:before="0"/>
+            </w:pPr>
+            <w:r/>
+            <w:r>
+              <w:rPr>
+                <w:b/>
+                <w:sz w:val="17"/>
+              </w:rPr>
+              <w:t>Net Income</w:t>
+            </w:r>
+          </w:p>
+        </w:tc>
+        <w:tc>
+          <w:tcPr>
+            <w:tcW w:type="dxa" w:w="1656"/>
+            <w:shd w:val="clear" w:fill="F6F7F9"/>
+          </w:tcPr>
+          <w:p>
+            <w:pPr>
+              <w:spacing w:after="0" w:before="0"/>
+              <w:jc w:val="right"/>
+            </w:pPr>
+            <w:r/>
+            <w:r>
+              <w:rPr>
+                <w:sz w:val="17"/>
+              </w:rPr>
+              <w:t>0.8</w:t>
+            </w:r>
+          </w:p>
+        </w:tc>
+        <w:tc>
+          <w:tcPr>
+            <w:tcW w:type="dxa" w:w="1656"/>
+            <w:shd w:val="clear" w:fill="F6F7F9"/>
+          </w:tcPr>
+          <w:p>
+            <w:pPr>
+              <w:spacing w:after="0" w:before="0"/>
+              <w:jc w:val="right"/>
+            </w:pPr>
+            <w:r/>
+            <w:r>
+              <w:rPr>
+                <w:sz w:val="17"/>
+              </w:rPr>
+              <w:t>-2.1</w:t>
+            </w:r>
+          </w:p>
+        </w:tc>
+        <w:tc>
+          <w:tcPr>
+            <w:tcW w:type="dxa" w:w="1656"/>
+            <w:shd w:val="clear" w:fill="F6F7F9"/>
+          </w:tcPr>
+          <w:p>
+            <w:pPr>
+              <w:spacing w:after="0" w:before="0"/>
+              <w:jc w:val="right"/>
+            </w:pPr>
+            <w:r/>
+            <w:r>
+              <w:rPr>
+                <w:sz w:val="17"/>
+              </w:rPr>
+              <w:t>0.3</w:t>
+            </w:r>
+          </w:p>
+        </w:tc>
+        <w:tc>
+          <w:tcPr>
+            <w:tcW w:type="dxa" w:w="1656"/>
+            <w:shd w:val="clear" w:fill="F6F7F9"/>
+          </w:tcPr>
+          <w:p>
+            <w:pPr>
+              <w:spacing w:after="0" w:before="0"/>
+              <w:jc w:val="right"/>
+            </w:pPr>
+            <w:r/>
+            <w:r>
+              <w:rPr>
+                <w:sz w:val="17"/>
+              </w:rPr>
+              <w:t>-1.2</w:t>
+            </w:r>
+          </w:p>
+        </w:tc>
+        <w:tc>
+          <w:tcPr>
+            <w:tcW w:type="dxa" w:w="1656"/>
+            <w:shd w:val="clear" w:fill="F6F7F9"/>
+          </w:tcPr>
+          <w:p>
+            <w:pPr>
+              <w:spacing w:after="0" w:before="0"/>
+              <w:jc w:val="right"/>
+            </w:pPr>
+            <w:r/>
+            <w:r>
+              <w:rPr>
+                <w:sz w:val="17"/>
+              </w:rPr>
+              <w:t>0</w:t>
+            </w:r>
+          </w:p>
+        </w:tc>
+      </w:tr>
+    </w:tbl>
+    <w:p>
+      <w:pPr>
+        <w:spacing w:before="40" w:after="60" w:line="269" w:lineRule="auto"/>
+        <w:jc w:val="left"/>
+      </w:pPr>
+      <w:r>
+        <w:rPr>
+          <w:b w:val="0"/>
+          <w:i/>
+          <w:color w:val="556A83"/>
+          <w:sz w:val="16"/>
+        </w:rPr>
+        <w:t>Source labels market cap/EV as “BN JPY”, which is inconsistent with ¥55bn revenue — likely a unit error in the original; reproduced as printed.</w:t>
+      </w:r>
+    </w:p>
+    <w:p>
+      <w:pPr>
+        <w:keepNext/>
+        <w:spacing w:before="100" w:after="40" w:line="269" w:lineRule="auto"/>
+        <w:jc w:val="left"/>
+      </w:pPr>
+      <w:r>
+        <w:rPr>
+          <w:b/>
+          <w:i w:val="0"/>
+          <w:color w:val="314359"/>
+          <w:sz w:val="20"/>
+        </w:rPr>
+        <w:t>Share price &amp; traded volume (3-year)</w:t>
+      </w:r>
+    </w:p>
+    <w:p>
+      <w:pPr>
+        <w:spacing w:after="40"/>
+        <w:jc w:val="left"/>
+      </w:pPr>
+      <w:r>
+        <w:drawing>
+          <wp:inline xmlns:a="http://schemas.openxmlformats.org/drawingml/2006/main" xmlns:pic="http://schemas.openxmlformats.org/drawingml/2006/picture">
+            <wp:extent cx="5212080" cy="1904302"/>
+            <wp:docPr id="4" name="Picture 4"/>
+            <wp:cNvGraphicFramePr>
+              <a:graphicFrameLocks noChangeAspect="1"/>
+            </wp:cNvGraphicFramePr>
+            <a:graphic>
+              <a:graphicData uri="http://schemas.openxmlformats.org/drawingml/2006/picture">
+                <pic:pic>
+                  <pic:nvPicPr>
+                    <pic:cNvPr id="0" name="06de9a45c089ea5fa8c12cd3ffb974a7.png"/>
+                    <pic:cNvPicPr/>
+                  </pic:nvPicPr>
+                  <pic:blipFill>
+                    <a:blip r:embed="rId12"/>
+                    <a:stretch>
+                      <a:fillRect/>
+                    </a:stretch>
+                  </pic:blipFill>
+                  <pic:spPr>
+                    <a:xfrm>
+                      <a:off x="0" y="0"/>
+                      <a:ext cx="5212080" cy="1904302"/>
+                    </a:xfrm>
+                    <a:prstGeom prst="rect"/>
+                  </pic:spPr>
+                </pic:pic>
+              </a:graphicData>
+            </a:graphic>
+          </wp:inline>
+        </w:drawing>
+      </w:r>
+    </w:p>
+    <w:p>
+      <w:pPr>
+        <w:spacing w:before="40" w:after="60" w:line="269" w:lineRule="auto"/>
+        <w:jc w:val="left"/>
+      </w:pPr>
+      <w:r>
+        <w:rPr>
+          <w:b w:val="0"/>
+          <w:i/>
+          <w:color w:val="556A83"/>
+          <w:sz w:val="16"/>
+        </w:rPr>
+        <w:t>Source: exchange daily price history, 3-year series to 15 June 2026. Tokyo Stock Exchange: 7277.</w:t>
+      </w:r>
+    </w:p>
+    <w:p>
+      <w:pPr>
+        <w:spacing w:after="0" w:before="0"/>
+      </w:pPr>
+      <w:r>
+        <w:br w:type="page"/>
+      </w:r>
+    </w:p>
+    <w:p>
+      <w:pPr>
+        <w:keepNext/>
+        <w:spacing w:before="120" w:after="80"/>
+        <w:pageBreakBefore/>
+        <w:pBdr>
+          <w:bottom w:val="single" w:sz="6" w:space="2" w:color="314359"/>
+        </w:pBdr>
+      </w:pPr>
+      <w:r>
+        <w:rPr>
+          <w:rFonts w:ascii="Times New Roman" w:hAnsi="Times New Roman"/>
+          <w:b/>
+          <w:color w:val="152130"/>
+          <w:sz w:val="26"/>
+        </w:rPr>
         <w:t>Somero</w:t>
       </w:r>
     </w:p>
@@ -12032,7 +12669,7 @@
           <w:color w:val="152130"/>
           <w:sz w:val="26"/>
         </w:rPr>
-        <w:t>TBK</w:t>
+        <w:t>Röko</w:t>
       </w:r>
     </w:p>
     <w:p>
@@ -12062,7 +12699,7 @@
           <w:i w:val="0"/>
           <w:sz w:val="21"/>
         </w:rPr>
-        <w:t>TBK is a long-standing Tier 1–2 supplier of safety-critical braking systems, retarders, asbestos-free linings, engine water and oil pumps, and other engine components for trucks and buses. The business is underpinned by long-term customer relationships and by products that are designed into the platforms of major commercial-vehicle OEMs. Once qualified, parts typically remain in place for the full model cycle, creating significant switching costs.</w:t>
+        <w:t>Röko invests its equity capital from its own balance sheet into stable and profitable companies with strong market positions in their respective niche markets. It is a long-term owner focused on independent governance, and the companies it acquires have a proven track record of growing profits over time. Röko’s core principles are empowerment, simplicity and continuous improvement.</w:t>
       </w:r>
     </w:p>
     <w:tbl>
@@ -12156,7 +12793,7 @@
               <w:rPr>
                 <w:sz w:val="18"/>
               </w:rPr>
-              <w:t>JPY 10,446 (unit per source)</w:t>
+              <w:t>SEK 22,082m</w:t>
             </w:r>
           </w:p>
         </w:tc>
@@ -12199,7 +12836,7 @@
               <w:rPr>
                 <w:sz w:val="18"/>
               </w:rPr>
-              <w:t>JPY 6,940 (unit per source)</w:t>
+              <w:t>SEK 25,798m</w:t>
             </w:r>
           </w:p>
         </w:tc>
@@ -12240,7 +12877,7 @@
               <w:rPr>
                 <w:sz w:val="18"/>
               </w:rPr>
-              <w:t>7%</w:t>
+              <w:t>&lt;1%</w:t>
             </w:r>
           </w:p>
         </w:tc>
@@ -12283,7 +12920,7 @@
               <w:rPr>
                 <w:sz w:val="18"/>
               </w:rPr>
-              <w:t>12%</w:t>
+              <w:t>9%</w:t>
             </w:r>
           </w:p>
         </w:tc>
@@ -12357,7 +12994,7 @@
           <w:i w:val="0"/>
           <w:sz w:val="21"/>
         </w:rPr>
-        <w:t>TBK has suffered from weak profitability, primarily owing to below-market pricing with its largest customer and an oversized manufacturing footprint in Japan. Drawing on our prior experience as the largest shareholder and a board member at Concentric and Haldex, we see potential operational improvements that could lift the operating margin to 10%. On that basis, the company would be trading at just 2x earnings.</w:t>
+        <w:t>We were part of the initial group of investors who supported Fredrik Karlsson and Tomas Billing in the formation of the company. Fredrik in particular had been highly successful in building Lifco, a company whose value increased approximately 100-fold over a 20-year period. Röko’s investment model is based on continuously reinvesting its cash flow into new companies while simultaneously improving the profitability of its existing companies.</w:t>
       </w:r>
     </w:p>
     <w:p>
@@ -12373,7 +13010,7 @@
           <w:color w:val="314359"/>
           <w:sz w:val="20"/>
         </w:rPr>
-        <w:t>Recent events, FY 25/26</w:t>
+        <w:t>Recent events, Q1 2026</w:t>
       </w:r>
     </w:p>
     <w:p>
@@ -12385,7 +13022,7 @@
         <w:rPr>
           <w:sz w:val="21"/>
         </w:rPr>
-        <w:t>Sales increased 0.6% to JPY 54.8bn for the full year.</w:t>
+        <w:t>Net sales grew 6% organically year-on-year to SEK 1,853m in Q1.</w:t>
       </w:r>
     </w:p>
     <w:p>
@@ -12397,7 +13034,7 @@
         <w:rPr>
           <w:sz w:val="21"/>
         </w:rPr>
-        <w:t>Gross margin strengthened to 12.5%, versus 10.6% a year earlier.</w:t>
+        <w:t>EBITA increased 5% to SEK 415m.</w:t>
       </w:r>
     </w:p>
     <w:p>
@@ -12409,7 +13046,7 @@
         <w:rPr>
           <w:sz w:val="21"/>
         </w:rPr>
-        <w:t>EBIT improved to JPY 1,496m, compared with JPY 941m a year earlier.</w:t>
+        <w:t>Fredrik Karlsson stepped down as CEO to become deputy CEO; Johan Bladh was appointed as the new CEO.</w:t>
       </w:r>
     </w:p>
     <w:p>
@@ -12463,7 +13100,7 @@
                 <w:color w:val="FFFFFF"/>
                 <w:sz w:val="17"/>
               </w:rPr>
-              <w:t>BN JPY</w:t>
+              <w:t>MSEK</w:t>
             </w:r>
           </w:p>
         </w:tc>
@@ -12483,7 +13120,7 @@
                 <w:color w:val="FFFFFF"/>
                 <w:sz w:val="17"/>
               </w:rPr>
-              <w:t>21/22</w:t>
+              <w:t>2022</w:t>
             </w:r>
           </w:p>
         </w:tc>
@@ -12503,7 +13140,7 @@
                 <w:color w:val="FFFFFF"/>
                 <w:sz w:val="17"/>
               </w:rPr>
-              <w:t>22/23</w:t>
+              <w:t>2023</w:t>
             </w:r>
           </w:p>
         </w:tc>
@@ -12523,7 +13160,7 @@
                 <w:color w:val="FFFFFF"/>
                 <w:sz w:val="17"/>
               </w:rPr>
-              <w:t>23/24</w:t>
+              <w:t>2024</w:t>
             </w:r>
           </w:p>
         </w:tc>
@@ -12543,7 +13180,7 @@
                 <w:color w:val="FFFFFF"/>
                 <w:sz w:val="17"/>
               </w:rPr>
-              <w:t>24/25</w:t>
+              <w:t>2025</w:t>
             </w:r>
           </w:p>
         </w:tc>
@@ -12563,7 +13200,7 @@
                 <w:color w:val="FFFFFF"/>
                 <w:sz w:val="17"/>
               </w:rPr>
-              <w:t>25/26</w:t>
+              <w:t>Q1 2026</w:t>
             </w:r>
           </w:p>
         </w:tc>
@@ -12604,7 +13241,7 @@
               <w:rPr>
                 <w:sz w:val="17"/>
               </w:rPr>
-              <w:t>51</w:t>
+              <w:t>4,313</w:t>
             </w:r>
           </w:p>
         </w:tc>
@@ -12622,7 +13259,7 @@
               <w:rPr>
                 <w:sz w:val="17"/>
               </w:rPr>
-              <w:t>54</w:t>
+              <w:t>5,614</w:t>
             </w:r>
           </w:p>
         </w:tc>
@@ -12640,7 +13277,7 @@
               <w:rPr>
                 <w:sz w:val="17"/>
               </w:rPr>
-              <w:t>57</w:t>
+              <w:t>6,182</w:t>
             </w:r>
           </w:p>
         </w:tc>
@@ -12658,7 +13295,7 @@
               <w:rPr>
                 <w:sz w:val="17"/>
               </w:rPr>
-              <w:t>54</w:t>
+              <w:t>6,452</w:t>
             </w:r>
           </w:p>
         </w:tc>
@@ -12676,7 +13313,7 @@
               <w:rPr>
                 <w:sz w:val="17"/>
               </w:rPr>
-              <w:t>55</w:t>
+              <w:t>1,853</w:t>
             </w:r>
           </w:p>
         </w:tc>
@@ -12700,7 +13337,7 @@
                 <w:b/>
                 <w:sz w:val="17"/>
               </w:rPr>
-              <w:t>EBIT</w:t>
+              <w:t>EBITA</w:t>
             </w:r>
           </w:p>
         </w:tc>
@@ -12719,7 +13356,7 @@
               <w:rPr>
                 <w:sz w:val="17"/>
               </w:rPr>
-              <w:t>0.6</w:t>
+              <w:t>787</w:t>
             </w:r>
           </w:p>
         </w:tc>
@@ -12738,7 +13375,7 @@
               <w:rPr>
                 <w:sz w:val="17"/>
               </w:rPr>
-              <w:t>(0.6)</w:t>
+              <w:t>1,047</w:t>
             </w:r>
           </w:p>
         </w:tc>
@@ -12757,7 +13394,7 @@
               <w:rPr>
                 <w:sz w:val="17"/>
               </w:rPr>
-              <w:t>0.9</w:t>
+              <w:t>1,227</w:t>
             </w:r>
           </w:p>
         </w:tc>
@@ -12776,7 +13413,7 @@
               <w:rPr>
                 <w:sz w:val="17"/>
               </w:rPr>
-              <w:t>1.0</w:t>
+              <w:t>1,339</w:t>
             </w:r>
           </w:p>
         </w:tc>
@@ -12795,7 +13432,7 @@
               <w:rPr>
                 <w:sz w:val="17"/>
               </w:rPr>
-              <w:t>1.5</w:t>
+              <w:t>415</w:t>
             </w:r>
           </w:p>
         </w:tc>
@@ -12836,7 +13473,7 @@
               <w:rPr>
                 <w:sz w:val="17"/>
               </w:rPr>
-              <w:t>1.2%</w:t>
+              <w:t>18%</w:t>
             </w:r>
           </w:p>
         </w:tc>
@@ -12854,7 +13491,7 @@
               <w:rPr>
                 <w:sz w:val="17"/>
               </w:rPr>
-              <w:t>-1.2%</w:t>
+              <w:t>19%</w:t>
             </w:r>
           </w:p>
         </w:tc>
@@ -12872,7 +13509,7 @@
               <w:rPr>
                 <w:sz w:val="17"/>
               </w:rPr>
-              <w:t>1.6%</w:t>
+              <w:t>20%</w:t>
             </w:r>
           </w:p>
         </w:tc>
@@ -12890,7 +13527,7 @@
               <w:rPr>
                 <w:sz w:val="17"/>
               </w:rPr>
-              <w:t>1.7%</w:t>
+              <w:t>21%</w:t>
             </w:r>
           </w:p>
         </w:tc>
@@ -12908,7 +13545,7 @@
               <w:rPr>
                 <w:sz w:val="17"/>
               </w:rPr>
-              <w:t>2.7%</w:t>
+              <w:t>22%</w:t>
             </w:r>
           </w:p>
         </w:tc>
@@ -12932,7 +13569,7 @@
                 <w:b/>
                 <w:sz w:val="17"/>
               </w:rPr>
-              <w:t>Net Income</w:t>
+              <w:t>Acquisitions #</w:t>
             </w:r>
           </w:p>
         </w:tc>
@@ -12951,7 +13588,7 @@
               <w:rPr>
                 <w:sz w:val="17"/>
               </w:rPr>
-              <w:t>0.8</w:t>
+              <w:t>–</w:t>
             </w:r>
           </w:p>
         </w:tc>
@@ -12970,7 +13607,7 @@
               <w:rPr>
                 <w:sz w:val="17"/>
               </w:rPr>
-              <w:t>-2.1</w:t>
+              <w:t>2</w:t>
             </w:r>
           </w:p>
         </w:tc>
@@ -12989,7 +13626,7 @@
               <w:rPr>
                 <w:sz w:val="17"/>
               </w:rPr>
-              <w:t>0.3</w:t>
+              <w:t>4</w:t>
             </w:r>
           </w:p>
         </w:tc>
@@ -13008,7 +13645,7 @@
               <w:rPr>
                 <w:sz w:val="17"/>
               </w:rPr>
-              <w:t>-1.2</w:t>
+              <w:t>3</w:t>
             </w:r>
           </w:p>
         </w:tc>
@@ -13027,12 +13664,68 @@
               <w:rPr>
                 <w:sz w:val="17"/>
               </w:rPr>
-              <w:t>0</w:t>
+              <w:t>3</w:t>
             </w:r>
           </w:p>
         </w:tc>
       </w:tr>
     </w:tbl>
+    <w:p>
+      <w:pPr>
+        <w:keepNext/>
+        <w:spacing w:before="100" w:after="40" w:line="269" w:lineRule="auto"/>
+        <w:jc w:val="left"/>
+      </w:pPr>
+      <w:r>
+        <w:rPr>
+          <w:b/>
+          <w:i w:val="0"/>
+          <w:color w:val="314359"/>
+          <w:sz w:val="20"/>
+        </w:rPr>
+        <w:t>Share price &amp; traded volume (3-year)</w:t>
+      </w:r>
+    </w:p>
+    <w:p>
+      <w:pPr>
+        <w:spacing w:after="40"/>
+        <w:jc w:val="left"/>
+      </w:pPr>
+      <w:r>
+        <w:drawing>
+          <wp:inline xmlns:a="http://schemas.openxmlformats.org/drawingml/2006/main" xmlns:pic="http://schemas.openxmlformats.org/drawingml/2006/picture">
+            <wp:extent cx="5212080" cy="1872912"/>
+            <wp:docPr id="6" name="Picture 6"/>
+            <wp:cNvGraphicFramePr>
+              <a:graphicFrameLocks noChangeAspect="1"/>
+            </wp:cNvGraphicFramePr>
+            <a:graphic>
+              <a:graphicData uri="http://schemas.openxmlformats.org/drawingml/2006/picture">
+                <pic:pic>
+                  <pic:nvPicPr>
+                    <pic:cNvPr id="0" name="d16feb8f877c898d8516be82be99809f.png"/>
+                    <pic:cNvPicPr/>
+                  </pic:nvPicPr>
+                  <pic:blipFill>
+                    <a:blip r:embed="rId14"/>
+                    <a:stretch>
+                      <a:fillRect/>
+                    </a:stretch>
+                  </pic:blipFill>
+                  <pic:spPr>
+                    <a:xfrm>
+                      <a:off x="0" y="0"/>
+                      <a:ext cx="5212080" cy="1872912"/>
+                    </a:xfrm>
+                    <a:prstGeom prst="rect"/>
+                  </pic:spPr>
+                </pic:pic>
+              </a:graphicData>
+            </a:graphic>
+          </wp:inline>
+        </w:drawing>
+      </w:r>
+    </w:p>
     <w:p>
       <w:pPr>
         <w:spacing w:before="40" w:after="60" w:line="269" w:lineRule="auto"/>
@@ -13045,7 +13738,411 @@
           <w:color w:val="556A83"/>
           <w:sz w:val="16"/>
         </w:rPr>
-        <w:t>Source labels market cap/EV as “BN JPY”, which is inconsistent with ¥55bn revenue — likely a unit error in the original; reproduced as printed.</w:t>
+        <w:t>Source: exchange daily price history, 3-year series to 15 June 2026. Nasdaq Stockholm: ROKO B. Price history available from Mar 2025.</w:t>
+      </w:r>
+    </w:p>
+    <w:p>
+      <w:pPr>
+        <w:spacing w:after="0" w:before="0"/>
+      </w:pPr>
+      <w:r>
+        <w:br w:type="page"/>
+      </w:r>
+    </w:p>
+    <w:p>
+      <w:pPr>
+        <w:keepNext/>
+        <w:spacing w:before="120" w:after="80"/>
+        <w:pageBreakBefore/>
+        <w:pBdr>
+          <w:bottom w:val="single" w:sz="6" w:space="2" w:color="314359"/>
+        </w:pBdr>
+      </w:pPr>
+      <w:r>
+        <w:rPr>
+          <w:rFonts w:ascii="Times New Roman" w:hAnsi="Times New Roman"/>
+          <w:b/>
+          <w:color w:val="152130"/>
+          <w:sz w:val="26"/>
+        </w:rPr>
+        <w:t>NGEx</w:t>
+      </w:r>
+    </w:p>
+    <w:p>
+      <w:pPr>
+        <w:keepNext/>
+        <w:spacing w:before="40" w:after="20" w:line="269" w:lineRule="auto"/>
+        <w:jc w:val="left"/>
+      </w:pPr>
+      <w:r>
+        <w:rPr>
+          <w:b/>
+          <w:i w:val="0"/>
+          <w:color w:val="314359"/>
+          <w:sz w:val="20"/>
+        </w:rPr>
+        <w:t>Company description</w:t>
+      </w:r>
+    </w:p>
+    <w:p>
+      <w:pPr>
+        <w:spacing w:before="40" w:after="80" w:line="269" w:lineRule="auto"/>
+        <w:jc w:val="left"/>
+      </w:pPr>
+      <w:r>
+        <w:rPr>
+          <w:b w:val="0"/>
+          <w:i w:val="0"/>
+          <w:sz w:val="21"/>
+        </w:rPr>
+        <w:t>NGEx is a growing copper and gold exploration company based in Canada, focused on the exploration of the Lunahuasi copper–gold–silver project in San Juan Province, Argentina, and the nearby Los Helados copper–gold project, located approximately nine kilometres to the north-east, in Chile’s Region III. Both projects lie within the emerging Vicuña District, which includes the Caserones mine and the Josemaria and Filo del Sol deposits.</w:t>
+      </w:r>
+    </w:p>
+    <w:tbl>
+      <w:tblPr>
+        <w:tblStyle w:val="TableGrid"/>
+        <w:tblW w:type="auto" w:w="0"/>
+        <w:jc w:val="left"/>
+        <w:tblLook w:firstColumn="1" w:firstRow="1" w:lastColumn="0" w:lastRow="0" w:noHBand="0" w:noVBand="1" w:val="04A0"/>
+      </w:tblPr>
+      <w:tblGrid>
+        <w:gridCol w:w="4968"/>
+        <w:gridCol w:w="4968"/>
+      </w:tblGrid>
+      <w:tr>
+        <w:trPr>
+          <w:cantSplit/>
+        </w:trPr>
+        <w:tc>
+          <w:tcPr>
+            <w:tcW w:type="dxa" w:w="4968"/>
+            <w:shd w:val="clear" w:fill="152130"/>
+          </w:tcPr>
+          <w:p>
+            <w:pPr>
+              <w:spacing w:after="0" w:before="0"/>
+            </w:pPr>
+            <w:r/>
+            <w:r>
+              <w:rPr>
+                <w:b/>
+                <w:color w:val="FFFFFF"/>
+                <w:sz w:val="18"/>
+              </w:rPr>
+              <w:t>Key facts</w:t>
+            </w:r>
+          </w:p>
+        </w:tc>
+        <w:tc>
+          <w:tcPr>
+            <w:tcW w:type="dxa" w:w="4968"/>
+            <w:shd w:val="clear" w:fill="152130"/>
+          </w:tcPr>
+          <w:p>
+            <w:pPr>
+              <w:spacing w:after="0" w:before="0"/>
+            </w:pPr>
+            <w:r/>
+            <w:r>
+              <w:rPr>
+                <w:b/>
+                <w:color w:val="FFFFFF"/>
+                <w:sz w:val="18"/>
+              </w:rPr>
+            </w:r>
+          </w:p>
+        </w:tc>
+      </w:tr>
+      <w:tr>
+        <w:trPr>
+          <w:cantSplit/>
+        </w:trPr>
+        <w:tc>
+          <w:tcPr>
+            <w:tcW w:type="dxa" w:w="4968"/>
+          </w:tcPr>
+          <w:p>
+            <w:pPr>
+              <w:spacing w:after="0" w:before="0"/>
+            </w:pPr>
+            <w:r/>
+            <w:r>
+              <w:rPr>
+                <w:b/>
+                <w:sz w:val="18"/>
+              </w:rPr>
+              <w:t>Market capitalisation</w:t>
+            </w:r>
+          </w:p>
+        </w:tc>
+        <w:tc>
+          <w:tcPr>
+            <w:tcW w:type="dxa" w:w="4968"/>
+          </w:tcPr>
+          <w:p>
+            <w:pPr>
+              <w:spacing w:after="0" w:before="0"/>
+              <w:jc w:val="right"/>
+            </w:pPr>
+            <w:r/>
+            <w:r>
+              <w:rPr>
+                <w:sz w:val="18"/>
+              </w:rPr>
+              <w:t>CAD 5,476m</w:t>
+            </w:r>
+          </w:p>
+        </w:tc>
+      </w:tr>
+      <w:tr>
+        <w:trPr>
+          <w:cantSplit/>
+        </w:trPr>
+        <w:tc>
+          <w:tcPr>
+            <w:tcW w:type="dxa" w:w="4968"/>
+            <w:shd w:val="clear" w:fill="F6F7F9"/>
+          </w:tcPr>
+          <w:p>
+            <w:pPr>
+              <w:spacing w:after="0" w:before="0"/>
+            </w:pPr>
+            <w:r/>
+            <w:r>
+              <w:rPr>
+                <w:b/>
+                <w:sz w:val="18"/>
+              </w:rPr>
+              <w:t>Enterprise value</w:t>
+            </w:r>
+          </w:p>
+        </w:tc>
+        <w:tc>
+          <w:tcPr>
+            <w:tcW w:type="dxa" w:w="4968"/>
+            <w:shd w:val="clear" w:fill="F6F7F9"/>
+          </w:tcPr>
+          <w:p>
+            <w:pPr>
+              <w:spacing w:after="0" w:before="0"/>
+              <w:jc w:val="right"/>
+            </w:pPr>
+            <w:r/>
+            <w:r>
+              <w:rPr>
+                <w:sz w:val="18"/>
+              </w:rPr>
+              <w:t>CAD 4,963m</w:t>
+            </w:r>
+          </w:p>
+        </w:tc>
+      </w:tr>
+      <w:tr>
+        <w:trPr>
+          <w:cantSplit/>
+        </w:trPr>
+        <w:tc>
+          <w:tcPr>
+            <w:tcW w:type="dxa" w:w="4968"/>
+          </w:tcPr>
+          <w:p>
+            <w:pPr>
+              <w:spacing w:after="0" w:before="0"/>
+            </w:pPr>
+            <w:r/>
+            <w:r>
+              <w:rPr>
+                <w:b/>
+                <w:sz w:val="18"/>
+              </w:rPr>
+              <w:t>AIP ownership</w:t>
+            </w:r>
+          </w:p>
+        </w:tc>
+        <w:tc>
+          <w:tcPr>
+            <w:tcW w:type="dxa" w:w="4968"/>
+          </w:tcPr>
+          <w:p>
+            <w:pPr>
+              <w:spacing w:after="0" w:before="0"/>
+              <w:jc w:val="right"/>
+            </w:pPr>
+            <w:r/>
+            <w:r>
+              <w:rPr>
+                <w:sz w:val="18"/>
+              </w:rPr>
+              <w:t>&lt;1%</w:t>
+            </w:r>
+          </w:p>
+        </w:tc>
+      </w:tr>
+      <w:tr>
+        <w:trPr>
+          <w:cantSplit/>
+        </w:trPr>
+        <w:tc>
+          <w:tcPr>
+            <w:tcW w:type="dxa" w:w="4968"/>
+            <w:shd w:val="clear" w:fill="F6F7F9"/>
+          </w:tcPr>
+          <w:p>
+            <w:pPr>
+              <w:spacing w:after="0" w:before="0"/>
+            </w:pPr>
+            <w:r/>
+            <w:r>
+              <w:rPr>
+                <w:b/>
+                <w:sz w:val="18"/>
+              </w:rPr>
+              <w:t>% of portfolio</w:t>
+            </w:r>
+          </w:p>
+        </w:tc>
+        <w:tc>
+          <w:tcPr>
+            <w:tcW w:type="dxa" w:w="4968"/>
+            <w:shd w:val="clear" w:fill="F6F7F9"/>
+          </w:tcPr>
+          <w:p>
+            <w:pPr>
+              <w:spacing w:after="0" w:before="0"/>
+              <w:jc w:val="right"/>
+            </w:pPr>
+            <w:r/>
+            <w:r>
+              <w:rPr>
+                <w:sz w:val="18"/>
+              </w:rPr>
+              <w:t>8%</w:t>
+            </w:r>
+          </w:p>
+        </w:tc>
+      </w:tr>
+      <w:tr>
+        <w:trPr>
+          <w:cantSplit/>
+        </w:trPr>
+        <w:tc>
+          <w:tcPr>
+            <w:tcW w:type="dxa" w:w="4968"/>
+          </w:tcPr>
+          <w:p>
+            <w:pPr>
+              <w:spacing w:after="0" w:before="0"/>
+            </w:pPr>
+            <w:r/>
+            <w:r>
+              <w:rPr>
+                <w:b/>
+                <w:sz w:val="18"/>
+              </w:rPr>
+              <w:t>Board representation</w:t>
+            </w:r>
+          </w:p>
+        </w:tc>
+        <w:tc>
+          <w:tcPr>
+            <w:tcW w:type="dxa" w:w="4968"/>
+          </w:tcPr>
+          <w:p>
+            <w:pPr>
+              <w:spacing w:after="0" w:before="0"/>
+              <w:jc w:val="right"/>
+            </w:pPr>
+            <w:r/>
+            <w:r>
+              <w:rPr>
+                <w:sz w:val="18"/>
+              </w:rPr>
+              <w:t>No</w:t>
+            </w:r>
+          </w:p>
+        </w:tc>
+      </w:tr>
+    </w:tbl>
+    <w:p>
+      <w:pPr>
+        <w:keepNext/>
+        <w:spacing w:before="120" w:after="20" w:line="269" w:lineRule="auto"/>
+        <w:jc w:val="left"/>
+      </w:pPr>
+      <w:r>
+        <w:rPr>
+          <w:b/>
+          <w:i w:val="0"/>
+          <w:color w:val="314359"/>
+          <w:sz w:val="20"/>
+        </w:rPr>
+        <w:t>Our view</w:t>
+      </w:r>
+    </w:p>
+    <w:p>
+      <w:pPr>
+        <w:spacing w:before="40" w:after="60" w:line="269" w:lineRule="auto"/>
+        <w:jc w:val="left"/>
+      </w:pPr>
+      <w:r>
+        <w:rPr>
+          <w:b w:val="0"/>
+          <w:i w:val="0"/>
+          <w:sz w:val="21"/>
+        </w:rPr>
+        <w:t>We invested early in NGEx on the basis that the company has an exceptional management team with significant ownership, backed by the Lundin family, which has a strong track record of developing mines in challenging regions. We invested early in the original company, which spun out Filo Mining and Josemaria; the proposal is now to spin out LunR Royalties Corp. Our thesis has been that this provides attractive exposure to the electrification trend, which we believe will drive copper prices higher.</w:t>
+      </w:r>
+    </w:p>
+    <w:p>
+      <w:pPr>
+        <w:keepNext/>
+        <w:spacing w:before="120" w:after="20" w:line="269" w:lineRule="auto"/>
+        <w:jc w:val="left"/>
+      </w:pPr>
+      <w:r>
+        <w:rPr>
+          <w:b/>
+          <w:i w:val="0"/>
+          <w:color w:val="314359"/>
+          <w:sz w:val="20"/>
+        </w:rPr>
+        <w:t>Recent events, Q1 2026</w:t>
+      </w:r>
+    </w:p>
+    <w:p>
+      <w:pPr>
+        <w:pStyle w:val="ListBullet"/>
+        <w:spacing w:after="20"/>
+      </w:pPr>
+      <w:r>
+        <w:rPr>
+          <w:sz w:val="21"/>
+        </w:rPr>
+        <w:t>The results of the Phase 3 programme were positive and confirmed the discovery of one of the highest-grade copper, gold and silver intercepts drilled globally.</w:t>
+      </w:r>
+    </w:p>
+    <w:p>
+      <w:pPr>
+        <w:pStyle w:val="ListBullet"/>
+        <w:spacing w:after="20"/>
+      </w:pPr>
+      <w:r>
+        <w:rPr>
+          <w:sz w:val="21"/>
+        </w:rPr>
+        <w:t>The Phase 4 drill programme at Lunahuasi is now complete. Results continue to be very positive, indicating further potential at short range.</w:t>
+      </w:r>
+    </w:p>
+    <w:p>
+      <w:pPr>
+        <w:pStyle w:val="ListBullet"/>
+        <w:spacing w:after="20"/>
+      </w:pPr>
+      <w:r>
+        <w:rPr>
+          <w:sz w:val="21"/>
+        </w:rPr>
+        <w:t>The mid-range step-out drilling points to extensions of existing mineralised intersections and to the existence of two new high-grade zones with the same characteristics as those previously identified. Further analysis is required before Phase 5 is initiated in Q4 2026.</w:t>
       </w:r>
     </w:p>
     <w:p>
@@ -13072,8 +14169,8 @@
       <w:r>
         <w:drawing>
           <wp:inline xmlns:a="http://schemas.openxmlformats.org/drawingml/2006/main" xmlns:pic="http://schemas.openxmlformats.org/drawingml/2006/picture">
-            <wp:extent cx="5212080" cy="1904302"/>
-            <wp:docPr id="4" name="Picture 4"/>
+            <wp:extent cx="5212080" cy="1895829"/>
+            <wp:docPr id="7" name="Picture 7"/>
             <wp:cNvGraphicFramePr>
               <a:graphicFrameLocks noChangeAspect="1"/>
             </wp:cNvGraphicFramePr>
@@ -13081,11 +14178,11 @@
               <a:graphicData uri="http://schemas.openxmlformats.org/drawingml/2006/picture">
                 <pic:pic>
                   <pic:nvPicPr>
-                    <pic:cNvPr id="0" name="06de9a45c089ea5fa8c12cd3ffb974a7.png"/>
+                    <pic:cNvPr id="0" name="fca4fb793f41dea283f45cb10c64e37e.png"/>
                     <pic:cNvPicPr/>
                   </pic:nvPicPr>
                   <pic:blipFill>
-                    <a:blip r:embed="rId12"/>
+                    <a:blip r:embed="rId15"/>
                     <a:stretch>
                       <a:fillRect/>
                     </a:stretch>
@@ -13093,7 +14190,7 @@
                   <pic:spPr>
                     <a:xfrm>
                       <a:off x="0" y="0"/>
-                      <a:ext cx="5212080" cy="1904302"/>
+                      <a:ext cx="5212080" cy="1895829"/>
                     </a:xfrm>
                     <a:prstGeom prst="rect"/>
                   </pic:spPr>
@@ -13116,7 +14213,482 @@
           <w:color w:val="556A83"/>
           <w:sz w:val="16"/>
         </w:rPr>
-        <w:t>Source: exchange daily price history, 3-year series to 15 June 2026. Tokyo Stock Exchange: 7277.</w:t>
+        <w:t>Source: exchange daily price history, 3-year series to 15 June 2026. Toronto Stock Exchange: NGEX.</w:t>
+      </w:r>
+    </w:p>
+    <w:p>
+      <w:pPr>
+        <w:spacing w:after="0" w:before="0"/>
+      </w:pPr>
+      <w:r>
+        <w:br w:type="page"/>
+      </w:r>
+    </w:p>
+    <w:p>
+      <w:pPr>
+        <w:keepNext/>
+        <w:spacing w:before="120" w:after="80"/>
+        <w:pageBreakBefore/>
+        <w:pBdr>
+          <w:bottom w:val="single" w:sz="6" w:space="2" w:color="314359"/>
+        </w:pBdr>
+      </w:pPr>
+      <w:r>
+        <w:rPr>
+          <w:rFonts w:ascii="Times New Roman" w:hAnsi="Times New Roman"/>
+          <w:b/>
+          <w:color w:val="152130"/>
+          <w:sz w:val="26"/>
+        </w:rPr>
+        <w:t>Tempest Security</w:t>
+      </w:r>
+    </w:p>
+    <w:p>
+      <w:pPr>
+        <w:keepNext/>
+        <w:spacing w:before="40" w:after="20" w:line="269" w:lineRule="auto"/>
+        <w:jc w:val="left"/>
+      </w:pPr>
+      <w:r>
+        <w:rPr>
+          <w:b/>
+          <w:i w:val="0"/>
+          <w:color w:val="314359"/>
+          <w:sz w:val="20"/>
+        </w:rPr>
+        <w:t>Company description</w:t>
+      </w:r>
+    </w:p>
+    <w:p>
+      <w:pPr>
+        <w:spacing w:before="40" w:after="80" w:line="269" w:lineRule="auto"/>
+        <w:jc w:val="left"/>
+      </w:pPr>
+      <w:r>
+        <w:rPr>
+          <w:b w:val="0"/>
+          <w:i w:val="0"/>
+          <w:sz w:val="21"/>
+        </w:rPr>
+        <w:t>Tempest Security offers high-quality security and surveillance services in the Nordic countries.</w:t>
+      </w:r>
+    </w:p>
+    <w:tbl>
+      <w:tblPr>
+        <w:tblStyle w:val="TableGrid"/>
+        <w:tblW w:type="auto" w:w="0"/>
+        <w:jc w:val="left"/>
+        <w:tblLook w:firstColumn="1" w:firstRow="1" w:lastColumn="0" w:lastRow="0" w:noHBand="0" w:noVBand="1" w:val="04A0"/>
+      </w:tblPr>
+      <w:tblGrid>
+        <w:gridCol w:w="4968"/>
+        <w:gridCol w:w="4968"/>
+      </w:tblGrid>
+      <w:tr>
+        <w:trPr>
+          <w:cantSplit/>
+        </w:trPr>
+        <w:tc>
+          <w:tcPr>
+            <w:tcW w:type="dxa" w:w="4968"/>
+            <w:shd w:val="clear" w:fill="152130"/>
+          </w:tcPr>
+          <w:p>
+            <w:pPr>
+              <w:spacing w:after="0" w:before="0"/>
+            </w:pPr>
+            <w:r/>
+            <w:r>
+              <w:rPr>
+                <w:b/>
+                <w:color w:val="FFFFFF"/>
+                <w:sz w:val="18"/>
+              </w:rPr>
+              <w:t>Key facts</w:t>
+            </w:r>
+          </w:p>
+        </w:tc>
+        <w:tc>
+          <w:tcPr>
+            <w:tcW w:type="dxa" w:w="4968"/>
+            <w:shd w:val="clear" w:fill="152130"/>
+          </w:tcPr>
+          <w:p>
+            <w:pPr>
+              <w:spacing w:after="0" w:before="0"/>
+            </w:pPr>
+            <w:r/>
+            <w:r>
+              <w:rPr>
+                <w:b/>
+                <w:color w:val="FFFFFF"/>
+                <w:sz w:val="18"/>
+              </w:rPr>
+            </w:r>
+          </w:p>
+        </w:tc>
+      </w:tr>
+      <w:tr>
+        <w:trPr>
+          <w:cantSplit/>
+        </w:trPr>
+        <w:tc>
+          <w:tcPr>
+            <w:tcW w:type="dxa" w:w="4968"/>
+          </w:tcPr>
+          <w:p>
+            <w:pPr>
+              <w:spacing w:after="0" w:before="0"/>
+            </w:pPr>
+            <w:r/>
+            <w:r>
+              <w:rPr>
+                <w:b/>
+                <w:sz w:val="18"/>
+              </w:rPr>
+              <w:t>Market capitalisation</w:t>
+            </w:r>
+          </w:p>
+        </w:tc>
+        <w:tc>
+          <w:tcPr>
+            <w:tcW w:type="dxa" w:w="4968"/>
+          </w:tcPr>
+          <w:p>
+            <w:pPr>
+              <w:spacing w:after="0" w:before="0"/>
+              <w:jc w:val="right"/>
+            </w:pPr>
+            <w:r/>
+            <w:r>
+              <w:rPr>
+                <w:sz w:val="18"/>
+              </w:rPr>
+              <w:t>SEK 278m</w:t>
+            </w:r>
+          </w:p>
+        </w:tc>
+      </w:tr>
+      <w:tr>
+        <w:trPr>
+          <w:cantSplit/>
+        </w:trPr>
+        <w:tc>
+          <w:tcPr>
+            <w:tcW w:type="dxa" w:w="4968"/>
+            <w:shd w:val="clear" w:fill="F6F7F9"/>
+          </w:tcPr>
+          <w:p>
+            <w:pPr>
+              <w:spacing w:after="0" w:before="0"/>
+            </w:pPr>
+            <w:r/>
+            <w:r>
+              <w:rPr>
+                <w:b/>
+                <w:sz w:val="18"/>
+              </w:rPr>
+              <w:t>Enterprise value</w:t>
+            </w:r>
+          </w:p>
+        </w:tc>
+        <w:tc>
+          <w:tcPr>
+            <w:tcW w:type="dxa" w:w="4968"/>
+            <w:shd w:val="clear" w:fill="F6F7F9"/>
+          </w:tcPr>
+          <w:p>
+            <w:pPr>
+              <w:spacing w:after="0" w:before="0"/>
+              <w:jc w:val="right"/>
+            </w:pPr>
+            <w:r/>
+            <w:r>
+              <w:rPr>
+                <w:sz w:val="18"/>
+              </w:rPr>
+              <w:t>SEK 45m</w:t>
+            </w:r>
+          </w:p>
+        </w:tc>
+      </w:tr>
+      <w:tr>
+        <w:trPr>
+          <w:cantSplit/>
+        </w:trPr>
+        <w:tc>
+          <w:tcPr>
+            <w:tcW w:type="dxa" w:w="4968"/>
+          </w:tcPr>
+          <w:p>
+            <w:pPr>
+              <w:spacing w:after="0" w:before="0"/>
+            </w:pPr>
+            <w:r/>
+            <w:r>
+              <w:rPr>
+                <w:b/>
+                <w:sz w:val="18"/>
+              </w:rPr>
+              <w:t>AIP ownership</w:t>
+            </w:r>
+          </w:p>
+        </w:tc>
+        <w:tc>
+          <w:tcPr>
+            <w:tcW w:type="dxa" w:w="4968"/>
+          </w:tcPr>
+          <w:p>
+            <w:pPr>
+              <w:spacing w:after="0" w:before="0"/>
+              <w:jc w:val="right"/>
+            </w:pPr>
+            <w:r/>
+            <w:r>
+              <w:rPr>
+                <w:sz w:val="18"/>
+              </w:rPr>
+              <w:t>5%</w:t>
+            </w:r>
+          </w:p>
+        </w:tc>
+      </w:tr>
+      <w:tr>
+        <w:trPr>
+          <w:cantSplit/>
+        </w:trPr>
+        <w:tc>
+          <w:tcPr>
+            <w:tcW w:type="dxa" w:w="4968"/>
+            <w:shd w:val="clear" w:fill="F6F7F9"/>
+          </w:tcPr>
+          <w:p>
+            <w:pPr>
+              <w:spacing w:after="0" w:before="0"/>
+            </w:pPr>
+            <w:r/>
+            <w:r>
+              <w:rPr>
+                <w:b/>
+                <w:sz w:val="18"/>
+              </w:rPr>
+              <w:t>% of portfolio</w:t>
+            </w:r>
+          </w:p>
+        </w:tc>
+        <w:tc>
+          <w:tcPr>
+            <w:tcW w:type="dxa" w:w="4968"/>
+            <w:shd w:val="clear" w:fill="F6F7F9"/>
+          </w:tcPr>
+          <w:p>
+            <w:pPr>
+              <w:spacing w:after="0" w:before="0"/>
+              <w:jc w:val="right"/>
+            </w:pPr>
+            <w:r/>
+            <w:r>
+              <w:rPr>
+                <w:sz w:val="18"/>
+              </w:rPr>
+              <w:t>4%</w:t>
+            </w:r>
+          </w:p>
+        </w:tc>
+      </w:tr>
+      <w:tr>
+        <w:trPr>
+          <w:cantSplit/>
+        </w:trPr>
+        <w:tc>
+          <w:tcPr>
+            <w:tcW w:type="dxa" w:w="4968"/>
+          </w:tcPr>
+          <w:p>
+            <w:pPr>
+              <w:spacing w:after="0" w:before="0"/>
+            </w:pPr>
+            <w:r/>
+            <w:r>
+              <w:rPr>
+                <w:b/>
+                <w:sz w:val="18"/>
+              </w:rPr>
+              <w:t>Board representation</w:t>
+            </w:r>
+          </w:p>
+        </w:tc>
+        <w:tc>
+          <w:tcPr>
+            <w:tcW w:type="dxa" w:w="4968"/>
+          </w:tcPr>
+          <w:p>
+            <w:pPr>
+              <w:spacing w:after="0" w:before="0"/>
+              <w:jc w:val="right"/>
+            </w:pPr>
+            <w:r/>
+            <w:r>
+              <w:rPr>
+                <w:sz w:val="18"/>
+              </w:rPr>
+              <w:t>Since 2020</w:t>
+            </w:r>
+          </w:p>
+        </w:tc>
+      </w:tr>
+    </w:tbl>
+    <w:p>
+      <w:pPr>
+        <w:keepNext/>
+        <w:spacing w:before="120" w:after="20" w:line="269" w:lineRule="auto"/>
+        <w:jc w:val="left"/>
+      </w:pPr>
+      <w:r>
+        <w:rPr>
+          <w:b/>
+          <w:i w:val="0"/>
+          <w:color w:val="314359"/>
+          <w:sz w:val="20"/>
+        </w:rPr>
+        <w:t>Our view</w:t>
+      </w:r>
+    </w:p>
+    <w:p>
+      <w:pPr>
+        <w:spacing w:before="40" w:after="60" w:line="269" w:lineRule="auto"/>
+        <w:jc w:val="left"/>
+      </w:pPr>
+      <w:r>
+        <w:rPr>
+          <w:b w:val="0"/>
+          <w:i w:val="0"/>
+          <w:sz w:val="21"/>
+        </w:rPr>
+        <w:t>An actual and perceived increase in societal tension and crime, combined with fewer police resources, is driving demand for private security services. Tempest is one of the larger providers in Sweden and has a strong reputation. There are opportunities to improve profitability both through cost savings — as the company has refocused on its core markets — and through expansion in areas where the company has operational leverage, such as the security operations centre.</w:t>
+      </w:r>
+    </w:p>
+    <w:p>
+      <w:pPr>
+        <w:keepNext/>
+        <w:spacing w:before="120" w:after="20" w:line="269" w:lineRule="auto"/>
+        <w:jc w:val="left"/>
+      </w:pPr>
+      <w:r>
+        <w:rPr>
+          <w:b/>
+          <w:i w:val="0"/>
+          <w:color w:val="314359"/>
+          <w:sz w:val="20"/>
+        </w:rPr>
+        <w:t>Recent events, Q1 2026</w:t>
+      </w:r>
+    </w:p>
+    <w:p>
+      <w:pPr>
+        <w:pStyle w:val="ListBullet"/>
+        <w:spacing w:after="20"/>
+      </w:pPr>
+      <w:r>
+        <w:rPr>
+          <w:sz w:val="21"/>
+        </w:rPr>
+        <w:t>Net sales increased by 11% to SEK 146m, driven by growth in the core business.</w:t>
+      </w:r>
+    </w:p>
+    <w:p>
+      <w:pPr>
+        <w:pStyle w:val="ListBullet"/>
+        <w:spacing w:after="20"/>
+      </w:pPr>
+      <w:r>
+        <w:rPr>
+          <w:sz w:val="21"/>
+        </w:rPr>
+        <w:t>The operating result for Q1 improved to SEK 1.9m.</w:t>
+      </w:r>
+    </w:p>
+    <w:p>
+      <w:pPr>
+        <w:pStyle w:val="ListBullet"/>
+        <w:spacing w:after="20"/>
+      </w:pPr>
+      <w:r>
+        <w:rPr>
+          <w:sz w:val="21"/>
+        </w:rPr>
+        <w:t>Operating cash flow was strongly positive at SEK 4.6m.</w:t>
+      </w:r>
+    </w:p>
+    <w:p>
+      <w:pPr>
+        <w:keepNext/>
+        <w:spacing w:before="100" w:after="40" w:line="269" w:lineRule="auto"/>
+        <w:jc w:val="left"/>
+      </w:pPr>
+      <w:r>
+        <w:rPr>
+          <w:b/>
+          <w:i w:val="0"/>
+          <w:color w:val="314359"/>
+          <w:sz w:val="20"/>
+        </w:rPr>
+        <w:t>Share price &amp; traded volume (3-year)</w:t>
+      </w:r>
+    </w:p>
+    <w:p>
+      <w:pPr>
+        <w:spacing w:after="40"/>
+        <w:jc w:val="left"/>
+      </w:pPr>
+      <w:r>
+        <w:drawing>
+          <wp:inline xmlns:a="http://schemas.openxmlformats.org/drawingml/2006/main" xmlns:pic="http://schemas.openxmlformats.org/drawingml/2006/picture">
+            <wp:extent cx="5212080" cy="1900056"/>
+            <wp:docPr id="1" name="Picture 1"/>
+            <wp:cNvGraphicFramePr>
+              <a:graphicFrameLocks noChangeAspect="1"/>
+            </wp:cNvGraphicFramePr>
+            <a:graphic>
+              <a:graphicData uri="http://schemas.openxmlformats.org/drawingml/2006/picture">
+                <pic:pic>
+                  <pic:nvPicPr>
+                    <pic:cNvPr id="0" name="d5402f2326a87fdca7834941d57a6d84.png"/>
+                    <pic:cNvPicPr/>
+                  </pic:nvPicPr>
+                  <pic:blipFill>
+                    <a:blip r:embed="rId9"/>
+                    <a:stretch>
+                      <a:fillRect/>
+                    </a:stretch>
+                  </pic:blipFill>
+                  <pic:spPr>
+                    <a:xfrm>
+                      <a:off x="0" y="0"/>
+                      <a:ext cx="5212080" cy="1900056"/>
+                    </a:xfrm>
+                    <a:prstGeom prst="rect"/>
+                  </pic:spPr>
+                </pic:pic>
+              </a:graphicData>
+            </a:graphic>
+          </wp:inline>
+        </w:drawing>
+      </w:r>
+    </w:p>
+    <w:p>
+      <w:pPr>
+        <w:spacing w:before="40" w:after="60" w:line="269" w:lineRule="auto"/>
+        <w:jc w:val="left"/>
+      </w:pPr>
+      <w:r>
+        <w:rPr>
+          <w:b w:val="0"/>
+          <w:i/>
+          <w:color w:val="556A83"/>
+          <w:sz w:val="16"/>
+        </w:rPr>
+        <w:t>Source: exchange daily price history, 3-year series to 15 June 2026. Nasdaq First North Growth Market: TSEC.</w:t>
       </w:r>
     </w:p>
     <w:p>
@@ -13644,2661 +15216,6 @@
           <w:color w:val="152130"/>
           <w:sz w:val="26"/>
         </w:rPr>
-        <w:t>Röko</w:t>
-      </w:r>
-    </w:p>
-    <w:p>
-      <w:pPr>
-        <w:keepNext/>
-        <w:spacing w:before="40" w:after="20" w:line="269" w:lineRule="auto"/>
-        <w:jc w:val="left"/>
-      </w:pPr>
-      <w:r>
-        <w:rPr>
-          <w:b/>
-          <w:i w:val="0"/>
-          <w:color w:val="314359"/>
-          <w:sz w:val="20"/>
-        </w:rPr>
-        <w:t>Company description</w:t>
-      </w:r>
-    </w:p>
-    <w:p>
-      <w:pPr>
-        <w:spacing w:before="40" w:after="80" w:line="269" w:lineRule="auto"/>
-        <w:jc w:val="left"/>
-      </w:pPr>
-      <w:r>
-        <w:rPr>
-          <w:b w:val="0"/>
-          <w:i w:val="0"/>
-          <w:sz w:val="21"/>
-        </w:rPr>
-        <w:t>Röko invests its equity capital from its own balance sheet into stable and profitable companies with strong market positions in their respective niche markets. It is a long-term owner focused on independent governance, and the companies it acquires have a proven track record of growing profits over time. Röko’s core principles are empowerment, simplicity and continuous improvement.</w:t>
-      </w:r>
-    </w:p>
-    <w:tbl>
-      <w:tblPr>
-        <w:tblStyle w:val="TableGrid"/>
-        <w:tblW w:type="auto" w:w="0"/>
-        <w:jc w:val="left"/>
-        <w:tblLook w:firstColumn="1" w:firstRow="1" w:lastColumn="0" w:lastRow="0" w:noHBand="0" w:noVBand="1" w:val="04A0"/>
-      </w:tblPr>
-      <w:tblGrid>
-        <w:gridCol w:w="4968"/>
-        <w:gridCol w:w="4968"/>
-      </w:tblGrid>
-      <w:tr>
-        <w:trPr>
-          <w:cantSplit/>
-        </w:trPr>
-        <w:tc>
-          <w:tcPr>
-            <w:tcW w:type="dxa" w:w="4968"/>
-            <w:shd w:val="clear" w:fill="152130"/>
-          </w:tcPr>
-          <w:p>
-            <w:pPr>
-              <w:spacing w:after="0" w:before="0"/>
-            </w:pPr>
-            <w:r/>
-            <w:r>
-              <w:rPr>
-                <w:b/>
-                <w:color w:val="FFFFFF"/>
-                <w:sz w:val="18"/>
-              </w:rPr>
-              <w:t>Key facts</w:t>
-            </w:r>
-          </w:p>
-        </w:tc>
-        <w:tc>
-          <w:tcPr>
-            <w:tcW w:type="dxa" w:w="4968"/>
-            <w:shd w:val="clear" w:fill="152130"/>
-          </w:tcPr>
-          <w:p>
-            <w:pPr>
-              <w:spacing w:after="0" w:before="0"/>
-            </w:pPr>
-            <w:r/>
-            <w:r>
-              <w:rPr>
-                <w:b/>
-                <w:color w:val="FFFFFF"/>
-                <w:sz w:val="18"/>
-              </w:rPr>
-            </w:r>
-          </w:p>
-        </w:tc>
-      </w:tr>
-      <w:tr>
-        <w:trPr>
-          <w:cantSplit/>
-        </w:trPr>
-        <w:tc>
-          <w:tcPr>
-            <w:tcW w:type="dxa" w:w="4968"/>
-          </w:tcPr>
-          <w:p>
-            <w:pPr>
-              <w:spacing w:after="0" w:before="0"/>
-            </w:pPr>
-            <w:r/>
-            <w:r>
-              <w:rPr>
-                <w:b/>
-                <w:sz w:val="18"/>
-              </w:rPr>
-              <w:t>Market capitalisation</w:t>
-            </w:r>
-          </w:p>
-        </w:tc>
-        <w:tc>
-          <w:tcPr>
-            <w:tcW w:type="dxa" w:w="4968"/>
-          </w:tcPr>
-          <w:p>
-            <w:pPr>
-              <w:spacing w:after="0" w:before="0"/>
-              <w:jc w:val="right"/>
-            </w:pPr>
-            <w:r/>
-            <w:r>
-              <w:rPr>
-                <w:sz w:val="18"/>
-              </w:rPr>
-              <w:t>SEK 22,082m</w:t>
-            </w:r>
-          </w:p>
-        </w:tc>
-      </w:tr>
-      <w:tr>
-        <w:trPr>
-          <w:cantSplit/>
-        </w:trPr>
-        <w:tc>
-          <w:tcPr>
-            <w:tcW w:type="dxa" w:w="4968"/>
-            <w:shd w:val="clear" w:fill="F6F7F9"/>
-          </w:tcPr>
-          <w:p>
-            <w:pPr>
-              <w:spacing w:after="0" w:before="0"/>
-            </w:pPr>
-            <w:r/>
-            <w:r>
-              <w:rPr>
-                <w:b/>
-                <w:sz w:val="18"/>
-              </w:rPr>
-              <w:t>Enterprise value</w:t>
-            </w:r>
-          </w:p>
-        </w:tc>
-        <w:tc>
-          <w:tcPr>
-            <w:tcW w:type="dxa" w:w="4968"/>
-            <w:shd w:val="clear" w:fill="F6F7F9"/>
-          </w:tcPr>
-          <w:p>
-            <w:pPr>
-              <w:spacing w:after="0" w:before="0"/>
-              <w:jc w:val="right"/>
-            </w:pPr>
-            <w:r/>
-            <w:r>
-              <w:rPr>
-                <w:sz w:val="18"/>
-              </w:rPr>
-              <w:t>SEK 25,798m</w:t>
-            </w:r>
-          </w:p>
-        </w:tc>
-      </w:tr>
-      <w:tr>
-        <w:trPr>
-          <w:cantSplit/>
-        </w:trPr>
-        <w:tc>
-          <w:tcPr>
-            <w:tcW w:type="dxa" w:w="4968"/>
-          </w:tcPr>
-          <w:p>
-            <w:pPr>
-              <w:spacing w:after="0" w:before="0"/>
-            </w:pPr>
-            <w:r/>
-            <w:r>
-              <w:rPr>
-                <w:b/>
-                <w:sz w:val="18"/>
-              </w:rPr>
-              <w:t>AIP ownership</w:t>
-            </w:r>
-          </w:p>
-        </w:tc>
-        <w:tc>
-          <w:tcPr>
-            <w:tcW w:type="dxa" w:w="4968"/>
-          </w:tcPr>
-          <w:p>
-            <w:pPr>
-              <w:spacing w:after="0" w:before="0"/>
-              <w:jc w:val="right"/>
-            </w:pPr>
-            <w:r/>
-            <w:r>
-              <w:rPr>
-                <w:sz w:val="18"/>
-              </w:rPr>
-              <w:t>&lt;1%</w:t>
-            </w:r>
-          </w:p>
-        </w:tc>
-      </w:tr>
-      <w:tr>
-        <w:trPr>
-          <w:cantSplit/>
-        </w:trPr>
-        <w:tc>
-          <w:tcPr>
-            <w:tcW w:type="dxa" w:w="4968"/>
-            <w:shd w:val="clear" w:fill="F6F7F9"/>
-          </w:tcPr>
-          <w:p>
-            <w:pPr>
-              <w:spacing w:after="0" w:before="0"/>
-            </w:pPr>
-            <w:r/>
-            <w:r>
-              <w:rPr>
-                <w:b/>
-                <w:sz w:val="18"/>
-              </w:rPr>
-              <w:t>% of portfolio</w:t>
-            </w:r>
-          </w:p>
-        </w:tc>
-        <w:tc>
-          <w:tcPr>
-            <w:tcW w:type="dxa" w:w="4968"/>
-            <w:shd w:val="clear" w:fill="F6F7F9"/>
-          </w:tcPr>
-          <w:p>
-            <w:pPr>
-              <w:spacing w:after="0" w:before="0"/>
-              <w:jc w:val="right"/>
-            </w:pPr>
-            <w:r/>
-            <w:r>
-              <w:rPr>
-                <w:sz w:val="18"/>
-              </w:rPr>
-              <w:t>9%</w:t>
-            </w:r>
-          </w:p>
-        </w:tc>
-      </w:tr>
-      <w:tr>
-        <w:trPr>
-          <w:cantSplit/>
-        </w:trPr>
-        <w:tc>
-          <w:tcPr>
-            <w:tcW w:type="dxa" w:w="4968"/>
-          </w:tcPr>
-          <w:p>
-            <w:pPr>
-              <w:spacing w:after="0" w:before="0"/>
-            </w:pPr>
-            <w:r/>
-            <w:r>
-              <w:rPr>
-                <w:b/>
-                <w:sz w:val="18"/>
-              </w:rPr>
-              <w:t>Board representation</w:t>
-            </w:r>
-          </w:p>
-        </w:tc>
-        <w:tc>
-          <w:tcPr>
-            <w:tcW w:type="dxa" w:w="4968"/>
-          </w:tcPr>
-          <w:p>
-            <w:pPr>
-              <w:spacing w:after="0" w:before="0"/>
-              <w:jc w:val="right"/>
-            </w:pPr>
-            <w:r/>
-            <w:r>
-              <w:rPr>
-                <w:sz w:val="18"/>
-              </w:rPr>
-              <w:t>No</w:t>
-            </w:r>
-          </w:p>
-        </w:tc>
-      </w:tr>
-    </w:tbl>
-    <w:p>
-      <w:pPr>
-        <w:keepNext/>
-        <w:spacing w:before="120" w:after="20" w:line="269" w:lineRule="auto"/>
-        <w:jc w:val="left"/>
-      </w:pPr>
-      <w:r>
-        <w:rPr>
-          <w:b/>
-          <w:i w:val="0"/>
-          <w:color w:val="314359"/>
-          <w:sz w:val="20"/>
-        </w:rPr>
-        <w:t>Our view</w:t>
-      </w:r>
-    </w:p>
-    <w:p>
-      <w:pPr>
-        <w:spacing w:before="40" w:after="60" w:line="269" w:lineRule="auto"/>
-        <w:jc w:val="left"/>
-      </w:pPr>
-      <w:r>
-        <w:rPr>
-          <w:b w:val="0"/>
-          <w:i w:val="0"/>
-          <w:sz w:val="21"/>
-        </w:rPr>
-        <w:t>We were part of the initial group of investors who supported Fredrik Karlsson and Tomas Billing in the formation of the company. Fredrik in particular had been highly successful in building Lifco, a company whose value increased approximately 100-fold over a 20-year period. Röko’s investment model is based on continuously reinvesting its cash flow into new companies while simultaneously improving the profitability of its existing companies.</w:t>
-      </w:r>
-    </w:p>
-    <w:p>
-      <w:pPr>
-        <w:keepNext/>
-        <w:spacing w:before="120" w:after="20" w:line="269" w:lineRule="auto"/>
-        <w:jc w:val="left"/>
-      </w:pPr>
-      <w:r>
-        <w:rPr>
-          <w:b/>
-          <w:i w:val="0"/>
-          <w:color w:val="314359"/>
-          <w:sz w:val="20"/>
-        </w:rPr>
-        <w:t>Recent events, Q1 2026</w:t>
-      </w:r>
-    </w:p>
-    <w:p>
-      <w:pPr>
-        <w:pStyle w:val="ListBullet"/>
-        <w:spacing w:after="20"/>
-      </w:pPr>
-      <w:r>
-        <w:rPr>
-          <w:sz w:val="21"/>
-        </w:rPr>
-        <w:t>Net sales grew 6% organically year-on-year to SEK 1,853m in Q1.</w:t>
-      </w:r>
-    </w:p>
-    <w:p>
-      <w:pPr>
-        <w:pStyle w:val="ListBullet"/>
-        <w:spacing w:after="20"/>
-      </w:pPr>
-      <w:r>
-        <w:rPr>
-          <w:sz w:val="21"/>
-        </w:rPr>
-        <w:t>EBITA increased 5% to SEK 415m.</w:t>
-      </w:r>
-    </w:p>
-    <w:p>
-      <w:pPr>
-        <w:pStyle w:val="ListBullet"/>
-        <w:spacing w:after="20"/>
-      </w:pPr>
-      <w:r>
-        <w:rPr>
-          <w:sz w:val="21"/>
-        </w:rPr>
-        <w:t>Fredrik Karlsson stepped down as CEO to become deputy CEO; Johan Bladh was appointed as the new CEO.</w:t>
-      </w:r>
-    </w:p>
-    <w:p>
-      <w:pPr>
-        <w:keepNext/>
-        <w:spacing w:before="120" w:after="20" w:line="269" w:lineRule="auto"/>
-        <w:jc w:val="left"/>
-      </w:pPr>
-      <w:r>
-        <w:rPr>
-          <w:b/>
-          <w:i w:val="0"/>
-          <w:color w:val="314359"/>
-          <w:sz w:val="20"/>
-        </w:rPr>
-        <w:t>Financial results</w:t>
-      </w:r>
-    </w:p>
-    <w:tbl>
-      <w:tblPr>
-        <w:tblStyle w:val="TableGrid"/>
-        <w:tblW w:type="auto" w:w="0"/>
-        <w:jc w:val="left"/>
-        <w:tblLook w:firstColumn="1" w:firstRow="1" w:lastColumn="0" w:lastRow="0" w:noHBand="0" w:noVBand="1" w:val="04A0"/>
-      </w:tblPr>
-      <w:tblGrid>
-        <w:gridCol w:w="1656"/>
-        <w:gridCol w:w="1656"/>
-        <w:gridCol w:w="1656"/>
-        <w:gridCol w:w="1656"/>
-        <w:gridCol w:w="1656"/>
-        <w:gridCol w:w="1656"/>
-      </w:tblGrid>
-      <w:tr>
-        <w:trPr>
-          <w:cantSplit/>
-        </w:trPr>
-        <w:tc>
-          <w:tcPr>
-            <w:tcW w:type="dxa" w:w="1656"/>
-            <w:shd w:val="clear" w:fill="152130"/>
-          </w:tcPr>
-          <w:p>
-            <w:pPr>
-              <w:spacing w:after="0" w:before="0"/>
-            </w:pPr>
-            <w:r/>
-            <w:r>
-              <w:rPr>
-                <w:b/>
-                <w:color w:val="FFFFFF"/>
-                <w:sz w:val="17"/>
-              </w:rPr>
-              <w:t>MSEK</w:t>
-            </w:r>
-          </w:p>
-        </w:tc>
-        <w:tc>
-          <w:tcPr>
-            <w:tcW w:type="dxa" w:w="1656"/>
-            <w:shd w:val="clear" w:fill="152130"/>
-          </w:tcPr>
-          <w:p>
-            <w:pPr>
-              <w:spacing w:after="0" w:before="0"/>
-            </w:pPr>
-            <w:r/>
-            <w:r>
-              <w:rPr>
-                <w:b/>
-                <w:color w:val="FFFFFF"/>
-                <w:sz w:val="17"/>
-              </w:rPr>
-              <w:t>2022</w:t>
-            </w:r>
-          </w:p>
-        </w:tc>
-        <w:tc>
-          <w:tcPr>
-            <w:tcW w:type="dxa" w:w="1656"/>
-            <w:shd w:val="clear" w:fill="152130"/>
-          </w:tcPr>
-          <w:p>
-            <w:pPr>
-              <w:spacing w:after="0" w:before="0"/>
-            </w:pPr>
-            <w:r/>
-            <w:r>
-              <w:rPr>
-                <w:b/>
-                <w:color w:val="FFFFFF"/>
-                <w:sz w:val="17"/>
-              </w:rPr>
-              <w:t>2023</w:t>
-            </w:r>
-          </w:p>
-        </w:tc>
-        <w:tc>
-          <w:tcPr>
-            <w:tcW w:type="dxa" w:w="1656"/>
-            <w:shd w:val="clear" w:fill="152130"/>
-          </w:tcPr>
-          <w:p>
-            <w:pPr>
-              <w:spacing w:after="0" w:before="0"/>
-            </w:pPr>
-            <w:r/>
-            <w:r>
-              <w:rPr>
-                <w:b/>
-                <w:color w:val="FFFFFF"/>
-                <w:sz w:val="17"/>
-              </w:rPr>
-              <w:t>2024</w:t>
-            </w:r>
-          </w:p>
-        </w:tc>
-        <w:tc>
-          <w:tcPr>
-            <w:tcW w:type="dxa" w:w="1656"/>
-            <w:shd w:val="clear" w:fill="152130"/>
-          </w:tcPr>
-          <w:p>
-            <w:pPr>
-              <w:spacing w:after="0" w:before="0"/>
-            </w:pPr>
-            <w:r/>
-            <w:r>
-              <w:rPr>
-                <w:b/>
-                <w:color w:val="FFFFFF"/>
-                <w:sz w:val="17"/>
-              </w:rPr>
-              <w:t>2025</w:t>
-            </w:r>
-          </w:p>
-        </w:tc>
-        <w:tc>
-          <w:tcPr>
-            <w:tcW w:type="dxa" w:w="1656"/>
-            <w:shd w:val="clear" w:fill="152130"/>
-          </w:tcPr>
-          <w:p>
-            <w:pPr>
-              <w:spacing w:after="0" w:before="0"/>
-            </w:pPr>
-            <w:r/>
-            <w:r>
-              <w:rPr>
-                <w:b/>
-                <w:color w:val="FFFFFF"/>
-                <w:sz w:val="17"/>
-              </w:rPr>
-              <w:t>Q1 2026</w:t>
-            </w:r>
-          </w:p>
-        </w:tc>
-      </w:tr>
-      <w:tr>
-        <w:trPr>
-          <w:cantSplit/>
-        </w:trPr>
-        <w:tc>
-          <w:tcPr>
-            <w:tcW w:type="dxa" w:w="1656"/>
-          </w:tcPr>
-          <w:p>
-            <w:pPr>
-              <w:spacing w:after="0" w:before="0"/>
-            </w:pPr>
-            <w:r/>
-            <w:r>
-              <w:rPr>
-                <w:b/>
-                <w:sz w:val="17"/>
-              </w:rPr>
-              <w:t>Net Revenue</w:t>
-            </w:r>
-          </w:p>
-        </w:tc>
-        <w:tc>
-          <w:tcPr>
-            <w:tcW w:type="dxa" w:w="1656"/>
-          </w:tcPr>
-          <w:p>
-            <w:pPr>
-              <w:spacing w:after="0" w:before="0"/>
-              <w:jc w:val="right"/>
-            </w:pPr>
-            <w:r/>
-            <w:r>
-              <w:rPr>
-                <w:sz w:val="17"/>
-              </w:rPr>
-              <w:t>4,313</w:t>
-            </w:r>
-          </w:p>
-        </w:tc>
-        <w:tc>
-          <w:tcPr>
-            <w:tcW w:type="dxa" w:w="1656"/>
-          </w:tcPr>
-          <w:p>
-            <w:pPr>
-              <w:spacing w:after="0" w:before="0"/>
-              <w:jc w:val="right"/>
-            </w:pPr>
-            <w:r/>
-            <w:r>
-              <w:rPr>
-                <w:sz w:val="17"/>
-              </w:rPr>
-              <w:t>5,614</w:t>
-            </w:r>
-          </w:p>
-        </w:tc>
-        <w:tc>
-          <w:tcPr>
-            <w:tcW w:type="dxa" w:w="1656"/>
-          </w:tcPr>
-          <w:p>
-            <w:pPr>
-              <w:spacing w:after="0" w:before="0"/>
-              <w:jc w:val="right"/>
-            </w:pPr>
-            <w:r/>
-            <w:r>
-              <w:rPr>
-                <w:sz w:val="17"/>
-              </w:rPr>
-              <w:t>6,182</w:t>
-            </w:r>
-          </w:p>
-        </w:tc>
-        <w:tc>
-          <w:tcPr>
-            <w:tcW w:type="dxa" w:w="1656"/>
-          </w:tcPr>
-          <w:p>
-            <w:pPr>
-              <w:spacing w:after="0" w:before="0"/>
-              <w:jc w:val="right"/>
-            </w:pPr>
-            <w:r/>
-            <w:r>
-              <w:rPr>
-                <w:sz w:val="17"/>
-              </w:rPr>
-              <w:t>6,452</w:t>
-            </w:r>
-          </w:p>
-        </w:tc>
-        <w:tc>
-          <w:tcPr>
-            <w:tcW w:type="dxa" w:w="1656"/>
-          </w:tcPr>
-          <w:p>
-            <w:pPr>
-              <w:spacing w:after="0" w:before="0"/>
-              <w:jc w:val="right"/>
-            </w:pPr>
-            <w:r/>
-            <w:r>
-              <w:rPr>
-                <w:sz w:val="17"/>
-              </w:rPr>
-              <w:t>1,853</w:t>
-            </w:r>
-          </w:p>
-        </w:tc>
-      </w:tr>
-      <w:tr>
-        <w:trPr>
-          <w:cantSplit/>
-        </w:trPr>
-        <w:tc>
-          <w:tcPr>
-            <w:tcW w:type="dxa" w:w="1656"/>
-            <w:shd w:val="clear" w:fill="F6F7F9"/>
-          </w:tcPr>
-          <w:p>
-            <w:pPr>
-              <w:spacing w:after="0" w:before="0"/>
-            </w:pPr>
-            <w:r/>
-            <w:r>
-              <w:rPr>
-                <w:b/>
-                <w:sz w:val="17"/>
-              </w:rPr>
-              <w:t>EBITA</w:t>
-            </w:r>
-          </w:p>
-        </w:tc>
-        <w:tc>
-          <w:tcPr>
-            <w:tcW w:type="dxa" w:w="1656"/>
-            <w:shd w:val="clear" w:fill="F6F7F9"/>
-          </w:tcPr>
-          <w:p>
-            <w:pPr>
-              <w:spacing w:after="0" w:before="0"/>
-              <w:jc w:val="right"/>
-            </w:pPr>
-            <w:r/>
-            <w:r>
-              <w:rPr>
-                <w:sz w:val="17"/>
-              </w:rPr>
-              <w:t>787</w:t>
-            </w:r>
-          </w:p>
-        </w:tc>
-        <w:tc>
-          <w:tcPr>
-            <w:tcW w:type="dxa" w:w="1656"/>
-            <w:shd w:val="clear" w:fill="F6F7F9"/>
-          </w:tcPr>
-          <w:p>
-            <w:pPr>
-              <w:spacing w:after="0" w:before="0"/>
-              <w:jc w:val="right"/>
-            </w:pPr>
-            <w:r/>
-            <w:r>
-              <w:rPr>
-                <w:sz w:val="17"/>
-              </w:rPr>
-              <w:t>1,047</w:t>
-            </w:r>
-          </w:p>
-        </w:tc>
-        <w:tc>
-          <w:tcPr>
-            <w:tcW w:type="dxa" w:w="1656"/>
-            <w:shd w:val="clear" w:fill="F6F7F9"/>
-          </w:tcPr>
-          <w:p>
-            <w:pPr>
-              <w:spacing w:after="0" w:before="0"/>
-              <w:jc w:val="right"/>
-            </w:pPr>
-            <w:r/>
-            <w:r>
-              <w:rPr>
-                <w:sz w:val="17"/>
-              </w:rPr>
-              <w:t>1,227</w:t>
-            </w:r>
-          </w:p>
-        </w:tc>
-        <w:tc>
-          <w:tcPr>
-            <w:tcW w:type="dxa" w:w="1656"/>
-            <w:shd w:val="clear" w:fill="F6F7F9"/>
-          </w:tcPr>
-          <w:p>
-            <w:pPr>
-              <w:spacing w:after="0" w:before="0"/>
-              <w:jc w:val="right"/>
-            </w:pPr>
-            <w:r/>
-            <w:r>
-              <w:rPr>
-                <w:sz w:val="17"/>
-              </w:rPr>
-              <w:t>1,339</w:t>
-            </w:r>
-          </w:p>
-        </w:tc>
-        <w:tc>
-          <w:tcPr>
-            <w:tcW w:type="dxa" w:w="1656"/>
-            <w:shd w:val="clear" w:fill="F6F7F9"/>
-          </w:tcPr>
-          <w:p>
-            <w:pPr>
-              <w:spacing w:after="0" w:before="0"/>
-              <w:jc w:val="right"/>
-            </w:pPr>
-            <w:r/>
-            <w:r>
-              <w:rPr>
-                <w:sz w:val="17"/>
-              </w:rPr>
-              <w:t>415</w:t>
-            </w:r>
-          </w:p>
-        </w:tc>
-      </w:tr>
-      <w:tr>
-        <w:trPr>
-          <w:cantSplit/>
-        </w:trPr>
-        <w:tc>
-          <w:tcPr>
-            <w:tcW w:type="dxa" w:w="1656"/>
-          </w:tcPr>
-          <w:p>
-            <w:pPr>
-              <w:spacing w:after="0" w:before="0"/>
-            </w:pPr>
-            <w:r/>
-            <w:r>
-              <w:rPr>
-                <w:b/>
-                <w:sz w:val="17"/>
-              </w:rPr>
-              <w:t>Margin</w:t>
-            </w:r>
-          </w:p>
-        </w:tc>
-        <w:tc>
-          <w:tcPr>
-            <w:tcW w:type="dxa" w:w="1656"/>
-          </w:tcPr>
-          <w:p>
-            <w:pPr>
-              <w:spacing w:after="0" w:before="0"/>
-              <w:jc w:val="right"/>
-            </w:pPr>
-            <w:r/>
-            <w:r>
-              <w:rPr>
-                <w:sz w:val="17"/>
-              </w:rPr>
-              <w:t>18%</w:t>
-            </w:r>
-          </w:p>
-        </w:tc>
-        <w:tc>
-          <w:tcPr>
-            <w:tcW w:type="dxa" w:w="1656"/>
-          </w:tcPr>
-          <w:p>
-            <w:pPr>
-              <w:spacing w:after="0" w:before="0"/>
-              <w:jc w:val="right"/>
-            </w:pPr>
-            <w:r/>
-            <w:r>
-              <w:rPr>
-                <w:sz w:val="17"/>
-              </w:rPr>
-              <w:t>19%</w:t>
-            </w:r>
-          </w:p>
-        </w:tc>
-        <w:tc>
-          <w:tcPr>
-            <w:tcW w:type="dxa" w:w="1656"/>
-          </w:tcPr>
-          <w:p>
-            <w:pPr>
-              <w:spacing w:after="0" w:before="0"/>
-              <w:jc w:val="right"/>
-            </w:pPr>
-            <w:r/>
-            <w:r>
-              <w:rPr>
-                <w:sz w:val="17"/>
-              </w:rPr>
-              <w:t>20%</w:t>
-            </w:r>
-          </w:p>
-        </w:tc>
-        <w:tc>
-          <w:tcPr>
-            <w:tcW w:type="dxa" w:w="1656"/>
-          </w:tcPr>
-          <w:p>
-            <w:pPr>
-              <w:spacing w:after="0" w:before="0"/>
-              <w:jc w:val="right"/>
-            </w:pPr>
-            <w:r/>
-            <w:r>
-              <w:rPr>
-                <w:sz w:val="17"/>
-              </w:rPr>
-              <w:t>21%</w:t>
-            </w:r>
-          </w:p>
-        </w:tc>
-        <w:tc>
-          <w:tcPr>
-            <w:tcW w:type="dxa" w:w="1656"/>
-          </w:tcPr>
-          <w:p>
-            <w:pPr>
-              <w:spacing w:after="0" w:before="0"/>
-              <w:jc w:val="right"/>
-            </w:pPr>
-            <w:r/>
-            <w:r>
-              <w:rPr>
-                <w:sz w:val="17"/>
-              </w:rPr>
-              <w:t>22%</w:t>
-            </w:r>
-          </w:p>
-        </w:tc>
-      </w:tr>
-      <w:tr>
-        <w:trPr>
-          <w:cantSplit/>
-        </w:trPr>
-        <w:tc>
-          <w:tcPr>
-            <w:tcW w:type="dxa" w:w="1656"/>
-            <w:shd w:val="clear" w:fill="F6F7F9"/>
-          </w:tcPr>
-          <w:p>
-            <w:pPr>
-              <w:spacing w:after="0" w:before="0"/>
-            </w:pPr>
-            <w:r/>
-            <w:r>
-              <w:rPr>
-                <w:b/>
-                <w:sz w:val="17"/>
-              </w:rPr>
-              <w:t>Acquisitions #</w:t>
-            </w:r>
-          </w:p>
-        </w:tc>
-        <w:tc>
-          <w:tcPr>
-            <w:tcW w:type="dxa" w:w="1656"/>
-            <w:shd w:val="clear" w:fill="F6F7F9"/>
-          </w:tcPr>
-          <w:p>
-            <w:pPr>
-              <w:spacing w:after="0" w:before="0"/>
-              <w:jc w:val="right"/>
-            </w:pPr>
-            <w:r/>
-            <w:r>
-              <w:rPr>
-                <w:sz w:val="17"/>
-              </w:rPr>
-              <w:t>–</w:t>
-            </w:r>
-          </w:p>
-        </w:tc>
-        <w:tc>
-          <w:tcPr>
-            <w:tcW w:type="dxa" w:w="1656"/>
-            <w:shd w:val="clear" w:fill="F6F7F9"/>
-          </w:tcPr>
-          <w:p>
-            <w:pPr>
-              <w:spacing w:after="0" w:before="0"/>
-              <w:jc w:val="right"/>
-            </w:pPr>
-            <w:r/>
-            <w:r>
-              <w:rPr>
-                <w:sz w:val="17"/>
-              </w:rPr>
-              <w:t>2</w:t>
-            </w:r>
-          </w:p>
-        </w:tc>
-        <w:tc>
-          <w:tcPr>
-            <w:tcW w:type="dxa" w:w="1656"/>
-            <w:shd w:val="clear" w:fill="F6F7F9"/>
-          </w:tcPr>
-          <w:p>
-            <w:pPr>
-              <w:spacing w:after="0" w:before="0"/>
-              <w:jc w:val="right"/>
-            </w:pPr>
-            <w:r/>
-            <w:r>
-              <w:rPr>
-                <w:sz w:val="17"/>
-              </w:rPr>
-              <w:t>4</w:t>
-            </w:r>
-          </w:p>
-        </w:tc>
-        <w:tc>
-          <w:tcPr>
-            <w:tcW w:type="dxa" w:w="1656"/>
-            <w:shd w:val="clear" w:fill="F6F7F9"/>
-          </w:tcPr>
-          <w:p>
-            <w:pPr>
-              <w:spacing w:after="0" w:before="0"/>
-              <w:jc w:val="right"/>
-            </w:pPr>
-            <w:r/>
-            <w:r>
-              <w:rPr>
-                <w:sz w:val="17"/>
-              </w:rPr>
-              <w:t>3</w:t>
-            </w:r>
-          </w:p>
-        </w:tc>
-        <w:tc>
-          <w:tcPr>
-            <w:tcW w:type="dxa" w:w="1656"/>
-            <w:shd w:val="clear" w:fill="F6F7F9"/>
-          </w:tcPr>
-          <w:p>
-            <w:pPr>
-              <w:spacing w:after="0" w:before="0"/>
-              <w:jc w:val="right"/>
-            </w:pPr>
-            <w:r/>
-            <w:r>
-              <w:rPr>
-                <w:sz w:val="17"/>
-              </w:rPr>
-              <w:t>3</w:t>
-            </w:r>
-          </w:p>
-        </w:tc>
-      </w:tr>
-    </w:tbl>
-    <w:p>
-      <w:pPr>
-        <w:keepNext/>
-        <w:spacing w:before="100" w:after="40" w:line="269" w:lineRule="auto"/>
-        <w:jc w:val="left"/>
-      </w:pPr>
-      <w:r>
-        <w:rPr>
-          <w:b/>
-          <w:i w:val="0"/>
-          <w:color w:val="314359"/>
-          <w:sz w:val="20"/>
-        </w:rPr>
-        <w:t>Share price &amp; traded volume (3-year)</w:t>
-      </w:r>
-    </w:p>
-    <w:p>
-      <w:pPr>
-        <w:spacing w:after="40"/>
-        <w:jc w:val="left"/>
-      </w:pPr>
-      <w:r>
-        <w:drawing>
-          <wp:inline xmlns:a="http://schemas.openxmlformats.org/drawingml/2006/main" xmlns:pic="http://schemas.openxmlformats.org/drawingml/2006/picture">
-            <wp:extent cx="5212080" cy="1872912"/>
-            <wp:docPr id="6" name="Picture 6"/>
-            <wp:cNvGraphicFramePr>
-              <a:graphicFrameLocks noChangeAspect="1"/>
-            </wp:cNvGraphicFramePr>
-            <a:graphic>
-              <a:graphicData uri="http://schemas.openxmlformats.org/drawingml/2006/picture">
-                <pic:pic>
-                  <pic:nvPicPr>
-                    <pic:cNvPr id="0" name="d16feb8f877c898d8516be82be99809f.png"/>
-                    <pic:cNvPicPr/>
-                  </pic:nvPicPr>
-                  <pic:blipFill>
-                    <a:blip r:embed="rId14"/>
-                    <a:stretch>
-                      <a:fillRect/>
-                    </a:stretch>
-                  </pic:blipFill>
-                  <pic:spPr>
-                    <a:xfrm>
-                      <a:off x="0" y="0"/>
-                      <a:ext cx="5212080" cy="1872912"/>
-                    </a:xfrm>
-                    <a:prstGeom prst="rect"/>
-                  </pic:spPr>
-                </pic:pic>
-              </a:graphicData>
-            </a:graphic>
-          </wp:inline>
-        </w:drawing>
-      </w:r>
-    </w:p>
-    <w:p>
-      <w:pPr>
-        <w:spacing w:before="40" w:after="60" w:line="269" w:lineRule="auto"/>
-        <w:jc w:val="left"/>
-      </w:pPr>
-      <w:r>
-        <w:rPr>
-          <w:b w:val="0"/>
-          <w:i/>
-          <w:color w:val="556A83"/>
-          <w:sz w:val="16"/>
-        </w:rPr>
-        <w:t>Source: exchange daily price history, 3-year series to 15 June 2026. Nasdaq Stockholm: ROKO B. Price history available from Mar 2025.</w:t>
-      </w:r>
-    </w:p>
-    <w:p>
-      <w:pPr>
-        <w:spacing w:after="0" w:before="0"/>
-      </w:pPr>
-      <w:r>
-        <w:br w:type="page"/>
-      </w:r>
-    </w:p>
-    <w:p>
-      <w:pPr>
-        <w:keepNext/>
-        <w:spacing w:before="120" w:after="80"/>
-        <w:pageBreakBefore/>
-        <w:pBdr>
-          <w:bottom w:val="single" w:sz="6" w:space="2" w:color="314359"/>
-        </w:pBdr>
-      </w:pPr>
-      <w:r>
-        <w:rPr>
-          <w:rFonts w:ascii="Times New Roman" w:hAnsi="Times New Roman"/>
-          <w:b/>
-          <w:color w:val="152130"/>
-          <w:sz w:val="26"/>
-        </w:rPr>
-        <w:t>NGEx</w:t>
-      </w:r>
-    </w:p>
-    <w:p>
-      <w:pPr>
-        <w:keepNext/>
-        <w:spacing w:before="40" w:after="20" w:line="269" w:lineRule="auto"/>
-        <w:jc w:val="left"/>
-      </w:pPr>
-      <w:r>
-        <w:rPr>
-          <w:b/>
-          <w:i w:val="0"/>
-          <w:color w:val="314359"/>
-          <w:sz w:val="20"/>
-        </w:rPr>
-        <w:t>Company description</w:t>
-      </w:r>
-    </w:p>
-    <w:p>
-      <w:pPr>
-        <w:spacing w:before="40" w:after="80" w:line="269" w:lineRule="auto"/>
-        <w:jc w:val="left"/>
-      </w:pPr>
-      <w:r>
-        <w:rPr>
-          <w:b w:val="0"/>
-          <w:i w:val="0"/>
-          <w:sz w:val="21"/>
-        </w:rPr>
-        <w:t>NGEx is a growing copper and gold exploration company based in Canada, focused on the exploration of the Lunahuasi copper–gold–silver project in San Juan Province, Argentina, and the nearby Los Helados copper–gold project, located approximately nine kilometres to the north-east, in Chile’s Region III. Both projects lie within the emerging Vicuña District, which includes the Caserones mine and the Josemaria and Filo del Sol deposits.</w:t>
-      </w:r>
-    </w:p>
-    <w:tbl>
-      <w:tblPr>
-        <w:tblStyle w:val="TableGrid"/>
-        <w:tblW w:type="auto" w:w="0"/>
-        <w:jc w:val="left"/>
-        <w:tblLook w:firstColumn="1" w:firstRow="1" w:lastColumn="0" w:lastRow="0" w:noHBand="0" w:noVBand="1" w:val="04A0"/>
-      </w:tblPr>
-      <w:tblGrid>
-        <w:gridCol w:w="4968"/>
-        <w:gridCol w:w="4968"/>
-      </w:tblGrid>
-      <w:tr>
-        <w:trPr>
-          <w:cantSplit/>
-        </w:trPr>
-        <w:tc>
-          <w:tcPr>
-            <w:tcW w:type="dxa" w:w="4968"/>
-            <w:shd w:val="clear" w:fill="152130"/>
-          </w:tcPr>
-          <w:p>
-            <w:pPr>
-              <w:spacing w:after="0" w:before="0"/>
-            </w:pPr>
-            <w:r/>
-            <w:r>
-              <w:rPr>
-                <w:b/>
-                <w:color w:val="FFFFFF"/>
-                <w:sz w:val="18"/>
-              </w:rPr>
-              <w:t>Key facts</w:t>
-            </w:r>
-          </w:p>
-        </w:tc>
-        <w:tc>
-          <w:tcPr>
-            <w:tcW w:type="dxa" w:w="4968"/>
-            <w:shd w:val="clear" w:fill="152130"/>
-          </w:tcPr>
-          <w:p>
-            <w:pPr>
-              <w:spacing w:after="0" w:before="0"/>
-            </w:pPr>
-            <w:r/>
-            <w:r>
-              <w:rPr>
-                <w:b/>
-                <w:color w:val="FFFFFF"/>
-                <w:sz w:val="18"/>
-              </w:rPr>
-            </w:r>
-          </w:p>
-        </w:tc>
-      </w:tr>
-      <w:tr>
-        <w:trPr>
-          <w:cantSplit/>
-        </w:trPr>
-        <w:tc>
-          <w:tcPr>
-            <w:tcW w:type="dxa" w:w="4968"/>
-          </w:tcPr>
-          <w:p>
-            <w:pPr>
-              <w:spacing w:after="0" w:before="0"/>
-            </w:pPr>
-            <w:r/>
-            <w:r>
-              <w:rPr>
-                <w:b/>
-                <w:sz w:val="18"/>
-              </w:rPr>
-              <w:t>Market capitalisation</w:t>
-            </w:r>
-          </w:p>
-        </w:tc>
-        <w:tc>
-          <w:tcPr>
-            <w:tcW w:type="dxa" w:w="4968"/>
-          </w:tcPr>
-          <w:p>
-            <w:pPr>
-              <w:spacing w:after="0" w:before="0"/>
-              <w:jc w:val="right"/>
-            </w:pPr>
-            <w:r/>
-            <w:r>
-              <w:rPr>
-                <w:sz w:val="18"/>
-              </w:rPr>
-              <w:t>CAD 5,476m</w:t>
-            </w:r>
-          </w:p>
-        </w:tc>
-      </w:tr>
-      <w:tr>
-        <w:trPr>
-          <w:cantSplit/>
-        </w:trPr>
-        <w:tc>
-          <w:tcPr>
-            <w:tcW w:type="dxa" w:w="4968"/>
-            <w:shd w:val="clear" w:fill="F6F7F9"/>
-          </w:tcPr>
-          <w:p>
-            <w:pPr>
-              <w:spacing w:after="0" w:before="0"/>
-            </w:pPr>
-            <w:r/>
-            <w:r>
-              <w:rPr>
-                <w:b/>
-                <w:sz w:val="18"/>
-              </w:rPr>
-              <w:t>Enterprise value</w:t>
-            </w:r>
-          </w:p>
-        </w:tc>
-        <w:tc>
-          <w:tcPr>
-            <w:tcW w:type="dxa" w:w="4968"/>
-            <w:shd w:val="clear" w:fill="F6F7F9"/>
-          </w:tcPr>
-          <w:p>
-            <w:pPr>
-              <w:spacing w:after="0" w:before="0"/>
-              <w:jc w:val="right"/>
-            </w:pPr>
-            <w:r/>
-            <w:r>
-              <w:rPr>
-                <w:sz w:val="18"/>
-              </w:rPr>
-              <w:t>CAD 4,963m</w:t>
-            </w:r>
-          </w:p>
-        </w:tc>
-      </w:tr>
-      <w:tr>
-        <w:trPr>
-          <w:cantSplit/>
-        </w:trPr>
-        <w:tc>
-          <w:tcPr>
-            <w:tcW w:type="dxa" w:w="4968"/>
-          </w:tcPr>
-          <w:p>
-            <w:pPr>
-              <w:spacing w:after="0" w:before="0"/>
-            </w:pPr>
-            <w:r/>
-            <w:r>
-              <w:rPr>
-                <w:b/>
-                <w:sz w:val="18"/>
-              </w:rPr>
-              <w:t>AIP ownership</w:t>
-            </w:r>
-          </w:p>
-        </w:tc>
-        <w:tc>
-          <w:tcPr>
-            <w:tcW w:type="dxa" w:w="4968"/>
-          </w:tcPr>
-          <w:p>
-            <w:pPr>
-              <w:spacing w:after="0" w:before="0"/>
-              <w:jc w:val="right"/>
-            </w:pPr>
-            <w:r/>
-            <w:r>
-              <w:rPr>
-                <w:sz w:val="18"/>
-              </w:rPr>
-              <w:t>&lt;1%</w:t>
-            </w:r>
-          </w:p>
-        </w:tc>
-      </w:tr>
-      <w:tr>
-        <w:trPr>
-          <w:cantSplit/>
-        </w:trPr>
-        <w:tc>
-          <w:tcPr>
-            <w:tcW w:type="dxa" w:w="4968"/>
-            <w:shd w:val="clear" w:fill="F6F7F9"/>
-          </w:tcPr>
-          <w:p>
-            <w:pPr>
-              <w:spacing w:after="0" w:before="0"/>
-            </w:pPr>
-            <w:r/>
-            <w:r>
-              <w:rPr>
-                <w:b/>
-                <w:sz w:val="18"/>
-              </w:rPr>
-              <w:t>% of portfolio</w:t>
-            </w:r>
-          </w:p>
-        </w:tc>
-        <w:tc>
-          <w:tcPr>
-            <w:tcW w:type="dxa" w:w="4968"/>
-            <w:shd w:val="clear" w:fill="F6F7F9"/>
-          </w:tcPr>
-          <w:p>
-            <w:pPr>
-              <w:spacing w:after="0" w:before="0"/>
-              <w:jc w:val="right"/>
-            </w:pPr>
-            <w:r/>
-            <w:r>
-              <w:rPr>
-                <w:sz w:val="18"/>
-              </w:rPr>
-              <w:t>8%</w:t>
-            </w:r>
-          </w:p>
-        </w:tc>
-      </w:tr>
-      <w:tr>
-        <w:trPr>
-          <w:cantSplit/>
-        </w:trPr>
-        <w:tc>
-          <w:tcPr>
-            <w:tcW w:type="dxa" w:w="4968"/>
-          </w:tcPr>
-          <w:p>
-            <w:pPr>
-              <w:spacing w:after="0" w:before="0"/>
-            </w:pPr>
-            <w:r/>
-            <w:r>
-              <w:rPr>
-                <w:b/>
-                <w:sz w:val="18"/>
-              </w:rPr>
-              <w:t>Board representation</w:t>
-            </w:r>
-          </w:p>
-        </w:tc>
-        <w:tc>
-          <w:tcPr>
-            <w:tcW w:type="dxa" w:w="4968"/>
-          </w:tcPr>
-          <w:p>
-            <w:pPr>
-              <w:spacing w:after="0" w:before="0"/>
-              <w:jc w:val="right"/>
-            </w:pPr>
-            <w:r/>
-            <w:r>
-              <w:rPr>
-                <w:sz w:val="18"/>
-              </w:rPr>
-              <w:t>No</w:t>
-            </w:r>
-          </w:p>
-        </w:tc>
-      </w:tr>
-    </w:tbl>
-    <w:p>
-      <w:pPr>
-        <w:keepNext/>
-        <w:spacing w:before="120" w:after="20" w:line="269" w:lineRule="auto"/>
-        <w:jc w:val="left"/>
-      </w:pPr>
-      <w:r>
-        <w:rPr>
-          <w:b/>
-          <w:i w:val="0"/>
-          <w:color w:val="314359"/>
-          <w:sz w:val="20"/>
-        </w:rPr>
-        <w:t>Our view</w:t>
-      </w:r>
-    </w:p>
-    <w:p>
-      <w:pPr>
-        <w:spacing w:before="40" w:after="60" w:line="269" w:lineRule="auto"/>
-        <w:jc w:val="left"/>
-      </w:pPr>
-      <w:r>
-        <w:rPr>
-          <w:b w:val="0"/>
-          <w:i w:val="0"/>
-          <w:sz w:val="21"/>
-        </w:rPr>
-        <w:t>We invested early in NGEx on the basis that the company has an exceptional management team with significant ownership, backed by the Lundin family, which has a strong track record of developing mines in challenging regions. We invested early in the original company, which spun out Filo Mining and Josemaria; the proposal is now to spin out LunR Royalties Corp. Our thesis has been that this provides attractive exposure to the electrification trend, which we believe will drive copper prices higher.</w:t>
-      </w:r>
-    </w:p>
-    <w:p>
-      <w:pPr>
-        <w:keepNext/>
-        <w:spacing w:before="120" w:after="20" w:line="269" w:lineRule="auto"/>
-        <w:jc w:val="left"/>
-      </w:pPr>
-      <w:r>
-        <w:rPr>
-          <w:b/>
-          <w:i w:val="0"/>
-          <w:color w:val="314359"/>
-          <w:sz w:val="20"/>
-        </w:rPr>
-        <w:t>Recent events, Q1 2026</w:t>
-      </w:r>
-    </w:p>
-    <w:p>
-      <w:pPr>
-        <w:pStyle w:val="ListBullet"/>
-        <w:spacing w:after="20"/>
-      </w:pPr>
-      <w:r>
-        <w:rPr>
-          <w:sz w:val="21"/>
-        </w:rPr>
-        <w:t>The results of the Phase 3 programme were positive and confirmed the discovery of one of the highest-grade copper, gold and silver intercepts drilled globally.</w:t>
-      </w:r>
-    </w:p>
-    <w:p>
-      <w:pPr>
-        <w:pStyle w:val="ListBullet"/>
-        <w:spacing w:after="20"/>
-      </w:pPr>
-      <w:r>
-        <w:rPr>
-          <w:sz w:val="21"/>
-        </w:rPr>
-        <w:t>The Phase 4 drill programme at Lunahuasi is now complete. Results continue to be very positive, indicating further potential at short range.</w:t>
-      </w:r>
-    </w:p>
-    <w:p>
-      <w:pPr>
-        <w:pStyle w:val="ListBullet"/>
-        <w:spacing w:after="20"/>
-      </w:pPr>
-      <w:r>
-        <w:rPr>
-          <w:sz w:val="21"/>
-        </w:rPr>
-        <w:t>The mid-range step-out drilling points to extensions of existing mineralised intersections and to the existence of two new high-grade zones with the same characteristics as those previously identified. Further analysis is required before Phase 5 is initiated in Q4 2026.</w:t>
-      </w:r>
-    </w:p>
-    <w:p>
-      <w:pPr>
-        <w:keepNext/>
-        <w:spacing w:before="100" w:after="40" w:line="269" w:lineRule="auto"/>
-        <w:jc w:val="left"/>
-      </w:pPr>
-      <w:r>
-        <w:rPr>
-          <w:b/>
-          <w:i w:val="0"/>
-          <w:color w:val="314359"/>
-          <w:sz w:val="20"/>
-        </w:rPr>
-        <w:t>Share price &amp; traded volume (3-year)</w:t>
-      </w:r>
-    </w:p>
-    <w:p>
-      <w:pPr>
-        <w:spacing w:after="40"/>
-        <w:jc w:val="left"/>
-      </w:pPr>
-      <w:r>
-        <w:drawing>
-          <wp:inline xmlns:a="http://schemas.openxmlformats.org/drawingml/2006/main" xmlns:pic="http://schemas.openxmlformats.org/drawingml/2006/picture">
-            <wp:extent cx="5212080" cy="1895829"/>
-            <wp:docPr id="7" name="Picture 7"/>
-            <wp:cNvGraphicFramePr>
-              <a:graphicFrameLocks noChangeAspect="1"/>
-            </wp:cNvGraphicFramePr>
-            <a:graphic>
-              <a:graphicData uri="http://schemas.openxmlformats.org/drawingml/2006/picture">
-                <pic:pic>
-                  <pic:nvPicPr>
-                    <pic:cNvPr id="0" name="fca4fb793f41dea283f45cb10c64e37e.png"/>
-                    <pic:cNvPicPr/>
-                  </pic:nvPicPr>
-                  <pic:blipFill>
-                    <a:blip r:embed="rId15"/>
-                    <a:stretch>
-                      <a:fillRect/>
-                    </a:stretch>
-                  </pic:blipFill>
-                  <pic:spPr>
-                    <a:xfrm>
-                      <a:off x="0" y="0"/>
-                      <a:ext cx="5212080" cy="1895829"/>
-                    </a:xfrm>
-                    <a:prstGeom prst="rect"/>
-                  </pic:spPr>
-                </pic:pic>
-              </a:graphicData>
-            </a:graphic>
-          </wp:inline>
-        </w:drawing>
-      </w:r>
-    </w:p>
-    <w:p>
-      <w:pPr>
-        <w:spacing w:before="40" w:after="60" w:line="269" w:lineRule="auto"/>
-        <w:jc w:val="left"/>
-      </w:pPr>
-      <w:r>
-        <w:rPr>
-          <w:b w:val="0"/>
-          <w:i/>
-          <w:color w:val="556A83"/>
-          <w:sz w:val="16"/>
-        </w:rPr>
-        <w:t>Source: exchange daily price history, 3-year series to 15 June 2026. Toronto Stock Exchange: NGEX.</w:t>
-      </w:r>
-    </w:p>
-    <w:p>
-      <w:pPr>
-        <w:spacing w:after="0" w:before="0"/>
-      </w:pPr>
-      <w:r>
-        <w:br w:type="page"/>
-      </w:r>
-    </w:p>
-    <w:p>
-      <w:pPr>
-        <w:keepNext/>
-        <w:spacing w:before="120" w:after="80"/>
-        <w:pageBreakBefore/>
-        <w:pBdr>
-          <w:bottom w:val="single" w:sz="6" w:space="2" w:color="314359"/>
-        </w:pBdr>
-      </w:pPr>
-      <w:r>
-        <w:rPr>
-          <w:rFonts w:ascii="Times New Roman" w:hAnsi="Times New Roman"/>
-          <w:b/>
-          <w:color w:val="152130"/>
-          <w:sz w:val="26"/>
-        </w:rPr>
-        <w:t>Auto Trader Group</w:t>
-      </w:r>
-    </w:p>
-    <w:p>
-      <w:pPr>
-        <w:keepNext/>
-        <w:spacing w:before="40" w:after="20" w:line="269" w:lineRule="auto"/>
-        <w:jc w:val="left"/>
-      </w:pPr>
-      <w:r>
-        <w:rPr>
-          <w:b/>
-          <w:i w:val="0"/>
-          <w:color w:val="314359"/>
-          <w:sz w:val="20"/>
-        </w:rPr>
-        <w:t>Company description</w:t>
-      </w:r>
-    </w:p>
-    <w:p>
-      <w:pPr>
-        <w:spacing w:before="40" w:after="80" w:line="269" w:lineRule="auto"/>
-        <w:jc w:val="left"/>
-      </w:pPr>
-      <w:r>
-        <w:rPr>
-          <w:b w:val="0"/>
-          <w:i w:val="0"/>
-          <w:sz w:val="21"/>
-        </w:rPr>
-        <w:t>Auto Trader Group is the dominant market leader, providing the UK’s largest marketplace for automotive sales. The company is approximately 10x larger than its nearest competitor.</w:t>
-      </w:r>
-    </w:p>
-    <w:tbl>
-      <w:tblPr>
-        <w:tblStyle w:val="TableGrid"/>
-        <w:tblW w:type="auto" w:w="0"/>
-        <w:jc w:val="left"/>
-        <w:tblLook w:firstColumn="1" w:firstRow="1" w:lastColumn="0" w:lastRow="0" w:noHBand="0" w:noVBand="1" w:val="04A0"/>
-      </w:tblPr>
-      <w:tblGrid>
-        <w:gridCol w:w="4968"/>
-        <w:gridCol w:w="4968"/>
-      </w:tblGrid>
-      <w:tr>
-        <w:trPr>
-          <w:cantSplit/>
-        </w:trPr>
-        <w:tc>
-          <w:tcPr>
-            <w:tcW w:type="dxa" w:w="4968"/>
-            <w:shd w:val="clear" w:fill="152130"/>
-          </w:tcPr>
-          <w:p>
-            <w:pPr>
-              <w:spacing w:after="0" w:before="0"/>
-            </w:pPr>
-            <w:r/>
-            <w:r>
-              <w:rPr>
-                <w:b/>
-                <w:color w:val="FFFFFF"/>
-                <w:sz w:val="18"/>
-              </w:rPr>
-              <w:t>Key facts</w:t>
-            </w:r>
-          </w:p>
-        </w:tc>
-        <w:tc>
-          <w:tcPr>
-            <w:tcW w:type="dxa" w:w="4968"/>
-            <w:shd w:val="clear" w:fill="152130"/>
-          </w:tcPr>
-          <w:p>
-            <w:pPr>
-              <w:spacing w:after="0" w:before="0"/>
-            </w:pPr>
-            <w:r/>
-            <w:r>
-              <w:rPr>
-                <w:b/>
-                <w:color w:val="FFFFFF"/>
-                <w:sz w:val="18"/>
-              </w:rPr>
-            </w:r>
-          </w:p>
-        </w:tc>
-      </w:tr>
-      <w:tr>
-        <w:trPr>
-          <w:cantSplit/>
-        </w:trPr>
-        <w:tc>
-          <w:tcPr>
-            <w:tcW w:type="dxa" w:w="4968"/>
-          </w:tcPr>
-          <w:p>
-            <w:pPr>
-              <w:spacing w:after="0" w:before="0"/>
-            </w:pPr>
-            <w:r/>
-            <w:r>
-              <w:rPr>
-                <w:b/>
-                <w:sz w:val="18"/>
-              </w:rPr>
-              <w:t>Market capitalisation</w:t>
-            </w:r>
-          </w:p>
-        </w:tc>
-        <w:tc>
-          <w:tcPr>
-            <w:tcW w:type="dxa" w:w="4968"/>
-          </w:tcPr>
-          <w:p>
-            <w:pPr>
-              <w:spacing w:after="0" w:before="0"/>
-              <w:jc w:val="right"/>
-            </w:pPr>
-            <w:r/>
-            <w:r>
-              <w:rPr>
-                <w:sz w:val="18"/>
-              </w:rPr>
-              <w:t>£4,101m</w:t>
-            </w:r>
-          </w:p>
-        </w:tc>
-      </w:tr>
-      <w:tr>
-        <w:trPr>
-          <w:cantSplit/>
-        </w:trPr>
-        <w:tc>
-          <w:tcPr>
-            <w:tcW w:type="dxa" w:w="4968"/>
-            <w:shd w:val="clear" w:fill="F6F7F9"/>
-          </w:tcPr>
-          <w:p>
-            <w:pPr>
-              <w:spacing w:after="0" w:before="0"/>
-            </w:pPr>
-            <w:r/>
-            <w:r>
-              <w:rPr>
-                <w:b/>
-                <w:sz w:val="18"/>
-              </w:rPr>
-              <w:t>Enterprise value</w:t>
-            </w:r>
-          </w:p>
-        </w:tc>
-        <w:tc>
-          <w:tcPr>
-            <w:tcW w:type="dxa" w:w="4968"/>
-            <w:shd w:val="clear" w:fill="F6F7F9"/>
-          </w:tcPr>
-          <w:p>
-            <w:pPr>
-              <w:spacing w:after="0" w:before="0"/>
-              <w:jc w:val="right"/>
-            </w:pPr>
-            <w:r/>
-            <w:r>
-              <w:rPr>
-                <w:sz w:val="18"/>
-              </w:rPr>
-              <w:t>£4,246m</w:t>
-            </w:r>
-          </w:p>
-        </w:tc>
-      </w:tr>
-      <w:tr>
-        <w:trPr>
-          <w:cantSplit/>
-        </w:trPr>
-        <w:tc>
-          <w:tcPr>
-            <w:tcW w:type="dxa" w:w="4968"/>
-          </w:tcPr>
-          <w:p>
-            <w:pPr>
-              <w:spacing w:after="0" w:before="0"/>
-            </w:pPr>
-            <w:r/>
-            <w:r>
-              <w:rPr>
-                <w:b/>
-                <w:sz w:val="18"/>
-              </w:rPr>
-              <w:t>AIP ownership</w:t>
-            </w:r>
-          </w:p>
-        </w:tc>
-        <w:tc>
-          <w:tcPr>
-            <w:tcW w:type="dxa" w:w="4968"/>
-          </w:tcPr>
-          <w:p>
-            <w:pPr>
-              <w:spacing w:after="0" w:before="0"/>
-              <w:jc w:val="right"/>
-            </w:pPr>
-            <w:r/>
-            <w:r>
-              <w:rPr>
-                <w:sz w:val="18"/>
-              </w:rPr>
-              <w:t>&lt;1%</w:t>
-            </w:r>
-          </w:p>
-        </w:tc>
-      </w:tr>
-      <w:tr>
-        <w:trPr>
-          <w:cantSplit/>
-        </w:trPr>
-        <w:tc>
-          <w:tcPr>
-            <w:tcW w:type="dxa" w:w="4968"/>
-            <w:shd w:val="clear" w:fill="F6F7F9"/>
-          </w:tcPr>
-          <w:p>
-            <w:pPr>
-              <w:spacing w:after="0" w:before="0"/>
-            </w:pPr>
-            <w:r/>
-            <w:r>
-              <w:rPr>
-                <w:b/>
-                <w:sz w:val="18"/>
-              </w:rPr>
-              <w:t>% of portfolio</w:t>
-            </w:r>
-          </w:p>
-        </w:tc>
-        <w:tc>
-          <w:tcPr>
-            <w:tcW w:type="dxa" w:w="4968"/>
-            <w:shd w:val="clear" w:fill="F6F7F9"/>
-          </w:tcPr>
-          <w:p>
-            <w:pPr>
-              <w:spacing w:after="0" w:before="0"/>
-              <w:jc w:val="right"/>
-            </w:pPr>
-            <w:r/>
-            <w:r>
-              <w:rPr>
-                <w:sz w:val="18"/>
-              </w:rPr>
-              <w:t>3%</w:t>
-            </w:r>
-          </w:p>
-        </w:tc>
-      </w:tr>
-      <w:tr>
-        <w:trPr>
-          <w:cantSplit/>
-        </w:trPr>
-        <w:tc>
-          <w:tcPr>
-            <w:tcW w:type="dxa" w:w="4968"/>
-          </w:tcPr>
-          <w:p>
-            <w:pPr>
-              <w:spacing w:after="0" w:before="0"/>
-            </w:pPr>
-            <w:r/>
-            <w:r>
-              <w:rPr>
-                <w:b/>
-                <w:sz w:val="18"/>
-              </w:rPr>
-              <w:t>Board representation</w:t>
-            </w:r>
-          </w:p>
-        </w:tc>
-        <w:tc>
-          <w:tcPr>
-            <w:tcW w:type="dxa" w:w="4968"/>
-          </w:tcPr>
-          <w:p>
-            <w:pPr>
-              <w:spacing w:after="0" w:before="0"/>
-              <w:jc w:val="right"/>
-            </w:pPr>
-            <w:r/>
-            <w:r>
-              <w:rPr>
-                <w:sz w:val="18"/>
-              </w:rPr>
-              <w:t>No</w:t>
-            </w:r>
-          </w:p>
-        </w:tc>
-      </w:tr>
-    </w:tbl>
-    <w:p>
-      <w:pPr>
-        <w:keepNext/>
-        <w:spacing w:before="120" w:after="20" w:line="269" w:lineRule="auto"/>
-        <w:jc w:val="left"/>
-      </w:pPr>
-      <w:r>
-        <w:rPr>
-          <w:b/>
-          <w:i w:val="0"/>
-          <w:color w:val="314359"/>
-          <w:sz w:val="20"/>
-        </w:rPr>
-        <w:t>Our view</w:t>
-      </w:r>
-    </w:p>
-    <w:p>
-      <w:pPr>
-        <w:spacing w:before="40" w:after="60" w:line="269" w:lineRule="auto"/>
-        <w:jc w:val="left"/>
-      </w:pPr>
-      <w:r>
-        <w:rPr>
-          <w:b w:val="0"/>
-          <w:i w:val="0"/>
-          <w:sz w:val="21"/>
-        </w:rPr>
-        <w:t>Auto Trader Group has a very strong position. Its services are essential for car dealers seeking to maximise their profits. It is currently very difficult to envisage any competitor displacing Auto Trader, as its scale and dominance make it hard for rivals to offer customers the same value. The company has been able to raise prices as it has improved its product offering, delivering increased value to its customers.</w:t>
-      </w:r>
-    </w:p>
-    <w:p>
-      <w:pPr>
-        <w:keepNext/>
-        <w:spacing w:before="120" w:after="20" w:line="269" w:lineRule="auto"/>
-        <w:jc w:val="left"/>
-      </w:pPr>
-      <w:r>
-        <w:rPr>
-          <w:b/>
-          <w:i w:val="0"/>
-          <w:color w:val="314359"/>
-          <w:sz w:val="20"/>
-        </w:rPr>
-        <w:t>Recent events, H1 FY2026</w:t>
-      </w:r>
-    </w:p>
-    <w:p>
-      <w:pPr>
-        <w:pStyle w:val="ListBullet"/>
-        <w:spacing w:after="20"/>
-      </w:pPr>
-      <w:r>
-        <w:rPr>
-          <w:sz w:val="21"/>
-        </w:rPr>
-        <w:t>There were few surprises in the first-half results. Net sales increased by 5% to £296m. Operating income grew by 6% to £200m, with margins maintained at 64%.</w:t>
-      </w:r>
-    </w:p>
-    <w:p>
-      <w:pPr>
-        <w:pStyle w:val="ListBullet"/>
-        <w:spacing w:after="20"/>
-      </w:pPr>
-      <w:r>
-        <w:rPr>
-          <w:sz w:val="21"/>
-        </w:rPr>
-        <w:t>The adoption of Deal Builder, a tool to drive sales, progressed. There were, however, some initial missteps in the product launch, which the company has acknowledged and intends to correct.</w:t>
-      </w:r>
-    </w:p>
-    <w:p>
-      <w:pPr>
-        <w:keepNext/>
-        <w:spacing w:before="120" w:after="20" w:line="269" w:lineRule="auto"/>
-        <w:jc w:val="left"/>
-      </w:pPr>
-      <w:r>
-        <w:rPr>
-          <w:b/>
-          <w:i w:val="0"/>
-          <w:color w:val="314359"/>
-          <w:sz w:val="20"/>
-        </w:rPr>
-        <w:t>Financial results</w:t>
-      </w:r>
-    </w:p>
-    <w:tbl>
-      <w:tblPr>
-        <w:tblStyle w:val="TableGrid"/>
-        <w:tblW w:type="auto" w:w="0"/>
-        <w:jc w:val="left"/>
-        <w:tblLook w:firstColumn="1" w:firstRow="1" w:lastColumn="0" w:lastRow="0" w:noHBand="0" w:noVBand="1" w:val="04A0"/>
-      </w:tblPr>
-      <w:tblGrid>
-        <w:gridCol w:w="1656"/>
-        <w:gridCol w:w="1656"/>
-        <w:gridCol w:w="1656"/>
-        <w:gridCol w:w="1656"/>
-        <w:gridCol w:w="1656"/>
-        <w:gridCol w:w="1656"/>
-      </w:tblGrid>
-      <w:tr>
-        <w:trPr>
-          <w:cantSplit/>
-        </w:trPr>
-        <w:tc>
-          <w:tcPr>
-            <w:tcW w:type="dxa" w:w="1656"/>
-            <w:shd w:val="clear" w:fill="152130"/>
-          </w:tcPr>
-          <w:p>
-            <w:pPr>
-              <w:spacing w:after="0" w:before="0"/>
-            </w:pPr>
-            <w:r/>
-            <w:r>
-              <w:rPr>
-                <w:b/>
-                <w:color w:val="FFFFFF"/>
-                <w:sz w:val="17"/>
-              </w:rPr>
-              <w:t>M £</w:t>
-            </w:r>
-          </w:p>
-        </w:tc>
-        <w:tc>
-          <w:tcPr>
-            <w:tcW w:type="dxa" w:w="1656"/>
-            <w:shd w:val="clear" w:fill="152130"/>
-          </w:tcPr>
-          <w:p>
-            <w:pPr>
-              <w:spacing w:after="0" w:before="0"/>
-            </w:pPr>
-            <w:r/>
-            <w:r>
-              <w:rPr>
-                <w:b/>
-                <w:color w:val="FFFFFF"/>
-                <w:sz w:val="17"/>
-              </w:rPr>
-              <w:t>2021</w:t>
-            </w:r>
-          </w:p>
-        </w:tc>
-        <w:tc>
-          <w:tcPr>
-            <w:tcW w:type="dxa" w:w="1656"/>
-            <w:shd w:val="clear" w:fill="152130"/>
-          </w:tcPr>
-          <w:p>
-            <w:pPr>
-              <w:spacing w:after="0" w:before="0"/>
-            </w:pPr>
-            <w:r/>
-            <w:r>
-              <w:rPr>
-                <w:b/>
-                <w:color w:val="FFFFFF"/>
-                <w:sz w:val="17"/>
-              </w:rPr>
-              <w:t>2022</w:t>
-            </w:r>
-          </w:p>
-        </w:tc>
-        <w:tc>
-          <w:tcPr>
-            <w:tcW w:type="dxa" w:w="1656"/>
-            <w:shd w:val="clear" w:fill="152130"/>
-          </w:tcPr>
-          <w:p>
-            <w:pPr>
-              <w:spacing w:after="0" w:before="0"/>
-            </w:pPr>
-            <w:r/>
-            <w:r>
-              <w:rPr>
-                <w:b/>
-                <w:color w:val="FFFFFF"/>
-                <w:sz w:val="17"/>
-              </w:rPr>
-              <w:t>2023</w:t>
-            </w:r>
-          </w:p>
-        </w:tc>
-        <w:tc>
-          <w:tcPr>
-            <w:tcW w:type="dxa" w:w="1656"/>
-            <w:shd w:val="clear" w:fill="152130"/>
-          </w:tcPr>
-          <w:p>
-            <w:pPr>
-              <w:spacing w:after="0" w:before="0"/>
-            </w:pPr>
-            <w:r/>
-            <w:r>
-              <w:rPr>
-                <w:b/>
-                <w:color w:val="FFFFFF"/>
-                <w:sz w:val="17"/>
-              </w:rPr>
-              <w:t>2024</w:t>
-            </w:r>
-          </w:p>
-        </w:tc>
-        <w:tc>
-          <w:tcPr>
-            <w:tcW w:type="dxa" w:w="1656"/>
-            <w:shd w:val="clear" w:fill="152130"/>
-          </w:tcPr>
-          <w:p>
-            <w:pPr>
-              <w:spacing w:after="0" w:before="0"/>
-            </w:pPr>
-            <w:r/>
-            <w:r>
-              <w:rPr>
-                <w:b/>
-                <w:color w:val="FFFFFF"/>
-                <w:sz w:val="17"/>
-              </w:rPr>
-              <w:t>2025</w:t>
-            </w:r>
-          </w:p>
-        </w:tc>
-      </w:tr>
-      <w:tr>
-        <w:trPr>
-          <w:cantSplit/>
-        </w:trPr>
-        <w:tc>
-          <w:tcPr>
-            <w:tcW w:type="dxa" w:w="1656"/>
-          </w:tcPr>
-          <w:p>
-            <w:pPr>
-              <w:spacing w:after="0" w:before="0"/>
-            </w:pPr>
-            <w:r/>
-            <w:r>
-              <w:rPr>
-                <w:b/>
-                <w:sz w:val="17"/>
-              </w:rPr>
-              <w:t>Net Revenue</w:t>
-            </w:r>
-          </w:p>
-        </w:tc>
-        <w:tc>
-          <w:tcPr>
-            <w:tcW w:type="dxa" w:w="1656"/>
-          </w:tcPr>
-          <w:p>
-            <w:pPr>
-              <w:spacing w:after="0" w:before="0"/>
-              <w:jc w:val="right"/>
-            </w:pPr>
-            <w:r/>
-            <w:r>
-              <w:rPr>
-                <w:sz w:val="17"/>
-              </w:rPr>
-              <w:t>263</w:t>
-            </w:r>
-          </w:p>
-        </w:tc>
-        <w:tc>
-          <w:tcPr>
-            <w:tcW w:type="dxa" w:w="1656"/>
-          </w:tcPr>
-          <w:p>
-            <w:pPr>
-              <w:spacing w:after="0" w:before="0"/>
-              <w:jc w:val="right"/>
-            </w:pPr>
-            <w:r/>
-            <w:r>
-              <w:rPr>
-                <w:sz w:val="17"/>
-              </w:rPr>
-              <w:t>433</w:t>
-            </w:r>
-          </w:p>
-        </w:tc>
-        <w:tc>
-          <w:tcPr>
-            <w:tcW w:type="dxa" w:w="1656"/>
-          </w:tcPr>
-          <w:p>
-            <w:pPr>
-              <w:spacing w:after="0" w:before="0"/>
-              <w:jc w:val="right"/>
-            </w:pPr>
-            <w:r/>
-            <w:r>
-              <w:rPr>
-                <w:sz w:val="17"/>
-              </w:rPr>
-              <w:t>500</w:t>
-            </w:r>
-          </w:p>
-        </w:tc>
-        <w:tc>
-          <w:tcPr>
-            <w:tcW w:type="dxa" w:w="1656"/>
-          </w:tcPr>
-          <w:p>
-            <w:pPr>
-              <w:spacing w:after="0" w:before="0"/>
-              <w:jc w:val="right"/>
-            </w:pPr>
-            <w:r/>
-            <w:r>
-              <w:rPr>
-                <w:sz w:val="17"/>
-              </w:rPr>
-              <w:t>571</w:t>
-            </w:r>
-          </w:p>
-        </w:tc>
-        <w:tc>
-          <w:tcPr>
-            <w:tcW w:type="dxa" w:w="1656"/>
-          </w:tcPr>
-          <w:p>
-            <w:pPr>
-              <w:spacing w:after="0" w:before="0"/>
-              <w:jc w:val="right"/>
-            </w:pPr>
-            <w:r/>
-            <w:r>
-              <w:rPr>
-                <w:sz w:val="17"/>
-              </w:rPr>
-              <w:t>601</w:t>
-            </w:r>
-          </w:p>
-        </w:tc>
-      </w:tr>
-      <w:tr>
-        <w:trPr>
-          <w:cantSplit/>
-        </w:trPr>
-        <w:tc>
-          <w:tcPr>
-            <w:tcW w:type="dxa" w:w="1656"/>
-            <w:shd w:val="clear" w:fill="F6F7F9"/>
-          </w:tcPr>
-          <w:p>
-            <w:pPr>
-              <w:spacing w:after="0" w:before="0"/>
-            </w:pPr>
-            <w:r/>
-            <w:r>
-              <w:rPr>
-                <w:b/>
-                <w:sz w:val="17"/>
-              </w:rPr>
-              <w:t>EBITA</w:t>
-            </w:r>
-          </w:p>
-        </w:tc>
-        <w:tc>
-          <w:tcPr>
-            <w:tcW w:type="dxa" w:w="1656"/>
-            <w:shd w:val="clear" w:fill="F6F7F9"/>
-          </w:tcPr>
-          <w:p>
-            <w:pPr>
-              <w:spacing w:after="0" w:before="0"/>
-              <w:jc w:val="right"/>
-            </w:pPr>
-            <w:r/>
-            <w:r>
-              <w:rPr>
-                <w:sz w:val="17"/>
-              </w:rPr>
-              <w:t>162</w:t>
-            </w:r>
-          </w:p>
-        </w:tc>
-        <w:tc>
-          <w:tcPr>
-            <w:tcW w:type="dxa" w:w="1656"/>
-            <w:shd w:val="clear" w:fill="F6F7F9"/>
-          </w:tcPr>
-          <w:p>
-            <w:pPr>
-              <w:spacing w:after="0" w:before="0"/>
-              <w:jc w:val="right"/>
-            </w:pPr>
-            <w:r/>
-            <w:r>
-              <w:rPr>
-                <w:sz w:val="17"/>
-              </w:rPr>
-              <w:t>305</w:t>
-            </w:r>
-          </w:p>
-        </w:tc>
-        <w:tc>
-          <w:tcPr>
-            <w:tcW w:type="dxa" w:w="1656"/>
-            <w:shd w:val="clear" w:fill="F6F7F9"/>
-          </w:tcPr>
-          <w:p>
-            <w:pPr>
-              <w:spacing w:after="0" w:before="0"/>
-              <w:jc w:val="right"/>
-            </w:pPr>
-            <w:r/>
-            <w:r>
-              <w:rPr>
-                <w:sz w:val="17"/>
-              </w:rPr>
-              <w:t>280</w:t>
-            </w:r>
-          </w:p>
-        </w:tc>
-        <w:tc>
-          <w:tcPr>
-            <w:tcW w:type="dxa" w:w="1656"/>
-            <w:shd w:val="clear" w:fill="F6F7F9"/>
-          </w:tcPr>
-          <w:p>
-            <w:pPr>
-              <w:spacing w:after="0" w:before="0"/>
-              <w:jc w:val="right"/>
-            </w:pPr>
-            <w:r/>
-            <w:r>
-              <w:rPr>
-                <w:sz w:val="17"/>
-              </w:rPr>
-              <w:t>352</w:t>
-            </w:r>
-          </w:p>
-        </w:tc>
-        <w:tc>
-          <w:tcPr>
-            <w:tcW w:type="dxa" w:w="1656"/>
-            <w:shd w:val="clear" w:fill="F6F7F9"/>
-          </w:tcPr>
-          <w:p>
-            <w:pPr>
-              <w:spacing w:after="0" w:before="0"/>
-              <w:jc w:val="right"/>
-            </w:pPr>
-            <w:r/>
-            <w:r>
-              <w:rPr>
-                <w:sz w:val="17"/>
-              </w:rPr>
-              <w:t>378</w:t>
-            </w:r>
-          </w:p>
-        </w:tc>
-      </w:tr>
-      <w:tr>
-        <w:trPr>
-          <w:cantSplit/>
-        </w:trPr>
-        <w:tc>
-          <w:tcPr>
-            <w:tcW w:type="dxa" w:w="1656"/>
-          </w:tcPr>
-          <w:p>
-            <w:pPr>
-              <w:spacing w:after="0" w:before="0"/>
-            </w:pPr>
-            <w:r/>
-            <w:r>
-              <w:rPr>
-                <w:b/>
-                <w:sz w:val="17"/>
-              </w:rPr>
-              <w:t>Margin</w:t>
-            </w:r>
-          </w:p>
-        </w:tc>
-        <w:tc>
-          <w:tcPr>
-            <w:tcW w:type="dxa" w:w="1656"/>
-          </w:tcPr>
-          <w:p>
-            <w:pPr>
-              <w:spacing w:after="0" w:before="0"/>
-              <w:jc w:val="right"/>
-            </w:pPr>
-            <w:r/>
-            <w:r>
-              <w:rPr>
-                <w:sz w:val="17"/>
-              </w:rPr>
-              <w:t>62%</w:t>
-            </w:r>
-          </w:p>
-        </w:tc>
-        <w:tc>
-          <w:tcPr>
-            <w:tcW w:type="dxa" w:w="1656"/>
-          </w:tcPr>
-          <w:p>
-            <w:pPr>
-              <w:spacing w:after="0" w:before="0"/>
-              <w:jc w:val="right"/>
-            </w:pPr>
-            <w:r/>
-            <w:r>
-              <w:rPr>
-                <w:sz w:val="17"/>
-              </w:rPr>
-              <w:t>70%</w:t>
-            </w:r>
-          </w:p>
-        </w:tc>
-        <w:tc>
-          <w:tcPr>
-            <w:tcW w:type="dxa" w:w="1656"/>
-          </w:tcPr>
-          <w:p>
-            <w:pPr>
-              <w:spacing w:after="0" w:before="0"/>
-              <w:jc w:val="right"/>
-            </w:pPr>
-            <w:r/>
-            <w:r>
-              <w:rPr>
-                <w:sz w:val="17"/>
-              </w:rPr>
-              <w:t>56%</w:t>
-            </w:r>
-          </w:p>
-        </w:tc>
-        <w:tc>
-          <w:tcPr>
-            <w:tcW w:type="dxa" w:w="1656"/>
-          </w:tcPr>
-          <w:p>
-            <w:pPr>
-              <w:spacing w:after="0" w:before="0"/>
-              <w:jc w:val="right"/>
-            </w:pPr>
-            <w:r/>
-            <w:r>
-              <w:rPr>
-                <w:sz w:val="17"/>
-              </w:rPr>
-              <w:t>62%</w:t>
-            </w:r>
-          </w:p>
-        </w:tc>
-        <w:tc>
-          <w:tcPr>
-            <w:tcW w:type="dxa" w:w="1656"/>
-          </w:tcPr>
-          <w:p>
-            <w:pPr>
-              <w:spacing w:after="0" w:before="0"/>
-              <w:jc w:val="right"/>
-            </w:pPr>
-            <w:r/>
-            <w:r>
-              <w:rPr>
-                <w:sz w:val="17"/>
-              </w:rPr>
-              <w:t>63%</w:t>
-            </w:r>
-          </w:p>
-        </w:tc>
-      </w:tr>
-      <w:tr>
-        <w:trPr>
-          <w:cantSplit/>
-        </w:trPr>
-        <w:tc>
-          <w:tcPr>
-            <w:tcW w:type="dxa" w:w="1656"/>
-            <w:shd w:val="clear" w:fill="F6F7F9"/>
-          </w:tcPr>
-          <w:p>
-            <w:pPr>
-              <w:spacing w:after="0" w:before="0"/>
-            </w:pPr>
-            <w:r/>
-            <w:r>
-              <w:rPr>
-                <w:b/>
-                <w:sz w:val="17"/>
-              </w:rPr>
-              <w:t>Net Income</w:t>
-            </w:r>
-          </w:p>
-        </w:tc>
-        <w:tc>
-          <w:tcPr>
-            <w:tcW w:type="dxa" w:w="1656"/>
-            <w:shd w:val="clear" w:fill="F6F7F9"/>
-          </w:tcPr>
-          <w:p>
-            <w:pPr>
-              <w:spacing w:after="0" w:before="0"/>
-              <w:jc w:val="right"/>
-            </w:pPr>
-            <w:r/>
-            <w:r>
-              <w:rPr>
-                <w:sz w:val="17"/>
-              </w:rPr>
-              <w:t>128</w:t>
-            </w:r>
-          </w:p>
-        </w:tc>
-        <w:tc>
-          <w:tcPr>
-            <w:tcW w:type="dxa" w:w="1656"/>
-            <w:shd w:val="clear" w:fill="F6F7F9"/>
-          </w:tcPr>
-          <w:p>
-            <w:pPr>
-              <w:spacing w:after="0" w:before="0"/>
-              <w:jc w:val="right"/>
-            </w:pPr>
-            <w:r/>
-            <w:r>
-              <w:rPr>
-                <w:sz w:val="17"/>
-              </w:rPr>
-              <w:t>245</w:t>
-            </w:r>
-          </w:p>
-        </w:tc>
-        <w:tc>
-          <w:tcPr>
-            <w:tcW w:type="dxa" w:w="1656"/>
-            <w:shd w:val="clear" w:fill="F6F7F9"/>
-          </w:tcPr>
-          <w:p>
-            <w:pPr>
-              <w:spacing w:after="0" w:before="0"/>
-              <w:jc w:val="right"/>
-            </w:pPr>
-            <w:r/>
-            <w:r>
-              <w:rPr>
-                <w:sz w:val="17"/>
-              </w:rPr>
-              <w:t>234</w:t>
-            </w:r>
-          </w:p>
-        </w:tc>
-        <w:tc>
-          <w:tcPr>
-            <w:tcW w:type="dxa" w:w="1656"/>
-            <w:shd w:val="clear" w:fill="F6F7F9"/>
-          </w:tcPr>
-          <w:p>
-            <w:pPr>
-              <w:spacing w:after="0" w:before="0"/>
-              <w:jc w:val="right"/>
-            </w:pPr>
-            <w:r/>
-            <w:r>
-              <w:rPr>
-                <w:sz w:val="17"/>
-              </w:rPr>
-              <w:t>257</w:t>
-            </w:r>
-          </w:p>
-        </w:tc>
-        <w:tc>
-          <w:tcPr>
-            <w:tcW w:type="dxa" w:w="1656"/>
-            <w:shd w:val="clear" w:fill="F6F7F9"/>
-          </w:tcPr>
-          <w:p>
-            <w:pPr>
-              <w:spacing w:after="0" w:before="0"/>
-              <w:jc w:val="right"/>
-            </w:pPr>
-            <w:r/>
-            <w:r>
-              <w:rPr>
-                <w:sz w:val="17"/>
-              </w:rPr>
-              <w:t>283</w:t>
-            </w:r>
-          </w:p>
-        </w:tc>
-      </w:tr>
-    </w:tbl>
-    <w:p>
-      <w:pPr>
-        <w:keepNext/>
-        <w:spacing w:before="100" w:after="40" w:line="269" w:lineRule="auto"/>
-        <w:jc w:val="left"/>
-      </w:pPr>
-      <w:r>
-        <w:rPr>
-          <w:b/>
-          <w:i w:val="0"/>
-          <w:color w:val="314359"/>
-          <w:sz w:val="20"/>
-        </w:rPr>
-        <w:t>Share price &amp; traded volume (3-year)</w:t>
-      </w:r>
-    </w:p>
-    <w:p>
-      <w:pPr>
-        <w:spacing w:after="40"/>
-        <w:jc w:val="left"/>
-      </w:pPr>
-      <w:r>
-        <w:drawing>
-          <wp:inline xmlns:a="http://schemas.openxmlformats.org/drawingml/2006/main" xmlns:pic="http://schemas.openxmlformats.org/drawingml/2006/picture">
-            <wp:extent cx="5212080" cy="1870856"/>
-            <wp:docPr id="8" name="Picture 8"/>
-            <wp:cNvGraphicFramePr>
-              <a:graphicFrameLocks noChangeAspect="1"/>
-            </wp:cNvGraphicFramePr>
-            <a:graphic>
-              <a:graphicData uri="http://schemas.openxmlformats.org/drawingml/2006/picture">
-                <pic:pic>
-                  <pic:nvPicPr>
-                    <pic:cNvPr id="0" name="1461088685684c7b36e839da8a67d61d.png"/>
-                    <pic:cNvPicPr/>
-                  </pic:nvPicPr>
-                  <pic:blipFill>
-                    <a:blip r:embed="rId16"/>
-                    <a:stretch>
-                      <a:fillRect/>
-                    </a:stretch>
-                  </pic:blipFill>
-                  <pic:spPr>
-                    <a:xfrm>
-                      <a:off x="0" y="0"/>
-                      <a:ext cx="5212080" cy="1870856"/>
-                    </a:xfrm>
-                    <a:prstGeom prst="rect"/>
-                  </pic:spPr>
-                </pic:pic>
-              </a:graphicData>
-            </a:graphic>
-          </wp:inline>
-        </w:drawing>
-      </w:r>
-    </w:p>
-    <w:p>
-      <w:pPr>
-        <w:spacing w:before="40" w:after="60" w:line="269" w:lineRule="auto"/>
-        <w:jc w:val="left"/>
-      </w:pPr>
-      <w:r>
-        <w:rPr>
-          <w:b w:val="0"/>
-          <w:i/>
-          <w:color w:val="556A83"/>
-          <w:sz w:val="16"/>
-        </w:rPr>
-        <w:t>Source: exchange daily price history, 3-year series to 15 June 2026. London Stock Exchange: AUTO.</w:t>
-      </w:r>
-    </w:p>
-    <w:p>
-      <w:pPr>
-        <w:spacing w:after="0" w:before="0"/>
-      </w:pPr>
-      <w:r>
-        <w:br w:type="page"/>
-      </w:r>
-    </w:p>
-    <w:p>
-      <w:pPr>
-        <w:keepNext/>
-        <w:spacing w:before="120" w:after="80"/>
-        <w:pageBreakBefore/>
-        <w:pBdr>
-          <w:bottom w:val="single" w:sz="6" w:space="2" w:color="314359"/>
-        </w:pBdr>
-      </w:pPr>
-      <w:r>
-        <w:rPr>
-          <w:rFonts w:ascii="Times New Roman" w:hAnsi="Times New Roman"/>
-          <w:b/>
-          <w:color w:val="152130"/>
-          <w:sz w:val="26"/>
-        </w:rPr>
         <w:t>Rightmove</w:t>
       </w:r>
     </w:p>
@@ -17452,6 +16369,1090 @@
           <w:sz w:val="16"/>
         </w:rPr>
         <w:t>Source: exchange daily price history, 3-year series to 15 June 2026. London Stock Exchange: RMV.</w:t>
+      </w:r>
+    </w:p>
+    <w:p>
+      <w:pPr>
+        <w:spacing w:after="0" w:before="0"/>
+      </w:pPr>
+      <w:r>
+        <w:br w:type="page"/>
+      </w:r>
+    </w:p>
+    <w:p>
+      <w:pPr>
+        <w:keepNext/>
+        <w:spacing w:before="120" w:after="80"/>
+        <w:pageBreakBefore/>
+        <w:pBdr>
+          <w:bottom w:val="single" w:sz="6" w:space="2" w:color="314359"/>
+        </w:pBdr>
+      </w:pPr>
+      <w:r>
+        <w:rPr>
+          <w:rFonts w:ascii="Times New Roman" w:hAnsi="Times New Roman"/>
+          <w:b/>
+          <w:color w:val="152130"/>
+          <w:sz w:val="26"/>
+        </w:rPr>
+        <w:t>Auto Trader Group</w:t>
+      </w:r>
+    </w:p>
+    <w:p>
+      <w:pPr>
+        <w:keepNext/>
+        <w:spacing w:before="40" w:after="20" w:line="269" w:lineRule="auto"/>
+        <w:jc w:val="left"/>
+      </w:pPr>
+      <w:r>
+        <w:rPr>
+          <w:b/>
+          <w:i w:val="0"/>
+          <w:color w:val="314359"/>
+          <w:sz w:val="20"/>
+        </w:rPr>
+        <w:t>Company description</w:t>
+      </w:r>
+    </w:p>
+    <w:p>
+      <w:pPr>
+        <w:spacing w:before="40" w:after="80" w:line="269" w:lineRule="auto"/>
+        <w:jc w:val="left"/>
+      </w:pPr>
+      <w:r>
+        <w:rPr>
+          <w:b w:val="0"/>
+          <w:i w:val="0"/>
+          <w:sz w:val="21"/>
+        </w:rPr>
+        <w:t>Auto Trader Group is the dominant market leader, providing the UK’s largest marketplace for automotive sales. The company is approximately 10x larger than its nearest competitor.</w:t>
+      </w:r>
+    </w:p>
+    <w:tbl>
+      <w:tblPr>
+        <w:tblStyle w:val="TableGrid"/>
+        <w:tblW w:type="auto" w:w="0"/>
+        <w:jc w:val="left"/>
+        <w:tblLook w:firstColumn="1" w:firstRow="1" w:lastColumn="0" w:lastRow="0" w:noHBand="0" w:noVBand="1" w:val="04A0"/>
+      </w:tblPr>
+      <w:tblGrid>
+        <w:gridCol w:w="4968"/>
+        <w:gridCol w:w="4968"/>
+      </w:tblGrid>
+      <w:tr>
+        <w:trPr>
+          <w:cantSplit/>
+        </w:trPr>
+        <w:tc>
+          <w:tcPr>
+            <w:tcW w:type="dxa" w:w="4968"/>
+            <w:shd w:val="clear" w:fill="152130"/>
+          </w:tcPr>
+          <w:p>
+            <w:pPr>
+              <w:spacing w:after="0" w:before="0"/>
+            </w:pPr>
+            <w:r/>
+            <w:r>
+              <w:rPr>
+                <w:b/>
+                <w:color w:val="FFFFFF"/>
+                <w:sz w:val="18"/>
+              </w:rPr>
+              <w:t>Key facts</w:t>
+            </w:r>
+          </w:p>
+        </w:tc>
+        <w:tc>
+          <w:tcPr>
+            <w:tcW w:type="dxa" w:w="4968"/>
+            <w:shd w:val="clear" w:fill="152130"/>
+          </w:tcPr>
+          <w:p>
+            <w:pPr>
+              <w:spacing w:after="0" w:before="0"/>
+            </w:pPr>
+            <w:r/>
+            <w:r>
+              <w:rPr>
+                <w:b/>
+                <w:color w:val="FFFFFF"/>
+                <w:sz w:val="18"/>
+              </w:rPr>
+            </w:r>
+          </w:p>
+        </w:tc>
+      </w:tr>
+      <w:tr>
+        <w:trPr>
+          <w:cantSplit/>
+        </w:trPr>
+        <w:tc>
+          <w:tcPr>
+            <w:tcW w:type="dxa" w:w="4968"/>
+          </w:tcPr>
+          <w:p>
+            <w:pPr>
+              <w:spacing w:after="0" w:before="0"/>
+            </w:pPr>
+            <w:r/>
+            <w:r>
+              <w:rPr>
+                <w:b/>
+                <w:sz w:val="18"/>
+              </w:rPr>
+              <w:t>Market capitalisation</w:t>
+            </w:r>
+          </w:p>
+        </w:tc>
+        <w:tc>
+          <w:tcPr>
+            <w:tcW w:type="dxa" w:w="4968"/>
+          </w:tcPr>
+          <w:p>
+            <w:pPr>
+              <w:spacing w:after="0" w:before="0"/>
+              <w:jc w:val="right"/>
+            </w:pPr>
+            <w:r/>
+            <w:r>
+              <w:rPr>
+                <w:sz w:val="18"/>
+              </w:rPr>
+              <w:t>£4,101m</w:t>
+            </w:r>
+          </w:p>
+        </w:tc>
+      </w:tr>
+      <w:tr>
+        <w:trPr>
+          <w:cantSplit/>
+        </w:trPr>
+        <w:tc>
+          <w:tcPr>
+            <w:tcW w:type="dxa" w:w="4968"/>
+            <w:shd w:val="clear" w:fill="F6F7F9"/>
+          </w:tcPr>
+          <w:p>
+            <w:pPr>
+              <w:spacing w:after="0" w:before="0"/>
+            </w:pPr>
+            <w:r/>
+            <w:r>
+              <w:rPr>
+                <w:b/>
+                <w:sz w:val="18"/>
+              </w:rPr>
+              <w:t>Enterprise value</w:t>
+            </w:r>
+          </w:p>
+        </w:tc>
+        <w:tc>
+          <w:tcPr>
+            <w:tcW w:type="dxa" w:w="4968"/>
+            <w:shd w:val="clear" w:fill="F6F7F9"/>
+          </w:tcPr>
+          <w:p>
+            <w:pPr>
+              <w:spacing w:after="0" w:before="0"/>
+              <w:jc w:val="right"/>
+            </w:pPr>
+            <w:r/>
+            <w:r>
+              <w:rPr>
+                <w:sz w:val="18"/>
+              </w:rPr>
+              <w:t>£4,246m</w:t>
+            </w:r>
+          </w:p>
+        </w:tc>
+      </w:tr>
+      <w:tr>
+        <w:trPr>
+          <w:cantSplit/>
+        </w:trPr>
+        <w:tc>
+          <w:tcPr>
+            <w:tcW w:type="dxa" w:w="4968"/>
+          </w:tcPr>
+          <w:p>
+            <w:pPr>
+              <w:spacing w:after="0" w:before="0"/>
+            </w:pPr>
+            <w:r/>
+            <w:r>
+              <w:rPr>
+                <w:b/>
+                <w:sz w:val="18"/>
+              </w:rPr>
+              <w:t>AIP ownership</w:t>
+            </w:r>
+          </w:p>
+        </w:tc>
+        <w:tc>
+          <w:tcPr>
+            <w:tcW w:type="dxa" w:w="4968"/>
+          </w:tcPr>
+          <w:p>
+            <w:pPr>
+              <w:spacing w:after="0" w:before="0"/>
+              <w:jc w:val="right"/>
+            </w:pPr>
+            <w:r/>
+            <w:r>
+              <w:rPr>
+                <w:sz w:val="18"/>
+              </w:rPr>
+              <w:t>&lt;1%</w:t>
+            </w:r>
+          </w:p>
+        </w:tc>
+      </w:tr>
+      <w:tr>
+        <w:trPr>
+          <w:cantSplit/>
+        </w:trPr>
+        <w:tc>
+          <w:tcPr>
+            <w:tcW w:type="dxa" w:w="4968"/>
+            <w:shd w:val="clear" w:fill="F6F7F9"/>
+          </w:tcPr>
+          <w:p>
+            <w:pPr>
+              <w:spacing w:after="0" w:before="0"/>
+            </w:pPr>
+            <w:r/>
+            <w:r>
+              <w:rPr>
+                <w:b/>
+                <w:sz w:val="18"/>
+              </w:rPr>
+              <w:t>% of portfolio</w:t>
+            </w:r>
+          </w:p>
+        </w:tc>
+        <w:tc>
+          <w:tcPr>
+            <w:tcW w:type="dxa" w:w="4968"/>
+            <w:shd w:val="clear" w:fill="F6F7F9"/>
+          </w:tcPr>
+          <w:p>
+            <w:pPr>
+              <w:spacing w:after="0" w:before="0"/>
+              <w:jc w:val="right"/>
+            </w:pPr>
+            <w:r/>
+            <w:r>
+              <w:rPr>
+                <w:sz w:val="18"/>
+              </w:rPr>
+              <w:t>3%</w:t>
+            </w:r>
+          </w:p>
+        </w:tc>
+      </w:tr>
+      <w:tr>
+        <w:trPr>
+          <w:cantSplit/>
+        </w:trPr>
+        <w:tc>
+          <w:tcPr>
+            <w:tcW w:type="dxa" w:w="4968"/>
+          </w:tcPr>
+          <w:p>
+            <w:pPr>
+              <w:spacing w:after="0" w:before="0"/>
+            </w:pPr>
+            <w:r/>
+            <w:r>
+              <w:rPr>
+                <w:b/>
+                <w:sz w:val="18"/>
+              </w:rPr>
+              <w:t>Board representation</w:t>
+            </w:r>
+          </w:p>
+        </w:tc>
+        <w:tc>
+          <w:tcPr>
+            <w:tcW w:type="dxa" w:w="4968"/>
+          </w:tcPr>
+          <w:p>
+            <w:pPr>
+              <w:spacing w:after="0" w:before="0"/>
+              <w:jc w:val="right"/>
+            </w:pPr>
+            <w:r/>
+            <w:r>
+              <w:rPr>
+                <w:sz w:val="18"/>
+              </w:rPr>
+              <w:t>No</w:t>
+            </w:r>
+          </w:p>
+        </w:tc>
+      </w:tr>
+    </w:tbl>
+    <w:p>
+      <w:pPr>
+        <w:keepNext/>
+        <w:spacing w:before="120" w:after="20" w:line="269" w:lineRule="auto"/>
+        <w:jc w:val="left"/>
+      </w:pPr>
+      <w:r>
+        <w:rPr>
+          <w:b/>
+          <w:i w:val="0"/>
+          <w:color w:val="314359"/>
+          <w:sz w:val="20"/>
+        </w:rPr>
+        <w:t>Our view</w:t>
+      </w:r>
+    </w:p>
+    <w:p>
+      <w:pPr>
+        <w:spacing w:before="40" w:after="60" w:line="269" w:lineRule="auto"/>
+        <w:jc w:val="left"/>
+      </w:pPr>
+      <w:r>
+        <w:rPr>
+          <w:b w:val="0"/>
+          <w:i w:val="0"/>
+          <w:sz w:val="21"/>
+        </w:rPr>
+        <w:t>Auto Trader Group has a very strong position. Its services are essential for car dealers seeking to maximise their profits. It is currently very difficult to envisage any competitor displacing Auto Trader, as its scale and dominance make it hard for rivals to offer customers the same value. The company has been able to raise prices as it has improved its product offering, delivering increased value to its customers.</w:t>
+      </w:r>
+    </w:p>
+    <w:p>
+      <w:pPr>
+        <w:keepNext/>
+        <w:spacing w:before="120" w:after="20" w:line="269" w:lineRule="auto"/>
+        <w:jc w:val="left"/>
+      </w:pPr>
+      <w:r>
+        <w:rPr>
+          <w:b/>
+          <w:i w:val="0"/>
+          <w:color w:val="314359"/>
+          <w:sz w:val="20"/>
+        </w:rPr>
+        <w:t>Recent events, H1 FY2026</w:t>
+      </w:r>
+    </w:p>
+    <w:p>
+      <w:pPr>
+        <w:pStyle w:val="ListBullet"/>
+        <w:spacing w:after="20"/>
+      </w:pPr>
+      <w:r>
+        <w:rPr>
+          <w:sz w:val="21"/>
+        </w:rPr>
+        <w:t>There were few surprises in the first-half results. Net sales increased by 5% to £296m. Operating income grew by 6% to £200m, with margins maintained at 64%.</w:t>
+      </w:r>
+    </w:p>
+    <w:p>
+      <w:pPr>
+        <w:pStyle w:val="ListBullet"/>
+        <w:spacing w:after="20"/>
+      </w:pPr>
+      <w:r>
+        <w:rPr>
+          <w:sz w:val="21"/>
+        </w:rPr>
+        <w:t>The adoption of Deal Builder, a tool to drive sales, progressed. There were, however, some initial missteps in the product launch, which the company has acknowledged and intends to correct.</w:t>
+      </w:r>
+    </w:p>
+    <w:p>
+      <w:pPr>
+        <w:keepNext/>
+        <w:spacing w:before="120" w:after="20" w:line="269" w:lineRule="auto"/>
+        <w:jc w:val="left"/>
+      </w:pPr>
+      <w:r>
+        <w:rPr>
+          <w:b/>
+          <w:i w:val="0"/>
+          <w:color w:val="314359"/>
+          <w:sz w:val="20"/>
+        </w:rPr>
+        <w:t>Financial results</w:t>
+      </w:r>
+    </w:p>
+    <w:tbl>
+      <w:tblPr>
+        <w:tblStyle w:val="TableGrid"/>
+        <w:tblW w:type="auto" w:w="0"/>
+        <w:jc w:val="left"/>
+        <w:tblLook w:firstColumn="1" w:firstRow="1" w:lastColumn="0" w:lastRow="0" w:noHBand="0" w:noVBand="1" w:val="04A0"/>
+      </w:tblPr>
+      <w:tblGrid>
+        <w:gridCol w:w="1656"/>
+        <w:gridCol w:w="1656"/>
+        <w:gridCol w:w="1656"/>
+        <w:gridCol w:w="1656"/>
+        <w:gridCol w:w="1656"/>
+        <w:gridCol w:w="1656"/>
+      </w:tblGrid>
+      <w:tr>
+        <w:trPr>
+          <w:cantSplit/>
+        </w:trPr>
+        <w:tc>
+          <w:tcPr>
+            <w:tcW w:type="dxa" w:w="1656"/>
+            <w:shd w:val="clear" w:fill="152130"/>
+          </w:tcPr>
+          <w:p>
+            <w:pPr>
+              <w:spacing w:after="0" w:before="0"/>
+            </w:pPr>
+            <w:r/>
+            <w:r>
+              <w:rPr>
+                <w:b/>
+                <w:color w:val="FFFFFF"/>
+                <w:sz w:val="17"/>
+              </w:rPr>
+              <w:t>M £</w:t>
+            </w:r>
+          </w:p>
+        </w:tc>
+        <w:tc>
+          <w:tcPr>
+            <w:tcW w:type="dxa" w:w="1656"/>
+            <w:shd w:val="clear" w:fill="152130"/>
+          </w:tcPr>
+          <w:p>
+            <w:pPr>
+              <w:spacing w:after="0" w:before="0"/>
+            </w:pPr>
+            <w:r/>
+            <w:r>
+              <w:rPr>
+                <w:b/>
+                <w:color w:val="FFFFFF"/>
+                <w:sz w:val="17"/>
+              </w:rPr>
+              <w:t>2021</w:t>
+            </w:r>
+          </w:p>
+        </w:tc>
+        <w:tc>
+          <w:tcPr>
+            <w:tcW w:type="dxa" w:w="1656"/>
+            <w:shd w:val="clear" w:fill="152130"/>
+          </w:tcPr>
+          <w:p>
+            <w:pPr>
+              <w:spacing w:after="0" w:before="0"/>
+            </w:pPr>
+            <w:r/>
+            <w:r>
+              <w:rPr>
+                <w:b/>
+                <w:color w:val="FFFFFF"/>
+                <w:sz w:val="17"/>
+              </w:rPr>
+              <w:t>2022</w:t>
+            </w:r>
+          </w:p>
+        </w:tc>
+        <w:tc>
+          <w:tcPr>
+            <w:tcW w:type="dxa" w:w="1656"/>
+            <w:shd w:val="clear" w:fill="152130"/>
+          </w:tcPr>
+          <w:p>
+            <w:pPr>
+              <w:spacing w:after="0" w:before="0"/>
+            </w:pPr>
+            <w:r/>
+            <w:r>
+              <w:rPr>
+                <w:b/>
+                <w:color w:val="FFFFFF"/>
+                <w:sz w:val="17"/>
+              </w:rPr>
+              <w:t>2023</w:t>
+            </w:r>
+          </w:p>
+        </w:tc>
+        <w:tc>
+          <w:tcPr>
+            <w:tcW w:type="dxa" w:w="1656"/>
+            <w:shd w:val="clear" w:fill="152130"/>
+          </w:tcPr>
+          <w:p>
+            <w:pPr>
+              <w:spacing w:after="0" w:before="0"/>
+            </w:pPr>
+            <w:r/>
+            <w:r>
+              <w:rPr>
+                <w:b/>
+                <w:color w:val="FFFFFF"/>
+                <w:sz w:val="17"/>
+              </w:rPr>
+              <w:t>2024</w:t>
+            </w:r>
+          </w:p>
+        </w:tc>
+        <w:tc>
+          <w:tcPr>
+            <w:tcW w:type="dxa" w:w="1656"/>
+            <w:shd w:val="clear" w:fill="152130"/>
+          </w:tcPr>
+          <w:p>
+            <w:pPr>
+              <w:spacing w:after="0" w:before="0"/>
+            </w:pPr>
+            <w:r/>
+            <w:r>
+              <w:rPr>
+                <w:b/>
+                <w:color w:val="FFFFFF"/>
+                <w:sz w:val="17"/>
+              </w:rPr>
+              <w:t>2025</w:t>
+            </w:r>
+          </w:p>
+        </w:tc>
+      </w:tr>
+      <w:tr>
+        <w:trPr>
+          <w:cantSplit/>
+        </w:trPr>
+        <w:tc>
+          <w:tcPr>
+            <w:tcW w:type="dxa" w:w="1656"/>
+          </w:tcPr>
+          <w:p>
+            <w:pPr>
+              <w:spacing w:after="0" w:before="0"/>
+            </w:pPr>
+            <w:r/>
+            <w:r>
+              <w:rPr>
+                <w:b/>
+                <w:sz w:val="17"/>
+              </w:rPr>
+              <w:t>Net Revenue</w:t>
+            </w:r>
+          </w:p>
+        </w:tc>
+        <w:tc>
+          <w:tcPr>
+            <w:tcW w:type="dxa" w:w="1656"/>
+          </w:tcPr>
+          <w:p>
+            <w:pPr>
+              <w:spacing w:after="0" w:before="0"/>
+              <w:jc w:val="right"/>
+            </w:pPr>
+            <w:r/>
+            <w:r>
+              <w:rPr>
+                <w:sz w:val="17"/>
+              </w:rPr>
+              <w:t>263</w:t>
+            </w:r>
+          </w:p>
+        </w:tc>
+        <w:tc>
+          <w:tcPr>
+            <w:tcW w:type="dxa" w:w="1656"/>
+          </w:tcPr>
+          <w:p>
+            <w:pPr>
+              <w:spacing w:after="0" w:before="0"/>
+              <w:jc w:val="right"/>
+            </w:pPr>
+            <w:r/>
+            <w:r>
+              <w:rPr>
+                <w:sz w:val="17"/>
+              </w:rPr>
+              <w:t>433</w:t>
+            </w:r>
+          </w:p>
+        </w:tc>
+        <w:tc>
+          <w:tcPr>
+            <w:tcW w:type="dxa" w:w="1656"/>
+          </w:tcPr>
+          <w:p>
+            <w:pPr>
+              <w:spacing w:after="0" w:before="0"/>
+              <w:jc w:val="right"/>
+            </w:pPr>
+            <w:r/>
+            <w:r>
+              <w:rPr>
+                <w:sz w:val="17"/>
+              </w:rPr>
+              <w:t>500</w:t>
+            </w:r>
+          </w:p>
+        </w:tc>
+        <w:tc>
+          <w:tcPr>
+            <w:tcW w:type="dxa" w:w="1656"/>
+          </w:tcPr>
+          <w:p>
+            <w:pPr>
+              <w:spacing w:after="0" w:before="0"/>
+              <w:jc w:val="right"/>
+            </w:pPr>
+            <w:r/>
+            <w:r>
+              <w:rPr>
+                <w:sz w:val="17"/>
+              </w:rPr>
+              <w:t>571</w:t>
+            </w:r>
+          </w:p>
+        </w:tc>
+        <w:tc>
+          <w:tcPr>
+            <w:tcW w:type="dxa" w:w="1656"/>
+          </w:tcPr>
+          <w:p>
+            <w:pPr>
+              <w:spacing w:after="0" w:before="0"/>
+              <w:jc w:val="right"/>
+            </w:pPr>
+            <w:r/>
+            <w:r>
+              <w:rPr>
+                <w:sz w:val="17"/>
+              </w:rPr>
+              <w:t>601</w:t>
+            </w:r>
+          </w:p>
+        </w:tc>
+      </w:tr>
+      <w:tr>
+        <w:trPr>
+          <w:cantSplit/>
+        </w:trPr>
+        <w:tc>
+          <w:tcPr>
+            <w:tcW w:type="dxa" w:w="1656"/>
+            <w:shd w:val="clear" w:fill="F6F7F9"/>
+          </w:tcPr>
+          <w:p>
+            <w:pPr>
+              <w:spacing w:after="0" w:before="0"/>
+            </w:pPr>
+            <w:r/>
+            <w:r>
+              <w:rPr>
+                <w:b/>
+                <w:sz w:val="17"/>
+              </w:rPr>
+              <w:t>EBITA</w:t>
+            </w:r>
+          </w:p>
+        </w:tc>
+        <w:tc>
+          <w:tcPr>
+            <w:tcW w:type="dxa" w:w="1656"/>
+            <w:shd w:val="clear" w:fill="F6F7F9"/>
+          </w:tcPr>
+          <w:p>
+            <w:pPr>
+              <w:spacing w:after="0" w:before="0"/>
+              <w:jc w:val="right"/>
+            </w:pPr>
+            <w:r/>
+            <w:r>
+              <w:rPr>
+                <w:sz w:val="17"/>
+              </w:rPr>
+              <w:t>162</w:t>
+            </w:r>
+          </w:p>
+        </w:tc>
+        <w:tc>
+          <w:tcPr>
+            <w:tcW w:type="dxa" w:w="1656"/>
+            <w:shd w:val="clear" w:fill="F6F7F9"/>
+          </w:tcPr>
+          <w:p>
+            <w:pPr>
+              <w:spacing w:after="0" w:before="0"/>
+              <w:jc w:val="right"/>
+            </w:pPr>
+            <w:r/>
+            <w:r>
+              <w:rPr>
+                <w:sz w:val="17"/>
+              </w:rPr>
+              <w:t>305</w:t>
+            </w:r>
+          </w:p>
+        </w:tc>
+        <w:tc>
+          <w:tcPr>
+            <w:tcW w:type="dxa" w:w="1656"/>
+            <w:shd w:val="clear" w:fill="F6F7F9"/>
+          </w:tcPr>
+          <w:p>
+            <w:pPr>
+              <w:spacing w:after="0" w:before="0"/>
+              <w:jc w:val="right"/>
+            </w:pPr>
+            <w:r/>
+            <w:r>
+              <w:rPr>
+                <w:sz w:val="17"/>
+              </w:rPr>
+              <w:t>280</w:t>
+            </w:r>
+          </w:p>
+        </w:tc>
+        <w:tc>
+          <w:tcPr>
+            <w:tcW w:type="dxa" w:w="1656"/>
+            <w:shd w:val="clear" w:fill="F6F7F9"/>
+          </w:tcPr>
+          <w:p>
+            <w:pPr>
+              <w:spacing w:after="0" w:before="0"/>
+              <w:jc w:val="right"/>
+            </w:pPr>
+            <w:r/>
+            <w:r>
+              <w:rPr>
+                <w:sz w:val="17"/>
+              </w:rPr>
+              <w:t>352</w:t>
+            </w:r>
+          </w:p>
+        </w:tc>
+        <w:tc>
+          <w:tcPr>
+            <w:tcW w:type="dxa" w:w="1656"/>
+            <w:shd w:val="clear" w:fill="F6F7F9"/>
+          </w:tcPr>
+          <w:p>
+            <w:pPr>
+              <w:spacing w:after="0" w:before="0"/>
+              <w:jc w:val="right"/>
+            </w:pPr>
+            <w:r/>
+            <w:r>
+              <w:rPr>
+                <w:sz w:val="17"/>
+              </w:rPr>
+              <w:t>378</w:t>
+            </w:r>
+          </w:p>
+        </w:tc>
+      </w:tr>
+      <w:tr>
+        <w:trPr>
+          <w:cantSplit/>
+        </w:trPr>
+        <w:tc>
+          <w:tcPr>
+            <w:tcW w:type="dxa" w:w="1656"/>
+          </w:tcPr>
+          <w:p>
+            <w:pPr>
+              <w:spacing w:after="0" w:before="0"/>
+            </w:pPr>
+            <w:r/>
+            <w:r>
+              <w:rPr>
+                <w:b/>
+                <w:sz w:val="17"/>
+              </w:rPr>
+              <w:t>Margin</w:t>
+            </w:r>
+          </w:p>
+        </w:tc>
+        <w:tc>
+          <w:tcPr>
+            <w:tcW w:type="dxa" w:w="1656"/>
+          </w:tcPr>
+          <w:p>
+            <w:pPr>
+              <w:spacing w:after="0" w:before="0"/>
+              <w:jc w:val="right"/>
+            </w:pPr>
+            <w:r/>
+            <w:r>
+              <w:rPr>
+                <w:sz w:val="17"/>
+              </w:rPr>
+              <w:t>62%</w:t>
+            </w:r>
+          </w:p>
+        </w:tc>
+        <w:tc>
+          <w:tcPr>
+            <w:tcW w:type="dxa" w:w="1656"/>
+          </w:tcPr>
+          <w:p>
+            <w:pPr>
+              <w:spacing w:after="0" w:before="0"/>
+              <w:jc w:val="right"/>
+            </w:pPr>
+            <w:r/>
+            <w:r>
+              <w:rPr>
+                <w:sz w:val="17"/>
+              </w:rPr>
+              <w:t>70%</w:t>
+            </w:r>
+          </w:p>
+        </w:tc>
+        <w:tc>
+          <w:tcPr>
+            <w:tcW w:type="dxa" w:w="1656"/>
+          </w:tcPr>
+          <w:p>
+            <w:pPr>
+              <w:spacing w:after="0" w:before="0"/>
+              <w:jc w:val="right"/>
+            </w:pPr>
+            <w:r/>
+            <w:r>
+              <w:rPr>
+                <w:sz w:val="17"/>
+              </w:rPr>
+              <w:t>56%</w:t>
+            </w:r>
+          </w:p>
+        </w:tc>
+        <w:tc>
+          <w:tcPr>
+            <w:tcW w:type="dxa" w:w="1656"/>
+          </w:tcPr>
+          <w:p>
+            <w:pPr>
+              <w:spacing w:after="0" w:before="0"/>
+              <w:jc w:val="right"/>
+            </w:pPr>
+            <w:r/>
+            <w:r>
+              <w:rPr>
+                <w:sz w:val="17"/>
+              </w:rPr>
+              <w:t>62%</w:t>
+            </w:r>
+          </w:p>
+        </w:tc>
+        <w:tc>
+          <w:tcPr>
+            <w:tcW w:type="dxa" w:w="1656"/>
+          </w:tcPr>
+          <w:p>
+            <w:pPr>
+              <w:spacing w:after="0" w:before="0"/>
+              <w:jc w:val="right"/>
+            </w:pPr>
+            <w:r/>
+            <w:r>
+              <w:rPr>
+                <w:sz w:val="17"/>
+              </w:rPr>
+              <w:t>63%</w:t>
+            </w:r>
+          </w:p>
+        </w:tc>
+      </w:tr>
+      <w:tr>
+        <w:trPr>
+          <w:cantSplit/>
+        </w:trPr>
+        <w:tc>
+          <w:tcPr>
+            <w:tcW w:type="dxa" w:w="1656"/>
+            <w:shd w:val="clear" w:fill="F6F7F9"/>
+          </w:tcPr>
+          <w:p>
+            <w:pPr>
+              <w:spacing w:after="0" w:before="0"/>
+            </w:pPr>
+            <w:r/>
+            <w:r>
+              <w:rPr>
+                <w:b/>
+                <w:sz w:val="17"/>
+              </w:rPr>
+              <w:t>Net Income</w:t>
+            </w:r>
+          </w:p>
+        </w:tc>
+        <w:tc>
+          <w:tcPr>
+            <w:tcW w:type="dxa" w:w="1656"/>
+            <w:shd w:val="clear" w:fill="F6F7F9"/>
+          </w:tcPr>
+          <w:p>
+            <w:pPr>
+              <w:spacing w:after="0" w:before="0"/>
+              <w:jc w:val="right"/>
+            </w:pPr>
+            <w:r/>
+            <w:r>
+              <w:rPr>
+                <w:sz w:val="17"/>
+              </w:rPr>
+              <w:t>128</w:t>
+            </w:r>
+          </w:p>
+        </w:tc>
+        <w:tc>
+          <w:tcPr>
+            <w:tcW w:type="dxa" w:w="1656"/>
+            <w:shd w:val="clear" w:fill="F6F7F9"/>
+          </w:tcPr>
+          <w:p>
+            <w:pPr>
+              <w:spacing w:after="0" w:before="0"/>
+              <w:jc w:val="right"/>
+            </w:pPr>
+            <w:r/>
+            <w:r>
+              <w:rPr>
+                <w:sz w:val="17"/>
+              </w:rPr>
+              <w:t>245</w:t>
+            </w:r>
+          </w:p>
+        </w:tc>
+        <w:tc>
+          <w:tcPr>
+            <w:tcW w:type="dxa" w:w="1656"/>
+            <w:shd w:val="clear" w:fill="F6F7F9"/>
+          </w:tcPr>
+          <w:p>
+            <w:pPr>
+              <w:spacing w:after="0" w:before="0"/>
+              <w:jc w:val="right"/>
+            </w:pPr>
+            <w:r/>
+            <w:r>
+              <w:rPr>
+                <w:sz w:val="17"/>
+              </w:rPr>
+              <w:t>234</w:t>
+            </w:r>
+          </w:p>
+        </w:tc>
+        <w:tc>
+          <w:tcPr>
+            <w:tcW w:type="dxa" w:w="1656"/>
+            <w:shd w:val="clear" w:fill="F6F7F9"/>
+          </w:tcPr>
+          <w:p>
+            <w:pPr>
+              <w:spacing w:after="0" w:before="0"/>
+              <w:jc w:val="right"/>
+            </w:pPr>
+            <w:r/>
+            <w:r>
+              <w:rPr>
+                <w:sz w:val="17"/>
+              </w:rPr>
+              <w:t>257</w:t>
+            </w:r>
+          </w:p>
+        </w:tc>
+        <w:tc>
+          <w:tcPr>
+            <w:tcW w:type="dxa" w:w="1656"/>
+            <w:shd w:val="clear" w:fill="F6F7F9"/>
+          </w:tcPr>
+          <w:p>
+            <w:pPr>
+              <w:spacing w:after="0" w:before="0"/>
+              <w:jc w:val="right"/>
+            </w:pPr>
+            <w:r/>
+            <w:r>
+              <w:rPr>
+                <w:sz w:val="17"/>
+              </w:rPr>
+              <w:t>283</w:t>
+            </w:r>
+          </w:p>
+        </w:tc>
+      </w:tr>
+    </w:tbl>
+    <w:p>
+      <w:pPr>
+        <w:keepNext/>
+        <w:spacing w:before="100" w:after="40" w:line="269" w:lineRule="auto"/>
+        <w:jc w:val="left"/>
+      </w:pPr>
+      <w:r>
+        <w:rPr>
+          <w:b/>
+          <w:i w:val="0"/>
+          <w:color w:val="314359"/>
+          <w:sz w:val="20"/>
+        </w:rPr>
+        <w:t>Share price &amp; traded volume (3-year)</w:t>
+      </w:r>
+    </w:p>
+    <w:p>
+      <w:pPr>
+        <w:spacing w:after="40"/>
+        <w:jc w:val="left"/>
+      </w:pPr>
+      <w:r>
+        <w:drawing>
+          <wp:inline xmlns:a="http://schemas.openxmlformats.org/drawingml/2006/main" xmlns:pic="http://schemas.openxmlformats.org/drawingml/2006/picture">
+            <wp:extent cx="5212080" cy="1870856"/>
+            <wp:docPr id="8" name="Picture 8"/>
+            <wp:cNvGraphicFramePr>
+              <a:graphicFrameLocks noChangeAspect="1"/>
+            </wp:cNvGraphicFramePr>
+            <a:graphic>
+              <a:graphicData uri="http://schemas.openxmlformats.org/drawingml/2006/picture">
+                <pic:pic>
+                  <pic:nvPicPr>
+                    <pic:cNvPr id="0" name="1461088685684c7b36e839da8a67d61d.png"/>
+                    <pic:cNvPicPr/>
+                  </pic:nvPicPr>
+                  <pic:blipFill>
+                    <a:blip r:embed="rId16"/>
+                    <a:stretch>
+                      <a:fillRect/>
+                    </a:stretch>
+                  </pic:blipFill>
+                  <pic:spPr>
+                    <a:xfrm>
+                      <a:off x="0" y="0"/>
+                      <a:ext cx="5212080" cy="1870856"/>
+                    </a:xfrm>
+                    <a:prstGeom prst="rect"/>
+                  </pic:spPr>
+                </pic:pic>
+              </a:graphicData>
+            </a:graphic>
+          </wp:inline>
+        </w:drawing>
+      </w:r>
+    </w:p>
+    <w:p>
+      <w:pPr>
+        <w:spacing w:before="40" w:after="60" w:line="269" w:lineRule="auto"/>
+        <w:jc w:val="left"/>
+      </w:pPr>
+      <w:r>
+        <w:rPr>
+          <w:b w:val="0"/>
+          <w:i/>
+          <w:color w:val="556A83"/>
+          <w:sz w:val="16"/>
+        </w:rPr>
+        <w:t>Source: exchange daily price history, 3-year series to 15 June 2026. London Stock Exchange: AUTO.</w:t>
       </w:r>
     </w:p>
     <w:p>

--- a/Athanase_AIP_FII_Q1_2026_v5.docx
+++ b/Athanase_AIP_FII_Q1_2026_v5.docx
@@ -9086,7 +9086,481 @@
       <w:pPr>
         <w:keepNext/>
         <w:spacing w:before="120" w:after="80"/>
-        <w:pageBreakBefore w:val="0"/>
+        <w:pBdr>
+          <w:bottom w:val="single" w:sz="6" w:space="2" w:color="314359"/>
+        </w:pBdr>
+      </w:pPr>
+      <w:r>
+        <w:rPr>
+          <w:rFonts w:ascii="Times New Roman" w:hAnsi="Times New Roman"/>
+          <w:b/>
+          <w:color w:val="152130"/>
+          <w:sz w:val="26"/>
+        </w:rPr>
+        <w:t>Tempest Security</w:t>
+      </w:r>
+    </w:p>
+    <w:p>
+      <w:pPr>
+        <w:keepNext/>
+        <w:spacing w:before="40" w:after="20" w:line="269" w:lineRule="auto"/>
+        <w:jc w:val="left"/>
+      </w:pPr>
+      <w:r>
+        <w:rPr>
+          <w:b/>
+          <w:i w:val="0"/>
+          <w:color w:val="314359"/>
+          <w:sz w:val="20"/>
+        </w:rPr>
+        <w:t>Company description</w:t>
+      </w:r>
+    </w:p>
+    <w:p>
+      <w:pPr>
+        <w:spacing w:before="40" w:after="80" w:line="269" w:lineRule="auto"/>
+        <w:jc w:val="left"/>
+      </w:pPr>
+      <w:r>
+        <w:rPr>
+          <w:b w:val="0"/>
+          <w:i w:val="0"/>
+          <w:sz w:val="21"/>
+        </w:rPr>
+        <w:t>Tempest Security offers high-quality security and surveillance services in the Nordic countries.</w:t>
+      </w:r>
+    </w:p>
+    <w:tbl>
+      <w:tblPr>
+        <w:tblStyle w:val="TableGrid"/>
+        <w:tblW w:type="auto" w:w="0"/>
+        <w:jc w:val="left"/>
+        <w:tblLook w:firstColumn="1" w:firstRow="1" w:lastColumn="0" w:lastRow="0" w:noHBand="0" w:noVBand="1" w:val="04A0"/>
+      </w:tblPr>
+      <w:tblGrid>
+        <w:gridCol w:w="4968"/>
+        <w:gridCol w:w="4968"/>
+      </w:tblGrid>
+      <w:tr>
+        <w:trPr>
+          <w:cantSplit/>
+        </w:trPr>
+        <w:tc>
+          <w:tcPr>
+            <w:tcW w:type="dxa" w:w="4968"/>
+            <w:shd w:val="clear" w:fill="152130"/>
+          </w:tcPr>
+          <w:p>
+            <w:pPr>
+              <w:spacing w:after="0" w:before="0"/>
+            </w:pPr>
+            <w:r/>
+            <w:r>
+              <w:rPr>
+                <w:b/>
+                <w:color w:val="FFFFFF"/>
+                <w:sz w:val="18"/>
+              </w:rPr>
+              <w:t>Key facts</w:t>
+            </w:r>
+          </w:p>
+        </w:tc>
+        <w:tc>
+          <w:tcPr>
+            <w:tcW w:type="dxa" w:w="4968"/>
+            <w:shd w:val="clear" w:fill="152130"/>
+          </w:tcPr>
+          <w:p>
+            <w:pPr>
+              <w:spacing w:after="0" w:before="0"/>
+            </w:pPr>
+            <w:r/>
+            <w:r>
+              <w:rPr>
+                <w:b/>
+                <w:color w:val="FFFFFF"/>
+                <w:sz w:val="18"/>
+              </w:rPr>
+            </w:r>
+          </w:p>
+        </w:tc>
+      </w:tr>
+      <w:tr>
+        <w:trPr>
+          <w:cantSplit/>
+        </w:trPr>
+        <w:tc>
+          <w:tcPr>
+            <w:tcW w:type="dxa" w:w="4968"/>
+          </w:tcPr>
+          <w:p>
+            <w:pPr>
+              <w:spacing w:after="0" w:before="0"/>
+            </w:pPr>
+            <w:r/>
+            <w:r>
+              <w:rPr>
+                <w:b/>
+                <w:sz w:val="18"/>
+              </w:rPr>
+              <w:t>Market capitalisation</w:t>
+            </w:r>
+          </w:p>
+        </w:tc>
+        <w:tc>
+          <w:tcPr>
+            <w:tcW w:type="dxa" w:w="4968"/>
+          </w:tcPr>
+          <w:p>
+            <w:pPr>
+              <w:spacing w:after="0" w:before="0"/>
+              <w:jc w:val="right"/>
+            </w:pPr>
+            <w:r/>
+            <w:r>
+              <w:rPr>
+                <w:sz w:val="18"/>
+              </w:rPr>
+              <w:t>SEK 278m</w:t>
+            </w:r>
+          </w:p>
+        </w:tc>
+      </w:tr>
+      <w:tr>
+        <w:trPr>
+          <w:cantSplit/>
+        </w:trPr>
+        <w:tc>
+          <w:tcPr>
+            <w:tcW w:type="dxa" w:w="4968"/>
+            <w:shd w:val="clear" w:fill="F6F7F9"/>
+          </w:tcPr>
+          <w:p>
+            <w:pPr>
+              <w:spacing w:after="0" w:before="0"/>
+            </w:pPr>
+            <w:r/>
+            <w:r>
+              <w:rPr>
+                <w:b/>
+                <w:sz w:val="18"/>
+              </w:rPr>
+              <w:t>Enterprise value</w:t>
+            </w:r>
+          </w:p>
+        </w:tc>
+        <w:tc>
+          <w:tcPr>
+            <w:tcW w:type="dxa" w:w="4968"/>
+            <w:shd w:val="clear" w:fill="F6F7F9"/>
+          </w:tcPr>
+          <w:p>
+            <w:pPr>
+              <w:spacing w:after="0" w:before="0"/>
+              <w:jc w:val="right"/>
+            </w:pPr>
+            <w:r/>
+            <w:r>
+              <w:rPr>
+                <w:sz w:val="18"/>
+              </w:rPr>
+              <w:t>SEK 45m</w:t>
+            </w:r>
+          </w:p>
+        </w:tc>
+      </w:tr>
+      <w:tr>
+        <w:trPr>
+          <w:cantSplit/>
+        </w:trPr>
+        <w:tc>
+          <w:tcPr>
+            <w:tcW w:type="dxa" w:w="4968"/>
+          </w:tcPr>
+          <w:p>
+            <w:pPr>
+              <w:spacing w:after="0" w:before="0"/>
+            </w:pPr>
+            <w:r/>
+            <w:r>
+              <w:rPr>
+                <w:b/>
+                <w:sz w:val="18"/>
+              </w:rPr>
+              <w:t>AIP ownership</w:t>
+            </w:r>
+          </w:p>
+        </w:tc>
+        <w:tc>
+          <w:tcPr>
+            <w:tcW w:type="dxa" w:w="4968"/>
+          </w:tcPr>
+          <w:p>
+            <w:pPr>
+              <w:spacing w:after="0" w:before="0"/>
+              <w:jc w:val="right"/>
+            </w:pPr>
+            <w:r/>
+            <w:r>
+              <w:rPr>
+                <w:sz w:val="18"/>
+              </w:rPr>
+              <w:t>5%</w:t>
+            </w:r>
+          </w:p>
+        </w:tc>
+      </w:tr>
+      <w:tr>
+        <w:trPr>
+          <w:cantSplit/>
+        </w:trPr>
+        <w:tc>
+          <w:tcPr>
+            <w:tcW w:type="dxa" w:w="4968"/>
+            <w:shd w:val="clear" w:fill="F6F7F9"/>
+          </w:tcPr>
+          <w:p>
+            <w:pPr>
+              <w:spacing w:after="0" w:before="0"/>
+            </w:pPr>
+            <w:r/>
+            <w:r>
+              <w:rPr>
+                <w:b/>
+                <w:sz w:val="18"/>
+              </w:rPr>
+              <w:t>% of portfolio</w:t>
+            </w:r>
+          </w:p>
+        </w:tc>
+        <w:tc>
+          <w:tcPr>
+            <w:tcW w:type="dxa" w:w="4968"/>
+            <w:shd w:val="clear" w:fill="F6F7F9"/>
+          </w:tcPr>
+          <w:p>
+            <w:pPr>
+              <w:spacing w:after="0" w:before="0"/>
+              <w:jc w:val="right"/>
+            </w:pPr>
+            <w:r/>
+            <w:r>
+              <w:rPr>
+                <w:sz w:val="18"/>
+              </w:rPr>
+              <w:t>4%</w:t>
+            </w:r>
+          </w:p>
+        </w:tc>
+      </w:tr>
+      <w:tr>
+        <w:trPr>
+          <w:cantSplit/>
+        </w:trPr>
+        <w:tc>
+          <w:tcPr>
+            <w:tcW w:type="dxa" w:w="4968"/>
+          </w:tcPr>
+          <w:p>
+            <w:pPr>
+              <w:spacing w:after="0" w:before="0"/>
+            </w:pPr>
+            <w:r/>
+            <w:r>
+              <w:rPr>
+                <w:b/>
+                <w:sz w:val="18"/>
+              </w:rPr>
+              <w:t>Board representation</w:t>
+            </w:r>
+          </w:p>
+        </w:tc>
+        <w:tc>
+          <w:tcPr>
+            <w:tcW w:type="dxa" w:w="4968"/>
+          </w:tcPr>
+          <w:p>
+            <w:pPr>
+              <w:spacing w:after="0" w:before="0"/>
+              <w:jc w:val="right"/>
+            </w:pPr>
+            <w:r/>
+            <w:r>
+              <w:rPr>
+                <w:sz w:val="18"/>
+              </w:rPr>
+              <w:t>Since 2020</w:t>
+            </w:r>
+          </w:p>
+        </w:tc>
+      </w:tr>
+    </w:tbl>
+    <w:p>
+      <w:pPr>
+        <w:keepNext/>
+        <w:spacing w:before="120" w:after="20" w:line="269" w:lineRule="auto"/>
+        <w:jc w:val="left"/>
+      </w:pPr>
+      <w:r>
+        <w:rPr>
+          <w:b/>
+          <w:i w:val="0"/>
+          <w:color w:val="314359"/>
+          <w:sz w:val="20"/>
+        </w:rPr>
+        <w:t>Our view</w:t>
+      </w:r>
+    </w:p>
+    <w:p>
+      <w:pPr>
+        <w:spacing w:before="40" w:after="60" w:line="269" w:lineRule="auto"/>
+        <w:jc w:val="left"/>
+      </w:pPr>
+      <w:r>
+        <w:rPr>
+          <w:b w:val="0"/>
+          <w:i w:val="0"/>
+          <w:sz w:val="21"/>
+        </w:rPr>
+        <w:t>An actual and perceived increase in societal tension and crime, combined with fewer police resources, is driving demand for private security services. Tempest is one of the larger providers in Sweden and has a strong reputation. There are opportunities to improve profitability both through cost savings — as the company has refocused on its core markets — and through expansion in areas where the company has operational leverage, such as the security operations centre.</w:t>
+      </w:r>
+    </w:p>
+    <w:p>
+      <w:pPr>
+        <w:keepNext/>
+        <w:spacing w:before="120" w:after="20" w:line="269" w:lineRule="auto"/>
+        <w:jc w:val="left"/>
+      </w:pPr>
+      <w:r>
+        <w:rPr>
+          <w:b/>
+          <w:i w:val="0"/>
+          <w:color w:val="314359"/>
+          <w:sz w:val="20"/>
+        </w:rPr>
+        <w:t>Recent events, Q1 2026</w:t>
+      </w:r>
+    </w:p>
+    <w:p>
+      <w:pPr>
+        <w:pStyle w:val="ListBullet"/>
+        <w:spacing w:after="20"/>
+      </w:pPr>
+      <w:r>
+        <w:rPr>
+          <w:sz w:val="21"/>
+        </w:rPr>
+        <w:t>Net sales increased by 11% to SEK 146m, driven by growth in the core business.</w:t>
+      </w:r>
+    </w:p>
+    <w:p>
+      <w:pPr>
+        <w:pStyle w:val="ListBullet"/>
+        <w:spacing w:after="20"/>
+      </w:pPr>
+      <w:r>
+        <w:rPr>
+          <w:sz w:val="21"/>
+        </w:rPr>
+        <w:t>The operating result for Q1 improved to SEK 1.9m.</w:t>
+      </w:r>
+    </w:p>
+    <w:p>
+      <w:pPr>
+        <w:pStyle w:val="ListBullet"/>
+        <w:spacing w:after="20"/>
+      </w:pPr>
+      <w:r>
+        <w:rPr>
+          <w:sz w:val="21"/>
+        </w:rPr>
+        <w:t>Operating cash flow was strongly positive at SEK 4.6m.</w:t>
+      </w:r>
+    </w:p>
+    <w:p>
+      <w:pPr>
+        <w:keepNext/>
+        <w:spacing w:before="100" w:after="40" w:line="269" w:lineRule="auto"/>
+        <w:jc w:val="left"/>
+      </w:pPr>
+      <w:r>
+        <w:rPr>
+          <w:b/>
+          <w:i w:val="0"/>
+          <w:color w:val="314359"/>
+          <w:sz w:val="20"/>
+        </w:rPr>
+        <w:t>Share price &amp; traded volume (3-year)</w:t>
+      </w:r>
+    </w:p>
+    <w:p>
+      <w:pPr>
+        <w:spacing w:after="40"/>
+        <w:jc w:val="left"/>
+      </w:pPr>
+      <w:r>
+        <w:drawing>
+          <wp:inline xmlns:a="http://schemas.openxmlformats.org/drawingml/2006/main" xmlns:pic="http://schemas.openxmlformats.org/drawingml/2006/picture">
+            <wp:extent cx="5212080" cy="1900056"/>
+            <wp:docPr id="1" name="Picture 1"/>
+            <wp:cNvGraphicFramePr>
+              <a:graphicFrameLocks noChangeAspect="1"/>
+            </wp:cNvGraphicFramePr>
+            <a:graphic>
+              <a:graphicData uri="http://schemas.openxmlformats.org/drawingml/2006/picture">
+                <pic:pic>
+                  <pic:nvPicPr>
+                    <pic:cNvPr id="0" name="d5402f2326a87fdca7834941d57a6d84.png"/>
+                    <pic:cNvPicPr/>
+                  </pic:nvPicPr>
+                  <pic:blipFill>
+                    <a:blip r:embed="rId9"/>
+                    <a:stretch>
+                      <a:fillRect/>
+                    </a:stretch>
+                  </pic:blipFill>
+                  <pic:spPr>
+                    <a:xfrm>
+                      <a:off x="0" y="0"/>
+                      <a:ext cx="5212080" cy="1900056"/>
+                    </a:xfrm>
+                    <a:prstGeom prst="rect"/>
+                  </pic:spPr>
+                </pic:pic>
+              </a:graphicData>
+            </a:graphic>
+          </wp:inline>
+        </w:drawing>
+      </w:r>
+    </w:p>
+    <w:p>
+      <w:pPr>
+        <w:spacing w:before="40" w:after="60" w:line="269" w:lineRule="auto"/>
+        <w:jc w:val="left"/>
+      </w:pPr>
+      <w:r>
+        <w:rPr>
+          <w:b w:val="0"/>
+          <w:i/>
+          <w:color w:val="556A83"/>
+          <w:sz w:val="16"/>
+        </w:rPr>
+        <w:t>Source: exchange daily price history, 3-year series to 15 June 2026. Nasdaq First North Growth Market: TSEC.</w:t>
+      </w:r>
+    </w:p>
+    <w:p>
+      <w:pPr>
+        <w:spacing w:after="0" w:before="0"/>
+      </w:pPr>
+      <w:r>
+        <w:br w:type="page"/>
+      </w:r>
+    </w:p>
+    <w:p>
+      <w:pPr>
+        <w:keepNext/>
+        <w:spacing w:before="120" w:after="80"/>
+        <w:pageBreakBefore/>
         <w:pBdr>
           <w:bottom w:val="single" w:sz="6" w:space="2" w:color="314359"/>
         </w:pBdr>
@@ -10367,1117 +10841,6 @@
           <w:color w:val="152130"/>
           <w:sz w:val="26"/>
         </w:rPr>
-        <w:t>TBK</w:t>
-      </w:r>
-    </w:p>
-    <w:p>
-      <w:pPr>
-        <w:keepNext/>
-        <w:spacing w:before="40" w:after="20" w:line="269" w:lineRule="auto"/>
-        <w:jc w:val="left"/>
-      </w:pPr>
-      <w:r>
-        <w:rPr>
-          <w:b/>
-          <w:i w:val="0"/>
-          <w:color w:val="314359"/>
-          <w:sz w:val="20"/>
-        </w:rPr>
-        <w:t>Company description</w:t>
-      </w:r>
-    </w:p>
-    <w:p>
-      <w:pPr>
-        <w:spacing w:before="40" w:after="80" w:line="269" w:lineRule="auto"/>
-        <w:jc w:val="left"/>
-      </w:pPr>
-      <w:r>
-        <w:rPr>
-          <w:b w:val="0"/>
-          <w:i w:val="0"/>
-          <w:sz w:val="21"/>
-        </w:rPr>
-        <w:t>TBK is a long-standing Tier 1–2 supplier of safety-critical braking systems, retarders, asbestos-free linings, engine water and oil pumps, and other engine components for trucks and buses. The business is underpinned by long-term customer relationships and by products that are designed into the platforms of major commercial-vehicle OEMs. Once qualified, parts typically remain in place for the full model cycle, creating significant switching costs.</w:t>
-      </w:r>
-    </w:p>
-    <w:tbl>
-      <w:tblPr>
-        <w:tblStyle w:val="TableGrid"/>
-        <w:tblW w:type="auto" w:w="0"/>
-        <w:jc w:val="left"/>
-        <w:tblLook w:firstColumn="1" w:firstRow="1" w:lastColumn="0" w:lastRow="0" w:noHBand="0" w:noVBand="1" w:val="04A0"/>
-      </w:tblPr>
-      <w:tblGrid>
-        <w:gridCol w:w="4968"/>
-        <w:gridCol w:w="4968"/>
-      </w:tblGrid>
-      <w:tr>
-        <w:trPr>
-          <w:cantSplit/>
-        </w:trPr>
-        <w:tc>
-          <w:tcPr>
-            <w:tcW w:type="dxa" w:w="4968"/>
-            <w:shd w:val="clear" w:fill="152130"/>
-          </w:tcPr>
-          <w:p>
-            <w:pPr>
-              <w:spacing w:after="0" w:before="0"/>
-            </w:pPr>
-            <w:r/>
-            <w:r>
-              <w:rPr>
-                <w:b/>
-                <w:color w:val="FFFFFF"/>
-                <w:sz w:val="18"/>
-              </w:rPr>
-              <w:t>Key facts</w:t>
-            </w:r>
-          </w:p>
-        </w:tc>
-        <w:tc>
-          <w:tcPr>
-            <w:tcW w:type="dxa" w:w="4968"/>
-            <w:shd w:val="clear" w:fill="152130"/>
-          </w:tcPr>
-          <w:p>
-            <w:pPr>
-              <w:spacing w:after="0" w:before="0"/>
-            </w:pPr>
-            <w:r/>
-            <w:r>
-              <w:rPr>
-                <w:b/>
-                <w:color w:val="FFFFFF"/>
-                <w:sz w:val="18"/>
-              </w:rPr>
-            </w:r>
-          </w:p>
-        </w:tc>
-      </w:tr>
-      <w:tr>
-        <w:trPr>
-          <w:cantSplit/>
-        </w:trPr>
-        <w:tc>
-          <w:tcPr>
-            <w:tcW w:type="dxa" w:w="4968"/>
-          </w:tcPr>
-          <w:p>
-            <w:pPr>
-              <w:spacing w:after="0" w:before="0"/>
-            </w:pPr>
-            <w:r/>
-            <w:r>
-              <w:rPr>
-                <w:b/>
-                <w:sz w:val="18"/>
-              </w:rPr>
-              <w:t>Market capitalisation</w:t>
-            </w:r>
-          </w:p>
-        </w:tc>
-        <w:tc>
-          <w:tcPr>
-            <w:tcW w:type="dxa" w:w="4968"/>
-          </w:tcPr>
-          <w:p>
-            <w:pPr>
-              <w:spacing w:after="0" w:before="0"/>
-              <w:jc w:val="right"/>
-            </w:pPr>
-            <w:r/>
-            <w:r>
-              <w:rPr>
-                <w:sz w:val="18"/>
-              </w:rPr>
-              <w:t>JPY 10,446 (unit per source)</w:t>
-            </w:r>
-          </w:p>
-        </w:tc>
-      </w:tr>
-      <w:tr>
-        <w:trPr>
-          <w:cantSplit/>
-        </w:trPr>
-        <w:tc>
-          <w:tcPr>
-            <w:tcW w:type="dxa" w:w="4968"/>
-            <w:shd w:val="clear" w:fill="F6F7F9"/>
-          </w:tcPr>
-          <w:p>
-            <w:pPr>
-              <w:spacing w:after="0" w:before="0"/>
-            </w:pPr>
-            <w:r/>
-            <w:r>
-              <w:rPr>
-                <w:b/>
-                <w:sz w:val="18"/>
-              </w:rPr>
-              <w:t>Enterprise value</w:t>
-            </w:r>
-          </w:p>
-        </w:tc>
-        <w:tc>
-          <w:tcPr>
-            <w:tcW w:type="dxa" w:w="4968"/>
-            <w:shd w:val="clear" w:fill="F6F7F9"/>
-          </w:tcPr>
-          <w:p>
-            <w:pPr>
-              <w:spacing w:after="0" w:before="0"/>
-              <w:jc w:val="right"/>
-            </w:pPr>
-            <w:r/>
-            <w:r>
-              <w:rPr>
-                <w:sz w:val="18"/>
-              </w:rPr>
-              <w:t>JPY 6,940 (unit per source)</w:t>
-            </w:r>
-          </w:p>
-        </w:tc>
-      </w:tr>
-      <w:tr>
-        <w:trPr>
-          <w:cantSplit/>
-        </w:trPr>
-        <w:tc>
-          <w:tcPr>
-            <w:tcW w:type="dxa" w:w="4968"/>
-          </w:tcPr>
-          <w:p>
-            <w:pPr>
-              <w:spacing w:after="0" w:before="0"/>
-            </w:pPr>
-            <w:r/>
-            <w:r>
-              <w:rPr>
-                <w:b/>
-                <w:sz w:val="18"/>
-              </w:rPr>
-              <w:t>AIP ownership</w:t>
-            </w:r>
-          </w:p>
-        </w:tc>
-        <w:tc>
-          <w:tcPr>
-            <w:tcW w:type="dxa" w:w="4968"/>
-          </w:tcPr>
-          <w:p>
-            <w:pPr>
-              <w:spacing w:after="0" w:before="0"/>
-              <w:jc w:val="right"/>
-            </w:pPr>
-            <w:r/>
-            <w:r>
-              <w:rPr>
-                <w:sz w:val="18"/>
-              </w:rPr>
-              <w:t>7%</w:t>
-            </w:r>
-          </w:p>
-        </w:tc>
-      </w:tr>
-      <w:tr>
-        <w:trPr>
-          <w:cantSplit/>
-        </w:trPr>
-        <w:tc>
-          <w:tcPr>
-            <w:tcW w:type="dxa" w:w="4968"/>
-            <w:shd w:val="clear" w:fill="F6F7F9"/>
-          </w:tcPr>
-          <w:p>
-            <w:pPr>
-              <w:spacing w:after="0" w:before="0"/>
-            </w:pPr>
-            <w:r/>
-            <w:r>
-              <w:rPr>
-                <w:b/>
-                <w:sz w:val="18"/>
-              </w:rPr>
-              <w:t>% of portfolio</w:t>
-            </w:r>
-          </w:p>
-        </w:tc>
-        <w:tc>
-          <w:tcPr>
-            <w:tcW w:type="dxa" w:w="4968"/>
-            <w:shd w:val="clear" w:fill="F6F7F9"/>
-          </w:tcPr>
-          <w:p>
-            <w:pPr>
-              <w:spacing w:after="0" w:before="0"/>
-              <w:jc w:val="right"/>
-            </w:pPr>
-            <w:r/>
-            <w:r>
-              <w:rPr>
-                <w:sz w:val="18"/>
-              </w:rPr>
-              <w:t>12%</w:t>
-            </w:r>
-          </w:p>
-        </w:tc>
-      </w:tr>
-      <w:tr>
-        <w:trPr>
-          <w:cantSplit/>
-        </w:trPr>
-        <w:tc>
-          <w:tcPr>
-            <w:tcW w:type="dxa" w:w="4968"/>
-          </w:tcPr>
-          <w:p>
-            <w:pPr>
-              <w:spacing w:after="0" w:before="0"/>
-            </w:pPr>
-            <w:r/>
-            <w:r>
-              <w:rPr>
-                <w:b/>
-                <w:sz w:val="18"/>
-              </w:rPr>
-              <w:t>Board representation</w:t>
-            </w:r>
-          </w:p>
-        </w:tc>
-        <w:tc>
-          <w:tcPr>
-            <w:tcW w:type="dxa" w:w="4968"/>
-          </w:tcPr>
-          <w:p>
-            <w:pPr>
-              <w:spacing w:after="0" w:before="0"/>
-              <w:jc w:val="right"/>
-            </w:pPr>
-            <w:r/>
-            <w:r>
-              <w:rPr>
-                <w:sz w:val="18"/>
-              </w:rPr>
-              <w:t>No</w:t>
-            </w:r>
-          </w:p>
-        </w:tc>
-      </w:tr>
-    </w:tbl>
-    <w:p>
-      <w:pPr>
-        <w:keepNext/>
-        <w:spacing w:before="120" w:after="20" w:line="269" w:lineRule="auto"/>
-        <w:jc w:val="left"/>
-      </w:pPr>
-      <w:r>
-        <w:rPr>
-          <w:b/>
-          <w:i w:val="0"/>
-          <w:color w:val="314359"/>
-          <w:sz w:val="20"/>
-        </w:rPr>
-        <w:t>Our view</w:t>
-      </w:r>
-    </w:p>
-    <w:p>
-      <w:pPr>
-        <w:spacing w:before="40" w:after="60" w:line="269" w:lineRule="auto"/>
-        <w:jc w:val="left"/>
-      </w:pPr>
-      <w:r>
-        <w:rPr>
-          <w:b w:val="0"/>
-          <w:i w:val="0"/>
-          <w:sz w:val="21"/>
-        </w:rPr>
-        <w:t>TBK has suffered from weak profitability, primarily owing to below-market pricing with its largest customer and an oversized manufacturing footprint in Japan. Drawing on our prior experience as the largest shareholder and a board member at Concentric and Haldex, we see potential operational improvements that could lift the operating margin to 10%. On that basis, the company would be trading at just 2x earnings.</w:t>
-      </w:r>
-    </w:p>
-    <w:p>
-      <w:pPr>
-        <w:keepNext/>
-        <w:spacing w:before="120" w:after="20" w:line="269" w:lineRule="auto"/>
-        <w:jc w:val="left"/>
-      </w:pPr>
-      <w:r>
-        <w:rPr>
-          <w:b/>
-          <w:i w:val="0"/>
-          <w:color w:val="314359"/>
-          <w:sz w:val="20"/>
-        </w:rPr>
-        <w:t>Recent events, FY 25/26</w:t>
-      </w:r>
-    </w:p>
-    <w:p>
-      <w:pPr>
-        <w:pStyle w:val="ListBullet"/>
-        <w:spacing w:after="20"/>
-      </w:pPr>
-      <w:r>
-        <w:rPr>
-          <w:sz w:val="21"/>
-        </w:rPr>
-        <w:t>Sales increased 0.6% to JPY 54.8bn for the full year.</w:t>
-      </w:r>
-    </w:p>
-    <w:p>
-      <w:pPr>
-        <w:pStyle w:val="ListBullet"/>
-        <w:spacing w:after="20"/>
-      </w:pPr>
-      <w:r>
-        <w:rPr>
-          <w:sz w:val="21"/>
-        </w:rPr>
-        <w:t>Gross margin strengthened to 12.5%, versus 10.6% a year earlier.</w:t>
-      </w:r>
-    </w:p>
-    <w:p>
-      <w:pPr>
-        <w:pStyle w:val="ListBullet"/>
-        <w:spacing w:after="20"/>
-      </w:pPr>
-      <w:r>
-        <w:rPr>
-          <w:sz w:val="21"/>
-        </w:rPr>
-        <w:t>EBIT improved to JPY 1,496m, compared with JPY 941m a year earlier.</w:t>
-      </w:r>
-    </w:p>
-    <w:p>
-      <w:pPr>
-        <w:keepNext/>
-        <w:spacing w:before="120" w:after="20" w:line="269" w:lineRule="auto"/>
-        <w:jc w:val="left"/>
-      </w:pPr>
-      <w:r>
-        <w:rPr>
-          <w:b/>
-          <w:i w:val="0"/>
-          <w:color w:val="314359"/>
-          <w:sz w:val="20"/>
-        </w:rPr>
-        <w:t>Financial results</w:t>
-      </w:r>
-    </w:p>
-    <w:tbl>
-      <w:tblPr>
-        <w:tblStyle w:val="TableGrid"/>
-        <w:tblW w:type="auto" w:w="0"/>
-        <w:jc w:val="left"/>
-        <w:tblLook w:firstColumn="1" w:firstRow="1" w:lastColumn="0" w:lastRow="0" w:noHBand="0" w:noVBand="1" w:val="04A0"/>
-      </w:tblPr>
-      <w:tblGrid>
-        <w:gridCol w:w="1656"/>
-        <w:gridCol w:w="1656"/>
-        <w:gridCol w:w="1656"/>
-        <w:gridCol w:w="1656"/>
-        <w:gridCol w:w="1656"/>
-        <w:gridCol w:w="1656"/>
-      </w:tblGrid>
-      <w:tr>
-        <w:trPr>
-          <w:cantSplit/>
-        </w:trPr>
-        <w:tc>
-          <w:tcPr>
-            <w:tcW w:type="dxa" w:w="1656"/>
-            <w:shd w:val="clear" w:fill="152130"/>
-          </w:tcPr>
-          <w:p>
-            <w:pPr>
-              <w:spacing w:after="0" w:before="0"/>
-            </w:pPr>
-            <w:r/>
-            <w:r>
-              <w:rPr>
-                <w:b/>
-                <w:color w:val="FFFFFF"/>
-                <w:sz w:val="17"/>
-              </w:rPr>
-              <w:t>BN JPY</w:t>
-            </w:r>
-          </w:p>
-        </w:tc>
-        <w:tc>
-          <w:tcPr>
-            <w:tcW w:type="dxa" w:w="1656"/>
-            <w:shd w:val="clear" w:fill="152130"/>
-          </w:tcPr>
-          <w:p>
-            <w:pPr>
-              <w:spacing w:after="0" w:before="0"/>
-            </w:pPr>
-            <w:r/>
-            <w:r>
-              <w:rPr>
-                <w:b/>
-                <w:color w:val="FFFFFF"/>
-                <w:sz w:val="17"/>
-              </w:rPr>
-              <w:t>21/22</w:t>
-            </w:r>
-          </w:p>
-        </w:tc>
-        <w:tc>
-          <w:tcPr>
-            <w:tcW w:type="dxa" w:w="1656"/>
-            <w:shd w:val="clear" w:fill="152130"/>
-          </w:tcPr>
-          <w:p>
-            <w:pPr>
-              <w:spacing w:after="0" w:before="0"/>
-            </w:pPr>
-            <w:r/>
-            <w:r>
-              <w:rPr>
-                <w:b/>
-                <w:color w:val="FFFFFF"/>
-                <w:sz w:val="17"/>
-              </w:rPr>
-              <w:t>22/23</w:t>
-            </w:r>
-          </w:p>
-        </w:tc>
-        <w:tc>
-          <w:tcPr>
-            <w:tcW w:type="dxa" w:w="1656"/>
-            <w:shd w:val="clear" w:fill="152130"/>
-          </w:tcPr>
-          <w:p>
-            <w:pPr>
-              <w:spacing w:after="0" w:before="0"/>
-            </w:pPr>
-            <w:r/>
-            <w:r>
-              <w:rPr>
-                <w:b/>
-                <w:color w:val="FFFFFF"/>
-                <w:sz w:val="17"/>
-              </w:rPr>
-              <w:t>23/24</w:t>
-            </w:r>
-          </w:p>
-        </w:tc>
-        <w:tc>
-          <w:tcPr>
-            <w:tcW w:type="dxa" w:w="1656"/>
-            <w:shd w:val="clear" w:fill="152130"/>
-          </w:tcPr>
-          <w:p>
-            <w:pPr>
-              <w:spacing w:after="0" w:before="0"/>
-            </w:pPr>
-            <w:r/>
-            <w:r>
-              <w:rPr>
-                <w:b/>
-                <w:color w:val="FFFFFF"/>
-                <w:sz w:val="17"/>
-              </w:rPr>
-              <w:t>24/25</w:t>
-            </w:r>
-          </w:p>
-        </w:tc>
-        <w:tc>
-          <w:tcPr>
-            <w:tcW w:type="dxa" w:w="1656"/>
-            <w:shd w:val="clear" w:fill="152130"/>
-          </w:tcPr>
-          <w:p>
-            <w:pPr>
-              <w:spacing w:after="0" w:before="0"/>
-            </w:pPr>
-            <w:r/>
-            <w:r>
-              <w:rPr>
-                <w:b/>
-                <w:color w:val="FFFFFF"/>
-                <w:sz w:val="17"/>
-              </w:rPr>
-              <w:t>25/26</w:t>
-            </w:r>
-          </w:p>
-        </w:tc>
-      </w:tr>
-      <w:tr>
-        <w:trPr>
-          <w:cantSplit/>
-        </w:trPr>
-        <w:tc>
-          <w:tcPr>
-            <w:tcW w:type="dxa" w:w="1656"/>
-          </w:tcPr>
-          <w:p>
-            <w:pPr>
-              <w:spacing w:after="0" w:before="0"/>
-            </w:pPr>
-            <w:r/>
-            <w:r>
-              <w:rPr>
-                <w:b/>
-                <w:sz w:val="17"/>
-              </w:rPr>
-              <w:t>Net Revenue</w:t>
-            </w:r>
-          </w:p>
-        </w:tc>
-        <w:tc>
-          <w:tcPr>
-            <w:tcW w:type="dxa" w:w="1656"/>
-          </w:tcPr>
-          <w:p>
-            <w:pPr>
-              <w:spacing w:after="0" w:before="0"/>
-              <w:jc w:val="right"/>
-            </w:pPr>
-            <w:r/>
-            <w:r>
-              <w:rPr>
-                <w:sz w:val="17"/>
-              </w:rPr>
-              <w:t>51</w:t>
-            </w:r>
-          </w:p>
-        </w:tc>
-        <w:tc>
-          <w:tcPr>
-            <w:tcW w:type="dxa" w:w="1656"/>
-          </w:tcPr>
-          <w:p>
-            <w:pPr>
-              <w:spacing w:after="0" w:before="0"/>
-              <w:jc w:val="right"/>
-            </w:pPr>
-            <w:r/>
-            <w:r>
-              <w:rPr>
-                <w:sz w:val="17"/>
-              </w:rPr>
-              <w:t>54</w:t>
-            </w:r>
-          </w:p>
-        </w:tc>
-        <w:tc>
-          <w:tcPr>
-            <w:tcW w:type="dxa" w:w="1656"/>
-          </w:tcPr>
-          <w:p>
-            <w:pPr>
-              <w:spacing w:after="0" w:before="0"/>
-              <w:jc w:val="right"/>
-            </w:pPr>
-            <w:r/>
-            <w:r>
-              <w:rPr>
-                <w:sz w:val="17"/>
-              </w:rPr>
-              <w:t>57</w:t>
-            </w:r>
-          </w:p>
-        </w:tc>
-        <w:tc>
-          <w:tcPr>
-            <w:tcW w:type="dxa" w:w="1656"/>
-          </w:tcPr>
-          <w:p>
-            <w:pPr>
-              <w:spacing w:after="0" w:before="0"/>
-              <w:jc w:val="right"/>
-            </w:pPr>
-            <w:r/>
-            <w:r>
-              <w:rPr>
-                <w:sz w:val="17"/>
-              </w:rPr>
-              <w:t>54</w:t>
-            </w:r>
-          </w:p>
-        </w:tc>
-        <w:tc>
-          <w:tcPr>
-            <w:tcW w:type="dxa" w:w="1656"/>
-          </w:tcPr>
-          <w:p>
-            <w:pPr>
-              <w:spacing w:after="0" w:before="0"/>
-              <w:jc w:val="right"/>
-            </w:pPr>
-            <w:r/>
-            <w:r>
-              <w:rPr>
-                <w:sz w:val="17"/>
-              </w:rPr>
-              <w:t>55</w:t>
-            </w:r>
-          </w:p>
-        </w:tc>
-      </w:tr>
-      <w:tr>
-        <w:trPr>
-          <w:cantSplit/>
-        </w:trPr>
-        <w:tc>
-          <w:tcPr>
-            <w:tcW w:type="dxa" w:w="1656"/>
-            <w:shd w:val="clear" w:fill="F6F7F9"/>
-          </w:tcPr>
-          <w:p>
-            <w:pPr>
-              <w:spacing w:after="0" w:before="0"/>
-            </w:pPr>
-            <w:r/>
-            <w:r>
-              <w:rPr>
-                <w:b/>
-                <w:sz w:val="17"/>
-              </w:rPr>
-              <w:t>EBIT</w:t>
-            </w:r>
-          </w:p>
-        </w:tc>
-        <w:tc>
-          <w:tcPr>
-            <w:tcW w:type="dxa" w:w="1656"/>
-            <w:shd w:val="clear" w:fill="F6F7F9"/>
-          </w:tcPr>
-          <w:p>
-            <w:pPr>
-              <w:spacing w:after="0" w:before="0"/>
-              <w:jc w:val="right"/>
-            </w:pPr>
-            <w:r/>
-            <w:r>
-              <w:rPr>
-                <w:sz w:val="17"/>
-              </w:rPr>
-              <w:t>0.6</w:t>
-            </w:r>
-          </w:p>
-        </w:tc>
-        <w:tc>
-          <w:tcPr>
-            <w:tcW w:type="dxa" w:w="1656"/>
-            <w:shd w:val="clear" w:fill="F6F7F9"/>
-          </w:tcPr>
-          <w:p>
-            <w:pPr>
-              <w:spacing w:after="0" w:before="0"/>
-              <w:jc w:val="right"/>
-            </w:pPr>
-            <w:r/>
-            <w:r>
-              <w:rPr>
-                <w:sz w:val="17"/>
-              </w:rPr>
-              <w:t>(0.6)</w:t>
-            </w:r>
-          </w:p>
-        </w:tc>
-        <w:tc>
-          <w:tcPr>
-            <w:tcW w:type="dxa" w:w="1656"/>
-            <w:shd w:val="clear" w:fill="F6F7F9"/>
-          </w:tcPr>
-          <w:p>
-            <w:pPr>
-              <w:spacing w:after="0" w:before="0"/>
-              <w:jc w:val="right"/>
-            </w:pPr>
-            <w:r/>
-            <w:r>
-              <w:rPr>
-                <w:sz w:val="17"/>
-              </w:rPr>
-              <w:t>0.9</w:t>
-            </w:r>
-          </w:p>
-        </w:tc>
-        <w:tc>
-          <w:tcPr>
-            <w:tcW w:type="dxa" w:w="1656"/>
-            <w:shd w:val="clear" w:fill="F6F7F9"/>
-          </w:tcPr>
-          <w:p>
-            <w:pPr>
-              <w:spacing w:after="0" w:before="0"/>
-              <w:jc w:val="right"/>
-            </w:pPr>
-            <w:r/>
-            <w:r>
-              <w:rPr>
-                <w:sz w:val="17"/>
-              </w:rPr>
-              <w:t>1.0</w:t>
-            </w:r>
-          </w:p>
-        </w:tc>
-        <w:tc>
-          <w:tcPr>
-            <w:tcW w:type="dxa" w:w="1656"/>
-            <w:shd w:val="clear" w:fill="F6F7F9"/>
-          </w:tcPr>
-          <w:p>
-            <w:pPr>
-              <w:spacing w:after="0" w:before="0"/>
-              <w:jc w:val="right"/>
-            </w:pPr>
-            <w:r/>
-            <w:r>
-              <w:rPr>
-                <w:sz w:val="17"/>
-              </w:rPr>
-              <w:t>1.5</w:t>
-            </w:r>
-          </w:p>
-        </w:tc>
-      </w:tr>
-      <w:tr>
-        <w:trPr>
-          <w:cantSplit/>
-        </w:trPr>
-        <w:tc>
-          <w:tcPr>
-            <w:tcW w:type="dxa" w:w="1656"/>
-          </w:tcPr>
-          <w:p>
-            <w:pPr>
-              <w:spacing w:after="0" w:before="0"/>
-            </w:pPr>
-            <w:r/>
-            <w:r>
-              <w:rPr>
-                <w:b/>
-                <w:sz w:val="17"/>
-              </w:rPr>
-              <w:t>Margin</w:t>
-            </w:r>
-          </w:p>
-        </w:tc>
-        <w:tc>
-          <w:tcPr>
-            <w:tcW w:type="dxa" w:w="1656"/>
-          </w:tcPr>
-          <w:p>
-            <w:pPr>
-              <w:spacing w:after="0" w:before="0"/>
-              <w:jc w:val="right"/>
-            </w:pPr>
-            <w:r/>
-            <w:r>
-              <w:rPr>
-                <w:sz w:val="17"/>
-              </w:rPr>
-              <w:t>1.2%</w:t>
-            </w:r>
-          </w:p>
-        </w:tc>
-        <w:tc>
-          <w:tcPr>
-            <w:tcW w:type="dxa" w:w="1656"/>
-          </w:tcPr>
-          <w:p>
-            <w:pPr>
-              <w:spacing w:after="0" w:before="0"/>
-              <w:jc w:val="right"/>
-            </w:pPr>
-            <w:r/>
-            <w:r>
-              <w:rPr>
-                <w:sz w:val="17"/>
-              </w:rPr>
-              <w:t>-1.2%</w:t>
-            </w:r>
-          </w:p>
-        </w:tc>
-        <w:tc>
-          <w:tcPr>
-            <w:tcW w:type="dxa" w:w="1656"/>
-          </w:tcPr>
-          <w:p>
-            <w:pPr>
-              <w:spacing w:after="0" w:before="0"/>
-              <w:jc w:val="right"/>
-            </w:pPr>
-            <w:r/>
-            <w:r>
-              <w:rPr>
-                <w:sz w:val="17"/>
-              </w:rPr>
-              <w:t>1.6%</w:t>
-            </w:r>
-          </w:p>
-        </w:tc>
-        <w:tc>
-          <w:tcPr>
-            <w:tcW w:type="dxa" w:w="1656"/>
-          </w:tcPr>
-          <w:p>
-            <w:pPr>
-              <w:spacing w:after="0" w:before="0"/>
-              <w:jc w:val="right"/>
-            </w:pPr>
-            <w:r/>
-            <w:r>
-              <w:rPr>
-                <w:sz w:val="17"/>
-              </w:rPr>
-              <w:t>1.7%</w:t>
-            </w:r>
-          </w:p>
-        </w:tc>
-        <w:tc>
-          <w:tcPr>
-            <w:tcW w:type="dxa" w:w="1656"/>
-          </w:tcPr>
-          <w:p>
-            <w:pPr>
-              <w:spacing w:after="0" w:before="0"/>
-              <w:jc w:val="right"/>
-            </w:pPr>
-            <w:r/>
-            <w:r>
-              <w:rPr>
-                <w:sz w:val="17"/>
-              </w:rPr>
-              <w:t>2.7%</w:t>
-            </w:r>
-          </w:p>
-        </w:tc>
-      </w:tr>
-      <w:tr>
-        <w:trPr>
-          <w:cantSplit/>
-        </w:trPr>
-        <w:tc>
-          <w:tcPr>
-            <w:tcW w:type="dxa" w:w="1656"/>
-            <w:shd w:val="clear" w:fill="F6F7F9"/>
-          </w:tcPr>
-          <w:p>
-            <w:pPr>
-              <w:spacing w:after="0" w:before="0"/>
-            </w:pPr>
-            <w:r/>
-            <w:r>
-              <w:rPr>
-                <w:b/>
-                <w:sz w:val="17"/>
-              </w:rPr>
-              <w:t>Net Income</w:t>
-            </w:r>
-          </w:p>
-        </w:tc>
-        <w:tc>
-          <w:tcPr>
-            <w:tcW w:type="dxa" w:w="1656"/>
-            <w:shd w:val="clear" w:fill="F6F7F9"/>
-          </w:tcPr>
-          <w:p>
-            <w:pPr>
-              <w:spacing w:after="0" w:before="0"/>
-              <w:jc w:val="right"/>
-            </w:pPr>
-            <w:r/>
-            <w:r>
-              <w:rPr>
-                <w:sz w:val="17"/>
-              </w:rPr>
-              <w:t>0.8</w:t>
-            </w:r>
-          </w:p>
-        </w:tc>
-        <w:tc>
-          <w:tcPr>
-            <w:tcW w:type="dxa" w:w="1656"/>
-            <w:shd w:val="clear" w:fill="F6F7F9"/>
-          </w:tcPr>
-          <w:p>
-            <w:pPr>
-              <w:spacing w:after="0" w:before="0"/>
-              <w:jc w:val="right"/>
-            </w:pPr>
-            <w:r/>
-            <w:r>
-              <w:rPr>
-                <w:sz w:val="17"/>
-              </w:rPr>
-              <w:t>-2.1</w:t>
-            </w:r>
-          </w:p>
-        </w:tc>
-        <w:tc>
-          <w:tcPr>
-            <w:tcW w:type="dxa" w:w="1656"/>
-            <w:shd w:val="clear" w:fill="F6F7F9"/>
-          </w:tcPr>
-          <w:p>
-            <w:pPr>
-              <w:spacing w:after="0" w:before="0"/>
-              <w:jc w:val="right"/>
-            </w:pPr>
-            <w:r/>
-            <w:r>
-              <w:rPr>
-                <w:sz w:val="17"/>
-              </w:rPr>
-              <w:t>0.3</w:t>
-            </w:r>
-          </w:p>
-        </w:tc>
-        <w:tc>
-          <w:tcPr>
-            <w:tcW w:type="dxa" w:w="1656"/>
-            <w:shd w:val="clear" w:fill="F6F7F9"/>
-          </w:tcPr>
-          <w:p>
-            <w:pPr>
-              <w:spacing w:after="0" w:before="0"/>
-              <w:jc w:val="right"/>
-            </w:pPr>
-            <w:r/>
-            <w:r>
-              <w:rPr>
-                <w:sz w:val="17"/>
-              </w:rPr>
-              <w:t>-1.2</w:t>
-            </w:r>
-          </w:p>
-        </w:tc>
-        <w:tc>
-          <w:tcPr>
-            <w:tcW w:type="dxa" w:w="1656"/>
-            <w:shd w:val="clear" w:fill="F6F7F9"/>
-          </w:tcPr>
-          <w:p>
-            <w:pPr>
-              <w:spacing w:after="0" w:before="0"/>
-              <w:jc w:val="right"/>
-            </w:pPr>
-            <w:r/>
-            <w:r>
-              <w:rPr>
-                <w:sz w:val="17"/>
-              </w:rPr>
-              <w:t>0</w:t>
-            </w:r>
-          </w:p>
-        </w:tc>
-      </w:tr>
-    </w:tbl>
-    <w:p>
-      <w:pPr>
-        <w:spacing w:before="40" w:after="60" w:line="269" w:lineRule="auto"/>
-        <w:jc w:val="left"/>
-      </w:pPr>
-      <w:r>
-        <w:rPr>
-          <w:b w:val="0"/>
-          <w:i/>
-          <w:color w:val="556A83"/>
-          <w:sz w:val="16"/>
-        </w:rPr>
-        <w:t>Source labels market cap/EV as “BN JPY”, which is inconsistent with ¥55bn revenue — likely a unit error in the original; reproduced as printed.</w:t>
-      </w:r>
-    </w:p>
-    <w:p>
-      <w:pPr>
-        <w:keepNext/>
-        <w:spacing w:before="100" w:after="40" w:line="269" w:lineRule="auto"/>
-        <w:jc w:val="left"/>
-      </w:pPr>
-      <w:r>
-        <w:rPr>
-          <w:b/>
-          <w:i w:val="0"/>
-          <w:color w:val="314359"/>
-          <w:sz w:val="20"/>
-        </w:rPr>
-        <w:t>Share price &amp; traded volume (3-year)</w:t>
-      </w:r>
-    </w:p>
-    <w:p>
-      <w:pPr>
-        <w:spacing w:after="40"/>
-        <w:jc w:val="left"/>
-      </w:pPr>
-      <w:r>
-        <w:drawing>
-          <wp:inline xmlns:a="http://schemas.openxmlformats.org/drawingml/2006/main" xmlns:pic="http://schemas.openxmlformats.org/drawingml/2006/picture">
-            <wp:extent cx="5212080" cy="1904302"/>
-            <wp:docPr id="4" name="Picture 4"/>
-            <wp:cNvGraphicFramePr>
-              <a:graphicFrameLocks noChangeAspect="1"/>
-            </wp:cNvGraphicFramePr>
-            <a:graphic>
-              <a:graphicData uri="http://schemas.openxmlformats.org/drawingml/2006/picture">
-                <pic:pic>
-                  <pic:nvPicPr>
-                    <pic:cNvPr id="0" name="06de9a45c089ea5fa8c12cd3ffb974a7.png"/>
-                    <pic:cNvPicPr/>
-                  </pic:nvPicPr>
-                  <pic:blipFill>
-                    <a:blip r:embed="rId12"/>
-                    <a:stretch>
-                      <a:fillRect/>
-                    </a:stretch>
-                  </pic:blipFill>
-                  <pic:spPr>
-                    <a:xfrm>
-                      <a:off x="0" y="0"/>
-                      <a:ext cx="5212080" cy="1904302"/>
-                    </a:xfrm>
-                    <a:prstGeom prst="rect"/>
-                  </pic:spPr>
-                </pic:pic>
-              </a:graphicData>
-            </a:graphic>
-          </wp:inline>
-        </w:drawing>
-      </w:r>
-    </w:p>
-    <w:p>
-      <w:pPr>
-        <w:spacing w:before="40" w:after="60" w:line="269" w:lineRule="auto"/>
-        <w:jc w:val="left"/>
-      </w:pPr>
-      <w:r>
-        <w:rPr>
-          <w:b w:val="0"/>
-          <w:i/>
-          <w:color w:val="556A83"/>
-          <w:sz w:val="16"/>
-        </w:rPr>
-        <w:t>Source: exchange daily price history, 3-year series to 15 June 2026. Tokyo Stock Exchange: 7277.</w:t>
-      </w:r>
-    </w:p>
-    <w:p>
-      <w:pPr>
-        <w:spacing w:after="0" w:before="0"/>
-      </w:pPr>
-      <w:r>
-        <w:br w:type="page"/>
-      </w:r>
-    </w:p>
-    <w:p>
-      <w:pPr>
-        <w:keepNext/>
-        <w:spacing w:before="120" w:after="80"/>
-        <w:pageBreakBefore/>
-        <w:pBdr>
-          <w:bottom w:val="single" w:sz="6" w:space="2" w:color="314359"/>
-        </w:pBdr>
-      </w:pPr>
-      <w:r>
-        <w:rPr>
-          <w:rFonts w:ascii="Times New Roman" w:hAnsi="Times New Roman"/>
-          <w:b/>
-          <w:color w:val="152130"/>
-          <w:sz w:val="26"/>
-        </w:rPr>
         <w:t>Somero</w:t>
       </w:r>
     </w:p>
@@ -12669,7 +12032,7 @@
           <w:color w:val="152130"/>
           <w:sz w:val="26"/>
         </w:rPr>
-        <w:t>Röko</w:t>
+        <w:t>TBK</w:t>
       </w:r>
     </w:p>
     <w:p>
@@ -12699,7 +12062,7 @@
           <w:i w:val="0"/>
           <w:sz w:val="21"/>
         </w:rPr>
-        <w:t>Röko invests its equity capital from its own balance sheet into stable and profitable companies with strong market positions in their respective niche markets. It is a long-term owner focused on independent governance, and the companies it acquires have a proven track record of growing profits over time. Röko’s core principles are empowerment, simplicity and continuous improvement.</w:t>
+        <w:t>TBK is a long-standing Tier 1–2 supplier of safety-critical braking systems, retarders, asbestos-free linings, engine water and oil pumps, and other engine components for trucks and buses. The business is underpinned by long-term customer relationships and by products that are designed into the platforms of major commercial-vehicle OEMs. Once qualified, parts typically remain in place for the full model cycle, creating significant switching costs.</w:t>
       </w:r>
     </w:p>
     <w:tbl>
@@ -12793,7 +12156,7 @@
               <w:rPr>
                 <w:sz w:val="18"/>
               </w:rPr>
-              <w:t>SEK 22,082m</w:t>
+              <w:t>JPY 10,446 (unit per source)</w:t>
             </w:r>
           </w:p>
         </w:tc>
@@ -12836,7 +12199,7 @@
               <w:rPr>
                 <w:sz w:val="18"/>
               </w:rPr>
-              <w:t>SEK 25,798m</w:t>
+              <w:t>JPY 6,940 (unit per source)</w:t>
             </w:r>
           </w:p>
         </w:tc>
@@ -12877,7 +12240,7 @@
               <w:rPr>
                 <w:sz w:val="18"/>
               </w:rPr>
-              <w:t>&lt;1%</w:t>
+              <w:t>7%</w:t>
             </w:r>
           </w:p>
         </w:tc>
@@ -12920,7 +12283,7 @@
               <w:rPr>
                 <w:sz w:val="18"/>
               </w:rPr>
-              <w:t>9%</w:t>
+              <w:t>12%</w:t>
             </w:r>
           </w:p>
         </w:tc>
@@ -12994,7 +12357,7 @@
           <w:i w:val="0"/>
           <w:sz w:val="21"/>
         </w:rPr>
-        <w:t>We were part of the initial group of investors who supported Fredrik Karlsson and Tomas Billing in the formation of the company. Fredrik in particular had been highly successful in building Lifco, a company whose value increased approximately 100-fold over a 20-year period. Röko’s investment model is based on continuously reinvesting its cash flow into new companies while simultaneously improving the profitability of its existing companies.</w:t>
+        <w:t>TBK has suffered from weak profitability, primarily owing to below-market pricing with its largest customer and an oversized manufacturing footprint in Japan. Drawing on our prior experience as the largest shareholder and a board member at Concentric and Haldex, we see potential operational improvements that could lift the operating margin to 10%. On that basis, the company would be trading at just 2x earnings.</w:t>
       </w:r>
     </w:p>
     <w:p>
@@ -13010,7 +12373,7 @@
           <w:color w:val="314359"/>
           <w:sz w:val="20"/>
         </w:rPr>
-        <w:t>Recent events, Q1 2026</w:t>
+        <w:t>Recent events, FY 25/26</w:t>
       </w:r>
     </w:p>
     <w:p>
@@ -13022,7 +12385,7 @@
         <w:rPr>
           <w:sz w:val="21"/>
         </w:rPr>
-        <w:t>Net sales grew 6% organically year-on-year to SEK 1,853m in Q1.</w:t>
+        <w:t>Sales increased 0.6% to JPY 54.8bn for the full year.</w:t>
       </w:r>
     </w:p>
     <w:p>
@@ -13034,7 +12397,7 @@
         <w:rPr>
           <w:sz w:val="21"/>
         </w:rPr>
-        <w:t>EBITA increased 5% to SEK 415m.</w:t>
+        <w:t>Gross margin strengthened to 12.5%, versus 10.6% a year earlier.</w:t>
       </w:r>
     </w:p>
     <w:p>
@@ -13046,7 +12409,7 @@
         <w:rPr>
           <w:sz w:val="21"/>
         </w:rPr>
-        <w:t>Fredrik Karlsson stepped down as CEO to become deputy CEO; Johan Bladh was appointed as the new CEO.</w:t>
+        <w:t>EBIT improved to JPY 1,496m, compared with JPY 941m a year earlier.</w:t>
       </w:r>
     </w:p>
     <w:p>
@@ -13100,7 +12463,7 @@
                 <w:color w:val="FFFFFF"/>
                 <w:sz w:val="17"/>
               </w:rPr>
-              <w:t>MSEK</w:t>
+              <w:t>BN JPY</w:t>
             </w:r>
           </w:p>
         </w:tc>
@@ -13120,7 +12483,7 @@
                 <w:color w:val="FFFFFF"/>
                 <w:sz w:val="17"/>
               </w:rPr>
-              <w:t>2022</w:t>
+              <w:t>21/22</w:t>
             </w:r>
           </w:p>
         </w:tc>
@@ -13140,7 +12503,7 @@
                 <w:color w:val="FFFFFF"/>
                 <w:sz w:val="17"/>
               </w:rPr>
-              <w:t>2023</w:t>
+              <w:t>22/23</w:t>
             </w:r>
           </w:p>
         </w:tc>
@@ -13160,7 +12523,7 @@
                 <w:color w:val="FFFFFF"/>
                 <w:sz w:val="17"/>
               </w:rPr>
-              <w:t>2024</w:t>
+              <w:t>23/24</w:t>
             </w:r>
           </w:p>
         </w:tc>
@@ -13180,7 +12543,7 @@
                 <w:color w:val="FFFFFF"/>
                 <w:sz w:val="17"/>
               </w:rPr>
-              <w:t>2025</w:t>
+              <w:t>24/25</w:t>
             </w:r>
           </w:p>
         </w:tc>
@@ -13200,7 +12563,7 @@
                 <w:color w:val="FFFFFF"/>
                 <w:sz w:val="17"/>
               </w:rPr>
-              <w:t>Q1 2026</w:t>
+              <w:t>25/26</w:t>
             </w:r>
           </w:p>
         </w:tc>
@@ -13241,7 +12604,7 @@
               <w:rPr>
                 <w:sz w:val="17"/>
               </w:rPr>
-              <w:t>4,313</w:t>
+              <w:t>51</w:t>
             </w:r>
           </w:p>
         </w:tc>
@@ -13259,7 +12622,7 @@
               <w:rPr>
                 <w:sz w:val="17"/>
               </w:rPr>
-              <w:t>5,614</w:t>
+              <w:t>54</w:t>
             </w:r>
           </w:p>
         </w:tc>
@@ -13277,7 +12640,7 @@
               <w:rPr>
                 <w:sz w:val="17"/>
               </w:rPr>
-              <w:t>6,182</w:t>
+              <w:t>57</w:t>
             </w:r>
           </w:p>
         </w:tc>
@@ -13295,7 +12658,7 @@
               <w:rPr>
                 <w:sz w:val="17"/>
               </w:rPr>
-              <w:t>6,452</w:t>
+              <w:t>54</w:t>
             </w:r>
           </w:p>
         </w:tc>
@@ -13313,7 +12676,7 @@
               <w:rPr>
                 <w:sz w:val="17"/>
               </w:rPr>
-              <w:t>1,853</w:t>
+              <w:t>55</w:t>
             </w:r>
           </w:p>
         </w:tc>
@@ -13337,7 +12700,7 @@
                 <w:b/>
                 <w:sz w:val="17"/>
               </w:rPr>
-              <w:t>EBITA</w:t>
+              <w:t>EBIT</w:t>
             </w:r>
           </w:p>
         </w:tc>
@@ -13356,7 +12719,7 @@
               <w:rPr>
                 <w:sz w:val="17"/>
               </w:rPr>
-              <w:t>787</w:t>
+              <w:t>0.6</w:t>
             </w:r>
           </w:p>
         </w:tc>
@@ -13375,7 +12738,7 @@
               <w:rPr>
                 <w:sz w:val="17"/>
               </w:rPr>
-              <w:t>1,047</w:t>
+              <w:t>(0.6)</w:t>
             </w:r>
           </w:p>
         </w:tc>
@@ -13394,7 +12757,7 @@
               <w:rPr>
                 <w:sz w:val="17"/>
               </w:rPr>
-              <w:t>1,227</w:t>
+              <w:t>0.9</w:t>
             </w:r>
           </w:p>
         </w:tc>
@@ -13413,7 +12776,7 @@
               <w:rPr>
                 <w:sz w:val="17"/>
               </w:rPr>
-              <w:t>1,339</w:t>
+              <w:t>1.0</w:t>
             </w:r>
           </w:p>
         </w:tc>
@@ -13432,7 +12795,7 @@
               <w:rPr>
                 <w:sz w:val="17"/>
               </w:rPr>
-              <w:t>415</w:t>
+              <w:t>1.5</w:t>
             </w:r>
           </w:p>
         </w:tc>
@@ -13473,7 +12836,7 @@
               <w:rPr>
                 <w:sz w:val="17"/>
               </w:rPr>
-              <w:t>18%</w:t>
+              <w:t>1.2%</w:t>
             </w:r>
           </w:p>
         </w:tc>
@@ -13491,7 +12854,7 @@
               <w:rPr>
                 <w:sz w:val="17"/>
               </w:rPr>
-              <w:t>19%</w:t>
+              <w:t>-1.2%</w:t>
             </w:r>
           </w:p>
         </w:tc>
@@ -13509,7 +12872,7 @@
               <w:rPr>
                 <w:sz w:val="17"/>
               </w:rPr>
-              <w:t>20%</w:t>
+              <w:t>1.6%</w:t>
             </w:r>
           </w:p>
         </w:tc>
@@ -13527,7 +12890,7 @@
               <w:rPr>
                 <w:sz w:val="17"/>
               </w:rPr>
-              <w:t>21%</w:t>
+              <w:t>1.7%</w:t>
             </w:r>
           </w:p>
         </w:tc>
@@ -13545,7 +12908,7 @@
               <w:rPr>
                 <w:sz w:val="17"/>
               </w:rPr>
-              <w:t>22%</w:t>
+              <w:t>2.7%</w:t>
             </w:r>
           </w:p>
         </w:tc>
@@ -13569,7 +12932,7 @@
                 <w:b/>
                 <w:sz w:val="17"/>
               </w:rPr>
-              <w:t>Acquisitions #</w:t>
+              <w:t>Net Income</w:t>
             </w:r>
           </w:p>
         </w:tc>
@@ -13588,7 +12951,7 @@
               <w:rPr>
                 <w:sz w:val="17"/>
               </w:rPr>
-              <w:t>–</w:t>
+              <w:t>0.8</w:t>
             </w:r>
           </w:p>
         </w:tc>
@@ -13607,7 +12970,7 @@
               <w:rPr>
                 <w:sz w:val="17"/>
               </w:rPr>
-              <w:t>2</w:t>
+              <w:t>-2.1</w:t>
             </w:r>
           </w:p>
         </w:tc>
@@ -13626,7 +12989,7 @@
               <w:rPr>
                 <w:sz w:val="17"/>
               </w:rPr>
-              <w:t>4</w:t>
+              <w:t>0.3</w:t>
             </w:r>
           </w:p>
         </w:tc>
@@ -13645,7 +13008,7 @@
               <w:rPr>
                 <w:sz w:val="17"/>
               </w:rPr>
-              <w:t>3</w:t>
+              <w:t>-1.2</w:t>
             </w:r>
           </w:p>
         </w:tc>
@@ -13664,68 +13027,12 @@
               <w:rPr>
                 <w:sz w:val="17"/>
               </w:rPr>
-              <w:t>3</w:t>
+              <w:t>0</w:t>
             </w:r>
           </w:p>
         </w:tc>
       </w:tr>
     </w:tbl>
-    <w:p>
-      <w:pPr>
-        <w:keepNext/>
-        <w:spacing w:before="100" w:after="40" w:line="269" w:lineRule="auto"/>
-        <w:jc w:val="left"/>
-      </w:pPr>
-      <w:r>
-        <w:rPr>
-          <w:b/>
-          <w:i w:val="0"/>
-          <w:color w:val="314359"/>
-          <w:sz w:val="20"/>
-        </w:rPr>
-        <w:t>Share price &amp; traded volume (3-year)</w:t>
-      </w:r>
-    </w:p>
-    <w:p>
-      <w:pPr>
-        <w:spacing w:after="40"/>
-        <w:jc w:val="left"/>
-      </w:pPr>
-      <w:r>
-        <w:drawing>
-          <wp:inline xmlns:a="http://schemas.openxmlformats.org/drawingml/2006/main" xmlns:pic="http://schemas.openxmlformats.org/drawingml/2006/picture">
-            <wp:extent cx="5212080" cy="1872912"/>
-            <wp:docPr id="6" name="Picture 6"/>
-            <wp:cNvGraphicFramePr>
-              <a:graphicFrameLocks noChangeAspect="1"/>
-            </wp:cNvGraphicFramePr>
-            <a:graphic>
-              <a:graphicData uri="http://schemas.openxmlformats.org/drawingml/2006/picture">
-                <pic:pic>
-                  <pic:nvPicPr>
-                    <pic:cNvPr id="0" name="d16feb8f877c898d8516be82be99809f.png"/>
-                    <pic:cNvPicPr/>
-                  </pic:nvPicPr>
-                  <pic:blipFill>
-                    <a:blip r:embed="rId14"/>
-                    <a:stretch>
-                      <a:fillRect/>
-                    </a:stretch>
-                  </pic:blipFill>
-                  <pic:spPr>
-                    <a:xfrm>
-                      <a:off x="0" y="0"/>
-                      <a:ext cx="5212080" cy="1872912"/>
-                    </a:xfrm>
-                    <a:prstGeom prst="rect"/>
-                  </pic:spPr>
-                </pic:pic>
-              </a:graphicData>
-            </a:graphic>
-          </wp:inline>
-        </w:drawing>
-      </w:r>
-    </w:p>
     <w:p>
       <w:pPr>
         <w:spacing w:before="40" w:after="60" w:line="269" w:lineRule="auto"/>
@@ -13738,411 +13045,7 @@
           <w:color w:val="556A83"/>
           <w:sz w:val="16"/>
         </w:rPr>
-        <w:t>Source: exchange daily price history, 3-year series to 15 June 2026. Nasdaq Stockholm: ROKO B. Price history available from Mar 2025.</w:t>
-      </w:r>
-    </w:p>
-    <w:p>
-      <w:pPr>
-        <w:spacing w:after="0" w:before="0"/>
-      </w:pPr>
-      <w:r>
-        <w:br w:type="page"/>
-      </w:r>
-    </w:p>
-    <w:p>
-      <w:pPr>
-        <w:keepNext/>
-        <w:spacing w:before="120" w:after="80"/>
-        <w:pageBreakBefore/>
-        <w:pBdr>
-          <w:bottom w:val="single" w:sz="6" w:space="2" w:color="314359"/>
-        </w:pBdr>
-      </w:pPr>
-      <w:r>
-        <w:rPr>
-          <w:rFonts w:ascii="Times New Roman" w:hAnsi="Times New Roman"/>
-          <w:b/>
-          <w:color w:val="152130"/>
-          <w:sz w:val="26"/>
-        </w:rPr>
-        <w:t>NGEx</w:t>
-      </w:r>
-    </w:p>
-    <w:p>
-      <w:pPr>
-        <w:keepNext/>
-        <w:spacing w:before="40" w:after="20" w:line="269" w:lineRule="auto"/>
-        <w:jc w:val="left"/>
-      </w:pPr>
-      <w:r>
-        <w:rPr>
-          <w:b/>
-          <w:i w:val="0"/>
-          <w:color w:val="314359"/>
-          <w:sz w:val="20"/>
-        </w:rPr>
-        <w:t>Company description</w:t>
-      </w:r>
-    </w:p>
-    <w:p>
-      <w:pPr>
-        <w:spacing w:before="40" w:after="80" w:line="269" w:lineRule="auto"/>
-        <w:jc w:val="left"/>
-      </w:pPr>
-      <w:r>
-        <w:rPr>
-          <w:b w:val="0"/>
-          <w:i w:val="0"/>
-          <w:sz w:val="21"/>
-        </w:rPr>
-        <w:t>NGEx is a growing copper and gold exploration company based in Canada, focused on the exploration of the Lunahuasi copper–gold–silver project in San Juan Province, Argentina, and the nearby Los Helados copper–gold project, located approximately nine kilometres to the north-east, in Chile’s Region III. Both projects lie within the emerging Vicuña District, which includes the Caserones mine and the Josemaria and Filo del Sol deposits.</w:t>
-      </w:r>
-    </w:p>
-    <w:tbl>
-      <w:tblPr>
-        <w:tblStyle w:val="TableGrid"/>
-        <w:tblW w:type="auto" w:w="0"/>
-        <w:jc w:val="left"/>
-        <w:tblLook w:firstColumn="1" w:firstRow="1" w:lastColumn="0" w:lastRow="0" w:noHBand="0" w:noVBand="1" w:val="04A0"/>
-      </w:tblPr>
-      <w:tblGrid>
-        <w:gridCol w:w="4968"/>
-        <w:gridCol w:w="4968"/>
-      </w:tblGrid>
-      <w:tr>
-        <w:trPr>
-          <w:cantSplit/>
-        </w:trPr>
-        <w:tc>
-          <w:tcPr>
-            <w:tcW w:type="dxa" w:w="4968"/>
-            <w:shd w:val="clear" w:fill="152130"/>
-          </w:tcPr>
-          <w:p>
-            <w:pPr>
-              <w:spacing w:after="0" w:before="0"/>
-            </w:pPr>
-            <w:r/>
-            <w:r>
-              <w:rPr>
-                <w:b/>
-                <w:color w:val="FFFFFF"/>
-                <w:sz w:val="18"/>
-              </w:rPr>
-              <w:t>Key facts</w:t>
-            </w:r>
-          </w:p>
-        </w:tc>
-        <w:tc>
-          <w:tcPr>
-            <w:tcW w:type="dxa" w:w="4968"/>
-            <w:shd w:val="clear" w:fill="152130"/>
-          </w:tcPr>
-          <w:p>
-            <w:pPr>
-              <w:spacing w:after="0" w:before="0"/>
-            </w:pPr>
-            <w:r/>
-            <w:r>
-              <w:rPr>
-                <w:b/>
-                <w:color w:val="FFFFFF"/>
-                <w:sz w:val="18"/>
-              </w:rPr>
-            </w:r>
-          </w:p>
-        </w:tc>
-      </w:tr>
-      <w:tr>
-        <w:trPr>
-          <w:cantSplit/>
-        </w:trPr>
-        <w:tc>
-          <w:tcPr>
-            <w:tcW w:type="dxa" w:w="4968"/>
-          </w:tcPr>
-          <w:p>
-            <w:pPr>
-              <w:spacing w:after="0" w:before="0"/>
-            </w:pPr>
-            <w:r/>
-            <w:r>
-              <w:rPr>
-                <w:b/>
-                <w:sz w:val="18"/>
-              </w:rPr>
-              <w:t>Market capitalisation</w:t>
-            </w:r>
-          </w:p>
-        </w:tc>
-        <w:tc>
-          <w:tcPr>
-            <w:tcW w:type="dxa" w:w="4968"/>
-          </w:tcPr>
-          <w:p>
-            <w:pPr>
-              <w:spacing w:after="0" w:before="0"/>
-              <w:jc w:val="right"/>
-            </w:pPr>
-            <w:r/>
-            <w:r>
-              <w:rPr>
-                <w:sz w:val="18"/>
-              </w:rPr>
-              <w:t>CAD 5,476m</w:t>
-            </w:r>
-          </w:p>
-        </w:tc>
-      </w:tr>
-      <w:tr>
-        <w:trPr>
-          <w:cantSplit/>
-        </w:trPr>
-        <w:tc>
-          <w:tcPr>
-            <w:tcW w:type="dxa" w:w="4968"/>
-            <w:shd w:val="clear" w:fill="F6F7F9"/>
-          </w:tcPr>
-          <w:p>
-            <w:pPr>
-              <w:spacing w:after="0" w:before="0"/>
-            </w:pPr>
-            <w:r/>
-            <w:r>
-              <w:rPr>
-                <w:b/>
-                <w:sz w:val="18"/>
-              </w:rPr>
-              <w:t>Enterprise value</w:t>
-            </w:r>
-          </w:p>
-        </w:tc>
-        <w:tc>
-          <w:tcPr>
-            <w:tcW w:type="dxa" w:w="4968"/>
-            <w:shd w:val="clear" w:fill="F6F7F9"/>
-          </w:tcPr>
-          <w:p>
-            <w:pPr>
-              <w:spacing w:after="0" w:before="0"/>
-              <w:jc w:val="right"/>
-            </w:pPr>
-            <w:r/>
-            <w:r>
-              <w:rPr>
-                <w:sz w:val="18"/>
-              </w:rPr>
-              <w:t>CAD 4,963m</w:t>
-            </w:r>
-          </w:p>
-        </w:tc>
-      </w:tr>
-      <w:tr>
-        <w:trPr>
-          <w:cantSplit/>
-        </w:trPr>
-        <w:tc>
-          <w:tcPr>
-            <w:tcW w:type="dxa" w:w="4968"/>
-          </w:tcPr>
-          <w:p>
-            <w:pPr>
-              <w:spacing w:after="0" w:before="0"/>
-            </w:pPr>
-            <w:r/>
-            <w:r>
-              <w:rPr>
-                <w:b/>
-                <w:sz w:val="18"/>
-              </w:rPr>
-              <w:t>AIP ownership</w:t>
-            </w:r>
-          </w:p>
-        </w:tc>
-        <w:tc>
-          <w:tcPr>
-            <w:tcW w:type="dxa" w:w="4968"/>
-          </w:tcPr>
-          <w:p>
-            <w:pPr>
-              <w:spacing w:after="0" w:before="0"/>
-              <w:jc w:val="right"/>
-            </w:pPr>
-            <w:r/>
-            <w:r>
-              <w:rPr>
-                <w:sz w:val="18"/>
-              </w:rPr>
-              <w:t>&lt;1%</w:t>
-            </w:r>
-          </w:p>
-        </w:tc>
-      </w:tr>
-      <w:tr>
-        <w:trPr>
-          <w:cantSplit/>
-        </w:trPr>
-        <w:tc>
-          <w:tcPr>
-            <w:tcW w:type="dxa" w:w="4968"/>
-            <w:shd w:val="clear" w:fill="F6F7F9"/>
-          </w:tcPr>
-          <w:p>
-            <w:pPr>
-              <w:spacing w:after="0" w:before="0"/>
-            </w:pPr>
-            <w:r/>
-            <w:r>
-              <w:rPr>
-                <w:b/>
-                <w:sz w:val="18"/>
-              </w:rPr>
-              <w:t>% of portfolio</w:t>
-            </w:r>
-          </w:p>
-        </w:tc>
-        <w:tc>
-          <w:tcPr>
-            <w:tcW w:type="dxa" w:w="4968"/>
-            <w:shd w:val="clear" w:fill="F6F7F9"/>
-          </w:tcPr>
-          <w:p>
-            <w:pPr>
-              <w:spacing w:after="0" w:before="0"/>
-              <w:jc w:val="right"/>
-            </w:pPr>
-            <w:r/>
-            <w:r>
-              <w:rPr>
-                <w:sz w:val="18"/>
-              </w:rPr>
-              <w:t>8%</w:t>
-            </w:r>
-          </w:p>
-        </w:tc>
-      </w:tr>
-      <w:tr>
-        <w:trPr>
-          <w:cantSplit/>
-        </w:trPr>
-        <w:tc>
-          <w:tcPr>
-            <w:tcW w:type="dxa" w:w="4968"/>
-          </w:tcPr>
-          <w:p>
-            <w:pPr>
-              <w:spacing w:after="0" w:before="0"/>
-            </w:pPr>
-            <w:r/>
-            <w:r>
-              <w:rPr>
-                <w:b/>
-                <w:sz w:val="18"/>
-              </w:rPr>
-              <w:t>Board representation</w:t>
-            </w:r>
-          </w:p>
-        </w:tc>
-        <w:tc>
-          <w:tcPr>
-            <w:tcW w:type="dxa" w:w="4968"/>
-          </w:tcPr>
-          <w:p>
-            <w:pPr>
-              <w:spacing w:after="0" w:before="0"/>
-              <w:jc w:val="right"/>
-            </w:pPr>
-            <w:r/>
-            <w:r>
-              <w:rPr>
-                <w:sz w:val="18"/>
-              </w:rPr>
-              <w:t>No</w:t>
-            </w:r>
-          </w:p>
-        </w:tc>
-      </w:tr>
-    </w:tbl>
-    <w:p>
-      <w:pPr>
-        <w:keepNext/>
-        <w:spacing w:before="120" w:after="20" w:line="269" w:lineRule="auto"/>
-        <w:jc w:val="left"/>
-      </w:pPr>
-      <w:r>
-        <w:rPr>
-          <w:b/>
-          <w:i w:val="0"/>
-          <w:color w:val="314359"/>
-          <w:sz w:val="20"/>
-        </w:rPr>
-        <w:t>Our view</w:t>
-      </w:r>
-    </w:p>
-    <w:p>
-      <w:pPr>
-        <w:spacing w:before="40" w:after="60" w:line="269" w:lineRule="auto"/>
-        <w:jc w:val="left"/>
-      </w:pPr>
-      <w:r>
-        <w:rPr>
-          <w:b w:val="0"/>
-          <w:i w:val="0"/>
-          <w:sz w:val="21"/>
-        </w:rPr>
-        <w:t>We invested early in NGEx on the basis that the company has an exceptional management team with significant ownership, backed by the Lundin family, which has a strong track record of developing mines in challenging regions. We invested early in the original company, which spun out Filo Mining and Josemaria; the proposal is now to spin out LunR Royalties Corp. Our thesis has been that this provides attractive exposure to the electrification trend, which we believe will drive copper prices higher.</w:t>
-      </w:r>
-    </w:p>
-    <w:p>
-      <w:pPr>
-        <w:keepNext/>
-        <w:spacing w:before="120" w:after="20" w:line="269" w:lineRule="auto"/>
-        <w:jc w:val="left"/>
-      </w:pPr>
-      <w:r>
-        <w:rPr>
-          <w:b/>
-          <w:i w:val="0"/>
-          <w:color w:val="314359"/>
-          <w:sz w:val="20"/>
-        </w:rPr>
-        <w:t>Recent events, Q1 2026</w:t>
-      </w:r>
-    </w:p>
-    <w:p>
-      <w:pPr>
-        <w:pStyle w:val="ListBullet"/>
-        <w:spacing w:after="20"/>
-      </w:pPr>
-      <w:r>
-        <w:rPr>
-          <w:sz w:val="21"/>
-        </w:rPr>
-        <w:t>The results of the Phase 3 programme were positive and confirmed the discovery of one of the highest-grade copper, gold and silver intercepts drilled globally.</w:t>
-      </w:r>
-    </w:p>
-    <w:p>
-      <w:pPr>
-        <w:pStyle w:val="ListBullet"/>
-        <w:spacing w:after="20"/>
-      </w:pPr>
-      <w:r>
-        <w:rPr>
-          <w:sz w:val="21"/>
-        </w:rPr>
-        <w:t>The Phase 4 drill programme at Lunahuasi is now complete. Results continue to be very positive, indicating further potential at short range.</w:t>
-      </w:r>
-    </w:p>
-    <w:p>
-      <w:pPr>
-        <w:pStyle w:val="ListBullet"/>
-        <w:spacing w:after="20"/>
-      </w:pPr>
-      <w:r>
-        <w:rPr>
-          <w:sz w:val="21"/>
-        </w:rPr>
-        <w:t>The mid-range step-out drilling points to extensions of existing mineralised intersections and to the existence of two new high-grade zones with the same characteristics as those previously identified. Further analysis is required before Phase 5 is initiated in Q4 2026.</w:t>
+        <w:t>Source labels market cap/EV as “BN JPY”, which is inconsistent with ¥55bn revenue — likely a unit error in the original; reproduced as printed.</w:t>
       </w:r>
     </w:p>
     <w:p>
@@ -14169,8 +13072,8 @@
       <w:r>
         <w:drawing>
           <wp:inline xmlns:a="http://schemas.openxmlformats.org/drawingml/2006/main" xmlns:pic="http://schemas.openxmlformats.org/drawingml/2006/picture">
-            <wp:extent cx="5212080" cy="1895829"/>
-            <wp:docPr id="7" name="Picture 7"/>
+            <wp:extent cx="5212080" cy="1904302"/>
+            <wp:docPr id="4" name="Picture 4"/>
             <wp:cNvGraphicFramePr>
               <a:graphicFrameLocks noChangeAspect="1"/>
             </wp:cNvGraphicFramePr>
@@ -14178,11 +13081,11 @@
               <a:graphicData uri="http://schemas.openxmlformats.org/drawingml/2006/picture">
                 <pic:pic>
                   <pic:nvPicPr>
-                    <pic:cNvPr id="0" name="fca4fb793f41dea283f45cb10c64e37e.png"/>
+                    <pic:cNvPr id="0" name="06de9a45c089ea5fa8c12cd3ffb974a7.png"/>
                     <pic:cNvPicPr/>
                   </pic:nvPicPr>
                   <pic:blipFill>
-                    <a:blip r:embed="rId15"/>
+                    <a:blip r:embed="rId12"/>
                     <a:stretch>
                       <a:fillRect/>
                     </a:stretch>
@@ -14190,7 +13093,7 @@
                   <pic:spPr>
                     <a:xfrm>
                       <a:off x="0" y="0"/>
-                      <a:ext cx="5212080" cy="1895829"/>
+                      <a:ext cx="5212080" cy="1904302"/>
                     </a:xfrm>
                     <a:prstGeom prst="rect"/>
                   </pic:spPr>
@@ -14213,482 +13116,7 @@
           <w:color w:val="556A83"/>
           <w:sz w:val="16"/>
         </w:rPr>
-        <w:t>Source: exchange daily price history, 3-year series to 15 June 2026. Toronto Stock Exchange: NGEX.</w:t>
-      </w:r>
-    </w:p>
-    <w:p>
-      <w:pPr>
-        <w:spacing w:after="0" w:before="0"/>
-      </w:pPr>
-      <w:r>
-        <w:br w:type="page"/>
-      </w:r>
-    </w:p>
-    <w:p>
-      <w:pPr>
-        <w:keepNext/>
-        <w:spacing w:before="120" w:after="80"/>
-        <w:pageBreakBefore/>
-        <w:pBdr>
-          <w:bottom w:val="single" w:sz="6" w:space="2" w:color="314359"/>
-        </w:pBdr>
-      </w:pPr>
-      <w:r>
-        <w:rPr>
-          <w:rFonts w:ascii="Times New Roman" w:hAnsi="Times New Roman"/>
-          <w:b/>
-          <w:color w:val="152130"/>
-          <w:sz w:val="26"/>
-        </w:rPr>
-        <w:t>Tempest Security</w:t>
-      </w:r>
-    </w:p>
-    <w:p>
-      <w:pPr>
-        <w:keepNext/>
-        <w:spacing w:before="40" w:after="20" w:line="269" w:lineRule="auto"/>
-        <w:jc w:val="left"/>
-      </w:pPr>
-      <w:r>
-        <w:rPr>
-          <w:b/>
-          <w:i w:val="0"/>
-          <w:color w:val="314359"/>
-          <w:sz w:val="20"/>
-        </w:rPr>
-        <w:t>Company description</w:t>
-      </w:r>
-    </w:p>
-    <w:p>
-      <w:pPr>
-        <w:spacing w:before="40" w:after="80" w:line="269" w:lineRule="auto"/>
-        <w:jc w:val="left"/>
-      </w:pPr>
-      <w:r>
-        <w:rPr>
-          <w:b w:val="0"/>
-          <w:i w:val="0"/>
-          <w:sz w:val="21"/>
-        </w:rPr>
-        <w:t>Tempest Security offers high-quality security and surveillance services in the Nordic countries.</w:t>
-      </w:r>
-    </w:p>
-    <w:tbl>
-      <w:tblPr>
-        <w:tblStyle w:val="TableGrid"/>
-        <w:tblW w:type="auto" w:w="0"/>
-        <w:jc w:val="left"/>
-        <w:tblLook w:firstColumn="1" w:firstRow="1" w:lastColumn="0" w:lastRow="0" w:noHBand="0" w:noVBand="1" w:val="04A0"/>
-      </w:tblPr>
-      <w:tblGrid>
-        <w:gridCol w:w="4968"/>
-        <w:gridCol w:w="4968"/>
-      </w:tblGrid>
-      <w:tr>
-        <w:trPr>
-          <w:cantSplit/>
-        </w:trPr>
-        <w:tc>
-          <w:tcPr>
-            <w:tcW w:type="dxa" w:w="4968"/>
-            <w:shd w:val="clear" w:fill="152130"/>
-          </w:tcPr>
-          <w:p>
-            <w:pPr>
-              <w:spacing w:after="0" w:before="0"/>
-            </w:pPr>
-            <w:r/>
-            <w:r>
-              <w:rPr>
-                <w:b/>
-                <w:color w:val="FFFFFF"/>
-                <w:sz w:val="18"/>
-              </w:rPr>
-              <w:t>Key facts</w:t>
-            </w:r>
-          </w:p>
-        </w:tc>
-        <w:tc>
-          <w:tcPr>
-            <w:tcW w:type="dxa" w:w="4968"/>
-            <w:shd w:val="clear" w:fill="152130"/>
-          </w:tcPr>
-          <w:p>
-            <w:pPr>
-              <w:spacing w:after="0" w:before="0"/>
-            </w:pPr>
-            <w:r/>
-            <w:r>
-              <w:rPr>
-                <w:b/>
-                <w:color w:val="FFFFFF"/>
-                <w:sz w:val="18"/>
-              </w:rPr>
-            </w:r>
-          </w:p>
-        </w:tc>
-      </w:tr>
-      <w:tr>
-        <w:trPr>
-          <w:cantSplit/>
-        </w:trPr>
-        <w:tc>
-          <w:tcPr>
-            <w:tcW w:type="dxa" w:w="4968"/>
-          </w:tcPr>
-          <w:p>
-            <w:pPr>
-              <w:spacing w:after="0" w:before="0"/>
-            </w:pPr>
-            <w:r/>
-            <w:r>
-              <w:rPr>
-                <w:b/>
-                <w:sz w:val="18"/>
-              </w:rPr>
-              <w:t>Market capitalisation</w:t>
-            </w:r>
-          </w:p>
-        </w:tc>
-        <w:tc>
-          <w:tcPr>
-            <w:tcW w:type="dxa" w:w="4968"/>
-          </w:tcPr>
-          <w:p>
-            <w:pPr>
-              <w:spacing w:after="0" w:before="0"/>
-              <w:jc w:val="right"/>
-            </w:pPr>
-            <w:r/>
-            <w:r>
-              <w:rPr>
-                <w:sz w:val="18"/>
-              </w:rPr>
-              <w:t>SEK 278m</w:t>
-            </w:r>
-          </w:p>
-        </w:tc>
-      </w:tr>
-      <w:tr>
-        <w:trPr>
-          <w:cantSplit/>
-        </w:trPr>
-        <w:tc>
-          <w:tcPr>
-            <w:tcW w:type="dxa" w:w="4968"/>
-            <w:shd w:val="clear" w:fill="F6F7F9"/>
-          </w:tcPr>
-          <w:p>
-            <w:pPr>
-              <w:spacing w:after="0" w:before="0"/>
-            </w:pPr>
-            <w:r/>
-            <w:r>
-              <w:rPr>
-                <w:b/>
-                <w:sz w:val="18"/>
-              </w:rPr>
-              <w:t>Enterprise value</w:t>
-            </w:r>
-          </w:p>
-        </w:tc>
-        <w:tc>
-          <w:tcPr>
-            <w:tcW w:type="dxa" w:w="4968"/>
-            <w:shd w:val="clear" w:fill="F6F7F9"/>
-          </w:tcPr>
-          <w:p>
-            <w:pPr>
-              <w:spacing w:after="0" w:before="0"/>
-              <w:jc w:val="right"/>
-            </w:pPr>
-            <w:r/>
-            <w:r>
-              <w:rPr>
-                <w:sz w:val="18"/>
-              </w:rPr>
-              <w:t>SEK 45m</w:t>
-            </w:r>
-          </w:p>
-        </w:tc>
-      </w:tr>
-      <w:tr>
-        <w:trPr>
-          <w:cantSplit/>
-        </w:trPr>
-        <w:tc>
-          <w:tcPr>
-            <w:tcW w:type="dxa" w:w="4968"/>
-          </w:tcPr>
-          <w:p>
-            <w:pPr>
-              <w:spacing w:after="0" w:before="0"/>
-            </w:pPr>
-            <w:r/>
-            <w:r>
-              <w:rPr>
-                <w:b/>
-                <w:sz w:val="18"/>
-              </w:rPr>
-              <w:t>AIP ownership</w:t>
-            </w:r>
-          </w:p>
-        </w:tc>
-        <w:tc>
-          <w:tcPr>
-            <w:tcW w:type="dxa" w:w="4968"/>
-          </w:tcPr>
-          <w:p>
-            <w:pPr>
-              <w:spacing w:after="0" w:before="0"/>
-              <w:jc w:val="right"/>
-            </w:pPr>
-            <w:r/>
-            <w:r>
-              <w:rPr>
-                <w:sz w:val="18"/>
-              </w:rPr>
-              <w:t>5%</w:t>
-            </w:r>
-          </w:p>
-        </w:tc>
-      </w:tr>
-      <w:tr>
-        <w:trPr>
-          <w:cantSplit/>
-        </w:trPr>
-        <w:tc>
-          <w:tcPr>
-            <w:tcW w:type="dxa" w:w="4968"/>
-            <w:shd w:val="clear" w:fill="F6F7F9"/>
-          </w:tcPr>
-          <w:p>
-            <w:pPr>
-              <w:spacing w:after="0" w:before="0"/>
-            </w:pPr>
-            <w:r/>
-            <w:r>
-              <w:rPr>
-                <w:b/>
-                <w:sz w:val="18"/>
-              </w:rPr>
-              <w:t>% of portfolio</w:t>
-            </w:r>
-          </w:p>
-        </w:tc>
-        <w:tc>
-          <w:tcPr>
-            <w:tcW w:type="dxa" w:w="4968"/>
-            <w:shd w:val="clear" w:fill="F6F7F9"/>
-          </w:tcPr>
-          <w:p>
-            <w:pPr>
-              <w:spacing w:after="0" w:before="0"/>
-              <w:jc w:val="right"/>
-            </w:pPr>
-            <w:r/>
-            <w:r>
-              <w:rPr>
-                <w:sz w:val="18"/>
-              </w:rPr>
-              <w:t>4%</w:t>
-            </w:r>
-          </w:p>
-        </w:tc>
-      </w:tr>
-      <w:tr>
-        <w:trPr>
-          <w:cantSplit/>
-        </w:trPr>
-        <w:tc>
-          <w:tcPr>
-            <w:tcW w:type="dxa" w:w="4968"/>
-          </w:tcPr>
-          <w:p>
-            <w:pPr>
-              <w:spacing w:after="0" w:before="0"/>
-            </w:pPr>
-            <w:r/>
-            <w:r>
-              <w:rPr>
-                <w:b/>
-                <w:sz w:val="18"/>
-              </w:rPr>
-              <w:t>Board representation</w:t>
-            </w:r>
-          </w:p>
-        </w:tc>
-        <w:tc>
-          <w:tcPr>
-            <w:tcW w:type="dxa" w:w="4968"/>
-          </w:tcPr>
-          <w:p>
-            <w:pPr>
-              <w:spacing w:after="0" w:before="0"/>
-              <w:jc w:val="right"/>
-            </w:pPr>
-            <w:r/>
-            <w:r>
-              <w:rPr>
-                <w:sz w:val="18"/>
-              </w:rPr>
-              <w:t>Since 2020</w:t>
-            </w:r>
-          </w:p>
-        </w:tc>
-      </w:tr>
-    </w:tbl>
-    <w:p>
-      <w:pPr>
-        <w:keepNext/>
-        <w:spacing w:before="120" w:after="20" w:line="269" w:lineRule="auto"/>
-        <w:jc w:val="left"/>
-      </w:pPr>
-      <w:r>
-        <w:rPr>
-          <w:b/>
-          <w:i w:val="0"/>
-          <w:color w:val="314359"/>
-          <w:sz w:val="20"/>
-        </w:rPr>
-        <w:t>Our view</w:t>
-      </w:r>
-    </w:p>
-    <w:p>
-      <w:pPr>
-        <w:spacing w:before="40" w:after="60" w:line="269" w:lineRule="auto"/>
-        <w:jc w:val="left"/>
-      </w:pPr>
-      <w:r>
-        <w:rPr>
-          <w:b w:val="0"/>
-          <w:i w:val="0"/>
-          <w:sz w:val="21"/>
-        </w:rPr>
-        <w:t>An actual and perceived increase in societal tension and crime, combined with fewer police resources, is driving demand for private security services. Tempest is one of the larger providers in Sweden and has a strong reputation. There are opportunities to improve profitability both through cost savings — as the company has refocused on its core markets — and through expansion in areas where the company has operational leverage, such as the security operations centre.</w:t>
-      </w:r>
-    </w:p>
-    <w:p>
-      <w:pPr>
-        <w:keepNext/>
-        <w:spacing w:before="120" w:after="20" w:line="269" w:lineRule="auto"/>
-        <w:jc w:val="left"/>
-      </w:pPr>
-      <w:r>
-        <w:rPr>
-          <w:b/>
-          <w:i w:val="0"/>
-          <w:color w:val="314359"/>
-          <w:sz w:val="20"/>
-        </w:rPr>
-        <w:t>Recent events, Q1 2026</w:t>
-      </w:r>
-    </w:p>
-    <w:p>
-      <w:pPr>
-        <w:pStyle w:val="ListBullet"/>
-        <w:spacing w:after="20"/>
-      </w:pPr>
-      <w:r>
-        <w:rPr>
-          <w:sz w:val="21"/>
-        </w:rPr>
-        <w:t>Net sales increased by 11% to SEK 146m, driven by growth in the core business.</w:t>
-      </w:r>
-    </w:p>
-    <w:p>
-      <w:pPr>
-        <w:pStyle w:val="ListBullet"/>
-        <w:spacing w:after="20"/>
-      </w:pPr>
-      <w:r>
-        <w:rPr>
-          <w:sz w:val="21"/>
-        </w:rPr>
-        <w:t>The operating result for Q1 improved to SEK 1.9m.</w:t>
-      </w:r>
-    </w:p>
-    <w:p>
-      <w:pPr>
-        <w:pStyle w:val="ListBullet"/>
-        <w:spacing w:after="20"/>
-      </w:pPr>
-      <w:r>
-        <w:rPr>
-          <w:sz w:val="21"/>
-        </w:rPr>
-        <w:t>Operating cash flow was strongly positive at SEK 4.6m.</w:t>
-      </w:r>
-    </w:p>
-    <w:p>
-      <w:pPr>
-        <w:keepNext/>
-        <w:spacing w:before="100" w:after="40" w:line="269" w:lineRule="auto"/>
-        <w:jc w:val="left"/>
-      </w:pPr>
-      <w:r>
-        <w:rPr>
-          <w:b/>
-          <w:i w:val="0"/>
-          <w:color w:val="314359"/>
-          <w:sz w:val="20"/>
-        </w:rPr>
-        <w:t>Share price &amp; traded volume (3-year)</w:t>
-      </w:r>
-    </w:p>
-    <w:p>
-      <w:pPr>
-        <w:spacing w:after="40"/>
-        <w:jc w:val="left"/>
-      </w:pPr>
-      <w:r>
-        <w:drawing>
-          <wp:inline xmlns:a="http://schemas.openxmlformats.org/drawingml/2006/main" xmlns:pic="http://schemas.openxmlformats.org/drawingml/2006/picture">
-            <wp:extent cx="5212080" cy="1900056"/>
-            <wp:docPr id="1" name="Picture 1"/>
-            <wp:cNvGraphicFramePr>
-              <a:graphicFrameLocks noChangeAspect="1"/>
-            </wp:cNvGraphicFramePr>
-            <a:graphic>
-              <a:graphicData uri="http://schemas.openxmlformats.org/drawingml/2006/picture">
-                <pic:pic>
-                  <pic:nvPicPr>
-                    <pic:cNvPr id="0" name="d5402f2326a87fdca7834941d57a6d84.png"/>
-                    <pic:cNvPicPr/>
-                  </pic:nvPicPr>
-                  <pic:blipFill>
-                    <a:blip r:embed="rId9"/>
-                    <a:stretch>
-                      <a:fillRect/>
-                    </a:stretch>
-                  </pic:blipFill>
-                  <pic:spPr>
-                    <a:xfrm>
-                      <a:off x="0" y="0"/>
-                      <a:ext cx="5212080" cy="1900056"/>
-                    </a:xfrm>
-                    <a:prstGeom prst="rect"/>
-                  </pic:spPr>
-                </pic:pic>
-              </a:graphicData>
-            </a:graphic>
-          </wp:inline>
-        </w:drawing>
-      </w:r>
-    </w:p>
-    <w:p>
-      <w:pPr>
-        <w:spacing w:before="40" w:after="60" w:line="269" w:lineRule="auto"/>
-        <w:jc w:val="left"/>
-      </w:pPr>
-      <w:r>
-        <w:rPr>
-          <w:b w:val="0"/>
-          <w:i/>
-          <w:color w:val="556A83"/>
-          <w:sz w:val="16"/>
-        </w:rPr>
-        <w:t>Source: exchange daily price history, 3-year series to 15 June 2026. Nasdaq First North Growth Market: TSEC.</w:t>
+        <w:t>Source: exchange daily price history, 3-year series to 15 June 2026. Tokyo Stock Exchange: 7277.</w:t>
       </w:r>
     </w:p>
     <w:p>
@@ -15216,6 +13644,2661 @@
           <w:color w:val="152130"/>
           <w:sz w:val="26"/>
         </w:rPr>
+        <w:t>Röko</w:t>
+      </w:r>
+    </w:p>
+    <w:p>
+      <w:pPr>
+        <w:keepNext/>
+        <w:spacing w:before="40" w:after="20" w:line="269" w:lineRule="auto"/>
+        <w:jc w:val="left"/>
+      </w:pPr>
+      <w:r>
+        <w:rPr>
+          <w:b/>
+          <w:i w:val="0"/>
+          <w:color w:val="314359"/>
+          <w:sz w:val="20"/>
+        </w:rPr>
+        <w:t>Company description</w:t>
+      </w:r>
+    </w:p>
+    <w:p>
+      <w:pPr>
+        <w:spacing w:before="40" w:after="80" w:line="269" w:lineRule="auto"/>
+        <w:jc w:val="left"/>
+      </w:pPr>
+      <w:r>
+        <w:rPr>
+          <w:b w:val="0"/>
+          <w:i w:val="0"/>
+          <w:sz w:val="21"/>
+        </w:rPr>
+        <w:t>Röko invests its equity capital from its own balance sheet into stable and profitable companies with strong market positions in their respective niche markets. It is a long-term owner focused on independent governance, and the companies it acquires have a proven track record of growing profits over time. Röko’s core principles are empowerment, simplicity and continuous improvement.</w:t>
+      </w:r>
+    </w:p>
+    <w:tbl>
+      <w:tblPr>
+        <w:tblStyle w:val="TableGrid"/>
+        <w:tblW w:type="auto" w:w="0"/>
+        <w:jc w:val="left"/>
+        <w:tblLook w:firstColumn="1" w:firstRow="1" w:lastColumn="0" w:lastRow="0" w:noHBand="0" w:noVBand="1" w:val="04A0"/>
+      </w:tblPr>
+      <w:tblGrid>
+        <w:gridCol w:w="4968"/>
+        <w:gridCol w:w="4968"/>
+      </w:tblGrid>
+      <w:tr>
+        <w:trPr>
+          <w:cantSplit/>
+        </w:trPr>
+        <w:tc>
+          <w:tcPr>
+            <w:tcW w:type="dxa" w:w="4968"/>
+            <w:shd w:val="clear" w:fill="152130"/>
+          </w:tcPr>
+          <w:p>
+            <w:pPr>
+              <w:spacing w:after="0" w:before="0"/>
+            </w:pPr>
+            <w:r/>
+            <w:r>
+              <w:rPr>
+                <w:b/>
+                <w:color w:val="FFFFFF"/>
+                <w:sz w:val="18"/>
+              </w:rPr>
+              <w:t>Key facts</w:t>
+            </w:r>
+          </w:p>
+        </w:tc>
+        <w:tc>
+          <w:tcPr>
+            <w:tcW w:type="dxa" w:w="4968"/>
+            <w:shd w:val="clear" w:fill="152130"/>
+          </w:tcPr>
+          <w:p>
+            <w:pPr>
+              <w:spacing w:after="0" w:before="0"/>
+            </w:pPr>
+            <w:r/>
+            <w:r>
+              <w:rPr>
+                <w:b/>
+                <w:color w:val="FFFFFF"/>
+                <w:sz w:val="18"/>
+              </w:rPr>
+            </w:r>
+          </w:p>
+        </w:tc>
+      </w:tr>
+      <w:tr>
+        <w:trPr>
+          <w:cantSplit/>
+        </w:trPr>
+        <w:tc>
+          <w:tcPr>
+            <w:tcW w:type="dxa" w:w="4968"/>
+          </w:tcPr>
+          <w:p>
+            <w:pPr>
+              <w:spacing w:after="0" w:before="0"/>
+            </w:pPr>
+            <w:r/>
+            <w:r>
+              <w:rPr>
+                <w:b/>
+                <w:sz w:val="18"/>
+              </w:rPr>
+              <w:t>Market capitalisation</w:t>
+            </w:r>
+          </w:p>
+        </w:tc>
+        <w:tc>
+          <w:tcPr>
+            <w:tcW w:type="dxa" w:w="4968"/>
+          </w:tcPr>
+          <w:p>
+            <w:pPr>
+              <w:spacing w:after="0" w:before="0"/>
+              <w:jc w:val="right"/>
+            </w:pPr>
+            <w:r/>
+            <w:r>
+              <w:rPr>
+                <w:sz w:val="18"/>
+              </w:rPr>
+              <w:t>SEK 22,082m</w:t>
+            </w:r>
+          </w:p>
+        </w:tc>
+      </w:tr>
+      <w:tr>
+        <w:trPr>
+          <w:cantSplit/>
+        </w:trPr>
+        <w:tc>
+          <w:tcPr>
+            <w:tcW w:type="dxa" w:w="4968"/>
+            <w:shd w:val="clear" w:fill="F6F7F9"/>
+          </w:tcPr>
+          <w:p>
+            <w:pPr>
+              <w:spacing w:after="0" w:before="0"/>
+            </w:pPr>
+            <w:r/>
+            <w:r>
+              <w:rPr>
+                <w:b/>
+                <w:sz w:val="18"/>
+              </w:rPr>
+              <w:t>Enterprise value</w:t>
+            </w:r>
+          </w:p>
+        </w:tc>
+        <w:tc>
+          <w:tcPr>
+            <w:tcW w:type="dxa" w:w="4968"/>
+            <w:shd w:val="clear" w:fill="F6F7F9"/>
+          </w:tcPr>
+          <w:p>
+            <w:pPr>
+              <w:spacing w:after="0" w:before="0"/>
+              <w:jc w:val="right"/>
+            </w:pPr>
+            <w:r/>
+            <w:r>
+              <w:rPr>
+                <w:sz w:val="18"/>
+              </w:rPr>
+              <w:t>SEK 25,798m</w:t>
+            </w:r>
+          </w:p>
+        </w:tc>
+      </w:tr>
+      <w:tr>
+        <w:trPr>
+          <w:cantSplit/>
+        </w:trPr>
+        <w:tc>
+          <w:tcPr>
+            <w:tcW w:type="dxa" w:w="4968"/>
+          </w:tcPr>
+          <w:p>
+            <w:pPr>
+              <w:spacing w:after="0" w:before="0"/>
+            </w:pPr>
+            <w:r/>
+            <w:r>
+              <w:rPr>
+                <w:b/>
+                <w:sz w:val="18"/>
+              </w:rPr>
+              <w:t>AIP ownership</w:t>
+            </w:r>
+          </w:p>
+        </w:tc>
+        <w:tc>
+          <w:tcPr>
+            <w:tcW w:type="dxa" w:w="4968"/>
+          </w:tcPr>
+          <w:p>
+            <w:pPr>
+              <w:spacing w:after="0" w:before="0"/>
+              <w:jc w:val="right"/>
+            </w:pPr>
+            <w:r/>
+            <w:r>
+              <w:rPr>
+                <w:sz w:val="18"/>
+              </w:rPr>
+              <w:t>&lt;1%</w:t>
+            </w:r>
+          </w:p>
+        </w:tc>
+      </w:tr>
+      <w:tr>
+        <w:trPr>
+          <w:cantSplit/>
+        </w:trPr>
+        <w:tc>
+          <w:tcPr>
+            <w:tcW w:type="dxa" w:w="4968"/>
+            <w:shd w:val="clear" w:fill="F6F7F9"/>
+          </w:tcPr>
+          <w:p>
+            <w:pPr>
+              <w:spacing w:after="0" w:before="0"/>
+            </w:pPr>
+            <w:r/>
+            <w:r>
+              <w:rPr>
+                <w:b/>
+                <w:sz w:val="18"/>
+              </w:rPr>
+              <w:t>% of portfolio</w:t>
+            </w:r>
+          </w:p>
+        </w:tc>
+        <w:tc>
+          <w:tcPr>
+            <w:tcW w:type="dxa" w:w="4968"/>
+            <w:shd w:val="clear" w:fill="F6F7F9"/>
+          </w:tcPr>
+          <w:p>
+            <w:pPr>
+              <w:spacing w:after="0" w:before="0"/>
+              <w:jc w:val="right"/>
+            </w:pPr>
+            <w:r/>
+            <w:r>
+              <w:rPr>
+                <w:sz w:val="18"/>
+              </w:rPr>
+              <w:t>9%</w:t>
+            </w:r>
+          </w:p>
+        </w:tc>
+      </w:tr>
+      <w:tr>
+        <w:trPr>
+          <w:cantSplit/>
+        </w:trPr>
+        <w:tc>
+          <w:tcPr>
+            <w:tcW w:type="dxa" w:w="4968"/>
+          </w:tcPr>
+          <w:p>
+            <w:pPr>
+              <w:spacing w:after="0" w:before="0"/>
+            </w:pPr>
+            <w:r/>
+            <w:r>
+              <w:rPr>
+                <w:b/>
+                <w:sz w:val="18"/>
+              </w:rPr>
+              <w:t>Board representation</w:t>
+            </w:r>
+          </w:p>
+        </w:tc>
+        <w:tc>
+          <w:tcPr>
+            <w:tcW w:type="dxa" w:w="4968"/>
+          </w:tcPr>
+          <w:p>
+            <w:pPr>
+              <w:spacing w:after="0" w:before="0"/>
+              <w:jc w:val="right"/>
+            </w:pPr>
+            <w:r/>
+            <w:r>
+              <w:rPr>
+                <w:sz w:val="18"/>
+              </w:rPr>
+              <w:t>No</w:t>
+            </w:r>
+          </w:p>
+        </w:tc>
+      </w:tr>
+    </w:tbl>
+    <w:p>
+      <w:pPr>
+        <w:keepNext/>
+        <w:spacing w:before="120" w:after="20" w:line="269" w:lineRule="auto"/>
+        <w:jc w:val="left"/>
+      </w:pPr>
+      <w:r>
+        <w:rPr>
+          <w:b/>
+          <w:i w:val="0"/>
+          <w:color w:val="314359"/>
+          <w:sz w:val="20"/>
+        </w:rPr>
+        <w:t>Our view</w:t>
+      </w:r>
+    </w:p>
+    <w:p>
+      <w:pPr>
+        <w:spacing w:before="40" w:after="60" w:line="269" w:lineRule="auto"/>
+        <w:jc w:val="left"/>
+      </w:pPr>
+      <w:r>
+        <w:rPr>
+          <w:b w:val="0"/>
+          <w:i w:val="0"/>
+          <w:sz w:val="21"/>
+        </w:rPr>
+        <w:t>We were part of the initial group of investors who supported Fredrik Karlsson and Tomas Billing in the formation of the company. Fredrik in particular had been highly successful in building Lifco, a company whose value increased approximately 100-fold over a 20-year period. Röko’s investment model is based on continuously reinvesting its cash flow into new companies while simultaneously improving the profitability of its existing companies.</w:t>
+      </w:r>
+    </w:p>
+    <w:p>
+      <w:pPr>
+        <w:keepNext/>
+        <w:spacing w:before="120" w:after="20" w:line="269" w:lineRule="auto"/>
+        <w:jc w:val="left"/>
+      </w:pPr>
+      <w:r>
+        <w:rPr>
+          <w:b/>
+          <w:i w:val="0"/>
+          <w:color w:val="314359"/>
+          <w:sz w:val="20"/>
+        </w:rPr>
+        <w:t>Recent events, Q1 2026</w:t>
+      </w:r>
+    </w:p>
+    <w:p>
+      <w:pPr>
+        <w:pStyle w:val="ListBullet"/>
+        <w:spacing w:after="20"/>
+      </w:pPr>
+      <w:r>
+        <w:rPr>
+          <w:sz w:val="21"/>
+        </w:rPr>
+        <w:t>Net sales grew 6% organically year-on-year to SEK 1,853m in Q1.</w:t>
+      </w:r>
+    </w:p>
+    <w:p>
+      <w:pPr>
+        <w:pStyle w:val="ListBullet"/>
+        <w:spacing w:after="20"/>
+      </w:pPr>
+      <w:r>
+        <w:rPr>
+          <w:sz w:val="21"/>
+        </w:rPr>
+        <w:t>EBITA increased 5% to SEK 415m.</w:t>
+      </w:r>
+    </w:p>
+    <w:p>
+      <w:pPr>
+        <w:pStyle w:val="ListBullet"/>
+        <w:spacing w:after="20"/>
+      </w:pPr>
+      <w:r>
+        <w:rPr>
+          <w:sz w:val="21"/>
+        </w:rPr>
+        <w:t>Fredrik Karlsson stepped down as CEO to become deputy CEO; Johan Bladh was appointed as the new CEO.</w:t>
+      </w:r>
+    </w:p>
+    <w:p>
+      <w:pPr>
+        <w:keepNext/>
+        <w:spacing w:before="120" w:after="20" w:line="269" w:lineRule="auto"/>
+        <w:jc w:val="left"/>
+      </w:pPr>
+      <w:r>
+        <w:rPr>
+          <w:b/>
+          <w:i w:val="0"/>
+          <w:color w:val="314359"/>
+          <w:sz w:val="20"/>
+        </w:rPr>
+        <w:t>Financial results</w:t>
+      </w:r>
+    </w:p>
+    <w:tbl>
+      <w:tblPr>
+        <w:tblStyle w:val="TableGrid"/>
+        <w:tblW w:type="auto" w:w="0"/>
+        <w:jc w:val="left"/>
+        <w:tblLook w:firstColumn="1" w:firstRow="1" w:lastColumn="0" w:lastRow="0" w:noHBand="0" w:noVBand="1" w:val="04A0"/>
+      </w:tblPr>
+      <w:tblGrid>
+        <w:gridCol w:w="1656"/>
+        <w:gridCol w:w="1656"/>
+        <w:gridCol w:w="1656"/>
+        <w:gridCol w:w="1656"/>
+        <w:gridCol w:w="1656"/>
+        <w:gridCol w:w="1656"/>
+      </w:tblGrid>
+      <w:tr>
+        <w:trPr>
+          <w:cantSplit/>
+        </w:trPr>
+        <w:tc>
+          <w:tcPr>
+            <w:tcW w:type="dxa" w:w="1656"/>
+            <w:shd w:val="clear" w:fill="152130"/>
+          </w:tcPr>
+          <w:p>
+            <w:pPr>
+              <w:spacing w:after="0" w:before="0"/>
+            </w:pPr>
+            <w:r/>
+            <w:r>
+              <w:rPr>
+                <w:b/>
+                <w:color w:val="FFFFFF"/>
+                <w:sz w:val="17"/>
+              </w:rPr>
+              <w:t>MSEK</w:t>
+            </w:r>
+          </w:p>
+        </w:tc>
+        <w:tc>
+          <w:tcPr>
+            <w:tcW w:type="dxa" w:w="1656"/>
+            <w:shd w:val="clear" w:fill="152130"/>
+          </w:tcPr>
+          <w:p>
+            <w:pPr>
+              <w:spacing w:after="0" w:before="0"/>
+            </w:pPr>
+            <w:r/>
+            <w:r>
+              <w:rPr>
+                <w:b/>
+                <w:color w:val="FFFFFF"/>
+                <w:sz w:val="17"/>
+              </w:rPr>
+              <w:t>2022</w:t>
+            </w:r>
+          </w:p>
+        </w:tc>
+        <w:tc>
+          <w:tcPr>
+            <w:tcW w:type="dxa" w:w="1656"/>
+            <w:shd w:val="clear" w:fill="152130"/>
+          </w:tcPr>
+          <w:p>
+            <w:pPr>
+              <w:spacing w:after="0" w:before="0"/>
+            </w:pPr>
+            <w:r/>
+            <w:r>
+              <w:rPr>
+                <w:b/>
+                <w:color w:val="FFFFFF"/>
+                <w:sz w:val="17"/>
+              </w:rPr>
+              <w:t>2023</w:t>
+            </w:r>
+          </w:p>
+        </w:tc>
+        <w:tc>
+          <w:tcPr>
+            <w:tcW w:type="dxa" w:w="1656"/>
+            <w:shd w:val="clear" w:fill="152130"/>
+          </w:tcPr>
+          <w:p>
+            <w:pPr>
+              <w:spacing w:after="0" w:before="0"/>
+            </w:pPr>
+            <w:r/>
+            <w:r>
+              <w:rPr>
+                <w:b/>
+                <w:color w:val="FFFFFF"/>
+                <w:sz w:val="17"/>
+              </w:rPr>
+              <w:t>2024</w:t>
+            </w:r>
+          </w:p>
+        </w:tc>
+        <w:tc>
+          <w:tcPr>
+            <w:tcW w:type="dxa" w:w="1656"/>
+            <w:shd w:val="clear" w:fill="152130"/>
+          </w:tcPr>
+          <w:p>
+            <w:pPr>
+              <w:spacing w:after="0" w:before="0"/>
+            </w:pPr>
+            <w:r/>
+            <w:r>
+              <w:rPr>
+                <w:b/>
+                <w:color w:val="FFFFFF"/>
+                <w:sz w:val="17"/>
+              </w:rPr>
+              <w:t>2025</w:t>
+            </w:r>
+          </w:p>
+        </w:tc>
+        <w:tc>
+          <w:tcPr>
+            <w:tcW w:type="dxa" w:w="1656"/>
+            <w:shd w:val="clear" w:fill="152130"/>
+          </w:tcPr>
+          <w:p>
+            <w:pPr>
+              <w:spacing w:after="0" w:before="0"/>
+            </w:pPr>
+            <w:r/>
+            <w:r>
+              <w:rPr>
+                <w:b/>
+                <w:color w:val="FFFFFF"/>
+                <w:sz w:val="17"/>
+              </w:rPr>
+              <w:t>Q1 2026</w:t>
+            </w:r>
+          </w:p>
+        </w:tc>
+      </w:tr>
+      <w:tr>
+        <w:trPr>
+          <w:cantSplit/>
+        </w:trPr>
+        <w:tc>
+          <w:tcPr>
+            <w:tcW w:type="dxa" w:w="1656"/>
+          </w:tcPr>
+          <w:p>
+            <w:pPr>
+              <w:spacing w:after="0" w:before="0"/>
+            </w:pPr>
+            <w:r/>
+            <w:r>
+              <w:rPr>
+                <w:b/>
+                <w:sz w:val="17"/>
+              </w:rPr>
+              <w:t>Net Revenue</w:t>
+            </w:r>
+          </w:p>
+        </w:tc>
+        <w:tc>
+          <w:tcPr>
+            <w:tcW w:type="dxa" w:w="1656"/>
+          </w:tcPr>
+          <w:p>
+            <w:pPr>
+              <w:spacing w:after="0" w:before="0"/>
+              <w:jc w:val="right"/>
+            </w:pPr>
+            <w:r/>
+            <w:r>
+              <w:rPr>
+                <w:sz w:val="17"/>
+              </w:rPr>
+              <w:t>4,313</w:t>
+            </w:r>
+          </w:p>
+        </w:tc>
+        <w:tc>
+          <w:tcPr>
+            <w:tcW w:type="dxa" w:w="1656"/>
+          </w:tcPr>
+          <w:p>
+            <w:pPr>
+              <w:spacing w:after="0" w:before="0"/>
+              <w:jc w:val="right"/>
+            </w:pPr>
+            <w:r/>
+            <w:r>
+              <w:rPr>
+                <w:sz w:val="17"/>
+              </w:rPr>
+              <w:t>5,614</w:t>
+            </w:r>
+          </w:p>
+        </w:tc>
+        <w:tc>
+          <w:tcPr>
+            <w:tcW w:type="dxa" w:w="1656"/>
+          </w:tcPr>
+          <w:p>
+            <w:pPr>
+              <w:spacing w:after="0" w:before="0"/>
+              <w:jc w:val="right"/>
+            </w:pPr>
+            <w:r/>
+            <w:r>
+              <w:rPr>
+                <w:sz w:val="17"/>
+              </w:rPr>
+              <w:t>6,182</w:t>
+            </w:r>
+          </w:p>
+        </w:tc>
+        <w:tc>
+          <w:tcPr>
+            <w:tcW w:type="dxa" w:w="1656"/>
+          </w:tcPr>
+          <w:p>
+            <w:pPr>
+              <w:spacing w:after="0" w:before="0"/>
+              <w:jc w:val="right"/>
+            </w:pPr>
+            <w:r/>
+            <w:r>
+              <w:rPr>
+                <w:sz w:val="17"/>
+              </w:rPr>
+              <w:t>6,452</w:t>
+            </w:r>
+          </w:p>
+        </w:tc>
+        <w:tc>
+          <w:tcPr>
+            <w:tcW w:type="dxa" w:w="1656"/>
+          </w:tcPr>
+          <w:p>
+            <w:pPr>
+              <w:spacing w:after="0" w:before="0"/>
+              <w:jc w:val="right"/>
+            </w:pPr>
+            <w:r/>
+            <w:r>
+              <w:rPr>
+                <w:sz w:val="17"/>
+              </w:rPr>
+              <w:t>1,853</w:t>
+            </w:r>
+          </w:p>
+        </w:tc>
+      </w:tr>
+      <w:tr>
+        <w:trPr>
+          <w:cantSplit/>
+        </w:trPr>
+        <w:tc>
+          <w:tcPr>
+            <w:tcW w:type="dxa" w:w="1656"/>
+            <w:shd w:val="clear" w:fill="F6F7F9"/>
+          </w:tcPr>
+          <w:p>
+            <w:pPr>
+              <w:spacing w:after="0" w:before="0"/>
+            </w:pPr>
+            <w:r/>
+            <w:r>
+              <w:rPr>
+                <w:b/>
+                <w:sz w:val="17"/>
+              </w:rPr>
+              <w:t>EBITA</w:t>
+            </w:r>
+          </w:p>
+        </w:tc>
+        <w:tc>
+          <w:tcPr>
+            <w:tcW w:type="dxa" w:w="1656"/>
+            <w:shd w:val="clear" w:fill="F6F7F9"/>
+          </w:tcPr>
+          <w:p>
+            <w:pPr>
+              <w:spacing w:after="0" w:before="0"/>
+              <w:jc w:val="right"/>
+            </w:pPr>
+            <w:r/>
+            <w:r>
+              <w:rPr>
+                <w:sz w:val="17"/>
+              </w:rPr>
+              <w:t>787</w:t>
+            </w:r>
+          </w:p>
+        </w:tc>
+        <w:tc>
+          <w:tcPr>
+            <w:tcW w:type="dxa" w:w="1656"/>
+            <w:shd w:val="clear" w:fill="F6F7F9"/>
+          </w:tcPr>
+          <w:p>
+            <w:pPr>
+              <w:spacing w:after="0" w:before="0"/>
+              <w:jc w:val="right"/>
+            </w:pPr>
+            <w:r/>
+            <w:r>
+              <w:rPr>
+                <w:sz w:val="17"/>
+              </w:rPr>
+              <w:t>1,047</w:t>
+            </w:r>
+          </w:p>
+        </w:tc>
+        <w:tc>
+          <w:tcPr>
+            <w:tcW w:type="dxa" w:w="1656"/>
+            <w:shd w:val="clear" w:fill="F6F7F9"/>
+          </w:tcPr>
+          <w:p>
+            <w:pPr>
+              <w:spacing w:after="0" w:before="0"/>
+              <w:jc w:val="right"/>
+            </w:pPr>
+            <w:r/>
+            <w:r>
+              <w:rPr>
+                <w:sz w:val="17"/>
+              </w:rPr>
+              <w:t>1,227</w:t>
+            </w:r>
+          </w:p>
+        </w:tc>
+        <w:tc>
+          <w:tcPr>
+            <w:tcW w:type="dxa" w:w="1656"/>
+            <w:shd w:val="clear" w:fill="F6F7F9"/>
+          </w:tcPr>
+          <w:p>
+            <w:pPr>
+              <w:spacing w:after="0" w:before="0"/>
+              <w:jc w:val="right"/>
+            </w:pPr>
+            <w:r/>
+            <w:r>
+              <w:rPr>
+                <w:sz w:val="17"/>
+              </w:rPr>
+              <w:t>1,339</w:t>
+            </w:r>
+          </w:p>
+        </w:tc>
+        <w:tc>
+          <w:tcPr>
+            <w:tcW w:type="dxa" w:w="1656"/>
+            <w:shd w:val="clear" w:fill="F6F7F9"/>
+          </w:tcPr>
+          <w:p>
+            <w:pPr>
+              <w:spacing w:after="0" w:before="0"/>
+              <w:jc w:val="right"/>
+            </w:pPr>
+            <w:r/>
+            <w:r>
+              <w:rPr>
+                <w:sz w:val="17"/>
+              </w:rPr>
+              <w:t>415</w:t>
+            </w:r>
+          </w:p>
+        </w:tc>
+      </w:tr>
+      <w:tr>
+        <w:trPr>
+          <w:cantSplit/>
+        </w:trPr>
+        <w:tc>
+          <w:tcPr>
+            <w:tcW w:type="dxa" w:w="1656"/>
+          </w:tcPr>
+          <w:p>
+            <w:pPr>
+              <w:spacing w:after="0" w:before="0"/>
+            </w:pPr>
+            <w:r/>
+            <w:r>
+              <w:rPr>
+                <w:b/>
+                <w:sz w:val="17"/>
+              </w:rPr>
+              <w:t>Margin</w:t>
+            </w:r>
+          </w:p>
+        </w:tc>
+        <w:tc>
+          <w:tcPr>
+            <w:tcW w:type="dxa" w:w="1656"/>
+          </w:tcPr>
+          <w:p>
+            <w:pPr>
+              <w:spacing w:after="0" w:before="0"/>
+              <w:jc w:val="right"/>
+            </w:pPr>
+            <w:r/>
+            <w:r>
+              <w:rPr>
+                <w:sz w:val="17"/>
+              </w:rPr>
+              <w:t>18%</w:t>
+            </w:r>
+          </w:p>
+        </w:tc>
+        <w:tc>
+          <w:tcPr>
+            <w:tcW w:type="dxa" w:w="1656"/>
+          </w:tcPr>
+          <w:p>
+            <w:pPr>
+              <w:spacing w:after="0" w:before="0"/>
+              <w:jc w:val="right"/>
+            </w:pPr>
+            <w:r/>
+            <w:r>
+              <w:rPr>
+                <w:sz w:val="17"/>
+              </w:rPr>
+              <w:t>19%</w:t>
+            </w:r>
+          </w:p>
+        </w:tc>
+        <w:tc>
+          <w:tcPr>
+            <w:tcW w:type="dxa" w:w="1656"/>
+          </w:tcPr>
+          <w:p>
+            <w:pPr>
+              <w:spacing w:after="0" w:before="0"/>
+              <w:jc w:val="right"/>
+            </w:pPr>
+            <w:r/>
+            <w:r>
+              <w:rPr>
+                <w:sz w:val="17"/>
+              </w:rPr>
+              <w:t>20%</w:t>
+            </w:r>
+          </w:p>
+        </w:tc>
+        <w:tc>
+          <w:tcPr>
+            <w:tcW w:type="dxa" w:w="1656"/>
+          </w:tcPr>
+          <w:p>
+            <w:pPr>
+              <w:spacing w:after="0" w:before="0"/>
+              <w:jc w:val="right"/>
+            </w:pPr>
+            <w:r/>
+            <w:r>
+              <w:rPr>
+                <w:sz w:val="17"/>
+              </w:rPr>
+              <w:t>21%</w:t>
+            </w:r>
+          </w:p>
+        </w:tc>
+        <w:tc>
+          <w:tcPr>
+            <w:tcW w:type="dxa" w:w="1656"/>
+          </w:tcPr>
+          <w:p>
+            <w:pPr>
+              <w:spacing w:after="0" w:before="0"/>
+              <w:jc w:val="right"/>
+            </w:pPr>
+            <w:r/>
+            <w:r>
+              <w:rPr>
+                <w:sz w:val="17"/>
+              </w:rPr>
+              <w:t>22%</w:t>
+            </w:r>
+          </w:p>
+        </w:tc>
+      </w:tr>
+      <w:tr>
+        <w:trPr>
+          <w:cantSplit/>
+        </w:trPr>
+        <w:tc>
+          <w:tcPr>
+            <w:tcW w:type="dxa" w:w="1656"/>
+            <w:shd w:val="clear" w:fill="F6F7F9"/>
+          </w:tcPr>
+          <w:p>
+            <w:pPr>
+              <w:spacing w:after="0" w:before="0"/>
+            </w:pPr>
+            <w:r/>
+            <w:r>
+              <w:rPr>
+                <w:b/>
+                <w:sz w:val="17"/>
+              </w:rPr>
+              <w:t>Acquisitions #</w:t>
+            </w:r>
+          </w:p>
+        </w:tc>
+        <w:tc>
+          <w:tcPr>
+            <w:tcW w:type="dxa" w:w="1656"/>
+            <w:shd w:val="clear" w:fill="F6F7F9"/>
+          </w:tcPr>
+          <w:p>
+            <w:pPr>
+              <w:spacing w:after="0" w:before="0"/>
+              <w:jc w:val="right"/>
+            </w:pPr>
+            <w:r/>
+            <w:r>
+              <w:rPr>
+                <w:sz w:val="17"/>
+              </w:rPr>
+              <w:t>–</w:t>
+            </w:r>
+          </w:p>
+        </w:tc>
+        <w:tc>
+          <w:tcPr>
+            <w:tcW w:type="dxa" w:w="1656"/>
+            <w:shd w:val="clear" w:fill="F6F7F9"/>
+          </w:tcPr>
+          <w:p>
+            <w:pPr>
+              <w:spacing w:after="0" w:before="0"/>
+              <w:jc w:val="right"/>
+            </w:pPr>
+            <w:r/>
+            <w:r>
+              <w:rPr>
+                <w:sz w:val="17"/>
+              </w:rPr>
+              <w:t>2</w:t>
+            </w:r>
+          </w:p>
+        </w:tc>
+        <w:tc>
+          <w:tcPr>
+            <w:tcW w:type="dxa" w:w="1656"/>
+            <w:shd w:val="clear" w:fill="F6F7F9"/>
+          </w:tcPr>
+          <w:p>
+            <w:pPr>
+              <w:spacing w:after="0" w:before="0"/>
+              <w:jc w:val="right"/>
+            </w:pPr>
+            <w:r/>
+            <w:r>
+              <w:rPr>
+                <w:sz w:val="17"/>
+              </w:rPr>
+              <w:t>4</w:t>
+            </w:r>
+          </w:p>
+        </w:tc>
+        <w:tc>
+          <w:tcPr>
+            <w:tcW w:type="dxa" w:w="1656"/>
+            <w:shd w:val="clear" w:fill="F6F7F9"/>
+          </w:tcPr>
+          <w:p>
+            <w:pPr>
+              <w:spacing w:after="0" w:before="0"/>
+              <w:jc w:val="right"/>
+            </w:pPr>
+            <w:r/>
+            <w:r>
+              <w:rPr>
+                <w:sz w:val="17"/>
+              </w:rPr>
+              <w:t>3</w:t>
+            </w:r>
+          </w:p>
+        </w:tc>
+        <w:tc>
+          <w:tcPr>
+            <w:tcW w:type="dxa" w:w="1656"/>
+            <w:shd w:val="clear" w:fill="F6F7F9"/>
+          </w:tcPr>
+          <w:p>
+            <w:pPr>
+              <w:spacing w:after="0" w:before="0"/>
+              <w:jc w:val="right"/>
+            </w:pPr>
+            <w:r/>
+            <w:r>
+              <w:rPr>
+                <w:sz w:val="17"/>
+              </w:rPr>
+              <w:t>3</w:t>
+            </w:r>
+          </w:p>
+        </w:tc>
+      </w:tr>
+    </w:tbl>
+    <w:p>
+      <w:pPr>
+        <w:keepNext/>
+        <w:spacing w:before="100" w:after="40" w:line="269" w:lineRule="auto"/>
+        <w:jc w:val="left"/>
+      </w:pPr>
+      <w:r>
+        <w:rPr>
+          <w:b/>
+          <w:i w:val="0"/>
+          <w:color w:val="314359"/>
+          <w:sz w:val="20"/>
+        </w:rPr>
+        <w:t>Share price &amp; traded volume (3-year)</w:t>
+      </w:r>
+    </w:p>
+    <w:p>
+      <w:pPr>
+        <w:spacing w:after="40"/>
+        <w:jc w:val="left"/>
+      </w:pPr>
+      <w:r>
+        <w:drawing>
+          <wp:inline xmlns:a="http://schemas.openxmlformats.org/drawingml/2006/main" xmlns:pic="http://schemas.openxmlformats.org/drawingml/2006/picture">
+            <wp:extent cx="5212080" cy="1872912"/>
+            <wp:docPr id="6" name="Picture 6"/>
+            <wp:cNvGraphicFramePr>
+              <a:graphicFrameLocks noChangeAspect="1"/>
+            </wp:cNvGraphicFramePr>
+            <a:graphic>
+              <a:graphicData uri="http://schemas.openxmlformats.org/drawingml/2006/picture">
+                <pic:pic>
+                  <pic:nvPicPr>
+                    <pic:cNvPr id="0" name="d16feb8f877c898d8516be82be99809f.png"/>
+                    <pic:cNvPicPr/>
+                  </pic:nvPicPr>
+                  <pic:blipFill>
+                    <a:blip r:embed="rId14"/>
+                    <a:stretch>
+                      <a:fillRect/>
+                    </a:stretch>
+                  </pic:blipFill>
+                  <pic:spPr>
+                    <a:xfrm>
+                      <a:off x="0" y="0"/>
+                      <a:ext cx="5212080" cy="1872912"/>
+                    </a:xfrm>
+                    <a:prstGeom prst="rect"/>
+                  </pic:spPr>
+                </pic:pic>
+              </a:graphicData>
+            </a:graphic>
+          </wp:inline>
+        </w:drawing>
+      </w:r>
+    </w:p>
+    <w:p>
+      <w:pPr>
+        <w:spacing w:before="40" w:after="60" w:line="269" w:lineRule="auto"/>
+        <w:jc w:val="left"/>
+      </w:pPr>
+      <w:r>
+        <w:rPr>
+          <w:b w:val="0"/>
+          <w:i/>
+          <w:color w:val="556A83"/>
+          <w:sz w:val="16"/>
+        </w:rPr>
+        <w:t>Source: exchange daily price history, 3-year series to 15 June 2026. Nasdaq Stockholm: ROKO B. Price history available from Mar 2025.</w:t>
+      </w:r>
+    </w:p>
+    <w:p>
+      <w:pPr>
+        <w:spacing w:after="0" w:before="0"/>
+      </w:pPr>
+      <w:r>
+        <w:br w:type="page"/>
+      </w:r>
+    </w:p>
+    <w:p>
+      <w:pPr>
+        <w:keepNext/>
+        <w:spacing w:before="120" w:after="80"/>
+        <w:pageBreakBefore/>
+        <w:pBdr>
+          <w:bottom w:val="single" w:sz="6" w:space="2" w:color="314359"/>
+        </w:pBdr>
+      </w:pPr>
+      <w:r>
+        <w:rPr>
+          <w:rFonts w:ascii="Times New Roman" w:hAnsi="Times New Roman"/>
+          <w:b/>
+          <w:color w:val="152130"/>
+          <w:sz w:val="26"/>
+        </w:rPr>
+        <w:t>NGEx</w:t>
+      </w:r>
+    </w:p>
+    <w:p>
+      <w:pPr>
+        <w:keepNext/>
+        <w:spacing w:before="40" w:after="20" w:line="269" w:lineRule="auto"/>
+        <w:jc w:val="left"/>
+      </w:pPr>
+      <w:r>
+        <w:rPr>
+          <w:b/>
+          <w:i w:val="0"/>
+          <w:color w:val="314359"/>
+          <w:sz w:val="20"/>
+        </w:rPr>
+        <w:t>Company description</w:t>
+      </w:r>
+    </w:p>
+    <w:p>
+      <w:pPr>
+        <w:spacing w:before="40" w:after="80" w:line="269" w:lineRule="auto"/>
+        <w:jc w:val="left"/>
+      </w:pPr>
+      <w:r>
+        <w:rPr>
+          <w:b w:val="0"/>
+          <w:i w:val="0"/>
+          <w:sz w:val="21"/>
+        </w:rPr>
+        <w:t>NGEx is a growing copper and gold exploration company based in Canada, focused on the exploration of the Lunahuasi copper–gold–silver project in San Juan Province, Argentina, and the nearby Los Helados copper–gold project, located approximately nine kilometres to the north-east, in Chile’s Region III. Both projects lie within the emerging Vicuña District, which includes the Caserones mine and the Josemaria and Filo del Sol deposits.</w:t>
+      </w:r>
+    </w:p>
+    <w:tbl>
+      <w:tblPr>
+        <w:tblStyle w:val="TableGrid"/>
+        <w:tblW w:type="auto" w:w="0"/>
+        <w:jc w:val="left"/>
+        <w:tblLook w:firstColumn="1" w:firstRow="1" w:lastColumn="0" w:lastRow="0" w:noHBand="0" w:noVBand="1" w:val="04A0"/>
+      </w:tblPr>
+      <w:tblGrid>
+        <w:gridCol w:w="4968"/>
+        <w:gridCol w:w="4968"/>
+      </w:tblGrid>
+      <w:tr>
+        <w:trPr>
+          <w:cantSplit/>
+        </w:trPr>
+        <w:tc>
+          <w:tcPr>
+            <w:tcW w:type="dxa" w:w="4968"/>
+            <w:shd w:val="clear" w:fill="152130"/>
+          </w:tcPr>
+          <w:p>
+            <w:pPr>
+              <w:spacing w:after="0" w:before="0"/>
+            </w:pPr>
+            <w:r/>
+            <w:r>
+              <w:rPr>
+                <w:b/>
+                <w:color w:val="FFFFFF"/>
+                <w:sz w:val="18"/>
+              </w:rPr>
+              <w:t>Key facts</w:t>
+            </w:r>
+          </w:p>
+        </w:tc>
+        <w:tc>
+          <w:tcPr>
+            <w:tcW w:type="dxa" w:w="4968"/>
+            <w:shd w:val="clear" w:fill="152130"/>
+          </w:tcPr>
+          <w:p>
+            <w:pPr>
+              <w:spacing w:after="0" w:before="0"/>
+            </w:pPr>
+            <w:r/>
+            <w:r>
+              <w:rPr>
+                <w:b/>
+                <w:color w:val="FFFFFF"/>
+                <w:sz w:val="18"/>
+              </w:rPr>
+            </w:r>
+          </w:p>
+        </w:tc>
+      </w:tr>
+      <w:tr>
+        <w:trPr>
+          <w:cantSplit/>
+        </w:trPr>
+        <w:tc>
+          <w:tcPr>
+            <w:tcW w:type="dxa" w:w="4968"/>
+          </w:tcPr>
+          <w:p>
+            <w:pPr>
+              <w:spacing w:after="0" w:before="0"/>
+            </w:pPr>
+            <w:r/>
+            <w:r>
+              <w:rPr>
+                <w:b/>
+                <w:sz w:val="18"/>
+              </w:rPr>
+              <w:t>Market capitalisation</w:t>
+            </w:r>
+          </w:p>
+        </w:tc>
+        <w:tc>
+          <w:tcPr>
+            <w:tcW w:type="dxa" w:w="4968"/>
+          </w:tcPr>
+          <w:p>
+            <w:pPr>
+              <w:spacing w:after="0" w:before="0"/>
+              <w:jc w:val="right"/>
+            </w:pPr>
+            <w:r/>
+            <w:r>
+              <w:rPr>
+                <w:sz w:val="18"/>
+              </w:rPr>
+              <w:t>CAD 5,476m</w:t>
+            </w:r>
+          </w:p>
+        </w:tc>
+      </w:tr>
+      <w:tr>
+        <w:trPr>
+          <w:cantSplit/>
+        </w:trPr>
+        <w:tc>
+          <w:tcPr>
+            <w:tcW w:type="dxa" w:w="4968"/>
+            <w:shd w:val="clear" w:fill="F6F7F9"/>
+          </w:tcPr>
+          <w:p>
+            <w:pPr>
+              <w:spacing w:after="0" w:before="0"/>
+            </w:pPr>
+            <w:r/>
+            <w:r>
+              <w:rPr>
+                <w:b/>
+                <w:sz w:val="18"/>
+              </w:rPr>
+              <w:t>Enterprise value</w:t>
+            </w:r>
+          </w:p>
+        </w:tc>
+        <w:tc>
+          <w:tcPr>
+            <w:tcW w:type="dxa" w:w="4968"/>
+            <w:shd w:val="clear" w:fill="F6F7F9"/>
+          </w:tcPr>
+          <w:p>
+            <w:pPr>
+              <w:spacing w:after="0" w:before="0"/>
+              <w:jc w:val="right"/>
+            </w:pPr>
+            <w:r/>
+            <w:r>
+              <w:rPr>
+                <w:sz w:val="18"/>
+              </w:rPr>
+              <w:t>CAD 4,963m</w:t>
+            </w:r>
+          </w:p>
+        </w:tc>
+      </w:tr>
+      <w:tr>
+        <w:trPr>
+          <w:cantSplit/>
+        </w:trPr>
+        <w:tc>
+          <w:tcPr>
+            <w:tcW w:type="dxa" w:w="4968"/>
+          </w:tcPr>
+          <w:p>
+            <w:pPr>
+              <w:spacing w:after="0" w:before="0"/>
+            </w:pPr>
+            <w:r/>
+            <w:r>
+              <w:rPr>
+                <w:b/>
+                <w:sz w:val="18"/>
+              </w:rPr>
+              <w:t>AIP ownership</w:t>
+            </w:r>
+          </w:p>
+        </w:tc>
+        <w:tc>
+          <w:tcPr>
+            <w:tcW w:type="dxa" w:w="4968"/>
+          </w:tcPr>
+          <w:p>
+            <w:pPr>
+              <w:spacing w:after="0" w:before="0"/>
+              <w:jc w:val="right"/>
+            </w:pPr>
+            <w:r/>
+            <w:r>
+              <w:rPr>
+                <w:sz w:val="18"/>
+              </w:rPr>
+              <w:t>&lt;1%</w:t>
+            </w:r>
+          </w:p>
+        </w:tc>
+      </w:tr>
+      <w:tr>
+        <w:trPr>
+          <w:cantSplit/>
+        </w:trPr>
+        <w:tc>
+          <w:tcPr>
+            <w:tcW w:type="dxa" w:w="4968"/>
+            <w:shd w:val="clear" w:fill="F6F7F9"/>
+          </w:tcPr>
+          <w:p>
+            <w:pPr>
+              <w:spacing w:after="0" w:before="0"/>
+            </w:pPr>
+            <w:r/>
+            <w:r>
+              <w:rPr>
+                <w:b/>
+                <w:sz w:val="18"/>
+              </w:rPr>
+              <w:t>% of portfolio</w:t>
+            </w:r>
+          </w:p>
+        </w:tc>
+        <w:tc>
+          <w:tcPr>
+            <w:tcW w:type="dxa" w:w="4968"/>
+            <w:shd w:val="clear" w:fill="F6F7F9"/>
+          </w:tcPr>
+          <w:p>
+            <w:pPr>
+              <w:spacing w:after="0" w:before="0"/>
+              <w:jc w:val="right"/>
+            </w:pPr>
+            <w:r/>
+            <w:r>
+              <w:rPr>
+                <w:sz w:val="18"/>
+              </w:rPr>
+              <w:t>8%</w:t>
+            </w:r>
+          </w:p>
+        </w:tc>
+      </w:tr>
+      <w:tr>
+        <w:trPr>
+          <w:cantSplit/>
+        </w:trPr>
+        <w:tc>
+          <w:tcPr>
+            <w:tcW w:type="dxa" w:w="4968"/>
+          </w:tcPr>
+          <w:p>
+            <w:pPr>
+              <w:spacing w:after="0" w:before="0"/>
+            </w:pPr>
+            <w:r/>
+            <w:r>
+              <w:rPr>
+                <w:b/>
+                <w:sz w:val="18"/>
+              </w:rPr>
+              <w:t>Board representation</w:t>
+            </w:r>
+          </w:p>
+        </w:tc>
+        <w:tc>
+          <w:tcPr>
+            <w:tcW w:type="dxa" w:w="4968"/>
+          </w:tcPr>
+          <w:p>
+            <w:pPr>
+              <w:spacing w:after="0" w:before="0"/>
+              <w:jc w:val="right"/>
+            </w:pPr>
+            <w:r/>
+            <w:r>
+              <w:rPr>
+                <w:sz w:val="18"/>
+              </w:rPr>
+              <w:t>No</w:t>
+            </w:r>
+          </w:p>
+        </w:tc>
+      </w:tr>
+    </w:tbl>
+    <w:p>
+      <w:pPr>
+        <w:keepNext/>
+        <w:spacing w:before="120" w:after="20" w:line="269" w:lineRule="auto"/>
+        <w:jc w:val="left"/>
+      </w:pPr>
+      <w:r>
+        <w:rPr>
+          <w:b/>
+          <w:i w:val="0"/>
+          <w:color w:val="314359"/>
+          <w:sz w:val="20"/>
+        </w:rPr>
+        <w:t>Our view</w:t>
+      </w:r>
+    </w:p>
+    <w:p>
+      <w:pPr>
+        <w:spacing w:before="40" w:after="60" w:line="269" w:lineRule="auto"/>
+        <w:jc w:val="left"/>
+      </w:pPr>
+      <w:r>
+        <w:rPr>
+          <w:b w:val="0"/>
+          <w:i w:val="0"/>
+          <w:sz w:val="21"/>
+        </w:rPr>
+        <w:t>We invested early in NGEx on the basis that the company has an exceptional management team with significant ownership, backed by the Lundin family, which has a strong track record of developing mines in challenging regions. We invested early in the original company, which spun out Filo Mining and Josemaria; the proposal is now to spin out LunR Royalties Corp. Our thesis has been that this provides attractive exposure to the electrification trend, which we believe will drive copper prices higher.</w:t>
+      </w:r>
+    </w:p>
+    <w:p>
+      <w:pPr>
+        <w:keepNext/>
+        <w:spacing w:before="120" w:after="20" w:line="269" w:lineRule="auto"/>
+        <w:jc w:val="left"/>
+      </w:pPr>
+      <w:r>
+        <w:rPr>
+          <w:b/>
+          <w:i w:val="0"/>
+          <w:color w:val="314359"/>
+          <w:sz w:val="20"/>
+        </w:rPr>
+        <w:t>Recent events, Q1 2026</w:t>
+      </w:r>
+    </w:p>
+    <w:p>
+      <w:pPr>
+        <w:pStyle w:val="ListBullet"/>
+        <w:spacing w:after="20"/>
+      </w:pPr>
+      <w:r>
+        <w:rPr>
+          <w:sz w:val="21"/>
+        </w:rPr>
+        <w:t>The results of the Phase 3 programme were positive and confirmed the discovery of one of the highest-grade copper, gold and silver intercepts drilled globally.</w:t>
+      </w:r>
+    </w:p>
+    <w:p>
+      <w:pPr>
+        <w:pStyle w:val="ListBullet"/>
+        <w:spacing w:after="20"/>
+      </w:pPr>
+      <w:r>
+        <w:rPr>
+          <w:sz w:val="21"/>
+        </w:rPr>
+        <w:t>The Phase 4 drill programme at Lunahuasi is now complete. Results continue to be very positive, indicating further potential at short range.</w:t>
+      </w:r>
+    </w:p>
+    <w:p>
+      <w:pPr>
+        <w:pStyle w:val="ListBullet"/>
+        <w:spacing w:after="20"/>
+      </w:pPr>
+      <w:r>
+        <w:rPr>
+          <w:sz w:val="21"/>
+        </w:rPr>
+        <w:t>The mid-range step-out drilling points to extensions of existing mineralised intersections and to the existence of two new high-grade zones with the same characteristics as those previously identified. Further analysis is required before Phase 5 is initiated in Q4 2026.</w:t>
+      </w:r>
+    </w:p>
+    <w:p>
+      <w:pPr>
+        <w:keepNext/>
+        <w:spacing w:before="100" w:after="40" w:line="269" w:lineRule="auto"/>
+        <w:jc w:val="left"/>
+      </w:pPr>
+      <w:r>
+        <w:rPr>
+          <w:b/>
+          <w:i w:val="0"/>
+          <w:color w:val="314359"/>
+          <w:sz w:val="20"/>
+        </w:rPr>
+        <w:t>Share price &amp; traded volume (3-year)</w:t>
+      </w:r>
+    </w:p>
+    <w:p>
+      <w:pPr>
+        <w:spacing w:after="40"/>
+        <w:jc w:val="left"/>
+      </w:pPr>
+      <w:r>
+        <w:drawing>
+          <wp:inline xmlns:a="http://schemas.openxmlformats.org/drawingml/2006/main" xmlns:pic="http://schemas.openxmlformats.org/drawingml/2006/picture">
+            <wp:extent cx="5212080" cy="1895829"/>
+            <wp:docPr id="7" name="Picture 7"/>
+            <wp:cNvGraphicFramePr>
+              <a:graphicFrameLocks noChangeAspect="1"/>
+            </wp:cNvGraphicFramePr>
+            <a:graphic>
+              <a:graphicData uri="http://schemas.openxmlformats.org/drawingml/2006/picture">
+                <pic:pic>
+                  <pic:nvPicPr>
+                    <pic:cNvPr id="0" name="fca4fb793f41dea283f45cb10c64e37e.png"/>
+                    <pic:cNvPicPr/>
+                  </pic:nvPicPr>
+                  <pic:blipFill>
+                    <a:blip r:embed="rId15"/>
+                    <a:stretch>
+                      <a:fillRect/>
+                    </a:stretch>
+                  </pic:blipFill>
+                  <pic:spPr>
+                    <a:xfrm>
+                      <a:off x="0" y="0"/>
+                      <a:ext cx="5212080" cy="1895829"/>
+                    </a:xfrm>
+                    <a:prstGeom prst="rect"/>
+                  </pic:spPr>
+                </pic:pic>
+              </a:graphicData>
+            </a:graphic>
+          </wp:inline>
+        </w:drawing>
+      </w:r>
+    </w:p>
+    <w:p>
+      <w:pPr>
+        <w:spacing w:before="40" w:after="60" w:line="269" w:lineRule="auto"/>
+        <w:jc w:val="left"/>
+      </w:pPr>
+      <w:r>
+        <w:rPr>
+          <w:b w:val="0"/>
+          <w:i/>
+          <w:color w:val="556A83"/>
+          <w:sz w:val="16"/>
+        </w:rPr>
+        <w:t>Source: exchange daily price history, 3-year series to 15 June 2026. Toronto Stock Exchange: NGEX.</w:t>
+      </w:r>
+    </w:p>
+    <w:p>
+      <w:pPr>
+        <w:spacing w:after="0" w:before="0"/>
+      </w:pPr>
+      <w:r>
+        <w:br w:type="page"/>
+      </w:r>
+    </w:p>
+    <w:p>
+      <w:pPr>
+        <w:keepNext/>
+        <w:spacing w:before="120" w:after="80"/>
+        <w:pageBreakBefore/>
+        <w:pBdr>
+          <w:bottom w:val="single" w:sz="6" w:space="2" w:color="314359"/>
+        </w:pBdr>
+      </w:pPr>
+      <w:r>
+        <w:rPr>
+          <w:rFonts w:ascii="Times New Roman" w:hAnsi="Times New Roman"/>
+          <w:b/>
+          <w:color w:val="152130"/>
+          <w:sz w:val="26"/>
+        </w:rPr>
+        <w:t>Auto Trader Group</w:t>
+      </w:r>
+    </w:p>
+    <w:p>
+      <w:pPr>
+        <w:keepNext/>
+        <w:spacing w:before="40" w:after="20" w:line="269" w:lineRule="auto"/>
+        <w:jc w:val="left"/>
+      </w:pPr>
+      <w:r>
+        <w:rPr>
+          <w:b/>
+          <w:i w:val="0"/>
+          <w:color w:val="314359"/>
+          <w:sz w:val="20"/>
+        </w:rPr>
+        <w:t>Company description</w:t>
+      </w:r>
+    </w:p>
+    <w:p>
+      <w:pPr>
+        <w:spacing w:before="40" w:after="80" w:line="269" w:lineRule="auto"/>
+        <w:jc w:val="left"/>
+      </w:pPr>
+      <w:r>
+        <w:rPr>
+          <w:b w:val="0"/>
+          <w:i w:val="0"/>
+          <w:sz w:val="21"/>
+        </w:rPr>
+        <w:t>Auto Trader Group is the dominant market leader, providing the UK’s largest marketplace for automotive sales. The company is approximately 10x larger than its nearest competitor.</w:t>
+      </w:r>
+    </w:p>
+    <w:tbl>
+      <w:tblPr>
+        <w:tblStyle w:val="TableGrid"/>
+        <w:tblW w:type="auto" w:w="0"/>
+        <w:jc w:val="left"/>
+        <w:tblLook w:firstColumn="1" w:firstRow="1" w:lastColumn="0" w:lastRow="0" w:noHBand="0" w:noVBand="1" w:val="04A0"/>
+      </w:tblPr>
+      <w:tblGrid>
+        <w:gridCol w:w="4968"/>
+        <w:gridCol w:w="4968"/>
+      </w:tblGrid>
+      <w:tr>
+        <w:trPr>
+          <w:cantSplit/>
+        </w:trPr>
+        <w:tc>
+          <w:tcPr>
+            <w:tcW w:type="dxa" w:w="4968"/>
+            <w:shd w:val="clear" w:fill="152130"/>
+          </w:tcPr>
+          <w:p>
+            <w:pPr>
+              <w:spacing w:after="0" w:before="0"/>
+            </w:pPr>
+            <w:r/>
+            <w:r>
+              <w:rPr>
+                <w:b/>
+                <w:color w:val="FFFFFF"/>
+                <w:sz w:val="18"/>
+              </w:rPr>
+              <w:t>Key facts</w:t>
+            </w:r>
+          </w:p>
+        </w:tc>
+        <w:tc>
+          <w:tcPr>
+            <w:tcW w:type="dxa" w:w="4968"/>
+            <w:shd w:val="clear" w:fill="152130"/>
+          </w:tcPr>
+          <w:p>
+            <w:pPr>
+              <w:spacing w:after="0" w:before="0"/>
+            </w:pPr>
+            <w:r/>
+            <w:r>
+              <w:rPr>
+                <w:b/>
+                <w:color w:val="FFFFFF"/>
+                <w:sz w:val="18"/>
+              </w:rPr>
+            </w:r>
+          </w:p>
+        </w:tc>
+      </w:tr>
+      <w:tr>
+        <w:trPr>
+          <w:cantSplit/>
+        </w:trPr>
+        <w:tc>
+          <w:tcPr>
+            <w:tcW w:type="dxa" w:w="4968"/>
+          </w:tcPr>
+          <w:p>
+            <w:pPr>
+              <w:spacing w:after="0" w:before="0"/>
+            </w:pPr>
+            <w:r/>
+            <w:r>
+              <w:rPr>
+                <w:b/>
+                <w:sz w:val="18"/>
+              </w:rPr>
+              <w:t>Market capitalisation</w:t>
+            </w:r>
+          </w:p>
+        </w:tc>
+        <w:tc>
+          <w:tcPr>
+            <w:tcW w:type="dxa" w:w="4968"/>
+          </w:tcPr>
+          <w:p>
+            <w:pPr>
+              <w:spacing w:after="0" w:before="0"/>
+              <w:jc w:val="right"/>
+            </w:pPr>
+            <w:r/>
+            <w:r>
+              <w:rPr>
+                <w:sz w:val="18"/>
+              </w:rPr>
+              <w:t>£4,101m</w:t>
+            </w:r>
+          </w:p>
+        </w:tc>
+      </w:tr>
+      <w:tr>
+        <w:trPr>
+          <w:cantSplit/>
+        </w:trPr>
+        <w:tc>
+          <w:tcPr>
+            <w:tcW w:type="dxa" w:w="4968"/>
+            <w:shd w:val="clear" w:fill="F6F7F9"/>
+          </w:tcPr>
+          <w:p>
+            <w:pPr>
+              <w:spacing w:after="0" w:before="0"/>
+            </w:pPr>
+            <w:r/>
+            <w:r>
+              <w:rPr>
+                <w:b/>
+                <w:sz w:val="18"/>
+              </w:rPr>
+              <w:t>Enterprise value</w:t>
+            </w:r>
+          </w:p>
+        </w:tc>
+        <w:tc>
+          <w:tcPr>
+            <w:tcW w:type="dxa" w:w="4968"/>
+            <w:shd w:val="clear" w:fill="F6F7F9"/>
+          </w:tcPr>
+          <w:p>
+            <w:pPr>
+              <w:spacing w:after="0" w:before="0"/>
+              <w:jc w:val="right"/>
+            </w:pPr>
+            <w:r/>
+            <w:r>
+              <w:rPr>
+                <w:sz w:val="18"/>
+              </w:rPr>
+              <w:t>£4,246m</w:t>
+            </w:r>
+          </w:p>
+        </w:tc>
+      </w:tr>
+      <w:tr>
+        <w:trPr>
+          <w:cantSplit/>
+        </w:trPr>
+        <w:tc>
+          <w:tcPr>
+            <w:tcW w:type="dxa" w:w="4968"/>
+          </w:tcPr>
+          <w:p>
+            <w:pPr>
+              <w:spacing w:after="0" w:before="0"/>
+            </w:pPr>
+            <w:r/>
+            <w:r>
+              <w:rPr>
+                <w:b/>
+                <w:sz w:val="18"/>
+              </w:rPr>
+              <w:t>AIP ownership</w:t>
+            </w:r>
+          </w:p>
+        </w:tc>
+        <w:tc>
+          <w:tcPr>
+            <w:tcW w:type="dxa" w:w="4968"/>
+          </w:tcPr>
+          <w:p>
+            <w:pPr>
+              <w:spacing w:after="0" w:before="0"/>
+              <w:jc w:val="right"/>
+            </w:pPr>
+            <w:r/>
+            <w:r>
+              <w:rPr>
+                <w:sz w:val="18"/>
+              </w:rPr>
+              <w:t>&lt;1%</w:t>
+            </w:r>
+          </w:p>
+        </w:tc>
+      </w:tr>
+      <w:tr>
+        <w:trPr>
+          <w:cantSplit/>
+        </w:trPr>
+        <w:tc>
+          <w:tcPr>
+            <w:tcW w:type="dxa" w:w="4968"/>
+            <w:shd w:val="clear" w:fill="F6F7F9"/>
+          </w:tcPr>
+          <w:p>
+            <w:pPr>
+              <w:spacing w:after="0" w:before="0"/>
+            </w:pPr>
+            <w:r/>
+            <w:r>
+              <w:rPr>
+                <w:b/>
+                <w:sz w:val="18"/>
+              </w:rPr>
+              <w:t>% of portfolio</w:t>
+            </w:r>
+          </w:p>
+        </w:tc>
+        <w:tc>
+          <w:tcPr>
+            <w:tcW w:type="dxa" w:w="4968"/>
+            <w:shd w:val="clear" w:fill="F6F7F9"/>
+          </w:tcPr>
+          <w:p>
+            <w:pPr>
+              <w:spacing w:after="0" w:before="0"/>
+              <w:jc w:val="right"/>
+            </w:pPr>
+            <w:r/>
+            <w:r>
+              <w:rPr>
+                <w:sz w:val="18"/>
+              </w:rPr>
+              <w:t>3%</w:t>
+            </w:r>
+          </w:p>
+        </w:tc>
+      </w:tr>
+      <w:tr>
+        <w:trPr>
+          <w:cantSplit/>
+        </w:trPr>
+        <w:tc>
+          <w:tcPr>
+            <w:tcW w:type="dxa" w:w="4968"/>
+          </w:tcPr>
+          <w:p>
+            <w:pPr>
+              <w:spacing w:after="0" w:before="0"/>
+            </w:pPr>
+            <w:r/>
+            <w:r>
+              <w:rPr>
+                <w:b/>
+                <w:sz w:val="18"/>
+              </w:rPr>
+              <w:t>Board representation</w:t>
+            </w:r>
+          </w:p>
+        </w:tc>
+        <w:tc>
+          <w:tcPr>
+            <w:tcW w:type="dxa" w:w="4968"/>
+          </w:tcPr>
+          <w:p>
+            <w:pPr>
+              <w:spacing w:after="0" w:before="0"/>
+              <w:jc w:val="right"/>
+            </w:pPr>
+            <w:r/>
+            <w:r>
+              <w:rPr>
+                <w:sz w:val="18"/>
+              </w:rPr>
+              <w:t>No</w:t>
+            </w:r>
+          </w:p>
+        </w:tc>
+      </w:tr>
+    </w:tbl>
+    <w:p>
+      <w:pPr>
+        <w:keepNext/>
+        <w:spacing w:before="120" w:after="20" w:line="269" w:lineRule="auto"/>
+        <w:jc w:val="left"/>
+      </w:pPr>
+      <w:r>
+        <w:rPr>
+          <w:b/>
+          <w:i w:val="0"/>
+          <w:color w:val="314359"/>
+          <w:sz w:val="20"/>
+        </w:rPr>
+        <w:t>Our view</w:t>
+      </w:r>
+    </w:p>
+    <w:p>
+      <w:pPr>
+        <w:spacing w:before="40" w:after="60" w:line="269" w:lineRule="auto"/>
+        <w:jc w:val="left"/>
+      </w:pPr>
+      <w:r>
+        <w:rPr>
+          <w:b w:val="0"/>
+          <w:i w:val="0"/>
+          <w:sz w:val="21"/>
+        </w:rPr>
+        <w:t>Auto Trader Group has a very strong position. Its services are essential for car dealers seeking to maximise their profits. It is currently very difficult to envisage any competitor displacing Auto Trader, as its scale and dominance make it hard for rivals to offer customers the same value. The company has been able to raise prices as it has improved its product offering, delivering increased value to its customers.</w:t>
+      </w:r>
+    </w:p>
+    <w:p>
+      <w:pPr>
+        <w:keepNext/>
+        <w:spacing w:before="120" w:after="20" w:line="269" w:lineRule="auto"/>
+        <w:jc w:val="left"/>
+      </w:pPr>
+      <w:r>
+        <w:rPr>
+          <w:b/>
+          <w:i w:val="0"/>
+          <w:color w:val="314359"/>
+          <w:sz w:val="20"/>
+        </w:rPr>
+        <w:t>Recent events, H1 FY2026</w:t>
+      </w:r>
+    </w:p>
+    <w:p>
+      <w:pPr>
+        <w:pStyle w:val="ListBullet"/>
+        <w:spacing w:after="20"/>
+      </w:pPr>
+      <w:r>
+        <w:rPr>
+          <w:sz w:val="21"/>
+        </w:rPr>
+        <w:t>There were few surprises in the first-half results. Net sales increased by 5% to £296m. Operating income grew by 6% to £200m, with margins maintained at 64%.</w:t>
+      </w:r>
+    </w:p>
+    <w:p>
+      <w:pPr>
+        <w:pStyle w:val="ListBullet"/>
+        <w:spacing w:after="20"/>
+      </w:pPr>
+      <w:r>
+        <w:rPr>
+          <w:sz w:val="21"/>
+        </w:rPr>
+        <w:t>The adoption of Deal Builder, a tool to drive sales, progressed. There were, however, some initial missteps in the product launch, which the company has acknowledged and intends to correct.</w:t>
+      </w:r>
+    </w:p>
+    <w:p>
+      <w:pPr>
+        <w:keepNext/>
+        <w:spacing w:before="120" w:after="20" w:line="269" w:lineRule="auto"/>
+        <w:jc w:val="left"/>
+      </w:pPr>
+      <w:r>
+        <w:rPr>
+          <w:b/>
+          <w:i w:val="0"/>
+          <w:color w:val="314359"/>
+          <w:sz w:val="20"/>
+        </w:rPr>
+        <w:t>Financial results</w:t>
+      </w:r>
+    </w:p>
+    <w:tbl>
+      <w:tblPr>
+        <w:tblStyle w:val="TableGrid"/>
+        <w:tblW w:type="auto" w:w="0"/>
+        <w:jc w:val="left"/>
+        <w:tblLook w:firstColumn="1" w:firstRow="1" w:lastColumn="0" w:lastRow="0" w:noHBand="0" w:noVBand="1" w:val="04A0"/>
+      </w:tblPr>
+      <w:tblGrid>
+        <w:gridCol w:w="1656"/>
+        <w:gridCol w:w="1656"/>
+        <w:gridCol w:w="1656"/>
+        <w:gridCol w:w="1656"/>
+        <w:gridCol w:w="1656"/>
+        <w:gridCol w:w="1656"/>
+      </w:tblGrid>
+      <w:tr>
+        <w:trPr>
+          <w:cantSplit/>
+        </w:trPr>
+        <w:tc>
+          <w:tcPr>
+            <w:tcW w:type="dxa" w:w="1656"/>
+            <w:shd w:val="clear" w:fill="152130"/>
+          </w:tcPr>
+          <w:p>
+            <w:pPr>
+              <w:spacing w:after="0" w:before="0"/>
+            </w:pPr>
+            <w:r/>
+            <w:r>
+              <w:rPr>
+                <w:b/>
+                <w:color w:val="FFFFFF"/>
+                <w:sz w:val="17"/>
+              </w:rPr>
+              <w:t>M £</w:t>
+            </w:r>
+          </w:p>
+        </w:tc>
+        <w:tc>
+          <w:tcPr>
+            <w:tcW w:type="dxa" w:w="1656"/>
+            <w:shd w:val="clear" w:fill="152130"/>
+          </w:tcPr>
+          <w:p>
+            <w:pPr>
+              <w:spacing w:after="0" w:before="0"/>
+            </w:pPr>
+            <w:r/>
+            <w:r>
+              <w:rPr>
+                <w:b/>
+                <w:color w:val="FFFFFF"/>
+                <w:sz w:val="17"/>
+              </w:rPr>
+              <w:t>2021</w:t>
+            </w:r>
+          </w:p>
+        </w:tc>
+        <w:tc>
+          <w:tcPr>
+            <w:tcW w:type="dxa" w:w="1656"/>
+            <w:shd w:val="clear" w:fill="152130"/>
+          </w:tcPr>
+          <w:p>
+            <w:pPr>
+              <w:spacing w:after="0" w:before="0"/>
+            </w:pPr>
+            <w:r/>
+            <w:r>
+              <w:rPr>
+                <w:b/>
+                <w:color w:val="FFFFFF"/>
+                <w:sz w:val="17"/>
+              </w:rPr>
+              <w:t>2022</w:t>
+            </w:r>
+          </w:p>
+        </w:tc>
+        <w:tc>
+          <w:tcPr>
+            <w:tcW w:type="dxa" w:w="1656"/>
+            <w:shd w:val="clear" w:fill="152130"/>
+          </w:tcPr>
+          <w:p>
+            <w:pPr>
+              <w:spacing w:after="0" w:before="0"/>
+            </w:pPr>
+            <w:r/>
+            <w:r>
+              <w:rPr>
+                <w:b/>
+                <w:color w:val="FFFFFF"/>
+                <w:sz w:val="17"/>
+              </w:rPr>
+              <w:t>2023</w:t>
+            </w:r>
+          </w:p>
+        </w:tc>
+        <w:tc>
+          <w:tcPr>
+            <w:tcW w:type="dxa" w:w="1656"/>
+            <w:shd w:val="clear" w:fill="152130"/>
+          </w:tcPr>
+          <w:p>
+            <w:pPr>
+              <w:spacing w:after="0" w:before="0"/>
+            </w:pPr>
+            <w:r/>
+            <w:r>
+              <w:rPr>
+                <w:b/>
+                <w:color w:val="FFFFFF"/>
+                <w:sz w:val="17"/>
+              </w:rPr>
+              <w:t>2024</w:t>
+            </w:r>
+          </w:p>
+        </w:tc>
+        <w:tc>
+          <w:tcPr>
+            <w:tcW w:type="dxa" w:w="1656"/>
+            <w:shd w:val="clear" w:fill="152130"/>
+          </w:tcPr>
+          <w:p>
+            <w:pPr>
+              <w:spacing w:after="0" w:before="0"/>
+            </w:pPr>
+            <w:r/>
+            <w:r>
+              <w:rPr>
+                <w:b/>
+                <w:color w:val="FFFFFF"/>
+                <w:sz w:val="17"/>
+              </w:rPr>
+              <w:t>2025</w:t>
+            </w:r>
+          </w:p>
+        </w:tc>
+      </w:tr>
+      <w:tr>
+        <w:trPr>
+          <w:cantSplit/>
+        </w:trPr>
+        <w:tc>
+          <w:tcPr>
+            <w:tcW w:type="dxa" w:w="1656"/>
+          </w:tcPr>
+          <w:p>
+            <w:pPr>
+              <w:spacing w:after="0" w:before="0"/>
+            </w:pPr>
+            <w:r/>
+            <w:r>
+              <w:rPr>
+                <w:b/>
+                <w:sz w:val="17"/>
+              </w:rPr>
+              <w:t>Net Revenue</w:t>
+            </w:r>
+          </w:p>
+        </w:tc>
+        <w:tc>
+          <w:tcPr>
+            <w:tcW w:type="dxa" w:w="1656"/>
+          </w:tcPr>
+          <w:p>
+            <w:pPr>
+              <w:spacing w:after="0" w:before="0"/>
+              <w:jc w:val="right"/>
+            </w:pPr>
+            <w:r/>
+            <w:r>
+              <w:rPr>
+                <w:sz w:val="17"/>
+              </w:rPr>
+              <w:t>263</w:t>
+            </w:r>
+          </w:p>
+        </w:tc>
+        <w:tc>
+          <w:tcPr>
+            <w:tcW w:type="dxa" w:w="1656"/>
+          </w:tcPr>
+          <w:p>
+            <w:pPr>
+              <w:spacing w:after="0" w:before="0"/>
+              <w:jc w:val="right"/>
+            </w:pPr>
+            <w:r/>
+            <w:r>
+              <w:rPr>
+                <w:sz w:val="17"/>
+              </w:rPr>
+              <w:t>433</w:t>
+            </w:r>
+          </w:p>
+        </w:tc>
+        <w:tc>
+          <w:tcPr>
+            <w:tcW w:type="dxa" w:w="1656"/>
+          </w:tcPr>
+          <w:p>
+            <w:pPr>
+              <w:spacing w:after="0" w:before="0"/>
+              <w:jc w:val="right"/>
+            </w:pPr>
+            <w:r/>
+            <w:r>
+              <w:rPr>
+                <w:sz w:val="17"/>
+              </w:rPr>
+              <w:t>500</w:t>
+            </w:r>
+          </w:p>
+        </w:tc>
+        <w:tc>
+          <w:tcPr>
+            <w:tcW w:type="dxa" w:w="1656"/>
+          </w:tcPr>
+          <w:p>
+            <w:pPr>
+              <w:spacing w:after="0" w:before="0"/>
+              <w:jc w:val="right"/>
+            </w:pPr>
+            <w:r/>
+            <w:r>
+              <w:rPr>
+                <w:sz w:val="17"/>
+              </w:rPr>
+              <w:t>571</w:t>
+            </w:r>
+          </w:p>
+        </w:tc>
+        <w:tc>
+          <w:tcPr>
+            <w:tcW w:type="dxa" w:w="1656"/>
+          </w:tcPr>
+          <w:p>
+            <w:pPr>
+              <w:spacing w:after="0" w:before="0"/>
+              <w:jc w:val="right"/>
+            </w:pPr>
+            <w:r/>
+            <w:r>
+              <w:rPr>
+                <w:sz w:val="17"/>
+              </w:rPr>
+              <w:t>601</w:t>
+            </w:r>
+          </w:p>
+        </w:tc>
+      </w:tr>
+      <w:tr>
+        <w:trPr>
+          <w:cantSplit/>
+        </w:trPr>
+        <w:tc>
+          <w:tcPr>
+            <w:tcW w:type="dxa" w:w="1656"/>
+            <w:shd w:val="clear" w:fill="F6F7F9"/>
+          </w:tcPr>
+          <w:p>
+            <w:pPr>
+              <w:spacing w:after="0" w:before="0"/>
+            </w:pPr>
+            <w:r/>
+            <w:r>
+              <w:rPr>
+                <w:b/>
+                <w:sz w:val="17"/>
+              </w:rPr>
+              <w:t>EBITA</w:t>
+            </w:r>
+          </w:p>
+        </w:tc>
+        <w:tc>
+          <w:tcPr>
+            <w:tcW w:type="dxa" w:w="1656"/>
+            <w:shd w:val="clear" w:fill="F6F7F9"/>
+          </w:tcPr>
+          <w:p>
+            <w:pPr>
+              <w:spacing w:after="0" w:before="0"/>
+              <w:jc w:val="right"/>
+            </w:pPr>
+            <w:r/>
+            <w:r>
+              <w:rPr>
+                <w:sz w:val="17"/>
+              </w:rPr>
+              <w:t>162</w:t>
+            </w:r>
+          </w:p>
+        </w:tc>
+        <w:tc>
+          <w:tcPr>
+            <w:tcW w:type="dxa" w:w="1656"/>
+            <w:shd w:val="clear" w:fill="F6F7F9"/>
+          </w:tcPr>
+          <w:p>
+            <w:pPr>
+              <w:spacing w:after="0" w:before="0"/>
+              <w:jc w:val="right"/>
+            </w:pPr>
+            <w:r/>
+            <w:r>
+              <w:rPr>
+                <w:sz w:val="17"/>
+              </w:rPr>
+              <w:t>305</w:t>
+            </w:r>
+          </w:p>
+        </w:tc>
+        <w:tc>
+          <w:tcPr>
+            <w:tcW w:type="dxa" w:w="1656"/>
+            <w:shd w:val="clear" w:fill="F6F7F9"/>
+          </w:tcPr>
+          <w:p>
+            <w:pPr>
+              <w:spacing w:after="0" w:before="0"/>
+              <w:jc w:val="right"/>
+            </w:pPr>
+            <w:r/>
+            <w:r>
+              <w:rPr>
+                <w:sz w:val="17"/>
+              </w:rPr>
+              <w:t>280</w:t>
+            </w:r>
+          </w:p>
+        </w:tc>
+        <w:tc>
+          <w:tcPr>
+            <w:tcW w:type="dxa" w:w="1656"/>
+            <w:shd w:val="clear" w:fill="F6F7F9"/>
+          </w:tcPr>
+          <w:p>
+            <w:pPr>
+              <w:spacing w:after="0" w:before="0"/>
+              <w:jc w:val="right"/>
+            </w:pPr>
+            <w:r/>
+            <w:r>
+              <w:rPr>
+                <w:sz w:val="17"/>
+              </w:rPr>
+              <w:t>352</w:t>
+            </w:r>
+          </w:p>
+        </w:tc>
+        <w:tc>
+          <w:tcPr>
+            <w:tcW w:type="dxa" w:w="1656"/>
+            <w:shd w:val="clear" w:fill="F6F7F9"/>
+          </w:tcPr>
+          <w:p>
+            <w:pPr>
+              <w:spacing w:after="0" w:before="0"/>
+              <w:jc w:val="right"/>
+            </w:pPr>
+            <w:r/>
+            <w:r>
+              <w:rPr>
+                <w:sz w:val="17"/>
+              </w:rPr>
+              <w:t>378</w:t>
+            </w:r>
+          </w:p>
+        </w:tc>
+      </w:tr>
+      <w:tr>
+        <w:trPr>
+          <w:cantSplit/>
+        </w:trPr>
+        <w:tc>
+          <w:tcPr>
+            <w:tcW w:type="dxa" w:w="1656"/>
+          </w:tcPr>
+          <w:p>
+            <w:pPr>
+              <w:spacing w:after="0" w:before="0"/>
+            </w:pPr>
+            <w:r/>
+            <w:r>
+              <w:rPr>
+                <w:b/>
+                <w:sz w:val="17"/>
+              </w:rPr>
+              <w:t>Margin</w:t>
+            </w:r>
+          </w:p>
+        </w:tc>
+        <w:tc>
+          <w:tcPr>
+            <w:tcW w:type="dxa" w:w="1656"/>
+          </w:tcPr>
+          <w:p>
+            <w:pPr>
+              <w:spacing w:after="0" w:before="0"/>
+              <w:jc w:val="right"/>
+            </w:pPr>
+            <w:r/>
+            <w:r>
+              <w:rPr>
+                <w:sz w:val="17"/>
+              </w:rPr>
+              <w:t>62%</w:t>
+            </w:r>
+          </w:p>
+        </w:tc>
+        <w:tc>
+          <w:tcPr>
+            <w:tcW w:type="dxa" w:w="1656"/>
+          </w:tcPr>
+          <w:p>
+            <w:pPr>
+              <w:spacing w:after="0" w:before="0"/>
+              <w:jc w:val="right"/>
+            </w:pPr>
+            <w:r/>
+            <w:r>
+              <w:rPr>
+                <w:sz w:val="17"/>
+              </w:rPr>
+              <w:t>70%</w:t>
+            </w:r>
+          </w:p>
+        </w:tc>
+        <w:tc>
+          <w:tcPr>
+            <w:tcW w:type="dxa" w:w="1656"/>
+          </w:tcPr>
+          <w:p>
+            <w:pPr>
+              <w:spacing w:after="0" w:before="0"/>
+              <w:jc w:val="right"/>
+            </w:pPr>
+            <w:r/>
+            <w:r>
+              <w:rPr>
+                <w:sz w:val="17"/>
+              </w:rPr>
+              <w:t>56%</w:t>
+            </w:r>
+          </w:p>
+        </w:tc>
+        <w:tc>
+          <w:tcPr>
+            <w:tcW w:type="dxa" w:w="1656"/>
+          </w:tcPr>
+          <w:p>
+            <w:pPr>
+              <w:spacing w:after="0" w:before="0"/>
+              <w:jc w:val="right"/>
+            </w:pPr>
+            <w:r/>
+            <w:r>
+              <w:rPr>
+                <w:sz w:val="17"/>
+              </w:rPr>
+              <w:t>62%</w:t>
+            </w:r>
+          </w:p>
+        </w:tc>
+        <w:tc>
+          <w:tcPr>
+            <w:tcW w:type="dxa" w:w="1656"/>
+          </w:tcPr>
+          <w:p>
+            <w:pPr>
+              <w:spacing w:after="0" w:before="0"/>
+              <w:jc w:val="right"/>
+            </w:pPr>
+            <w:r/>
+            <w:r>
+              <w:rPr>
+                <w:sz w:val="17"/>
+              </w:rPr>
+              <w:t>63%</w:t>
+            </w:r>
+          </w:p>
+        </w:tc>
+      </w:tr>
+      <w:tr>
+        <w:trPr>
+          <w:cantSplit/>
+        </w:trPr>
+        <w:tc>
+          <w:tcPr>
+            <w:tcW w:type="dxa" w:w="1656"/>
+            <w:shd w:val="clear" w:fill="F6F7F9"/>
+          </w:tcPr>
+          <w:p>
+            <w:pPr>
+              <w:spacing w:after="0" w:before="0"/>
+            </w:pPr>
+            <w:r/>
+            <w:r>
+              <w:rPr>
+                <w:b/>
+                <w:sz w:val="17"/>
+              </w:rPr>
+              <w:t>Net Income</w:t>
+            </w:r>
+          </w:p>
+        </w:tc>
+        <w:tc>
+          <w:tcPr>
+            <w:tcW w:type="dxa" w:w="1656"/>
+            <w:shd w:val="clear" w:fill="F6F7F9"/>
+          </w:tcPr>
+          <w:p>
+            <w:pPr>
+              <w:spacing w:after="0" w:before="0"/>
+              <w:jc w:val="right"/>
+            </w:pPr>
+            <w:r/>
+            <w:r>
+              <w:rPr>
+                <w:sz w:val="17"/>
+              </w:rPr>
+              <w:t>128</w:t>
+            </w:r>
+          </w:p>
+        </w:tc>
+        <w:tc>
+          <w:tcPr>
+            <w:tcW w:type="dxa" w:w="1656"/>
+            <w:shd w:val="clear" w:fill="F6F7F9"/>
+          </w:tcPr>
+          <w:p>
+            <w:pPr>
+              <w:spacing w:after="0" w:before="0"/>
+              <w:jc w:val="right"/>
+            </w:pPr>
+            <w:r/>
+            <w:r>
+              <w:rPr>
+                <w:sz w:val="17"/>
+              </w:rPr>
+              <w:t>245</w:t>
+            </w:r>
+          </w:p>
+        </w:tc>
+        <w:tc>
+          <w:tcPr>
+            <w:tcW w:type="dxa" w:w="1656"/>
+            <w:shd w:val="clear" w:fill="F6F7F9"/>
+          </w:tcPr>
+          <w:p>
+            <w:pPr>
+              <w:spacing w:after="0" w:before="0"/>
+              <w:jc w:val="right"/>
+            </w:pPr>
+            <w:r/>
+            <w:r>
+              <w:rPr>
+                <w:sz w:val="17"/>
+              </w:rPr>
+              <w:t>234</w:t>
+            </w:r>
+          </w:p>
+        </w:tc>
+        <w:tc>
+          <w:tcPr>
+            <w:tcW w:type="dxa" w:w="1656"/>
+            <w:shd w:val="clear" w:fill="F6F7F9"/>
+          </w:tcPr>
+          <w:p>
+            <w:pPr>
+              <w:spacing w:after="0" w:before="0"/>
+              <w:jc w:val="right"/>
+            </w:pPr>
+            <w:r/>
+            <w:r>
+              <w:rPr>
+                <w:sz w:val="17"/>
+              </w:rPr>
+              <w:t>257</w:t>
+            </w:r>
+          </w:p>
+        </w:tc>
+        <w:tc>
+          <w:tcPr>
+            <w:tcW w:type="dxa" w:w="1656"/>
+            <w:shd w:val="clear" w:fill="F6F7F9"/>
+          </w:tcPr>
+          <w:p>
+            <w:pPr>
+              <w:spacing w:after="0" w:before="0"/>
+              <w:jc w:val="right"/>
+            </w:pPr>
+            <w:r/>
+            <w:r>
+              <w:rPr>
+                <w:sz w:val="17"/>
+              </w:rPr>
+              <w:t>283</w:t>
+            </w:r>
+          </w:p>
+        </w:tc>
+      </w:tr>
+    </w:tbl>
+    <w:p>
+      <w:pPr>
+        <w:keepNext/>
+        <w:spacing w:before="100" w:after="40" w:line="269" w:lineRule="auto"/>
+        <w:jc w:val="left"/>
+      </w:pPr>
+      <w:r>
+        <w:rPr>
+          <w:b/>
+          <w:i w:val="0"/>
+          <w:color w:val="314359"/>
+          <w:sz w:val="20"/>
+        </w:rPr>
+        <w:t>Share price &amp; traded volume (3-year)</w:t>
+      </w:r>
+    </w:p>
+    <w:p>
+      <w:pPr>
+        <w:spacing w:after="40"/>
+        <w:jc w:val="left"/>
+      </w:pPr>
+      <w:r>
+        <w:drawing>
+          <wp:inline xmlns:a="http://schemas.openxmlformats.org/drawingml/2006/main" xmlns:pic="http://schemas.openxmlformats.org/drawingml/2006/picture">
+            <wp:extent cx="5212080" cy="1870856"/>
+            <wp:docPr id="8" name="Picture 8"/>
+            <wp:cNvGraphicFramePr>
+              <a:graphicFrameLocks noChangeAspect="1"/>
+            </wp:cNvGraphicFramePr>
+            <a:graphic>
+              <a:graphicData uri="http://schemas.openxmlformats.org/drawingml/2006/picture">
+                <pic:pic>
+                  <pic:nvPicPr>
+                    <pic:cNvPr id="0" name="1461088685684c7b36e839da8a67d61d.png"/>
+                    <pic:cNvPicPr/>
+                  </pic:nvPicPr>
+                  <pic:blipFill>
+                    <a:blip r:embed="rId16"/>
+                    <a:stretch>
+                      <a:fillRect/>
+                    </a:stretch>
+                  </pic:blipFill>
+                  <pic:spPr>
+                    <a:xfrm>
+                      <a:off x="0" y="0"/>
+                      <a:ext cx="5212080" cy="1870856"/>
+                    </a:xfrm>
+                    <a:prstGeom prst="rect"/>
+                  </pic:spPr>
+                </pic:pic>
+              </a:graphicData>
+            </a:graphic>
+          </wp:inline>
+        </w:drawing>
+      </w:r>
+    </w:p>
+    <w:p>
+      <w:pPr>
+        <w:spacing w:before="40" w:after="60" w:line="269" w:lineRule="auto"/>
+        <w:jc w:val="left"/>
+      </w:pPr>
+      <w:r>
+        <w:rPr>
+          <w:b w:val="0"/>
+          <w:i/>
+          <w:color w:val="556A83"/>
+          <w:sz w:val="16"/>
+        </w:rPr>
+        <w:t>Source: exchange daily price history, 3-year series to 15 June 2026. London Stock Exchange: AUTO.</w:t>
+      </w:r>
+    </w:p>
+    <w:p>
+      <w:pPr>
+        <w:spacing w:after="0" w:before="0"/>
+      </w:pPr>
+      <w:r>
+        <w:br w:type="page"/>
+      </w:r>
+    </w:p>
+    <w:p>
+      <w:pPr>
+        <w:keepNext/>
+        <w:spacing w:before="120" w:after="80"/>
+        <w:pageBreakBefore/>
+        <w:pBdr>
+          <w:bottom w:val="single" w:sz="6" w:space="2" w:color="314359"/>
+        </w:pBdr>
+      </w:pPr>
+      <w:r>
+        <w:rPr>
+          <w:rFonts w:ascii="Times New Roman" w:hAnsi="Times New Roman"/>
+          <w:b/>
+          <w:color w:val="152130"/>
+          <w:sz w:val="26"/>
+        </w:rPr>
         <w:t>Rightmove</w:t>
       </w:r>
     </w:p>
@@ -16369,1090 +17452,6 @@
           <w:sz w:val="16"/>
         </w:rPr>
         <w:t>Source: exchange daily price history, 3-year series to 15 June 2026. London Stock Exchange: RMV.</w:t>
-      </w:r>
-    </w:p>
-    <w:p>
-      <w:pPr>
-        <w:spacing w:after="0" w:before="0"/>
-      </w:pPr>
-      <w:r>
-        <w:br w:type="page"/>
-      </w:r>
-    </w:p>
-    <w:p>
-      <w:pPr>
-        <w:keepNext/>
-        <w:spacing w:before="120" w:after="80"/>
-        <w:pageBreakBefore/>
-        <w:pBdr>
-          <w:bottom w:val="single" w:sz="6" w:space="2" w:color="314359"/>
-        </w:pBdr>
-      </w:pPr>
-      <w:r>
-        <w:rPr>
-          <w:rFonts w:ascii="Times New Roman" w:hAnsi="Times New Roman"/>
-          <w:b/>
-          <w:color w:val="152130"/>
-          <w:sz w:val="26"/>
-        </w:rPr>
-        <w:t>Auto Trader Group</w:t>
-      </w:r>
-    </w:p>
-    <w:p>
-      <w:pPr>
-        <w:keepNext/>
-        <w:spacing w:before="40" w:after="20" w:line="269" w:lineRule="auto"/>
-        <w:jc w:val="left"/>
-      </w:pPr>
-      <w:r>
-        <w:rPr>
-          <w:b/>
-          <w:i w:val="0"/>
-          <w:color w:val="314359"/>
-          <w:sz w:val="20"/>
-        </w:rPr>
-        <w:t>Company description</w:t>
-      </w:r>
-    </w:p>
-    <w:p>
-      <w:pPr>
-        <w:spacing w:before="40" w:after="80" w:line="269" w:lineRule="auto"/>
-        <w:jc w:val="left"/>
-      </w:pPr>
-      <w:r>
-        <w:rPr>
-          <w:b w:val="0"/>
-          <w:i w:val="0"/>
-          <w:sz w:val="21"/>
-        </w:rPr>
-        <w:t>Auto Trader Group is the dominant market leader, providing the UK’s largest marketplace for automotive sales. The company is approximately 10x larger than its nearest competitor.</w:t>
-      </w:r>
-    </w:p>
-    <w:tbl>
-      <w:tblPr>
-        <w:tblStyle w:val="TableGrid"/>
-        <w:tblW w:type="auto" w:w="0"/>
-        <w:jc w:val="left"/>
-        <w:tblLook w:firstColumn="1" w:firstRow="1" w:lastColumn="0" w:lastRow="0" w:noHBand="0" w:noVBand="1" w:val="04A0"/>
-      </w:tblPr>
-      <w:tblGrid>
-        <w:gridCol w:w="4968"/>
-        <w:gridCol w:w="4968"/>
-      </w:tblGrid>
-      <w:tr>
-        <w:trPr>
-          <w:cantSplit/>
-        </w:trPr>
-        <w:tc>
-          <w:tcPr>
-            <w:tcW w:type="dxa" w:w="4968"/>
-            <w:shd w:val="clear" w:fill="152130"/>
-          </w:tcPr>
-          <w:p>
-            <w:pPr>
-              <w:spacing w:after="0" w:before="0"/>
-            </w:pPr>
-            <w:r/>
-            <w:r>
-              <w:rPr>
-                <w:b/>
-                <w:color w:val="FFFFFF"/>
-                <w:sz w:val="18"/>
-              </w:rPr>
-              <w:t>Key facts</w:t>
-            </w:r>
-          </w:p>
-        </w:tc>
-        <w:tc>
-          <w:tcPr>
-            <w:tcW w:type="dxa" w:w="4968"/>
-            <w:shd w:val="clear" w:fill="152130"/>
-          </w:tcPr>
-          <w:p>
-            <w:pPr>
-              <w:spacing w:after="0" w:before="0"/>
-            </w:pPr>
-            <w:r/>
-            <w:r>
-              <w:rPr>
-                <w:b/>
-                <w:color w:val="FFFFFF"/>
-                <w:sz w:val="18"/>
-              </w:rPr>
-            </w:r>
-          </w:p>
-        </w:tc>
-      </w:tr>
-      <w:tr>
-        <w:trPr>
-          <w:cantSplit/>
-        </w:trPr>
-        <w:tc>
-          <w:tcPr>
-            <w:tcW w:type="dxa" w:w="4968"/>
-          </w:tcPr>
-          <w:p>
-            <w:pPr>
-              <w:spacing w:after="0" w:before="0"/>
-            </w:pPr>
-            <w:r/>
-            <w:r>
-              <w:rPr>
-                <w:b/>
-                <w:sz w:val="18"/>
-              </w:rPr>
-              <w:t>Market capitalisation</w:t>
-            </w:r>
-          </w:p>
-        </w:tc>
-        <w:tc>
-          <w:tcPr>
-            <w:tcW w:type="dxa" w:w="4968"/>
-          </w:tcPr>
-          <w:p>
-            <w:pPr>
-              <w:spacing w:after="0" w:before="0"/>
-              <w:jc w:val="right"/>
-            </w:pPr>
-            <w:r/>
-            <w:r>
-              <w:rPr>
-                <w:sz w:val="18"/>
-              </w:rPr>
-              <w:t>£4,101m</w:t>
-            </w:r>
-          </w:p>
-        </w:tc>
-      </w:tr>
-      <w:tr>
-        <w:trPr>
-          <w:cantSplit/>
-        </w:trPr>
-        <w:tc>
-          <w:tcPr>
-            <w:tcW w:type="dxa" w:w="4968"/>
-            <w:shd w:val="clear" w:fill="F6F7F9"/>
-          </w:tcPr>
-          <w:p>
-            <w:pPr>
-              <w:spacing w:after="0" w:before="0"/>
-            </w:pPr>
-            <w:r/>
-            <w:r>
-              <w:rPr>
-                <w:b/>
-                <w:sz w:val="18"/>
-              </w:rPr>
-              <w:t>Enterprise value</w:t>
-            </w:r>
-          </w:p>
-        </w:tc>
-        <w:tc>
-          <w:tcPr>
-            <w:tcW w:type="dxa" w:w="4968"/>
-            <w:shd w:val="clear" w:fill="F6F7F9"/>
-          </w:tcPr>
-          <w:p>
-            <w:pPr>
-              <w:spacing w:after="0" w:before="0"/>
-              <w:jc w:val="right"/>
-            </w:pPr>
-            <w:r/>
-            <w:r>
-              <w:rPr>
-                <w:sz w:val="18"/>
-              </w:rPr>
-              <w:t>£4,246m</w:t>
-            </w:r>
-          </w:p>
-        </w:tc>
-      </w:tr>
-      <w:tr>
-        <w:trPr>
-          <w:cantSplit/>
-        </w:trPr>
-        <w:tc>
-          <w:tcPr>
-            <w:tcW w:type="dxa" w:w="4968"/>
-          </w:tcPr>
-          <w:p>
-            <w:pPr>
-              <w:spacing w:after="0" w:before="0"/>
-            </w:pPr>
-            <w:r/>
-            <w:r>
-              <w:rPr>
-                <w:b/>
-                <w:sz w:val="18"/>
-              </w:rPr>
-              <w:t>AIP ownership</w:t>
-            </w:r>
-          </w:p>
-        </w:tc>
-        <w:tc>
-          <w:tcPr>
-            <w:tcW w:type="dxa" w:w="4968"/>
-          </w:tcPr>
-          <w:p>
-            <w:pPr>
-              <w:spacing w:after="0" w:before="0"/>
-              <w:jc w:val="right"/>
-            </w:pPr>
-            <w:r/>
-            <w:r>
-              <w:rPr>
-                <w:sz w:val="18"/>
-              </w:rPr>
-              <w:t>&lt;1%</w:t>
-            </w:r>
-          </w:p>
-        </w:tc>
-      </w:tr>
-      <w:tr>
-        <w:trPr>
-          <w:cantSplit/>
-        </w:trPr>
-        <w:tc>
-          <w:tcPr>
-            <w:tcW w:type="dxa" w:w="4968"/>
-            <w:shd w:val="clear" w:fill="F6F7F9"/>
-          </w:tcPr>
-          <w:p>
-            <w:pPr>
-              <w:spacing w:after="0" w:before="0"/>
-            </w:pPr>
-            <w:r/>
-            <w:r>
-              <w:rPr>
-                <w:b/>
-                <w:sz w:val="18"/>
-              </w:rPr>
-              <w:t>% of portfolio</w:t>
-            </w:r>
-          </w:p>
-        </w:tc>
-        <w:tc>
-          <w:tcPr>
-            <w:tcW w:type="dxa" w:w="4968"/>
-            <w:shd w:val="clear" w:fill="F6F7F9"/>
-          </w:tcPr>
-          <w:p>
-            <w:pPr>
-              <w:spacing w:after="0" w:before="0"/>
-              <w:jc w:val="right"/>
-            </w:pPr>
-            <w:r/>
-            <w:r>
-              <w:rPr>
-                <w:sz w:val="18"/>
-              </w:rPr>
-              <w:t>3%</w:t>
-            </w:r>
-          </w:p>
-        </w:tc>
-      </w:tr>
-      <w:tr>
-        <w:trPr>
-          <w:cantSplit/>
-        </w:trPr>
-        <w:tc>
-          <w:tcPr>
-            <w:tcW w:type="dxa" w:w="4968"/>
-          </w:tcPr>
-          <w:p>
-            <w:pPr>
-              <w:spacing w:after="0" w:before="0"/>
-            </w:pPr>
-            <w:r/>
-            <w:r>
-              <w:rPr>
-                <w:b/>
-                <w:sz w:val="18"/>
-              </w:rPr>
-              <w:t>Board representation</w:t>
-            </w:r>
-          </w:p>
-        </w:tc>
-        <w:tc>
-          <w:tcPr>
-            <w:tcW w:type="dxa" w:w="4968"/>
-          </w:tcPr>
-          <w:p>
-            <w:pPr>
-              <w:spacing w:after="0" w:before="0"/>
-              <w:jc w:val="right"/>
-            </w:pPr>
-            <w:r/>
-            <w:r>
-              <w:rPr>
-                <w:sz w:val="18"/>
-              </w:rPr>
-              <w:t>No</w:t>
-            </w:r>
-          </w:p>
-        </w:tc>
-      </w:tr>
-    </w:tbl>
-    <w:p>
-      <w:pPr>
-        <w:keepNext/>
-        <w:spacing w:before="120" w:after="20" w:line="269" w:lineRule="auto"/>
-        <w:jc w:val="left"/>
-      </w:pPr>
-      <w:r>
-        <w:rPr>
-          <w:b/>
-          <w:i w:val="0"/>
-          <w:color w:val="314359"/>
-          <w:sz w:val="20"/>
-        </w:rPr>
-        <w:t>Our view</w:t>
-      </w:r>
-    </w:p>
-    <w:p>
-      <w:pPr>
-        <w:spacing w:before="40" w:after="60" w:line="269" w:lineRule="auto"/>
-        <w:jc w:val="left"/>
-      </w:pPr>
-      <w:r>
-        <w:rPr>
-          <w:b w:val="0"/>
-          <w:i w:val="0"/>
-          <w:sz w:val="21"/>
-        </w:rPr>
-        <w:t>Auto Trader Group has a very strong position. Its services are essential for car dealers seeking to maximise their profits. It is currently very difficult to envisage any competitor displacing Auto Trader, as its scale and dominance make it hard for rivals to offer customers the same value. The company has been able to raise prices as it has improved its product offering, delivering increased value to its customers.</w:t>
-      </w:r>
-    </w:p>
-    <w:p>
-      <w:pPr>
-        <w:keepNext/>
-        <w:spacing w:before="120" w:after="20" w:line="269" w:lineRule="auto"/>
-        <w:jc w:val="left"/>
-      </w:pPr>
-      <w:r>
-        <w:rPr>
-          <w:b/>
-          <w:i w:val="0"/>
-          <w:color w:val="314359"/>
-          <w:sz w:val="20"/>
-        </w:rPr>
-        <w:t>Recent events, H1 FY2026</w:t>
-      </w:r>
-    </w:p>
-    <w:p>
-      <w:pPr>
-        <w:pStyle w:val="ListBullet"/>
-        <w:spacing w:after="20"/>
-      </w:pPr>
-      <w:r>
-        <w:rPr>
-          <w:sz w:val="21"/>
-        </w:rPr>
-        <w:t>There were few surprises in the first-half results. Net sales increased by 5% to £296m. Operating income grew by 6% to £200m, with margins maintained at 64%.</w:t>
-      </w:r>
-    </w:p>
-    <w:p>
-      <w:pPr>
-        <w:pStyle w:val="ListBullet"/>
-        <w:spacing w:after="20"/>
-      </w:pPr>
-      <w:r>
-        <w:rPr>
-          <w:sz w:val="21"/>
-        </w:rPr>
-        <w:t>The adoption of Deal Builder, a tool to drive sales, progressed. There were, however, some initial missteps in the product launch, which the company has acknowledged and intends to correct.</w:t>
-      </w:r>
-    </w:p>
-    <w:p>
-      <w:pPr>
-        <w:keepNext/>
-        <w:spacing w:before="120" w:after="20" w:line="269" w:lineRule="auto"/>
-        <w:jc w:val="left"/>
-      </w:pPr>
-      <w:r>
-        <w:rPr>
-          <w:b/>
-          <w:i w:val="0"/>
-          <w:color w:val="314359"/>
-          <w:sz w:val="20"/>
-        </w:rPr>
-        <w:t>Financial results</w:t>
-      </w:r>
-    </w:p>
-    <w:tbl>
-      <w:tblPr>
-        <w:tblStyle w:val="TableGrid"/>
-        <w:tblW w:type="auto" w:w="0"/>
-        <w:jc w:val="left"/>
-        <w:tblLook w:firstColumn="1" w:firstRow="1" w:lastColumn="0" w:lastRow="0" w:noHBand="0" w:noVBand="1" w:val="04A0"/>
-      </w:tblPr>
-      <w:tblGrid>
-        <w:gridCol w:w="1656"/>
-        <w:gridCol w:w="1656"/>
-        <w:gridCol w:w="1656"/>
-        <w:gridCol w:w="1656"/>
-        <w:gridCol w:w="1656"/>
-        <w:gridCol w:w="1656"/>
-      </w:tblGrid>
-      <w:tr>
-        <w:trPr>
-          <w:cantSplit/>
-        </w:trPr>
-        <w:tc>
-          <w:tcPr>
-            <w:tcW w:type="dxa" w:w="1656"/>
-            <w:shd w:val="clear" w:fill="152130"/>
-          </w:tcPr>
-          <w:p>
-            <w:pPr>
-              <w:spacing w:after="0" w:before="0"/>
-            </w:pPr>
-            <w:r/>
-            <w:r>
-              <w:rPr>
-                <w:b/>
-                <w:color w:val="FFFFFF"/>
-                <w:sz w:val="17"/>
-              </w:rPr>
-              <w:t>M £</w:t>
-            </w:r>
-          </w:p>
-        </w:tc>
-        <w:tc>
-          <w:tcPr>
-            <w:tcW w:type="dxa" w:w="1656"/>
-            <w:shd w:val="clear" w:fill="152130"/>
-          </w:tcPr>
-          <w:p>
-            <w:pPr>
-              <w:spacing w:after="0" w:before="0"/>
-            </w:pPr>
-            <w:r/>
-            <w:r>
-              <w:rPr>
-                <w:b/>
-                <w:color w:val="FFFFFF"/>
-                <w:sz w:val="17"/>
-              </w:rPr>
-              <w:t>2021</w:t>
-            </w:r>
-          </w:p>
-        </w:tc>
-        <w:tc>
-          <w:tcPr>
-            <w:tcW w:type="dxa" w:w="1656"/>
-            <w:shd w:val="clear" w:fill="152130"/>
-          </w:tcPr>
-          <w:p>
-            <w:pPr>
-              <w:spacing w:after="0" w:before="0"/>
-            </w:pPr>
-            <w:r/>
-            <w:r>
-              <w:rPr>
-                <w:b/>
-                <w:color w:val="FFFFFF"/>
-                <w:sz w:val="17"/>
-              </w:rPr>
-              <w:t>2022</w:t>
-            </w:r>
-          </w:p>
-        </w:tc>
-        <w:tc>
-          <w:tcPr>
-            <w:tcW w:type="dxa" w:w="1656"/>
-            <w:shd w:val="clear" w:fill="152130"/>
-          </w:tcPr>
-          <w:p>
-            <w:pPr>
-              <w:spacing w:after="0" w:before="0"/>
-            </w:pPr>
-            <w:r/>
-            <w:r>
-              <w:rPr>
-                <w:b/>
-                <w:color w:val="FFFFFF"/>
-                <w:sz w:val="17"/>
-              </w:rPr>
-              <w:t>2023</w:t>
-            </w:r>
-          </w:p>
-        </w:tc>
-        <w:tc>
-          <w:tcPr>
-            <w:tcW w:type="dxa" w:w="1656"/>
-            <w:shd w:val="clear" w:fill="152130"/>
-          </w:tcPr>
-          <w:p>
-            <w:pPr>
-              <w:spacing w:after="0" w:before="0"/>
-            </w:pPr>
-            <w:r/>
-            <w:r>
-              <w:rPr>
-                <w:b/>
-                <w:color w:val="FFFFFF"/>
-                <w:sz w:val="17"/>
-              </w:rPr>
-              <w:t>2024</w:t>
-            </w:r>
-          </w:p>
-        </w:tc>
-        <w:tc>
-          <w:tcPr>
-            <w:tcW w:type="dxa" w:w="1656"/>
-            <w:shd w:val="clear" w:fill="152130"/>
-          </w:tcPr>
-          <w:p>
-            <w:pPr>
-              <w:spacing w:after="0" w:before="0"/>
-            </w:pPr>
-            <w:r/>
-            <w:r>
-              <w:rPr>
-                <w:b/>
-                <w:color w:val="FFFFFF"/>
-                <w:sz w:val="17"/>
-              </w:rPr>
-              <w:t>2025</w:t>
-            </w:r>
-          </w:p>
-        </w:tc>
-      </w:tr>
-      <w:tr>
-        <w:trPr>
-          <w:cantSplit/>
-        </w:trPr>
-        <w:tc>
-          <w:tcPr>
-            <w:tcW w:type="dxa" w:w="1656"/>
-          </w:tcPr>
-          <w:p>
-            <w:pPr>
-              <w:spacing w:after="0" w:before="0"/>
-            </w:pPr>
-            <w:r/>
-            <w:r>
-              <w:rPr>
-                <w:b/>
-                <w:sz w:val="17"/>
-              </w:rPr>
-              <w:t>Net Revenue</w:t>
-            </w:r>
-          </w:p>
-        </w:tc>
-        <w:tc>
-          <w:tcPr>
-            <w:tcW w:type="dxa" w:w="1656"/>
-          </w:tcPr>
-          <w:p>
-            <w:pPr>
-              <w:spacing w:after="0" w:before="0"/>
-              <w:jc w:val="right"/>
-            </w:pPr>
-            <w:r/>
-            <w:r>
-              <w:rPr>
-                <w:sz w:val="17"/>
-              </w:rPr>
-              <w:t>263</w:t>
-            </w:r>
-          </w:p>
-        </w:tc>
-        <w:tc>
-          <w:tcPr>
-            <w:tcW w:type="dxa" w:w="1656"/>
-          </w:tcPr>
-          <w:p>
-            <w:pPr>
-              <w:spacing w:after="0" w:before="0"/>
-              <w:jc w:val="right"/>
-            </w:pPr>
-            <w:r/>
-            <w:r>
-              <w:rPr>
-                <w:sz w:val="17"/>
-              </w:rPr>
-              <w:t>433</w:t>
-            </w:r>
-          </w:p>
-        </w:tc>
-        <w:tc>
-          <w:tcPr>
-            <w:tcW w:type="dxa" w:w="1656"/>
-          </w:tcPr>
-          <w:p>
-            <w:pPr>
-              <w:spacing w:after="0" w:before="0"/>
-              <w:jc w:val="right"/>
-            </w:pPr>
-            <w:r/>
-            <w:r>
-              <w:rPr>
-                <w:sz w:val="17"/>
-              </w:rPr>
-              <w:t>500</w:t>
-            </w:r>
-          </w:p>
-        </w:tc>
-        <w:tc>
-          <w:tcPr>
-            <w:tcW w:type="dxa" w:w="1656"/>
-          </w:tcPr>
-          <w:p>
-            <w:pPr>
-              <w:spacing w:after="0" w:before="0"/>
-              <w:jc w:val="right"/>
-            </w:pPr>
-            <w:r/>
-            <w:r>
-              <w:rPr>
-                <w:sz w:val="17"/>
-              </w:rPr>
-              <w:t>571</w:t>
-            </w:r>
-          </w:p>
-        </w:tc>
-        <w:tc>
-          <w:tcPr>
-            <w:tcW w:type="dxa" w:w="1656"/>
-          </w:tcPr>
-          <w:p>
-            <w:pPr>
-              <w:spacing w:after="0" w:before="0"/>
-              <w:jc w:val="right"/>
-            </w:pPr>
-            <w:r/>
-            <w:r>
-              <w:rPr>
-                <w:sz w:val="17"/>
-              </w:rPr>
-              <w:t>601</w:t>
-            </w:r>
-          </w:p>
-        </w:tc>
-      </w:tr>
-      <w:tr>
-        <w:trPr>
-          <w:cantSplit/>
-        </w:trPr>
-        <w:tc>
-          <w:tcPr>
-            <w:tcW w:type="dxa" w:w="1656"/>
-            <w:shd w:val="clear" w:fill="F6F7F9"/>
-          </w:tcPr>
-          <w:p>
-            <w:pPr>
-              <w:spacing w:after="0" w:before="0"/>
-            </w:pPr>
-            <w:r/>
-            <w:r>
-              <w:rPr>
-                <w:b/>
-                <w:sz w:val="17"/>
-              </w:rPr>
-              <w:t>EBITA</w:t>
-            </w:r>
-          </w:p>
-        </w:tc>
-        <w:tc>
-          <w:tcPr>
-            <w:tcW w:type="dxa" w:w="1656"/>
-            <w:shd w:val="clear" w:fill="F6F7F9"/>
-          </w:tcPr>
-          <w:p>
-            <w:pPr>
-              <w:spacing w:after="0" w:before="0"/>
-              <w:jc w:val="right"/>
-            </w:pPr>
-            <w:r/>
-            <w:r>
-              <w:rPr>
-                <w:sz w:val="17"/>
-              </w:rPr>
-              <w:t>162</w:t>
-            </w:r>
-          </w:p>
-        </w:tc>
-        <w:tc>
-          <w:tcPr>
-            <w:tcW w:type="dxa" w:w="1656"/>
-            <w:shd w:val="clear" w:fill="F6F7F9"/>
-          </w:tcPr>
-          <w:p>
-            <w:pPr>
-              <w:spacing w:after="0" w:before="0"/>
-              <w:jc w:val="right"/>
-            </w:pPr>
-            <w:r/>
-            <w:r>
-              <w:rPr>
-                <w:sz w:val="17"/>
-              </w:rPr>
-              <w:t>305</w:t>
-            </w:r>
-          </w:p>
-        </w:tc>
-        <w:tc>
-          <w:tcPr>
-            <w:tcW w:type="dxa" w:w="1656"/>
-            <w:shd w:val="clear" w:fill="F6F7F9"/>
-          </w:tcPr>
-          <w:p>
-            <w:pPr>
-              <w:spacing w:after="0" w:before="0"/>
-              <w:jc w:val="right"/>
-            </w:pPr>
-            <w:r/>
-            <w:r>
-              <w:rPr>
-                <w:sz w:val="17"/>
-              </w:rPr>
-              <w:t>280</w:t>
-            </w:r>
-          </w:p>
-        </w:tc>
-        <w:tc>
-          <w:tcPr>
-            <w:tcW w:type="dxa" w:w="1656"/>
-            <w:shd w:val="clear" w:fill="F6F7F9"/>
-          </w:tcPr>
-          <w:p>
-            <w:pPr>
-              <w:spacing w:after="0" w:before="0"/>
-              <w:jc w:val="right"/>
-            </w:pPr>
-            <w:r/>
-            <w:r>
-              <w:rPr>
-                <w:sz w:val="17"/>
-              </w:rPr>
-              <w:t>352</w:t>
-            </w:r>
-          </w:p>
-        </w:tc>
-        <w:tc>
-          <w:tcPr>
-            <w:tcW w:type="dxa" w:w="1656"/>
-            <w:shd w:val="clear" w:fill="F6F7F9"/>
-          </w:tcPr>
-          <w:p>
-            <w:pPr>
-              <w:spacing w:after="0" w:before="0"/>
-              <w:jc w:val="right"/>
-            </w:pPr>
-            <w:r/>
-            <w:r>
-              <w:rPr>
-                <w:sz w:val="17"/>
-              </w:rPr>
-              <w:t>378</w:t>
-            </w:r>
-          </w:p>
-        </w:tc>
-      </w:tr>
-      <w:tr>
-        <w:trPr>
-          <w:cantSplit/>
-        </w:trPr>
-        <w:tc>
-          <w:tcPr>
-            <w:tcW w:type="dxa" w:w="1656"/>
-          </w:tcPr>
-          <w:p>
-            <w:pPr>
-              <w:spacing w:after="0" w:before="0"/>
-            </w:pPr>
-            <w:r/>
-            <w:r>
-              <w:rPr>
-                <w:b/>
-                <w:sz w:val="17"/>
-              </w:rPr>
-              <w:t>Margin</w:t>
-            </w:r>
-          </w:p>
-        </w:tc>
-        <w:tc>
-          <w:tcPr>
-            <w:tcW w:type="dxa" w:w="1656"/>
-          </w:tcPr>
-          <w:p>
-            <w:pPr>
-              <w:spacing w:after="0" w:before="0"/>
-              <w:jc w:val="right"/>
-            </w:pPr>
-            <w:r/>
-            <w:r>
-              <w:rPr>
-                <w:sz w:val="17"/>
-              </w:rPr>
-              <w:t>62%</w:t>
-            </w:r>
-          </w:p>
-        </w:tc>
-        <w:tc>
-          <w:tcPr>
-            <w:tcW w:type="dxa" w:w="1656"/>
-          </w:tcPr>
-          <w:p>
-            <w:pPr>
-              <w:spacing w:after="0" w:before="0"/>
-              <w:jc w:val="right"/>
-            </w:pPr>
-            <w:r/>
-            <w:r>
-              <w:rPr>
-                <w:sz w:val="17"/>
-              </w:rPr>
-              <w:t>70%</w:t>
-            </w:r>
-          </w:p>
-        </w:tc>
-        <w:tc>
-          <w:tcPr>
-            <w:tcW w:type="dxa" w:w="1656"/>
-          </w:tcPr>
-          <w:p>
-            <w:pPr>
-              <w:spacing w:after="0" w:before="0"/>
-              <w:jc w:val="right"/>
-            </w:pPr>
-            <w:r/>
-            <w:r>
-              <w:rPr>
-                <w:sz w:val="17"/>
-              </w:rPr>
-              <w:t>56%</w:t>
-            </w:r>
-          </w:p>
-        </w:tc>
-        <w:tc>
-          <w:tcPr>
-            <w:tcW w:type="dxa" w:w="1656"/>
-          </w:tcPr>
-          <w:p>
-            <w:pPr>
-              <w:spacing w:after="0" w:before="0"/>
-              <w:jc w:val="right"/>
-            </w:pPr>
-            <w:r/>
-            <w:r>
-              <w:rPr>
-                <w:sz w:val="17"/>
-              </w:rPr>
-              <w:t>62%</w:t>
-            </w:r>
-          </w:p>
-        </w:tc>
-        <w:tc>
-          <w:tcPr>
-            <w:tcW w:type="dxa" w:w="1656"/>
-          </w:tcPr>
-          <w:p>
-            <w:pPr>
-              <w:spacing w:after="0" w:before="0"/>
-              <w:jc w:val="right"/>
-            </w:pPr>
-            <w:r/>
-            <w:r>
-              <w:rPr>
-                <w:sz w:val="17"/>
-              </w:rPr>
-              <w:t>63%</w:t>
-            </w:r>
-          </w:p>
-        </w:tc>
-      </w:tr>
-      <w:tr>
-        <w:trPr>
-          <w:cantSplit/>
-        </w:trPr>
-        <w:tc>
-          <w:tcPr>
-            <w:tcW w:type="dxa" w:w="1656"/>
-            <w:shd w:val="clear" w:fill="F6F7F9"/>
-          </w:tcPr>
-          <w:p>
-            <w:pPr>
-              <w:spacing w:after="0" w:before="0"/>
-            </w:pPr>
-            <w:r/>
-            <w:r>
-              <w:rPr>
-                <w:b/>
-                <w:sz w:val="17"/>
-              </w:rPr>
-              <w:t>Net Income</w:t>
-            </w:r>
-          </w:p>
-        </w:tc>
-        <w:tc>
-          <w:tcPr>
-            <w:tcW w:type="dxa" w:w="1656"/>
-            <w:shd w:val="clear" w:fill="F6F7F9"/>
-          </w:tcPr>
-          <w:p>
-            <w:pPr>
-              <w:spacing w:after="0" w:before="0"/>
-              <w:jc w:val="right"/>
-            </w:pPr>
-            <w:r/>
-            <w:r>
-              <w:rPr>
-                <w:sz w:val="17"/>
-              </w:rPr>
-              <w:t>128</w:t>
-            </w:r>
-          </w:p>
-        </w:tc>
-        <w:tc>
-          <w:tcPr>
-            <w:tcW w:type="dxa" w:w="1656"/>
-            <w:shd w:val="clear" w:fill="F6F7F9"/>
-          </w:tcPr>
-          <w:p>
-            <w:pPr>
-              <w:spacing w:after="0" w:before="0"/>
-              <w:jc w:val="right"/>
-            </w:pPr>
-            <w:r/>
-            <w:r>
-              <w:rPr>
-                <w:sz w:val="17"/>
-              </w:rPr>
-              <w:t>245</w:t>
-            </w:r>
-          </w:p>
-        </w:tc>
-        <w:tc>
-          <w:tcPr>
-            <w:tcW w:type="dxa" w:w="1656"/>
-            <w:shd w:val="clear" w:fill="F6F7F9"/>
-          </w:tcPr>
-          <w:p>
-            <w:pPr>
-              <w:spacing w:after="0" w:before="0"/>
-              <w:jc w:val="right"/>
-            </w:pPr>
-            <w:r/>
-            <w:r>
-              <w:rPr>
-                <w:sz w:val="17"/>
-              </w:rPr>
-              <w:t>234</w:t>
-            </w:r>
-          </w:p>
-        </w:tc>
-        <w:tc>
-          <w:tcPr>
-            <w:tcW w:type="dxa" w:w="1656"/>
-            <w:shd w:val="clear" w:fill="F6F7F9"/>
-          </w:tcPr>
-          <w:p>
-            <w:pPr>
-              <w:spacing w:after="0" w:before="0"/>
-              <w:jc w:val="right"/>
-            </w:pPr>
-            <w:r/>
-            <w:r>
-              <w:rPr>
-                <w:sz w:val="17"/>
-              </w:rPr>
-              <w:t>257</w:t>
-            </w:r>
-          </w:p>
-        </w:tc>
-        <w:tc>
-          <w:tcPr>
-            <w:tcW w:type="dxa" w:w="1656"/>
-            <w:shd w:val="clear" w:fill="F6F7F9"/>
-          </w:tcPr>
-          <w:p>
-            <w:pPr>
-              <w:spacing w:after="0" w:before="0"/>
-              <w:jc w:val="right"/>
-            </w:pPr>
-            <w:r/>
-            <w:r>
-              <w:rPr>
-                <w:sz w:val="17"/>
-              </w:rPr>
-              <w:t>283</w:t>
-            </w:r>
-          </w:p>
-        </w:tc>
-      </w:tr>
-    </w:tbl>
-    <w:p>
-      <w:pPr>
-        <w:keepNext/>
-        <w:spacing w:before="100" w:after="40" w:line="269" w:lineRule="auto"/>
-        <w:jc w:val="left"/>
-      </w:pPr>
-      <w:r>
-        <w:rPr>
-          <w:b/>
-          <w:i w:val="0"/>
-          <w:color w:val="314359"/>
-          <w:sz w:val="20"/>
-        </w:rPr>
-        <w:t>Share price &amp; traded volume (3-year)</w:t>
-      </w:r>
-    </w:p>
-    <w:p>
-      <w:pPr>
-        <w:spacing w:after="40"/>
-        <w:jc w:val="left"/>
-      </w:pPr>
-      <w:r>
-        <w:drawing>
-          <wp:inline xmlns:a="http://schemas.openxmlformats.org/drawingml/2006/main" xmlns:pic="http://schemas.openxmlformats.org/drawingml/2006/picture">
-            <wp:extent cx="5212080" cy="1870856"/>
-            <wp:docPr id="8" name="Picture 8"/>
-            <wp:cNvGraphicFramePr>
-              <a:graphicFrameLocks noChangeAspect="1"/>
-            </wp:cNvGraphicFramePr>
-            <a:graphic>
-              <a:graphicData uri="http://schemas.openxmlformats.org/drawingml/2006/picture">
-                <pic:pic>
-                  <pic:nvPicPr>
-                    <pic:cNvPr id="0" name="1461088685684c7b36e839da8a67d61d.png"/>
-                    <pic:cNvPicPr/>
-                  </pic:nvPicPr>
-                  <pic:blipFill>
-                    <a:blip r:embed="rId16"/>
-                    <a:stretch>
-                      <a:fillRect/>
-                    </a:stretch>
-                  </pic:blipFill>
-                  <pic:spPr>
-                    <a:xfrm>
-                      <a:off x="0" y="0"/>
-                      <a:ext cx="5212080" cy="1870856"/>
-                    </a:xfrm>
-                    <a:prstGeom prst="rect"/>
-                  </pic:spPr>
-                </pic:pic>
-              </a:graphicData>
-            </a:graphic>
-          </wp:inline>
-        </w:drawing>
-      </w:r>
-    </w:p>
-    <w:p>
-      <w:pPr>
-        <w:spacing w:before="40" w:after="60" w:line="269" w:lineRule="auto"/>
-        <w:jc w:val="left"/>
-      </w:pPr>
-      <w:r>
-        <w:rPr>
-          <w:b w:val="0"/>
-          <w:i/>
-          <w:color w:val="556A83"/>
-          <w:sz w:val="16"/>
-        </w:rPr>
-        <w:t>Source: exchange daily price history, 3-year series to 15 June 2026. London Stock Exchange: AUTO.</w:t>
       </w:r>
     </w:p>
     <w:p>

--- a/Athanase_AIP_FII_Q1_2026_v5.docx
+++ b/Athanase_AIP_FII_Q1_2026_v5.docx
@@ -9086,1580 +9086,7 @@
       <w:pPr>
         <w:keepNext/>
         <w:spacing w:before="120" w:after="80"/>
-        <w:pBdr>
-          <w:bottom w:val="single" w:sz="6" w:space="2" w:color="314359"/>
-        </w:pBdr>
-      </w:pPr>
-      <w:r>
-        <w:rPr>
-          <w:rFonts w:ascii="Times New Roman" w:hAnsi="Times New Roman"/>
-          <w:b/>
-          <w:color w:val="152130"/>
-          <w:sz w:val="26"/>
-        </w:rPr>
-        <w:t>Tempest Security</w:t>
-      </w:r>
-    </w:p>
-    <w:p>
-      <w:pPr>
-        <w:keepNext/>
-        <w:spacing w:before="40" w:after="20" w:line="269" w:lineRule="auto"/>
-        <w:jc w:val="left"/>
-      </w:pPr>
-      <w:r>
-        <w:rPr>
-          <w:b/>
-          <w:i w:val="0"/>
-          <w:color w:val="314359"/>
-          <w:sz w:val="20"/>
-        </w:rPr>
-        <w:t>Company description</w:t>
-      </w:r>
-    </w:p>
-    <w:p>
-      <w:pPr>
-        <w:spacing w:before="40" w:after="80" w:line="269" w:lineRule="auto"/>
-        <w:jc w:val="left"/>
-      </w:pPr>
-      <w:r>
-        <w:rPr>
-          <w:b w:val="0"/>
-          <w:i w:val="0"/>
-          <w:sz w:val="21"/>
-        </w:rPr>
-        <w:t>Tempest Security offers high-quality security and surveillance services in the Nordic countries.</w:t>
-      </w:r>
-    </w:p>
-    <w:tbl>
-      <w:tblPr>
-        <w:tblStyle w:val="TableGrid"/>
-        <w:tblW w:type="auto" w:w="0"/>
-        <w:jc w:val="left"/>
-        <w:tblLook w:firstColumn="1" w:firstRow="1" w:lastColumn="0" w:lastRow="0" w:noHBand="0" w:noVBand="1" w:val="04A0"/>
-      </w:tblPr>
-      <w:tblGrid>
-        <w:gridCol w:w="4968"/>
-        <w:gridCol w:w="4968"/>
-      </w:tblGrid>
-      <w:tr>
-        <w:trPr>
-          <w:cantSplit/>
-        </w:trPr>
-        <w:tc>
-          <w:tcPr>
-            <w:tcW w:type="dxa" w:w="4968"/>
-            <w:shd w:val="clear" w:fill="152130"/>
-          </w:tcPr>
-          <w:p>
-            <w:pPr>
-              <w:spacing w:after="0" w:before="0"/>
-            </w:pPr>
-            <w:r/>
-            <w:r>
-              <w:rPr>
-                <w:b/>
-                <w:color w:val="FFFFFF"/>
-                <w:sz w:val="18"/>
-              </w:rPr>
-              <w:t>Key facts</w:t>
-            </w:r>
-          </w:p>
-        </w:tc>
-        <w:tc>
-          <w:tcPr>
-            <w:tcW w:type="dxa" w:w="4968"/>
-            <w:shd w:val="clear" w:fill="152130"/>
-          </w:tcPr>
-          <w:p>
-            <w:pPr>
-              <w:spacing w:after="0" w:before="0"/>
-            </w:pPr>
-            <w:r/>
-            <w:r>
-              <w:rPr>
-                <w:b/>
-                <w:color w:val="FFFFFF"/>
-                <w:sz w:val="18"/>
-              </w:rPr>
-            </w:r>
-          </w:p>
-        </w:tc>
-      </w:tr>
-      <w:tr>
-        <w:trPr>
-          <w:cantSplit/>
-        </w:trPr>
-        <w:tc>
-          <w:tcPr>
-            <w:tcW w:type="dxa" w:w="4968"/>
-          </w:tcPr>
-          <w:p>
-            <w:pPr>
-              <w:spacing w:after="0" w:before="0"/>
-            </w:pPr>
-            <w:r/>
-            <w:r>
-              <w:rPr>
-                <w:b/>
-                <w:sz w:val="18"/>
-              </w:rPr>
-              <w:t>Market capitalisation</w:t>
-            </w:r>
-          </w:p>
-        </w:tc>
-        <w:tc>
-          <w:tcPr>
-            <w:tcW w:type="dxa" w:w="4968"/>
-          </w:tcPr>
-          <w:p>
-            <w:pPr>
-              <w:spacing w:after="0" w:before="0"/>
-              <w:jc w:val="right"/>
-            </w:pPr>
-            <w:r/>
-            <w:r>
-              <w:rPr>
-                <w:sz w:val="18"/>
-              </w:rPr>
-              <w:t>SEK 278m</w:t>
-            </w:r>
-          </w:p>
-        </w:tc>
-      </w:tr>
-      <w:tr>
-        <w:trPr>
-          <w:cantSplit/>
-        </w:trPr>
-        <w:tc>
-          <w:tcPr>
-            <w:tcW w:type="dxa" w:w="4968"/>
-            <w:shd w:val="clear" w:fill="F6F7F9"/>
-          </w:tcPr>
-          <w:p>
-            <w:pPr>
-              <w:spacing w:after="0" w:before="0"/>
-            </w:pPr>
-            <w:r/>
-            <w:r>
-              <w:rPr>
-                <w:b/>
-                <w:sz w:val="18"/>
-              </w:rPr>
-              <w:t>Enterprise value</w:t>
-            </w:r>
-          </w:p>
-        </w:tc>
-        <w:tc>
-          <w:tcPr>
-            <w:tcW w:type="dxa" w:w="4968"/>
-            <w:shd w:val="clear" w:fill="F6F7F9"/>
-          </w:tcPr>
-          <w:p>
-            <w:pPr>
-              <w:spacing w:after="0" w:before="0"/>
-              <w:jc w:val="right"/>
-            </w:pPr>
-            <w:r/>
-            <w:r>
-              <w:rPr>
-                <w:sz w:val="18"/>
-              </w:rPr>
-              <w:t>SEK 45m</w:t>
-            </w:r>
-          </w:p>
-        </w:tc>
-      </w:tr>
-      <w:tr>
-        <w:trPr>
-          <w:cantSplit/>
-        </w:trPr>
-        <w:tc>
-          <w:tcPr>
-            <w:tcW w:type="dxa" w:w="4968"/>
-          </w:tcPr>
-          <w:p>
-            <w:pPr>
-              <w:spacing w:after="0" w:before="0"/>
-            </w:pPr>
-            <w:r/>
-            <w:r>
-              <w:rPr>
-                <w:b/>
-                <w:sz w:val="18"/>
-              </w:rPr>
-              <w:t>AIP ownership</w:t>
-            </w:r>
-          </w:p>
-        </w:tc>
-        <w:tc>
-          <w:tcPr>
-            <w:tcW w:type="dxa" w:w="4968"/>
-          </w:tcPr>
-          <w:p>
-            <w:pPr>
-              <w:spacing w:after="0" w:before="0"/>
-              <w:jc w:val="right"/>
-            </w:pPr>
-            <w:r/>
-            <w:r>
-              <w:rPr>
-                <w:sz w:val="18"/>
-              </w:rPr>
-              <w:t>5%</w:t>
-            </w:r>
-          </w:p>
-        </w:tc>
-      </w:tr>
-      <w:tr>
-        <w:trPr>
-          <w:cantSplit/>
-        </w:trPr>
-        <w:tc>
-          <w:tcPr>
-            <w:tcW w:type="dxa" w:w="4968"/>
-            <w:shd w:val="clear" w:fill="F6F7F9"/>
-          </w:tcPr>
-          <w:p>
-            <w:pPr>
-              <w:spacing w:after="0" w:before="0"/>
-            </w:pPr>
-            <w:r/>
-            <w:r>
-              <w:rPr>
-                <w:b/>
-                <w:sz w:val="18"/>
-              </w:rPr>
-              <w:t>% of portfolio</w:t>
-            </w:r>
-          </w:p>
-        </w:tc>
-        <w:tc>
-          <w:tcPr>
-            <w:tcW w:type="dxa" w:w="4968"/>
-            <w:shd w:val="clear" w:fill="F6F7F9"/>
-          </w:tcPr>
-          <w:p>
-            <w:pPr>
-              <w:spacing w:after="0" w:before="0"/>
-              <w:jc w:val="right"/>
-            </w:pPr>
-            <w:r/>
-            <w:r>
-              <w:rPr>
-                <w:sz w:val="18"/>
-              </w:rPr>
-              <w:t>4%</w:t>
-            </w:r>
-          </w:p>
-        </w:tc>
-      </w:tr>
-      <w:tr>
-        <w:trPr>
-          <w:cantSplit/>
-        </w:trPr>
-        <w:tc>
-          <w:tcPr>
-            <w:tcW w:type="dxa" w:w="4968"/>
-          </w:tcPr>
-          <w:p>
-            <w:pPr>
-              <w:spacing w:after="0" w:before="0"/>
-            </w:pPr>
-            <w:r/>
-            <w:r>
-              <w:rPr>
-                <w:b/>
-                <w:sz w:val="18"/>
-              </w:rPr>
-              <w:t>Board representation</w:t>
-            </w:r>
-          </w:p>
-        </w:tc>
-        <w:tc>
-          <w:tcPr>
-            <w:tcW w:type="dxa" w:w="4968"/>
-          </w:tcPr>
-          <w:p>
-            <w:pPr>
-              <w:spacing w:after="0" w:before="0"/>
-              <w:jc w:val="right"/>
-            </w:pPr>
-            <w:r/>
-            <w:r>
-              <w:rPr>
-                <w:sz w:val="18"/>
-              </w:rPr>
-              <w:t>Since 2020</w:t>
-            </w:r>
-          </w:p>
-        </w:tc>
-      </w:tr>
-    </w:tbl>
-    <w:p>
-      <w:pPr>
-        <w:keepNext/>
-        <w:spacing w:before="120" w:after="20" w:line="269" w:lineRule="auto"/>
-        <w:jc w:val="left"/>
-      </w:pPr>
-      <w:r>
-        <w:rPr>
-          <w:b/>
-          <w:i w:val="0"/>
-          <w:color w:val="314359"/>
-          <w:sz w:val="20"/>
-        </w:rPr>
-        <w:t>Our view</w:t>
-      </w:r>
-    </w:p>
-    <w:p>
-      <w:pPr>
-        <w:spacing w:before="40" w:after="60" w:line="269" w:lineRule="auto"/>
-        <w:jc w:val="left"/>
-      </w:pPr>
-      <w:r>
-        <w:rPr>
-          <w:b w:val="0"/>
-          <w:i w:val="0"/>
-          <w:sz w:val="21"/>
-        </w:rPr>
-        <w:t>An actual and perceived increase in societal tension and crime, combined with fewer police resources, is driving demand for private security services. Tempest is one of the larger providers in Sweden and has a strong reputation. There are opportunities to improve profitability both through cost savings — as the company has refocused on its core markets — and through expansion in areas where the company has operational leverage, such as the security operations centre.</w:t>
-      </w:r>
-    </w:p>
-    <w:p>
-      <w:pPr>
-        <w:keepNext/>
-        <w:spacing w:before="120" w:after="20" w:line="269" w:lineRule="auto"/>
-        <w:jc w:val="left"/>
-      </w:pPr>
-      <w:r>
-        <w:rPr>
-          <w:b/>
-          <w:i w:val="0"/>
-          <w:color w:val="314359"/>
-          <w:sz w:val="20"/>
-        </w:rPr>
-        <w:t>Recent events, Q1 2026</w:t>
-      </w:r>
-    </w:p>
-    <w:p>
-      <w:pPr>
-        <w:pStyle w:val="ListBullet"/>
-        <w:spacing w:after="20"/>
-      </w:pPr>
-      <w:r>
-        <w:rPr>
-          <w:sz w:val="21"/>
-        </w:rPr>
-        <w:t>Net sales increased by 11% to SEK 146m, driven by growth in the core business.</w:t>
-      </w:r>
-    </w:p>
-    <w:p>
-      <w:pPr>
-        <w:pStyle w:val="ListBullet"/>
-        <w:spacing w:after="20"/>
-      </w:pPr>
-      <w:r>
-        <w:rPr>
-          <w:sz w:val="21"/>
-        </w:rPr>
-        <w:t>The operating result for Q1 improved to SEK 1.9m.</w:t>
-      </w:r>
-    </w:p>
-    <w:p>
-      <w:pPr>
-        <w:pStyle w:val="ListBullet"/>
-        <w:spacing w:after="20"/>
-      </w:pPr>
-      <w:r>
-        <w:rPr>
-          <w:sz w:val="21"/>
-        </w:rPr>
-        <w:t>Operating cash flow was strongly positive at SEK 4.6m.</w:t>
-      </w:r>
-    </w:p>
-    <w:p>
-      <w:pPr>
-        <w:keepNext/>
-        <w:spacing w:before="100" w:after="40" w:line="269" w:lineRule="auto"/>
-        <w:jc w:val="left"/>
-      </w:pPr>
-      <w:r>
-        <w:rPr>
-          <w:b/>
-          <w:i w:val="0"/>
-          <w:color w:val="314359"/>
-          <w:sz w:val="20"/>
-        </w:rPr>
-        <w:t>Share price &amp; traded volume (3-year)</w:t>
-      </w:r>
-    </w:p>
-    <w:p>
-      <w:pPr>
-        <w:spacing w:after="40"/>
-        <w:jc w:val="left"/>
-      </w:pPr>
-      <w:r>
-        <w:drawing>
-          <wp:inline xmlns:a="http://schemas.openxmlformats.org/drawingml/2006/main" xmlns:pic="http://schemas.openxmlformats.org/drawingml/2006/picture">
-            <wp:extent cx="5212080" cy="1900056"/>
-            <wp:docPr id="1" name="Picture 1"/>
-            <wp:cNvGraphicFramePr>
-              <a:graphicFrameLocks noChangeAspect="1"/>
-            </wp:cNvGraphicFramePr>
-            <a:graphic>
-              <a:graphicData uri="http://schemas.openxmlformats.org/drawingml/2006/picture">
-                <pic:pic>
-                  <pic:nvPicPr>
-                    <pic:cNvPr id="0" name="d5402f2326a87fdca7834941d57a6d84.png"/>
-                    <pic:cNvPicPr/>
-                  </pic:nvPicPr>
-                  <pic:blipFill>
-                    <a:blip r:embed="rId9"/>
-                    <a:stretch>
-                      <a:fillRect/>
-                    </a:stretch>
-                  </pic:blipFill>
-                  <pic:spPr>
-                    <a:xfrm>
-                      <a:off x="0" y="0"/>
-                      <a:ext cx="5212080" cy="1900056"/>
-                    </a:xfrm>
-                    <a:prstGeom prst="rect"/>
-                  </pic:spPr>
-                </pic:pic>
-              </a:graphicData>
-            </a:graphic>
-          </wp:inline>
-        </w:drawing>
-      </w:r>
-    </w:p>
-    <w:p>
-      <w:pPr>
-        <w:spacing w:before="40" w:after="60" w:line="269" w:lineRule="auto"/>
-        <w:jc w:val="left"/>
-      </w:pPr>
-      <w:r>
-        <w:rPr>
-          <w:b w:val="0"/>
-          <w:i/>
-          <w:color w:val="556A83"/>
-          <w:sz w:val="16"/>
-        </w:rPr>
-        <w:t>Source: exchange daily price history, 3-year series to 15 June 2026. Nasdaq First North Growth Market: TSEC.</w:t>
-      </w:r>
-    </w:p>
-    <w:p>
-      <w:pPr>
-        <w:spacing w:after="0" w:before="0"/>
-      </w:pPr>
-      <w:r>
-        <w:br w:type="page"/>
-      </w:r>
-    </w:p>
-    <w:p>
-      <w:pPr>
-        <w:keepNext/>
-        <w:spacing w:before="120" w:after="80"/>
-        <w:pageBreakBefore/>
-        <w:pBdr>
-          <w:bottom w:val="single" w:sz="6" w:space="2" w:color="314359"/>
-        </w:pBdr>
-      </w:pPr>
-      <w:r>
-        <w:rPr>
-          <w:rFonts w:ascii="Times New Roman" w:hAnsi="Times New Roman"/>
-          <w:b/>
-          <w:color w:val="152130"/>
-          <w:sz w:val="26"/>
-        </w:rPr>
-        <w:t>Athanase Innovation (incl. Ivisys)</w:t>
-      </w:r>
-    </w:p>
-    <w:p>
-      <w:pPr>
-        <w:keepNext/>
-        <w:spacing w:before="40" w:after="20" w:line="269" w:lineRule="auto"/>
-        <w:jc w:val="left"/>
-      </w:pPr>
-      <w:r>
-        <w:rPr>
-          <w:b/>
-          <w:i w:val="0"/>
-          <w:color w:val="314359"/>
-          <w:sz w:val="20"/>
-        </w:rPr>
-        <w:t>Company description</w:t>
-      </w:r>
-    </w:p>
-    <w:p>
-      <w:pPr>
-        <w:spacing w:before="40" w:after="80" w:line="269" w:lineRule="auto"/>
-        <w:jc w:val="left"/>
-      </w:pPr>
-      <w:r>
-        <w:rPr>
-          <w:b w:val="0"/>
-          <w:i w:val="0"/>
-          <w:sz w:val="21"/>
-        </w:rPr>
-        <w:t>Athanase Innovation AB is an investor in private and public technology and innovation companies.</w:t>
-      </w:r>
-    </w:p>
-    <w:tbl>
-      <w:tblPr>
-        <w:tblStyle w:val="TableGrid"/>
-        <w:tblW w:type="auto" w:w="0"/>
-        <w:jc w:val="left"/>
-        <w:tblLook w:firstColumn="1" w:firstRow="1" w:lastColumn="0" w:lastRow="0" w:noHBand="0" w:noVBand="1" w:val="04A0"/>
-      </w:tblPr>
-      <w:tblGrid>
-        <w:gridCol w:w="4968"/>
-        <w:gridCol w:w="4968"/>
-      </w:tblGrid>
-      <w:tr>
-        <w:trPr>
-          <w:cantSplit/>
-        </w:trPr>
-        <w:tc>
-          <w:tcPr>
-            <w:tcW w:type="dxa" w:w="4968"/>
-            <w:shd w:val="clear" w:fill="152130"/>
-          </w:tcPr>
-          <w:p>
-            <w:pPr>
-              <w:spacing w:after="0" w:before="0"/>
-            </w:pPr>
-            <w:r/>
-            <w:r>
-              <w:rPr>
-                <w:b/>
-                <w:color w:val="FFFFFF"/>
-                <w:sz w:val="18"/>
-              </w:rPr>
-              <w:t>Key facts</w:t>
-            </w:r>
-          </w:p>
-        </w:tc>
-        <w:tc>
-          <w:tcPr>
-            <w:tcW w:type="dxa" w:w="4968"/>
-            <w:shd w:val="clear" w:fill="152130"/>
-          </w:tcPr>
-          <w:p>
-            <w:pPr>
-              <w:spacing w:after="0" w:before="0"/>
-            </w:pPr>
-            <w:r/>
-            <w:r>
-              <w:rPr>
-                <w:b/>
-                <w:color w:val="FFFFFF"/>
-                <w:sz w:val="18"/>
-              </w:rPr>
-            </w:r>
-          </w:p>
-        </w:tc>
-      </w:tr>
-      <w:tr>
-        <w:trPr>
-          <w:cantSplit/>
-        </w:trPr>
-        <w:tc>
-          <w:tcPr>
-            <w:tcW w:type="dxa" w:w="4968"/>
-          </w:tcPr>
-          <w:p>
-            <w:pPr>
-              <w:spacing w:after="0" w:before="0"/>
-            </w:pPr>
-            <w:r/>
-            <w:r>
-              <w:rPr>
-                <w:b/>
-                <w:sz w:val="18"/>
-              </w:rPr>
-              <w:t>Market capitalisation</w:t>
-            </w:r>
-          </w:p>
-        </w:tc>
-        <w:tc>
-          <w:tcPr>
-            <w:tcW w:type="dxa" w:w="4968"/>
-          </w:tcPr>
-          <w:p>
-            <w:pPr>
-              <w:spacing w:after="0" w:before="0"/>
-              <w:jc w:val="right"/>
-            </w:pPr>
-            <w:r/>
-            <w:r>
-              <w:rPr>
-                <w:sz w:val="18"/>
-              </w:rPr>
-              <w:t>SEK 190m</w:t>
-            </w:r>
-          </w:p>
-        </w:tc>
-      </w:tr>
-      <w:tr>
-        <w:trPr>
-          <w:cantSplit/>
-        </w:trPr>
-        <w:tc>
-          <w:tcPr>
-            <w:tcW w:type="dxa" w:w="4968"/>
-            <w:shd w:val="clear" w:fill="F6F7F9"/>
-          </w:tcPr>
-          <w:p>
-            <w:pPr>
-              <w:spacing w:after="0" w:before="0"/>
-            </w:pPr>
-            <w:r/>
-            <w:r>
-              <w:rPr>
-                <w:b/>
-                <w:sz w:val="18"/>
-              </w:rPr>
-              <w:t>Enterprise value</w:t>
-            </w:r>
-          </w:p>
-        </w:tc>
-        <w:tc>
-          <w:tcPr>
-            <w:tcW w:type="dxa" w:w="4968"/>
-            <w:shd w:val="clear" w:fill="F6F7F9"/>
-          </w:tcPr>
-          <w:p>
-            <w:pPr>
-              <w:spacing w:after="0" w:before="0"/>
-              <w:jc w:val="right"/>
-            </w:pPr>
-            <w:r/>
-            <w:r>
-              <w:rPr>
-                <w:sz w:val="18"/>
-              </w:rPr>
-              <w:t>SEK 146m</w:t>
-            </w:r>
-          </w:p>
-        </w:tc>
-      </w:tr>
-      <w:tr>
-        <w:trPr>
-          <w:cantSplit/>
-        </w:trPr>
-        <w:tc>
-          <w:tcPr>
-            <w:tcW w:type="dxa" w:w="4968"/>
-          </w:tcPr>
-          <w:p>
-            <w:pPr>
-              <w:spacing w:after="0" w:before="0"/>
-            </w:pPr>
-            <w:r/>
-            <w:r>
-              <w:rPr>
-                <w:b/>
-                <w:sz w:val="18"/>
-              </w:rPr>
-              <w:t>AIP ownership</w:t>
-            </w:r>
-          </w:p>
-        </w:tc>
-        <w:tc>
-          <w:tcPr>
-            <w:tcW w:type="dxa" w:w="4968"/>
-          </w:tcPr>
-          <w:p>
-            <w:pPr>
-              <w:spacing w:after="0" w:before="0"/>
-              <w:jc w:val="right"/>
-            </w:pPr>
-            <w:r/>
-            <w:r>
-              <w:rPr>
-                <w:sz w:val="18"/>
-              </w:rPr>
-              <w:t>62%</w:t>
-            </w:r>
-          </w:p>
-        </w:tc>
-      </w:tr>
-      <w:tr>
-        <w:trPr>
-          <w:cantSplit/>
-        </w:trPr>
-        <w:tc>
-          <w:tcPr>
-            <w:tcW w:type="dxa" w:w="4968"/>
-            <w:shd w:val="clear" w:fill="F6F7F9"/>
-          </w:tcPr>
-          <w:p>
-            <w:pPr>
-              <w:spacing w:after="0" w:before="0"/>
-            </w:pPr>
-            <w:r/>
-            <w:r>
-              <w:rPr>
-                <w:b/>
-                <w:sz w:val="18"/>
-              </w:rPr>
-              <w:t>% of portfolio</w:t>
-            </w:r>
-          </w:p>
-        </w:tc>
-        <w:tc>
-          <w:tcPr>
-            <w:tcW w:type="dxa" w:w="4968"/>
-            <w:shd w:val="clear" w:fill="F6F7F9"/>
-          </w:tcPr>
-          <w:p>
-            <w:pPr>
-              <w:spacing w:after="0" w:before="0"/>
-              <w:jc w:val="right"/>
-            </w:pPr>
-            <w:r/>
-            <w:r>
-              <w:rPr>
-                <w:sz w:val="18"/>
-              </w:rPr>
-              <w:t>18%</w:t>
-            </w:r>
-          </w:p>
-        </w:tc>
-      </w:tr>
-      <w:tr>
-        <w:trPr>
-          <w:cantSplit/>
-        </w:trPr>
-        <w:tc>
-          <w:tcPr>
-            <w:tcW w:type="dxa" w:w="4968"/>
-          </w:tcPr>
-          <w:p>
-            <w:pPr>
-              <w:spacing w:after="0" w:before="0"/>
-            </w:pPr>
-            <w:r/>
-            <w:r>
-              <w:rPr>
-                <w:b/>
-                <w:sz w:val="18"/>
-              </w:rPr>
-              <w:t>Board representation</w:t>
-            </w:r>
-          </w:p>
-        </w:tc>
-        <w:tc>
-          <w:tcPr>
-            <w:tcW w:type="dxa" w:w="4968"/>
-          </w:tcPr>
-          <w:p>
-            <w:pPr>
-              <w:spacing w:after="0" w:before="0"/>
-              <w:jc w:val="right"/>
-            </w:pPr>
-            <w:r/>
-            <w:r>
-              <w:rPr>
-                <w:sz w:val="18"/>
-              </w:rPr>
-              <w:t>Since 2018</w:t>
-            </w:r>
-          </w:p>
-        </w:tc>
-      </w:tr>
-    </w:tbl>
-    <w:p>
-      <w:pPr>
-        <w:keepNext/>
-        <w:spacing w:before="120" w:after="20" w:line="269" w:lineRule="auto"/>
-        <w:jc w:val="left"/>
-      </w:pPr>
-      <w:r>
-        <w:rPr>
-          <w:b/>
-          <w:i w:val="0"/>
-          <w:color w:val="314359"/>
-          <w:sz w:val="20"/>
-        </w:rPr>
-        <w:t>Our view</w:t>
-      </w:r>
-    </w:p>
-    <w:p>
-      <w:pPr>
-        <w:spacing w:before="40" w:after="60" w:line="269" w:lineRule="auto"/>
-        <w:jc w:val="left"/>
-      </w:pPr>
-      <w:r>
-        <w:rPr>
-          <w:b w:val="0"/>
-          <w:i w:val="0"/>
-          <w:sz w:val="21"/>
-        </w:rPr>
-        <w:t>Our wholly owned subsidiary, Ivisys, continues to show strong growth potential in the U.S. market. The company has established a presence among large global consumer-goods companies. The next logical step is a broader roll-out of the technology within their production processes.</w:t>
-      </w:r>
-    </w:p>
-    <w:p>
-      <w:pPr>
-        <w:keepNext/>
-        <w:spacing w:before="120" w:after="20" w:line="269" w:lineRule="auto"/>
-        <w:jc w:val="left"/>
-      </w:pPr>
-      <w:r>
-        <w:rPr>
-          <w:b/>
-          <w:i w:val="0"/>
-          <w:color w:val="314359"/>
-          <w:sz w:val="20"/>
-        </w:rPr>
-        <w:t>Recent events, Q1 2026</w:t>
-      </w:r>
-    </w:p>
-    <w:p>
-      <w:pPr>
-        <w:pStyle w:val="ListBullet"/>
-        <w:spacing w:after="20"/>
-      </w:pPr>
-      <w:r>
-        <w:rPr>
-          <w:sz w:val="21"/>
-        </w:rPr>
-        <w:t>Earnings and sales at Ivisys have been adversely affected by the patent dispute with CHEP; both parties have agreed to settle after the close of Q1.</w:t>
-      </w:r>
-    </w:p>
-    <w:p>
-      <w:pPr>
-        <w:pStyle w:val="ListBullet"/>
-        <w:spacing w:after="20"/>
-      </w:pPr>
-      <w:r>
-        <w:rPr>
-          <w:sz w:val="21"/>
-        </w:rPr>
-        <w:t>A Norwegian private equity firm, Norvestor, launched a public offer for one of Athanase Innovation’s holdings, Zalaris. The company has accepted the bid and received approximately NOK 143m in cash after the close of Q1.</w:t>
-      </w:r>
-    </w:p>
-    <w:p>
-      <w:pPr>
-        <w:keepNext/>
-        <w:spacing w:before="120" w:after="20" w:line="269" w:lineRule="auto"/>
-        <w:jc w:val="left"/>
-      </w:pPr>
-      <w:r>
-        <w:rPr>
-          <w:b/>
-          <w:i w:val="0"/>
-          <w:color w:val="314359"/>
-          <w:sz w:val="20"/>
-        </w:rPr>
-        <w:t>Financial results</w:t>
-      </w:r>
-    </w:p>
-    <w:tbl>
-      <w:tblPr>
-        <w:tblStyle w:val="TableGrid"/>
-        <w:tblW w:type="auto" w:w="0"/>
-        <w:jc w:val="left"/>
-        <w:tblLook w:firstColumn="1" w:firstRow="1" w:lastColumn="0" w:lastRow="0" w:noHBand="0" w:noVBand="1" w:val="04A0"/>
-      </w:tblPr>
-      <w:tblGrid>
-        <w:gridCol w:w="1656"/>
-        <w:gridCol w:w="1656"/>
-        <w:gridCol w:w="1656"/>
-        <w:gridCol w:w="1656"/>
-        <w:gridCol w:w="1656"/>
-        <w:gridCol w:w="1656"/>
-      </w:tblGrid>
-      <w:tr>
-        <w:trPr>
-          <w:cantSplit/>
-        </w:trPr>
-        <w:tc>
-          <w:tcPr>
-            <w:tcW w:type="dxa" w:w="1656"/>
-            <w:shd w:val="clear" w:fill="152130"/>
-          </w:tcPr>
-          <w:p>
-            <w:pPr>
-              <w:spacing w:after="0" w:before="0"/>
-            </w:pPr>
-            <w:r/>
-            <w:r>
-              <w:rPr>
-                <w:b/>
-                <w:color w:val="FFFFFF"/>
-                <w:sz w:val="17"/>
-              </w:rPr>
-              <w:t>MSEK</w:t>
-            </w:r>
-          </w:p>
-        </w:tc>
-        <w:tc>
-          <w:tcPr>
-            <w:tcW w:type="dxa" w:w="1656"/>
-            <w:shd w:val="clear" w:fill="152130"/>
-          </w:tcPr>
-          <w:p>
-            <w:pPr>
-              <w:spacing w:after="0" w:before="0"/>
-            </w:pPr>
-            <w:r/>
-            <w:r>
-              <w:rPr>
-                <w:b/>
-                <w:color w:val="FFFFFF"/>
-                <w:sz w:val="17"/>
-              </w:rPr>
-              <w:t>20/21</w:t>
-            </w:r>
-          </w:p>
-        </w:tc>
-        <w:tc>
-          <w:tcPr>
-            <w:tcW w:type="dxa" w:w="1656"/>
-            <w:shd w:val="clear" w:fill="152130"/>
-          </w:tcPr>
-          <w:p>
-            <w:pPr>
-              <w:spacing w:after="0" w:before="0"/>
-            </w:pPr>
-            <w:r/>
-            <w:r>
-              <w:rPr>
-                <w:b/>
-                <w:color w:val="FFFFFF"/>
-                <w:sz w:val="17"/>
-              </w:rPr>
-              <w:t>21/22</w:t>
-            </w:r>
-          </w:p>
-        </w:tc>
-        <w:tc>
-          <w:tcPr>
-            <w:tcW w:type="dxa" w:w="1656"/>
-            <w:shd w:val="clear" w:fill="152130"/>
-          </w:tcPr>
-          <w:p>
-            <w:pPr>
-              <w:spacing w:after="0" w:before="0"/>
-            </w:pPr>
-            <w:r/>
-            <w:r>
-              <w:rPr>
-                <w:b/>
-                <w:color w:val="FFFFFF"/>
-                <w:sz w:val="17"/>
-              </w:rPr>
-              <w:t>22/23</w:t>
-            </w:r>
-          </w:p>
-        </w:tc>
-        <w:tc>
-          <w:tcPr>
-            <w:tcW w:type="dxa" w:w="1656"/>
-            <w:shd w:val="clear" w:fill="152130"/>
-          </w:tcPr>
-          <w:p>
-            <w:pPr>
-              <w:spacing w:after="0" w:before="0"/>
-            </w:pPr>
-            <w:r/>
-            <w:r>
-              <w:rPr>
-                <w:b/>
-                <w:color w:val="FFFFFF"/>
-                <w:sz w:val="17"/>
-              </w:rPr>
-              <w:t>23/24</w:t>
-            </w:r>
-          </w:p>
-        </w:tc>
-        <w:tc>
-          <w:tcPr>
-            <w:tcW w:type="dxa" w:w="1656"/>
-            <w:shd w:val="clear" w:fill="152130"/>
-          </w:tcPr>
-          <w:p>
-            <w:pPr>
-              <w:spacing w:after="0" w:before="0"/>
-            </w:pPr>
-            <w:r/>
-            <w:r>
-              <w:rPr>
-                <w:b/>
-                <w:color w:val="FFFFFF"/>
-                <w:sz w:val="17"/>
-              </w:rPr>
-              <w:t>24/25</w:t>
-            </w:r>
-          </w:p>
-        </w:tc>
-      </w:tr>
-      <w:tr>
-        <w:trPr>
-          <w:cantSplit/>
-        </w:trPr>
-        <w:tc>
-          <w:tcPr>
-            <w:tcW w:type="dxa" w:w="1656"/>
-          </w:tcPr>
-          <w:p>
-            <w:pPr>
-              <w:spacing w:after="0" w:before="0"/>
-            </w:pPr>
-            <w:r/>
-            <w:r>
-              <w:rPr>
-                <w:b/>
-                <w:sz w:val="17"/>
-              </w:rPr>
-              <w:t>Net Revenue</w:t>
-            </w:r>
-          </w:p>
-        </w:tc>
-        <w:tc>
-          <w:tcPr>
-            <w:tcW w:type="dxa" w:w="1656"/>
-          </w:tcPr>
-          <w:p>
-            <w:pPr>
-              <w:spacing w:after="0" w:before="0"/>
-              <w:jc w:val="right"/>
-            </w:pPr>
-            <w:r/>
-            <w:r>
-              <w:rPr>
-                <w:sz w:val="17"/>
-              </w:rPr>
-              <w:t>44</w:t>
-            </w:r>
-          </w:p>
-        </w:tc>
-        <w:tc>
-          <w:tcPr>
-            <w:tcW w:type="dxa" w:w="1656"/>
-          </w:tcPr>
-          <w:p>
-            <w:pPr>
-              <w:spacing w:after="0" w:before="0"/>
-              <w:jc w:val="right"/>
-            </w:pPr>
-            <w:r/>
-            <w:r>
-              <w:rPr>
-                <w:sz w:val="17"/>
-              </w:rPr>
-              <w:t>88</w:t>
-            </w:r>
-          </w:p>
-        </w:tc>
-        <w:tc>
-          <w:tcPr>
-            <w:tcW w:type="dxa" w:w="1656"/>
-          </w:tcPr>
-          <w:p>
-            <w:pPr>
-              <w:spacing w:after="0" w:before="0"/>
-              <w:jc w:val="right"/>
-            </w:pPr>
-            <w:r/>
-            <w:r>
-              <w:rPr>
-                <w:sz w:val="17"/>
-              </w:rPr>
-              <w:t>109</w:t>
-            </w:r>
-          </w:p>
-        </w:tc>
-        <w:tc>
-          <w:tcPr>
-            <w:tcW w:type="dxa" w:w="1656"/>
-          </w:tcPr>
-          <w:p>
-            <w:pPr>
-              <w:spacing w:after="0" w:before="0"/>
-              <w:jc w:val="right"/>
-            </w:pPr>
-            <w:r/>
-            <w:r>
-              <w:rPr>
-                <w:sz w:val="17"/>
-              </w:rPr>
-              <w:t>130</w:t>
-            </w:r>
-          </w:p>
-        </w:tc>
-        <w:tc>
-          <w:tcPr>
-            <w:tcW w:type="dxa" w:w="1656"/>
-          </w:tcPr>
-          <w:p>
-            <w:pPr>
-              <w:spacing w:after="0" w:before="0"/>
-              <w:jc w:val="right"/>
-            </w:pPr>
-            <w:r/>
-            <w:r>
-              <w:rPr>
-                <w:sz w:val="17"/>
-              </w:rPr>
-              <w:t>171</w:t>
-            </w:r>
-          </w:p>
-        </w:tc>
-      </w:tr>
-      <w:tr>
-        <w:trPr>
-          <w:cantSplit/>
-        </w:trPr>
-        <w:tc>
-          <w:tcPr>
-            <w:tcW w:type="dxa" w:w="1656"/>
-            <w:shd w:val="clear" w:fill="F6F7F9"/>
-          </w:tcPr>
-          <w:p>
-            <w:pPr>
-              <w:spacing w:after="0" w:before="0"/>
-            </w:pPr>
-            <w:r/>
-            <w:r>
-              <w:rPr>
-                <w:b/>
-                <w:sz w:val="17"/>
-              </w:rPr>
-              <w:t>EBITDA</w:t>
-            </w:r>
-          </w:p>
-        </w:tc>
-        <w:tc>
-          <w:tcPr>
-            <w:tcW w:type="dxa" w:w="1656"/>
-            <w:shd w:val="clear" w:fill="F6F7F9"/>
-          </w:tcPr>
-          <w:p>
-            <w:pPr>
-              <w:spacing w:after="0" w:before="0"/>
-              <w:jc w:val="right"/>
-            </w:pPr>
-            <w:r/>
-            <w:r>
-              <w:rPr>
-                <w:sz w:val="17"/>
-              </w:rPr>
-              <w:t>(4)</w:t>
-            </w:r>
-          </w:p>
-        </w:tc>
-        <w:tc>
-          <w:tcPr>
-            <w:tcW w:type="dxa" w:w="1656"/>
-            <w:shd w:val="clear" w:fill="F6F7F9"/>
-          </w:tcPr>
-          <w:p>
-            <w:pPr>
-              <w:spacing w:after="0" w:before="0"/>
-              <w:jc w:val="right"/>
-            </w:pPr>
-            <w:r/>
-            <w:r>
-              <w:rPr>
-                <w:sz w:val="17"/>
-              </w:rPr>
-              <w:t>(9)</w:t>
-            </w:r>
-          </w:p>
-        </w:tc>
-        <w:tc>
-          <w:tcPr>
-            <w:tcW w:type="dxa" w:w="1656"/>
-            <w:shd w:val="clear" w:fill="F6F7F9"/>
-          </w:tcPr>
-          <w:p>
-            <w:pPr>
-              <w:spacing w:after="0" w:before="0"/>
-              <w:jc w:val="right"/>
-            </w:pPr>
-            <w:r/>
-            <w:r>
-              <w:rPr>
-                <w:sz w:val="17"/>
-              </w:rPr>
-              <w:t>(12)</w:t>
-            </w:r>
-          </w:p>
-        </w:tc>
-        <w:tc>
-          <w:tcPr>
-            <w:tcW w:type="dxa" w:w="1656"/>
-            <w:shd w:val="clear" w:fill="F6F7F9"/>
-          </w:tcPr>
-          <w:p>
-            <w:pPr>
-              <w:spacing w:after="0" w:before="0"/>
-              <w:jc w:val="right"/>
-            </w:pPr>
-            <w:r/>
-            <w:r>
-              <w:rPr>
-                <w:sz w:val="17"/>
-              </w:rPr>
-              <w:t>30</w:t>
-            </w:r>
-          </w:p>
-        </w:tc>
-        <w:tc>
-          <w:tcPr>
-            <w:tcW w:type="dxa" w:w="1656"/>
-            <w:shd w:val="clear" w:fill="F6F7F9"/>
-          </w:tcPr>
-          <w:p>
-            <w:pPr>
-              <w:spacing w:after="0" w:before="0"/>
-              <w:jc w:val="right"/>
-            </w:pPr>
-            <w:r/>
-            <w:r>
-              <w:rPr>
-                <w:sz w:val="17"/>
-              </w:rPr>
-              <w:t>54</w:t>
-            </w:r>
-          </w:p>
-        </w:tc>
-      </w:tr>
-      <w:tr>
-        <w:trPr>
-          <w:cantSplit/>
-        </w:trPr>
-        <w:tc>
-          <w:tcPr>
-            <w:tcW w:type="dxa" w:w="1656"/>
-          </w:tcPr>
-          <w:p>
-            <w:pPr>
-              <w:spacing w:after="0" w:before="0"/>
-            </w:pPr>
-            <w:r/>
-            <w:r>
-              <w:rPr>
-                <w:b/>
-                <w:sz w:val="17"/>
-              </w:rPr>
-              <w:t>Margin</w:t>
-            </w:r>
-          </w:p>
-        </w:tc>
-        <w:tc>
-          <w:tcPr>
-            <w:tcW w:type="dxa" w:w="1656"/>
-          </w:tcPr>
-          <w:p>
-            <w:pPr>
-              <w:spacing w:after="0" w:before="0"/>
-              <w:jc w:val="right"/>
-            </w:pPr>
-            <w:r/>
-            <w:r>
-              <w:rPr>
-                <w:sz w:val="17"/>
-              </w:rPr>
-              <w:t>neg</w:t>
-            </w:r>
-          </w:p>
-        </w:tc>
-        <w:tc>
-          <w:tcPr>
-            <w:tcW w:type="dxa" w:w="1656"/>
-          </w:tcPr>
-          <w:p>
-            <w:pPr>
-              <w:spacing w:after="0" w:before="0"/>
-              <w:jc w:val="right"/>
-            </w:pPr>
-            <w:r/>
-            <w:r>
-              <w:rPr>
-                <w:sz w:val="17"/>
-              </w:rPr>
-              <w:t>neg</w:t>
-            </w:r>
-          </w:p>
-        </w:tc>
-        <w:tc>
-          <w:tcPr>
-            <w:tcW w:type="dxa" w:w="1656"/>
-          </w:tcPr>
-          <w:p>
-            <w:pPr>
-              <w:spacing w:after="0" w:before="0"/>
-              <w:jc w:val="right"/>
-            </w:pPr>
-            <w:r/>
-            <w:r>
-              <w:rPr>
-                <w:sz w:val="17"/>
-              </w:rPr>
-              <w:t>neg</w:t>
-            </w:r>
-          </w:p>
-        </w:tc>
-        <w:tc>
-          <w:tcPr>
-            <w:tcW w:type="dxa" w:w="1656"/>
-          </w:tcPr>
-          <w:p>
-            <w:pPr>
-              <w:spacing w:after="0" w:before="0"/>
-              <w:jc w:val="right"/>
-            </w:pPr>
-            <w:r/>
-            <w:r>
-              <w:rPr>
-                <w:sz w:val="17"/>
-              </w:rPr>
-              <w:t>23%</w:t>
-            </w:r>
-          </w:p>
-        </w:tc>
-        <w:tc>
-          <w:tcPr>
-            <w:tcW w:type="dxa" w:w="1656"/>
-          </w:tcPr>
-          <w:p>
-            <w:pPr>
-              <w:spacing w:after="0" w:before="0"/>
-              <w:jc w:val="right"/>
-            </w:pPr>
-            <w:r/>
-            <w:r>
-              <w:rPr>
-                <w:sz w:val="17"/>
-              </w:rPr>
-              <w:t>31%</w:t>
-            </w:r>
-          </w:p>
-        </w:tc>
-      </w:tr>
-      <w:tr>
-        <w:trPr>
-          <w:cantSplit/>
-        </w:trPr>
-        <w:tc>
-          <w:tcPr>
-            <w:tcW w:type="dxa" w:w="1656"/>
-            <w:shd w:val="clear" w:fill="F6F7F9"/>
-          </w:tcPr>
-          <w:p>
-            <w:pPr>
-              <w:spacing w:after="0" w:before="0"/>
-            </w:pPr>
-            <w:r/>
-            <w:r>
-              <w:rPr>
-                <w:b/>
-                <w:sz w:val="17"/>
-              </w:rPr>
-              <w:t>Net Income</w:t>
-            </w:r>
-          </w:p>
-        </w:tc>
-        <w:tc>
-          <w:tcPr>
-            <w:tcW w:type="dxa" w:w="1656"/>
-            <w:shd w:val="clear" w:fill="F6F7F9"/>
-          </w:tcPr>
-          <w:p>
-            <w:pPr>
-              <w:spacing w:after="0" w:before="0"/>
-              <w:jc w:val="right"/>
-            </w:pPr>
-            <w:r/>
-            <w:r>
-              <w:rPr>
-                <w:sz w:val="17"/>
-              </w:rPr>
-              <w:t>(13)</w:t>
-            </w:r>
-          </w:p>
-        </w:tc>
-        <w:tc>
-          <w:tcPr>
-            <w:tcW w:type="dxa" w:w="1656"/>
-            <w:shd w:val="clear" w:fill="F6F7F9"/>
-          </w:tcPr>
-          <w:p>
-            <w:pPr>
-              <w:spacing w:after="0" w:before="0"/>
-              <w:jc w:val="right"/>
-            </w:pPr>
-            <w:r/>
-            <w:r>
-              <w:rPr>
-                <w:sz w:val="17"/>
-              </w:rPr>
-              <w:t>(20)</w:t>
-            </w:r>
-          </w:p>
-        </w:tc>
-        <w:tc>
-          <w:tcPr>
-            <w:tcW w:type="dxa" w:w="1656"/>
-            <w:shd w:val="clear" w:fill="F6F7F9"/>
-          </w:tcPr>
-          <w:p>
-            <w:pPr>
-              <w:spacing w:after="0" w:before="0"/>
-              <w:jc w:val="right"/>
-            </w:pPr>
-            <w:r/>
-            <w:r>
-              <w:rPr>
-                <w:sz w:val="17"/>
-              </w:rPr>
-              <w:t>(23)</w:t>
-            </w:r>
-          </w:p>
-        </w:tc>
-        <w:tc>
-          <w:tcPr>
-            <w:tcW w:type="dxa" w:w="1656"/>
-            <w:shd w:val="clear" w:fill="F6F7F9"/>
-          </w:tcPr>
-          <w:p>
-            <w:pPr>
-              <w:spacing w:after="0" w:before="0"/>
-              <w:jc w:val="right"/>
-            </w:pPr>
-            <w:r/>
-            <w:r>
-              <w:rPr>
-                <w:sz w:val="17"/>
-              </w:rPr>
-              <w:t>9</w:t>
-            </w:r>
-          </w:p>
-        </w:tc>
-        <w:tc>
-          <w:tcPr>
-            <w:tcW w:type="dxa" w:w="1656"/>
-            <w:shd w:val="clear" w:fill="F6F7F9"/>
-          </w:tcPr>
-          <w:p>
-            <w:pPr>
-              <w:spacing w:after="0" w:before="0"/>
-              <w:jc w:val="right"/>
-            </w:pPr>
-            <w:r/>
-            <w:r>
-              <w:rPr>
-                <w:sz w:val="17"/>
-              </w:rPr>
-              <w:t>30</w:t>
-            </w:r>
-          </w:p>
-        </w:tc>
-      </w:tr>
-    </w:tbl>
-    <w:p>
-      <w:pPr>
-        <w:spacing w:before="40" w:after="60" w:line="269" w:lineRule="auto"/>
-        <w:jc w:val="left"/>
-      </w:pPr>
-      <w:r>
-        <w:rPr>
-          <w:b w:val="0"/>
-          <w:i/>
-          <w:color w:val="556A83"/>
-          <w:sz w:val="16"/>
-        </w:rPr>
-        <w:t>Split fiscal year (30 June). Last public data available as of 30 June 2023.</w:t>
-      </w:r>
-    </w:p>
-    <w:p>
-      <w:pPr>
-        <w:keepNext/>
-        <w:spacing w:before="100" w:after="40" w:line="269" w:lineRule="auto"/>
-        <w:jc w:val="left"/>
-      </w:pPr>
-      <w:r>
-        <w:rPr>
-          <w:b/>
-          <w:i w:val="0"/>
-          <w:color w:val="314359"/>
-          <w:sz w:val="20"/>
-        </w:rPr>
-        <w:t>Share price &amp; traded volume (3-year)</w:t>
-      </w:r>
-    </w:p>
-    <w:p>
-      <w:pPr>
-        <w:spacing w:after="40"/>
-        <w:jc w:val="left"/>
-      </w:pPr>
-      <w:r>
-        <w:drawing>
-          <wp:inline xmlns:a="http://schemas.openxmlformats.org/drawingml/2006/main" xmlns:pic="http://schemas.openxmlformats.org/drawingml/2006/picture">
-            <wp:extent cx="5212080" cy="1879107"/>
-            <wp:docPr id="2" name="Picture 2"/>
-            <wp:cNvGraphicFramePr>
-              <a:graphicFrameLocks noChangeAspect="1"/>
-            </wp:cNvGraphicFramePr>
-            <a:graphic>
-              <a:graphicData uri="http://schemas.openxmlformats.org/drawingml/2006/picture">
-                <pic:pic>
-                  <pic:nvPicPr>
-                    <pic:cNvPr id="0" name="b988105af485c30b44bbc68319af9844.png"/>
-                    <pic:cNvPicPr/>
-                  </pic:nvPicPr>
-                  <pic:blipFill>
-                    <a:blip r:embed="rId10"/>
-                    <a:stretch>
-                      <a:fillRect/>
-                    </a:stretch>
-                  </pic:blipFill>
-                  <pic:spPr>
-                    <a:xfrm>
-                      <a:off x="0" y="0"/>
-                      <a:ext cx="5212080" cy="1879107"/>
-                    </a:xfrm>
-                    <a:prstGeom prst="rect"/>
-                  </pic:spPr>
-                </pic:pic>
-              </a:graphicData>
-            </a:graphic>
-          </wp:inline>
-        </w:drawing>
-      </w:r>
-    </w:p>
-    <w:p>
-      <w:pPr>
-        <w:spacing w:before="40" w:after="60" w:line="269" w:lineRule="auto"/>
-        <w:jc w:val="left"/>
-      </w:pPr>
-      <w:r>
-        <w:rPr>
-          <w:b w:val="0"/>
-          <w:i/>
-          <w:color w:val="556A83"/>
-          <w:sz w:val="16"/>
-        </w:rPr>
-        <w:t>Source: exchange daily price history, 3-year series to 15 June 2026. Nasdaq Stockholm: ATHAN.</w:t>
-      </w:r>
-    </w:p>
-    <w:p>
-      <w:pPr>
-        <w:spacing w:after="0" w:before="0"/>
-      </w:pPr>
-      <w:r>
-        <w:br w:type="page"/>
-      </w:r>
-    </w:p>
-    <w:p>
-      <w:pPr>
-        <w:keepNext/>
-        <w:spacing w:before="120" w:after="80"/>
-        <w:pageBreakBefore/>
+        <w:pageBreakBefore w:val="0"/>
         <w:pBdr>
           <w:bottom w:val="single" w:sz="6" w:space="2" w:color="314359"/>
         </w:pBdr>
@@ -10704,6 +9131,276 @@
         <w:t>Zutec provides next-generation, cloud-based software solutions for the construction, engineering and facilities-management industries. The business is customised to suit each client, with its headquarters in Dublin and a presence in London, Hong Kong, Doha, Abu Dhabi and Melbourne.</w:t>
       </w:r>
     </w:p>
+    <w:tbl>
+      <w:tblPr>
+        <w:tblStyle w:val="TableGrid"/>
+        <w:tblW w:type="auto" w:w="0"/>
+        <w:jc w:val="left"/>
+        <w:tblLook w:firstColumn="1" w:firstRow="1" w:lastColumn="0" w:lastRow="0" w:noHBand="0" w:noVBand="1" w:val="04A0"/>
+      </w:tblPr>
+      <w:tblGrid>
+        <w:gridCol w:w="4968"/>
+        <w:gridCol w:w="4968"/>
+      </w:tblGrid>
+      <w:tr>
+        <w:trPr>
+          <w:cantSplit/>
+        </w:trPr>
+        <w:tc>
+          <w:tcPr>
+            <w:tcW w:type="dxa" w:w="4968"/>
+            <w:shd w:val="clear" w:fill="152130"/>
+          </w:tcPr>
+          <w:p>
+            <w:pPr>
+              <w:spacing w:after="0" w:before="0"/>
+            </w:pPr>
+            <w:r/>
+            <w:r>
+              <w:rPr>
+                <w:b/>
+                <w:color w:val="FFFFFF"/>
+                <w:sz w:val="18"/>
+              </w:rPr>
+              <w:t>Key facts</w:t>
+            </w:r>
+          </w:p>
+        </w:tc>
+        <w:tc>
+          <w:tcPr>
+            <w:tcW w:type="dxa" w:w="4968"/>
+            <w:shd w:val="clear" w:fill="152130"/>
+          </w:tcPr>
+          <w:p>
+            <w:pPr>
+              <w:spacing w:after="0" w:before="0"/>
+            </w:pPr>
+            <w:r/>
+            <w:r>
+              <w:rPr>
+                <w:b/>
+                <w:color w:val="FFFFFF"/>
+                <w:sz w:val="18"/>
+              </w:rPr>
+            </w:r>
+          </w:p>
+        </w:tc>
+      </w:tr>
+      <w:tr>
+        <w:trPr>
+          <w:cantSplit/>
+        </w:trPr>
+        <w:tc>
+          <w:tcPr>
+            <w:tcW w:type="dxa" w:w="4968"/>
+          </w:tcPr>
+          <w:p>
+            <w:pPr>
+              <w:spacing w:after="0" w:before="0"/>
+            </w:pPr>
+            <w:r/>
+            <w:r>
+              <w:rPr>
+                <w:b/>
+                <w:sz w:val="18"/>
+              </w:rPr>
+              <w:t>Market capitalisation</w:t>
+            </w:r>
+          </w:p>
+        </w:tc>
+        <w:tc>
+          <w:tcPr>
+            <w:tcW w:type="dxa" w:w="4968"/>
+          </w:tcPr>
+          <w:p>
+            <w:pPr>
+              <w:spacing w:after="0" w:before="0"/>
+              <w:jc w:val="right"/>
+            </w:pPr>
+            <w:r>
+              <w:t>190 MSEK</w:t>
+            </w:r>
+            <w:r>
+              <w:rPr>
+                <w:sz w:val="18"/>
+              </w:rPr>
+            </w:r>
+          </w:p>
+        </w:tc>
+      </w:tr>
+      <w:tr>
+        <w:trPr>
+          <w:cantSplit/>
+        </w:trPr>
+        <w:tc>
+          <w:tcPr>
+            <w:tcW w:type="dxa" w:w="4968"/>
+            <w:shd w:val="clear" w:fill="F6F7F9"/>
+          </w:tcPr>
+          <w:p>
+            <w:pPr>
+              <w:spacing w:after="0" w:before="0"/>
+            </w:pPr>
+            <w:r/>
+            <w:r>
+              <w:rPr>
+                <w:b/>
+                <w:sz w:val="18"/>
+              </w:rPr>
+              <w:t>Enterprise value</w:t>
+            </w:r>
+          </w:p>
+        </w:tc>
+        <w:tc>
+          <w:tcPr>
+            <w:tcW w:type="dxa" w:w="4968"/>
+            <w:shd w:val="clear" w:fill="F6F7F9"/>
+          </w:tcPr>
+          <w:p>
+            <w:pPr>
+              <w:spacing w:after="0" w:before="0"/>
+              <w:jc w:val="right"/>
+            </w:pPr>
+            <w:r>
+              <w:t>146 MSEK</w:t>
+            </w:r>
+            <w:r>
+              <w:rPr>
+                <w:sz w:val="18"/>
+              </w:rPr>
+            </w:r>
+          </w:p>
+        </w:tc>
+      </w:tr>
+      <w:tr>
+        <w:trPr>
+          <w:cantSplit/>
+        </w:trPr>
+        <w:tc>
+          <w:tcPr>
+            <w:tcW w:type="dxa" w:w="4968"/>
+          </w:tcPr>
+          <w:p>
+            <w:pPr>
+              <w:spacing w:after="0" w:before="0"/>
+            </w:pPr>
+            <w:r/>
+            <w:r>
+              <w:rPr>
+                <w:b/>
+                <w:sz w:val="18"/>
+              </w:rPr>
+              <w:t>AIP ownership</w:t>
+            </w:r>
+          </w:p>
+        </w:tc>
+        <w:tc>
+          <w:tcPr>
+            <w:tcW w:type="dxa" w:w="4968"/>
+          </w:tcPr>
+          <w:p>
+            <w:pPr>
+              <w:spacing w:after="0" w:before="0"/>
+              <w:jc w:val="right"/>
+            </w:pPr>
+            <w:r>
+              <w:t>62%</w:t>
+            </w:r>
+            <w:r>
+              <w:rPr>
+                <w:sz w:val="18"/>
+              </w:rPr>
+            </w:r>
+          </w:p>
+        </w:tc>
+      </w:tr>
+      <w:tr>
+        <w:trPr>
+          <w:cantSplit/>
+        </w:trPr>
+        <w:tc>
+          <w:tcPr>
+            <w:tcW w:type="dxa" w:w="4968"/>
+            <w:shd w:val="clear" w:fill="F6F7F9"/>
+          </w:tcPr>
+          <w:p>
+            <w:pPr>
+              <w:spacing w:after="0" w:before="0"/>
+            </w:pPr>
+            <w:r/>
+            <w:r>
+              <w:rPr>
+                <w:b/>
+                <w:sz w:val="18"/>
+              </w:rPr>
+              <w:t>% of portfolio</w:t>
+            </w:r>
+          </w:p>
+        </w:tc>
+        <w:tc>
+          <w:tcPr>
+            <w:tcW w:type="dxa" w:w="4968"/>
+            <w:shd w:val="clear" w:fill="F6F7F9"/>
+          </w:tcPr>
+          <w:p>
+            <w:pPr>
+              <w:spacing w:after="0" w:before="0"/>
+              <w:jc w:val="right"/>
+            </w:pPr>
+            <w:r>
+              <w:t>18%</w:t>
+            </w:r>
+            <w:r>
+              <w:rPr>
+                <w:sz w:val="18"/>
+              </w:rPr>
+            </w:r>
+          </w:p>
+        </w:tc>
+      </w:tr>
+      <w:tr>
+        <w:trPr>
+          <w:cantSplit/>
+        </w:trPr>
+        <w:tc>
+          <w:tcPr>
+            <w:tcW w:type="dxa" w:w="4968"/>
+          </w:tcPr>
+          <w:p>
+            <w:pPr>
+              <w:spacing w:after="0" w:before="0"/>
+            </w:pPr>
+            <w:r/>
+            <w:r>
+              <w:rPr>
+                <w:b/>
+                <w:sz w:val="18"/>
+              </w:rPr>
+              <w:t>Board representation</w:t>
+            </w:r>
+          </w:p>
+        </w:tc>
+        <w:tc>
+          <w:tcPr>
+            <w:tcW w:type="dxa" w:w="4968"/>
+          </w:tcPr>
+          <w:p>
+            <w:pPr>
+              <w:spacing w:after="0" w:before="0"/>
+              <w:jc w:val="right"/>
+            </w:pPr>
+            <w:r>
+              <w:t>Since 2018</w:t>
+            </w:r>
+            <w:r>
+              <w:rPr>
+                <w:sz w:val="18"/>
+              </w:rPr>
+            </w:r>
+          </w:p>
+        </w:tc>
+      </w:tr>
+    </w:tbl>
     <w:p>
       <w:pPr>
         <w:keepNext/>
@@ -10789,6 +9486,627 @@
     <w:p>
       <w:pPr>
         <w:keepNext/>
+        <w:spacing w:before="120" w:after="20" w:line="269" w:lineRule="auto"/>
+        <w:jc w:val="left"/>
+      </w:pPr>
+      <w:r>
+        <w:rPr>
+          <w:b/>
+          <w:i w:val="0"/>
+          <w:color w:val="314359"/>
+          <w:sz w:val="20"/>
+        </w:rPr>
+        <w:t>Financial results</w:t>
+      </w:r>
+    </w:p>
+    <w:tbl>
+      <w:tblPr>
+        <w:tblStyle w:val="TableGrid"/>
+        <w:tblW w:type="auto" w:w="0"/>
+        <w:jc w:val="left"/>
+        <w:tblLook w:firstColumn="1" w:firstRow="1" w:lastColumn="0" w:lastRow="0" w:noHBand="0" w:noVBand="1" w:val="04A0"/>
+      </w:tblPr>
+      <w:tblGrid>
+        <w:gridCol w:w="1656"/>
+        <w:gridCol w:w="1656"/>
+        <w:gridCol w:w="1656"/>
+        <w:gridCol w:w="1656"/>
+        <w:gridCol w:w="1656"/>
+        <w:gridCol w:w="1656"/>
+      </w:tblGrid>
+      <w:tr>
+        <w:trPr>
+          <w:cantSplit/>
+        </w:trPr>
+        <w:tc>
+          <w:tcPr>
+            <w:tcW w:type="dxa" w:w="1656"/>
+            <w:shd w:val="clear" w:fill="152130"/>
+          </w:tcPr>
+          <w:p>
+            <w:pPr>
+              <w:spacing w:after="0" w:before="0"/>
+            </w:pPr>
+            <w:r/>
+            <w:r>
+              <w:rPr>
+                <w:b/>
+                <w:color w:val="FFFFFF"/>
+                <w:sz w:val="17"/>
+              </w:rPr>
+              <w:t>MSEK</w:t>
+            </w:r>
+          </w:p>
+        </w:tc>
+        <w:tc>
+          <w:tcPr>
+            <w:tcW w:type="dxa" w:w="1656"/>
+            <w:shd w:val="clear" w:fill="152130"/>
+          </w:tcPr>
+          <w:p>
+            <w:pPr>
+              <w:spacing w:after="0" w:before="0"/>
+            </w:pPr>
+            <w:r/>
+            <w:r>
+              <w:rPr>
+                <w:b/>
+                <w:color w:val="FFFFFF"/>
+                <w:sz w:val="17"/>
+              </w:rPr>
+              <w:t>20/21</w:t>
+            </w:r>
+          </w:p>
+        </w:tc>
+        <w:tc>
+          <w:tcPr>
+            <w:tcW w:type="dxa" w:w="1656"/>
+            <w:shd w:val="clear" w:fill="152130"/>
+          </w:tcPr>
+          <w:p>
+            <w:pPr>
+              <w:spacing w:after="0" w:before="0"/>
+            </w:pPr>
+            <w:r/>
+            <w:r>
+              <w:rPr>
+                <w:b/>
+                <w:color w:val="FFFFFF"/>
+                <w:sz w:val="17"/>
+              </w:rPr>
+              <w:t>21/22</w:t>
+            </w:r>
+          </w:p>
+        </w:tc>
+        <w:tc>
+          <w:tcPr>
+            <w:tcW w:type="dxa" w:w="1656"/>
+            <w:shd w:val="clear" w:fill="152130"/>
+          </w:tcPr>
+          <w:p>
+            <w:pPr>
+              <w:spacing w:after="0" w:before="0"/>
+            </w:pPr>
+            <w:r/>
+            <w:r>
+              <w:rPr>
+                <w:b/>
+                <w:color w:val="FFFFFF"/>
+                <w:sz w:val="17"/>
+              </w:rPr>
+              <w:t>22/23</w:t>
+            </w:r>
+          </w:p>
+        </w:tc>
+        <w:tc>
+          <w:tcPr>
+            <w:tcW w:type="dxa" w:w="1656"/>
+            <w:shd w:val="clear" w:fill="152130"/>
+          </w:tcPr>
+          <w:p>
+            <w:pPr>
+              <w:spacing w:after="0" w:before="0"/>
+            </w:pPr>
+            <w:r/>
+            <w:r>
+              <w:rPr>
+                <w:b/>
+                <w:color w:val="FFFFFF"/>
+                <w:sz w:val="17"/>
+              </w:rPr>
+              <w:t>23/24</w:t>
+            </w:r>
+          </w:p>
+        </w:tc>
+        <w:tc>
+          <w:tcPr>
+            <w:tcW w:type="dxa" w:w="1656"/>
+            <w:shd w:val="clear" w:fill="152130"/>
+          </w:tcPr>
+          <w:p>
+            <w:pPr>
+              <w:spacing w:after="0" w:before="0"/>
+            </w:pPr>
+            <w:r/>
+            <w:r>
+              <w:rPr>
+                <w:b/>
+                <w:color w:val="FFFFFF"/>
+                <w:sz w:val="17"/>
+              </w:rPr>
+              <w:t>24/25</w:t>
+            </w:r>
+          </w:p>
+        </w:tc>
+      </w:tr>
+      <w:tr>
+        <w:trPr>
+          <w:cantSplit/>
+        </w:trPr>
+        <w:tc>
+          <w:tcPr>
+            <w:tcW w:type="dxa" w:w="1656"/>
+          </w:tcPr>
+          <w:p>
+            <w:pPr>
+              <w:spacing w:after="0" w:before="0"/>
+            </w:pPr>
+            <w:r/>
+            <w:r>
+              <w:rPr>
+                <w:b/>
+                <w:sz w:val="17"/>
+              </w:rPr>
+              <w:t>Net Revenue</w:t>
+            </w:r>
+          </w:p>
+        </w:tc>
+        <w:tc>
+          <w:tcPr>
+            <w:tcW w:type="dxa" w:w="1656"/>
+          </w:tcPr>
+          <w:p>
+            <w:pPr>
+              <w:spacing w:after="0" w:before="0"/>
+              <w:jc w:val="right"/>
+            </w:pPr>
+            <w:r/>
+            <w:r>
+              <w:rPr>
+                <w:sz w:val="17"/>
+              </w:rPr>
+              <w:t>44</w:t>
+            </w:r>
+          </w:p>
+        </w:tc>
+        <w:tc>
+          <w:tcPr>
+            <w:tcW w:type="dxa" w:w="1656"/>
+          </w:tcPr>
+          <w:p>
+            <w:pPr>
+              <w:spacing w:after="0" w:before="0"/>
+              <w:jc w:val="right"/>
+            </w:pPr>
+            <w:r/>
+            <w:r>
+              <w:rPr>
+                <w:sz w:val="17"/>
+              </w:rPr>
+              <w:t>88</w:t>
+            </w:r>
+          </w:p>
+        </w:tc>
+        <w:tc>
+          <w:tcPr>
+            <w:tcW w:type="dxa" w:w="1656"/>
+          </w:tcPr>
+          <w:p>
+            <w:pPr>
+              <w:spacing w:after="0" w:before="0"/>
+              <w:jc w:val="right"/>
+            </w:pPr>
+            <w:r/>
+            <w:r>
+              <w:rPr>
+                <w:sz w:val="17"/>
+              </w:rPr>
+              <w:t>109</w:t>
+            </w:r>
+          </w:p>
+        </w:tc>
+        <w:tc>
+          <w:tcPr>
+            <w:tcW w:type="dxa" w:w="1656"/>
+          </w:tcPr>
+          <w:p>
+            <w:pPr>
+              <w:spacing w:after="0" w:before="0"/>
+              <w:jc w:val="right"/>
+            </w:pPr>
+            <w:r/>
+            <w:r>
+              <w:rPr>
+                <w:sz w:val="17"/>
+              </w:rPr>
+              <w:t>130</w:t>
+            </w:r>
+          </w:p>
+        </w:tc>
+        <w:tc>
+          <w:tcPr>
+            <w:tcW w:type="dxa" w:w="1656"/>
+          </w:tcPr>
+          <w:p>
+            <w:pPr>
+              <w:spacing w:after="0" w:before="0"/>
+              <w:jc w:val="right"/>
+            </w:pPr>
+            <w:r/>
+            <w:r>
+              <w:rPr>
+                <w:sz w:val="17"/>
+              </w:rPr>
+              <w:t>171</w:t>
+            </w:r>
+          </w:p>
+        </w:tc>
+      </w:tr>
+      <w:tr>
+        <w:trPr>
+          <w:cantSplit/>
+        </w:trPr>
+        <w:tc>
+          <w:tcPr>
+            <w:tcW w:type="dxa" w:w="1656"/>
+            <w:shd w:val="clear" w:fill="F6F7F9"/>
+          </w:tcPr>
+          <w:p>
+            <w:pPr>
+              <w:spacing w:after="0" w:before="0"/>
+            </w:pPr>
+            <w:r/>
+            <w:r>
+              <w:rPr>
+                <w:b/>
+                <w:sz w:val="17"/>
+              </w:rPr>
+              <w:t>EBITDA</w:t>
+            </w:r>
+          </w:p>
+        </w:tc>
+        <w:tc>
+          <w:tcPr>
+            <w:tcW w:type="dxa" w:w="1656"/>
+            <w:shd w:val="clear" w:fill="F6F7F9"/>
+          </w:tcPr>
+          <w:p>
+            <w:pPr>
+              <w:spacing w:after="0" w:before="0"/>
+              <w:jc w:val="right"/>
+            </w:pPr>
+            <w:r/>
+            <w:r>
+              <w:rPr>
+                <w:sz w:val="17"/>
+              </w:rPr>
+              <w:t>(4)</w:t>
+            </w:r>
+          </w:p>
+        </w:tc>
+        <w:tc>
+          <w:tcPr>
+            <w:tcW w:type="dxa" w:w="1656"/>
+            <w:shd w:val="clear" w:fill="F6F7F9"/>
+          </w:tcPr>
+          <w:p>
+            <w:pPr>
+              <w:spacing w:after="0" w:before="0"/>
+              <w:jc w:val="right"/>
+            </w:pPr>
+            <w:r/>
+            <w:r>
+              <w:rPr>
+                <w:sz w:val="17"/>
+              </w:rPr>
+              <w:t>(9)</w:t>
+            </w:r>
+          </w:p>
+        </w:tc>
+        <w:tc>
+          <w:tcPr>
+            <w:tcW w:type="dxa" w:w="1656"/>
+            <w:shd w:val="clear" w:fill="F6F7F9"/>
+          </w:tcPr>
+          <w:p>
+            <w:pPr>
+              <w:spacing w:after="0" w:before="0"/>
+              <w:jc w:val="right"/>
+            </w:pPr>
+            <w:r/>
+            <w:r>
+              <w:rPr>
+                <w:sz w:val="17"/>
+              </w:rPr>
+              <w:t>(12)</w:t>
+            </w:r>
+          </w:p>
+        </w:tc>
+        <w:tc>
+          <w:tcPr>
+            <w:tcW w:type="dxa" w:w="1656"/>
+            <w:shd w:val="clear" w:fill="F6F7F9"/>
+          </w:tcPr>
+          <w:p>
+            <w:pPr>
+              <w:spacing w:after="0" w:before="0"/>
+              <w:jc w:val="right"/>
+            </w:pPr>
+            <w:r/>
+            <w:r>
+              <w:rPr>
+                <w:sz w:val="17"/>
+              </w:rPr>
+              <w:t>30</w:t>
+            </w:r>
+          </w:p>
+        </w:tc>
+        <w:tc>
+          <w:tcPr>
+            <w:tcW w:type="dxa" w:w="1656"/>
+            <w:shd w:val="clear" w:fill="F6F7F9"/>
+          </w:tcPr>
+          <w:p>
+            <w:pPr>
+              <w:spacing w:after="0" w:before="0"/>
+              <w:jc w:val="right"/>
+            </w:pPr>
+            <w:r/>
+            <w:r>
+              <w:rPr>
+                <w:sz w:val="17"/>
+              </w:rPr>
+              <w:t>54</w:t>
+            </w:r>
+          </w:p>
+        </w:tc>
+      </w:tr>
+      <w:tr>
+        <w:trPr>
+          <w:cantSplit/>
+        </w:trPr>
+        <w:tc>
+          <w:tcPr>
+            <w:tcW w:type="dxa" w:w="1656"/>
+          </w:tcPr>
+          <w:p>
+            <w:pPr>
+              <w:spacing w:after="0" w:before="0"/>
+            </w:pPr>
+            <w:r/>
+            <w:r>
+              <w:rPr>
+                <w:b/>
+                <w:sz w:val="17"/>
+              </w:rPr>
+              <w:t>Margin</w:t>
+            </w:r>
+          </w:p>
+        </w:tc>
+        <w:tc>
+          <w:tcPr>
+            <w:tcW w:type="dxa" w:w="1656"/>
+          </w:tcPr>
+          <w:p>
+            <w:pPr>
+              <w:spacing w:after="0" w:before="0"/>
+              <w:jc w:val="right"/>
+            </w:pPr>
+            <w:r/>
+            <w:r>
+              <w:rPr>
+                <w:sz w:val="17"/>
+              </w:rPr>
+              <w:t>neg</w:t>
+            </w:r>
+          </w:p>
+        </w:tc>
+        <w:tc>
+          <w:tcPr>
+            <w:tcW w:type="dxa" w:w="1656"/>
+          </w:tcPr>
+          <w:p>
+            <w:pPr>
+              <w:spacing w:after="0" w:before="0"/>
+              <w:jc w:val="right"/>
+            </w:pPr>
+            <w:r/>
+            <w:r>
+              <w:rPr>
+                <w:sz w:val="17"/>
+              </w:rPr>
+              <w:t>neg</w:t>
+            </w:r>
+          </w:p>
+        </w:tc>
+        <w:tc>
+          <w:tcPr>
+            <w:tcW w:type="dxa" w:w="1656"/>
+          </w:tcPr>
+          <w:p>
+            <w:pPr>
+              <w:spacing w:after="0" w:before="0"/>
+              <w:jc w:val="right"/>
+            </w:pPr>
+            <w:r/>
+            <w:r>
+              <w:rPr>
+                <w:sz w:val="17"/>
+              </w:rPr>
+              <w:t>neg</w:t>
+            </w:r>
+          </w:p>
+        </w:tc>
+        <w:tc>
+          <w:tcPr>
+            <w:tcW w:type="dxa" w:w="1656"/>
+          </w:tcPr>
+          <w:p>
+            <w:pPr>
+              <w:spacing w:after="0" w:before="0"/>
+              <w:jc w:val="right"/>
+            </w:pPr>
+            <w:r/>
+            <w:r>
+              <w:rPr>
+                <w:sz w:val="17"/>
+              </w:rPr>
+              <w:t>23%</w:t>
+            </w:r>
+          </w:p>
+        </w:tc>
+        <w:tc>
+          <w:tcPr>
+            <w:tcW w:type="dxa" w:w="1656"/>
+          </w:tcPr>
+          <w:p>
+            <w:pPr>
+              <w:spacing w:after="0" w:before="0"/>
+              <w:jc w:val="right"/>
+            </w:pPr>
+            <w:r/>
+            <w:r>
+              <w:rPr>
+                <w:sz w:val="17"/>
+              </w:rPr>
+              <w:t>31%</w:t>
+            </w:r>
+          </w:p>
+        </w:tc>
+      </w:tr>
+      <w:tr>
+        <w:trPr>
+          <w:cantSplit/>
+        </w:trPr>
+        <w:tc>
+          <w:tcPr>
+            <w:tcW w:type="dxa" w:w="1656"/>
+            <w:shd w:val="clear" w:fill="F6F7F9"/>
+          </w:tcPr>
+          <w:p>
+            <w:pPr>
+              <w:spacing w:after="0" w:before="0"/>
+            </w:pPr>
+            <w:r/>
+            <w:r>
+              <w:rPr>
+                <w:b/>
+                <w:sz w:val="17"/>
+              </w:rPr>
+              <w:t>Net Income</w:t>
+            </w:r>
+          </w:p>
+        </w:tc>
+        <w:tc>
+          <w:tcPr>
+            <w:tcW w:type="dxa" w:w="1656"/>
+            <w:shd w:val="clear" w:fill="F6F7F9"/>
+          </w:tcPr>
+          <w:p>
+            <w:pPr>
+              <w:spacing w:after="0" w:before="0"/>
+              <w:jc w:val="right"/>
+            </w:pPr>
+            <w:r/>
+            <w:r>
+              <w:rPr>
+                <w:sz w:val="17"/>
+              </w:rPr>
+              <w:t>(13)</w:t>
+            </w:r>
+          </w:p>
+        </w:tc>
+        <w:tc>
+          <w:tcPr>
+            <w:tcW w:type="dxa" w:w="1656"/>
+            <w:shd w:val="clear" w:fill="F6F7F9"/>
+          </w:tcPr>
+          <w:p>
+            <w:pPr>
+              <w:spacing w:after="0" w:before="0"/>
+              <w:jc w:val="right"/>
+            </w:pPr>
+            <w:r/>
+            <w:r>
+              <w:rPr>
+                <w:sz w:val="17"/>
+              </w:rPr>
+              <w:t>(20)</w:t>
+            </w:r>
+          </w:p>
+        </w:tc>
+        <w:tc>
+          <w:tcPr>
+            <w:tcW w:type="dxa" w:w="1656"/>
+            <w:shd w:val="clear" w:fill="F6F7F9"/>
+          </w:tcPr>
+          <w:p>
+            <w:pPr>
+              <w:spacing w:after="0" w:before="0"/>
+              <w:jc w:val="right"/>
+            </w:pPr>
+            <w:r/>
+            <w:r>
+              <w:rPr>
+                <w:sz w:val="17"/>
+              </w:rPr>
+              <w:t>(23)</w:t>
+            </w:r>
+          </w:p>
+        </w:tc>
+        <w:tc>
+          <w:tcPr>
+            <w:tcW w:type="dxa" w:w="1656"/>
+            <w:shd w:val="clear" w:fill="F6F7F9"/>
+          </w:tcPr>
+          <w:p>
+            <w:pPr>
+              <w:spacing w:after="0" w:before="0"/>
+              <w:jc w:val="right"/>
+            </w:pPr>
+            <w:r/>
+            <w:r>
+              <w:rPr>
+                <w:sz w:val="17"/>
+              </w:rPr>
+              <w:t>9</w:t>
+            </w:r>
+          </w:p>
+        </w:tc>
+        <w:tc>
+          <w:tcPr>
+            <w:tcW w:type="dxa" w:w="1656"/>
+            <w:shd w:val="clear" w:fill="F6F7F9"/>
+          </w:tcPr>
+          <w:p>
+            <w:pPr>
+              <w:spacing w:after="0" w:before="0"/>
+              <w:jc w:val="right"/>
+            </w:pPr>
+            <w:r/>
+            <w:r>
+              <w:rPr>
+                <w:sz w:val="17"/>
+              </w:rPr>
+              <w:t>30</w:t>
+            </w:r>
+          </w:p>
+        </w:tc>
+      </w:tr>
+    </w:tbl>
+    <w:p>
+      <w:pPr>
+        <w:keepNext/>
         <w:spacing w:before="100" w:after="20" w:line="269" w:lineRule="auto"/>
         <w:jc w:val="left"/>
       </w:pPr>
@@ -10814,7 +10132,1118 @@
           <w:color w:val="556A83"/>
           <w:sz w:val="18"/>
         </w:rPr>
-        <w:t>Zutec is a privately held subsidiary of Athanase Innovation; no public share-price or volume data is available.</w:t>
+        <w:t>Zutec is privately held and majority-owned by the Fund; no public share-price or volume data is available.</w:t>
+      </w:r>
+    </w:p>
+    <w:p>
+      <w:pPr>
+        <w:spacing w:after="0" w:before="0"/>
+      </w:pPr>
+      <w:r>
+        <w:br w:type="page"/>
+      </w:r>
+    </w:p>
+    <w:p>
+      <w:pPr>
+        <w:keepNext/>
+        <w:spacing w:before="120" w:after="80"/>
+        <w:pageBreakBefore/>
+        <w:pBdr>
+          <w:bottom w:val="single" w:sz="6" w:space="2" w:color="314359"/>
+        </w:pBdr>
+      </w:pPr>
+      <w:r>
+        <w:rPr>
+          <w:rFonts w:ascii="Times New Roman" w:hAnsi="Times New Roman"/>
+          <w:b/>
+          <w:color w:val="152130"/>
+          <w:sz w:val="26"/>
+        </w:rPr>
+        <w:t>TBK</w:t>
+      </w:r>
+    </w:p>
+    <w:p>
+      <w:pPr>
+        <w:keepNext/>
+        <w:spacing w:before="40" w:after="20" w:line="269" w:lineRule="auto"/>
+        <w:jc w:val="left"/>
+      </w:pPr>
+      <w:r>
+        <w:rPr>
+          <w:b/>
+          <w:i w:val="0"/>
+          <w:color w:val="314359"/>
+          <w:sz w:val="20"/>
+        </w:rPr>
+        <w:t>Company description</w:t>
+      </w:r>
+    </w:p>
+    <w:p>
+      <w:pPr>
+        <w:spacing w:before="40" w:after="80" w:line="269" w:lineRule="auto"/>
+        <w:jc w:val="left"/>
+      </w:pPr>
+      <w:r>
+        <w:rPr>
+          <w:b w:val="0"/>
+          <w:i w:val="0"/>
+          <w:sz w:val="21"/>
+        </w:rPr>
+        <w:t>TBK is a long-standing Tier 1–2 supplier of safety-critical braking systems, retarders, asbestos-free linings, engine water and oil pumps, and other engine components for trucks and buses. The business is underpinned by long-term customer relationships and by products that are designed into the platforms of major commercial-vehicle OEMs. Once qualified, parts typically remain in place for the full model cycle, creating significant switching costs.</w:t>
+      </w:r>
+    </w:p>
+    <w:tbl>
+      <w:tblPr>
+        <w:tblStyle w:val="TableGrid"/>
+        <w:tblW w:type="auto" w:w="0"/>
+        <w:jc w:val="left"/>
+        <w:tblLook w:firstColumn="1" w:firstRow="1" w:lastColumn="0" w:lastRow="0" w:noHBand="0" w:noVBand="1" w:val="04A0"/>
+      </w:tblPr>
+      <w:tblGrid>
+        <w:gridCol w:w="4968"/>
+        <w:gridCol w:w="4968"/>
+      </w:tblGrid>
+      <w:tr>
+        <w:trPr>
+          <w:cantSplit/>
+        </w:trPr>
+        <w:tc>
+          <w:tcPr>
+            <w:tcW w:type="dxa" w:w="4968"/>
+            <w:shd w:val="clear" w:fill="152130"/>
+          </w:tcPr>
+          <w:p>
+            <w:pPr>
+              <w:spacing w:after="0" w:before="0"/>
+            </w:pPr>
+            <w:r/>
+            <w:r>
+              <w:rPr>
+                <w:b/>
+                <w:color w:val="FFFFFF"/>
+                <w:sz w:val="18"/>
+              </w:rPr>
+              <w:t>Key facts</w:t>
+            </w:r>
+          </w:p>
+        </w:tc>
+        <w:tc>
+          <w:tcPr>
+            <w:tcW w:type="dxa" w:w="4968"/>
+            <w:shd w:val="clear" w:fill="152130"/>
+          </w:tcPr>
+          <w:p>
+            <w:pPr>
+              <w:spacing w:after="0" w:before="0"/>
+            </w:pPr>
+            <w:r/>
+            <w:r>
+              <w:rPr>
+                <w:b/>
+                <w:color w:val="FFFFFF"/>
+                <w:sz w:val="18"/>
+              </w:rPr>
+            </w:r>
+          </w:p>
+        </w:tc>
+      </w:tr>
+      <w:tr>
+        <w:trPr>
+          <w:cantSplit/>
+        </w:trPr>
+        <w:tc>
+          <w:tcPr>
+            <w:tcW w:type="dxa" w:w="4968"/>
+          </w:tcPr>
+          <w:p>
+            <w:pPr>
+              <w:spacing w:after="0" w:before="0"/>
+            </w:pPr>
+            <w:r/>
+            <w:r>
+              <w:rPr>
+                <w:b/>
+                <w:sz w:val="18"/>
+              </w:rPr>
+              <w:t>Market capitalisation</w:t>
+            </w:r>
+          </w:p>
+        </w:tc>
+        <w:tc>
+          <w:tcPr>
+            <w:tcW w:type="dxa" w:w="4968"/>
+          </w:tcPr>
+          <w:p>
+            <w:pPr>
+              <w:spacing w:after="0" w:before="0"/>
+              <w:jc w:val="right"/>
+            </w:pPr>
+            <w:r/>
+            <w:r>
+              <w:rPr>
+                <w:sz w:val="18"/>
+              </w:rPr>
+              <w:t>JPY 10,446 (unit per source)</w:t>
+            </w:r>
+          </w:p>
+        </w:tc>
+      </w:tr>
+      <w:tr>
+        <w:trPr>
+          <w:cantSplit/>
+        </w:trPr>
+        <w:tc>
+          <w:tcPr>
+            <w:tcW w:type="dxa" w:w="4968"/>
+            <w:shd w:val="clear" w:fill="F6F7F9"/>
+          </w:tcPr>
+          <w:p>
+            <w:pPr>
+              <w:spacing w:after="0" w:before="0"/>
+            </w:pPr>
+            <w:r/>
+            <w:r>
+              <w:rPr>
+                <w:b/>
+                <w:sz w:val="18"/>
+              </w:rPr>
+              <w:t>Enterprise value</w:t>
+            </w:r>
+          </w:p>
+        </w:tc>
+        <w:tc>
+          <w:tcPr>
+            <w:tcW w:type="dxa" w:w="4968"/>
+            <w:shd w:val="clear" w:fill="F6F7F9"/>
+          </w:tcPr>
+          <w:p>
+            <w:pPr>
+              <w:spacing w:after="0" w:before="0"/>
+              <w:jc w:val="right"/>
+            </w:pPr>
+            <w:r/>
+            <w:r>
+              <w:rPr>
+                <w:sz w:val="18"/>
+              </w:rPr>
+              <w:t>JPY 6,940 (unit per source)</w:t>
+            </w:r>
+          </w:p>
+        </w:tc>
+      </w:tr>
+      <w:tr>
+        <w:trPr>
+          <w:cantSplit/>
+        </w:trPr>
+        <w:tc>
+          <w:tcPr>
+            <w:tcW w:type="dxa" w:w="4968"/>
+          </w:tcPr>
+          <w:p>
+            <w:pPr>
+              <w:spacing w:after="0" w:before="0"/>
+            </w:pPr>
+            <w:r/>
+            <w:r>
+              <w:rPr>
+                <w:b/>
+                <w:sz w:val="18"/>
+              </w:rPr>
+              <w:t>AIP ownership</w:t>
+            </w:r>
+          </w:p>
+        </w:tc>
+        <w:tc>
+          <w:tcPr>
+            <w:tcW w:type="dxa" w:w="4968"/>
+          </w:tcPr>
+          <w:p>
+            <w:pPr>
+              <w:spacing w:after="0" w:before="0"/>
+              <w:jc w:val="right"/>
+            </w:pPr>
+            <w:r/>
+            <w:r>
+              <w:rPr>
+                <w:sz w:val="18"/>
+              </w:rPr>
+              <w:t>7%</w:t>
+            </w:r>
+          </w:p>
+        </w:tc>
+      </w:tr>
+      <w:tr>
+        <w:trPr>
+          <w:cantSplit/>
+        </w:trPr>
+        <w:tc>
+          <w:tcPr>
+            <w:tcW w:type="dxa" w:w="4968"/>
+            <w:shd w:val="clear" w:fill="F6F7F9"/>
+          </w:tcPr>
+          <w:p>
+            <w:pPr>
+              <w:spacing w:after="0" w:before="0"/>
+            </w:pPr>
+            <w:r/>
+            <w:r>
+              <w:rPr>
+                <w:b/>
+                <w:sz w:val="18"/>
+              </w:rPr>
+              <w:t>% of portfolio</w:t>
+            </w:r>
+          </w:p>
+        </w:tc>
+        <w:tc>
+          <w:tcPr>
+            <w:tcW w:type="dxa" w:w="4968"/>
+            <w:shd w:val="clear" w:fill="F6F7F9"/>
+          </w:tcPr>
+          <w:p>
+            <w:pPr>
+              <w:spacing w:after="0" w:before="0"/>
+              <w:jc w:val="right"/>
+            </w:pPr>
+            <w:r/>
+            <w:r>
+              <w:rPr>
+                <w:sz w:val="18"/>
+              </w:rPr>
+              <w:t>12%</w:t>
+            </w:r>
+          </w:p>
+        </w:tc>
+      </w:tr>
+      <w:tr>
+        <w:trPr>
+          <w:cantSplit/>
+        </w:trPr>
+        <w:tc>
+          <w:tcPr>
+            <w:tcW w:type="dxa" w:w="4968"/>
+          </w:tcPr>
+          <w:p>
+            <w:pPr>
+              <w:spacing w:after="0" w:before="0"/>
+            </w:pPr>
+            <w:r/>
+            <w:r>
+              <w:rPr>
+                <w:b/>
+                <w:sz w:val="18"/>
+              </w:rPr>
+              <w:t>Board representation</w:t>
+            </w:r>
+          </w:p>
+        </w:tc>
+        <w:tc>
+          <w:tcPr>
+            <w:tcW w:type="dxa" w:w="4968"/>
+          </w:tcPr>
+          <w:p>
+            <w:pPr>
+              <w:spacing w:after="0" w:before="0"/>
+              <w:jc w:val="right"/>
+            </w:pPr>
+            <w:r/>
+            <w:r>
+              <w:rPr>
+                <w:sz w:val="18"/>
+              </w:rPr>
+              <w:t>No</w:t>
+            </w:r>
+          </w:p>
+        </w:tc>
+      </w:tr>
+    </w:tbl>
+    <w:p>
+      <w:pPr>
+        <w:keepNext/>
+        <w:spacing w:before="120" w:after="20" w:line="269" w:lineRule="auto"/>
+        <w:jc w:val="left"/>
+      </w:pPr>
+      <w:r>
+        <w:rPr>
+          <w:b/>
+          <w:i w:val="0"/>
+          <w:color w:val="314359"/>
+          <w:sz w:val="20"/>
+        </w:rPr>
+        <w:t>Our view</w:t>
+      </w:r>
+    </w:p>
+    <w:p>
+      <w:pPr>
+        <w:spacing w:before="40" w:after="60" w:line="269" w:lineRule="auto"/>
+        <w:jc w:val="left"/>
+      </w:pPr>
+      <w:r>
+        <w:rPr>
+          <w:b w:val="0"/>
+          <w:i w:val="0"/>
+          <w:sz w:val="21"/>
+        </w:rPr>
+        <w:t>TBK has suffered from weak profitability, primarily owing to below-market pricing with its largest customer and an oversized manufacturing footprint in Japan. Drawing on our prior experience as the largest shareholder and a board member at Concentric and Haldex, we see potential operational improvements that could lift the operating margin to 10%. On that basis, the company would be trading at just 2x earnings.</w:t>
+      </w:r>
+    </w:p>
+    <w:p>
+      <w:pPr>
+        <w:keepNext/>
+        <w:spacing w:before="120" w:after="20" w:line="269" w:lineRule="auto"/>
+        <w:jc w:val="left"/>
+      </w:pPr>
+      <w:r>
+        <w:rPr>
+          <w:b/>
+          <w:i w:val="0"/>
+          <w:color w:val="314359"/>
+          <w:sz w:val="20"/>
+        </w:rPr>
+        <w:t>Recent events, FY 25/26</w:t>
+      </w:r>
+    </w:p>
+    <w:p>
+      <w:pPr>
+        <w:pStyle w:val="ListBullet"/>
+        <w:spacing w:after="20"/>
+      </w:pPr>
+      <w:r>
+        <w:rPr>
+          <w:sz w:val="21"/>
+        </w:rPr>
+        <w:t>Sales increased 0.6% to JPY 54.8bn for the full year.</w:t>
+      </w:r>
+    </w:p>
+    <w:p>
+      <w:pPr>
+        <w:pStyle w:val="ListBullet"/>
+        <w:spacing w:after="20"/>
+      </w:pPr>
+      <w:r>
+        <w:rPr>
+          <w:sz w:val="21"/>
+        </w:rPr>
+        <w:t>Gross margin strengthened to 12.5%, versus 10.6% a year earlier.</w:t>
+      </w:r>
+    </w:p>
+    <w:p>
+      <w:pPr>
+        <w:pStyle w:val="ListBullet"/>
+        <w:spacing w:after="20"/>
+      </w:pPr>
+      <w:r>
+        <w:rPr>
+          <w:sz w:val="21"/>
+        </w:rPr>
+        <w:t>EBIT improved to JPY 1,496m, compared with JPY 941m a year earlier.</w:t>
+      </w:r>
+    </w:p>
+    <w:p>
+      <w:pPr>
+        <w:keepNext/>
+        <w:spacing w:before="120" w:after="20" w:line="269" w:lineRule="auto"/>
+        <w:jc w:val="left"/>
+      </w:pPr>
+      <w:r>
+        <w:rPr>
+          <w:b/>
+          <w:i w:val="0"/>
+          <w:color w:val="314359"/>
+          <w:sz w:val="20"/>
+        </w:rPr>
+        <w:t>Financial results</w:t>
+      </w:r>
+    </w:p>
+    <w:tbl>
+      <w:tblPr>
+        <w:tblStyle w:val="TableGrid"/>
+        <w:tblW w:type="auto" w:w="0"/>
+        <w:jc w:val="left"/>
+        <w:tblLook w:firstColumn="1" w:firstRow="1" w:lastColumn="0" w:lastRow="0" w:noHBand="0" w:noVBand="1" w:val="04A0"/>
+      </w:tblPr>
+      <w:tblGrid>
+        <w:gridCol w:w="1656"/>
+        <w:gridCol w:w="1656"/>
+        <w:gridCol w:w="1656"/>
+        <w:gridCol w:w="1656"/>
+        <w:gridCol w:w="1656"/>
+        <w:gridCol w:w="1656"/>
+      </w:tblGrid>
+      <w:tr>
+        <w:trPr>
+          <w:cantSplit/>
+        </w:trPr>
+        <w:tc>
+          <w:tcPr>
+            <w:tcW w:type="dxa" w:w="1656"/>
+            <w:shd w:val="clear" w:fill="152130"/>
+          </w:tcPr>
+          <w:p>
+            <w:pPr>
+              <w:spacing w:after="0" w:before="0"/>
+            </w:pPr>
+            <w:r/>
+            <w:r>
+              <w:rPr>
+                <w:b/>
+                <w:color w:val="FFFFFF"/>
+                <w:sz w:val="17"/>
+              </w:rPr>
+              <w:t>BN JPY</w:t>
+            </w:r>
+          </w:p>
+        </w:tc>
+        <w:tc>
+          <w:tcPr>
+            <w:tcW w:type="dxa" w:w="1656"/>
+            <w:shd w:val="clear" w:fill="152130"/>
+          </w:tcPr>
+          <w:p>
+            <w:pPr>
+              <w:spacing w:after="0" w:before="0"/>
+            </w:pPr>
+            <w:r/>
+            <w:r>
+              <w:rPr>
+                <w:b/>
+                <w:color w:val="FFFFFF"/>
+                <w:sz w:val="17"/>
+              </w:rPr>
+              <w:t>21/22</w:t>
+            </w:r>
+          </w:p>
+        </w:tc>
+        <w:tc>
+          <w:tcPr>
+            <w:tcW w:type="dxa" w:w="1656"/>
+            <w:shd w:val="clear" w:fill="152130"/>
+          </w:tcPr>
+          <w:p>
+            <w:pPr>
+              <w:spacing w:after="0" w:before="0"/>
+            </w:pPr>
+            <w:r/>
+            <w:r>
+              <w:rPr>
+                <w:b/>
+                <w:color w:val="FFFFFF"/>
+                <w:sz w:val="17"/>
+              </w:rPr>
+              <w:t>22/23</w:t>
+            </w:r>
+          </w:p>
+        </w:tc>
+        <w:tc>
+          <w:tcPr>
+            <w:tcW w:type="dxa" w:w="1656"/>
+            <w:shd w:val="clear" w:fill="152130"/>
+          </w:tcPr>
+          <w:p>
+            <w:pPr>
+              <w:spacing w:after="0" w:before="0"/>
+            </w:pPr>
+            <w:r/>
+            <w:r>
+              <w:rPr>
+                <w:b/>
+                <w:color w:val="FFFFFF"/>
+                <w:sz w:val="17"/>
+              </w:rPr>
+              <w:t>23/24</w:t>
+            </w:r>
+          </w:p>
+        </w:tc>
+        <w:tc>
+          <w:tcPr>
+            <w:tcW w:type="dxa" w:w="1656"/>
+            <w:shd w:val="clear" w:fill="152130"/>
+          </w:tcPr>
+          <w:p>
+            <w:pPr>
+              <w:spacing w:after="0" w:before="0"/>
+            </w:pPr>
+            <w:r/>
+            <w:r>
+              <w:rPr>
+                <w:b/>
+                <w:color w:val="FFFFFF"/>
+                <w:sz w:val="17"/>
+              </w:rPr>
+              <w:t>24/25</w:t>
+            </w:r>
+          </w:p>
+        </w:tc>
+        <w:tc>
+          <w:tcPr>
+            <w:tcW w:type="dxa" w:w="1656"/>
+            <w:shd w:val="clear" w:fill="152130"/>
+          </w:tcPr>
+          <w:p>
+            <w:pPr>
+              <w:spacing w:after="0" w:before="0"/>
+            </w:pPr>
+            <w:r/>
+            <w:r>
+              <w:rPr>
+                <w:b/>
+                <w:color w:val="FFFFFF"/>
+                <w:sz w:val="17"/>
+              </w:rPr>
+              <w:t>25/26</w:t>
+            </w:r>
+          </w:p>
+        </w:tc>
+      </w:tr>
+      <w:tr>
+        <w:trPr>
+          <w:cantSplit/>
+        </w:trPr>
+        <w:tc>
+          <w:tcPr>
+            <w:tcW w:type="dxa" w:w="1656"/>
+          </w:tcPr>
+          <w:p>
+            <w:pPr>
+              <w:spacing w:after="0" w:before="0"/>
+            </w:pPr>
+            <w:r/>
+            <w:r>
+              <w:rPr>
+                <w:b/>
+                <w:sz w:val="17"/>
+              </w:rPr>
+              <w:t>Net Revenue</w:t>
+            </w:r>
+          </w:p>
+        </w:tc>
+        <w:tc>
+          <w:tcPr>
+            <w:tcW w:type="dxa" w:w="1656"/>
+          </w:tcPr>
+          <w:p>
+            <w:pPr>
+              <w:spacing w:after="0" w:before="0"/>
+              <w:jc w:val="right"/>
+            </w:pPr>
+            <w:r/>
+            <w:r>
+              <w:rPr>
+                <w:sz w:val="17"/>
+              </w:rPr>
+              <w:t>51</w:t>
+            </w:r>
+          </w:p>
+        </w:tc>
+        <w:tc>
+          <w:tcPr>
+            <w:tcW w:type="dxa" w:w="1656"/>
+          </w:tcPr>
+          <w:p>
+            <w:pPr>
+              <w:spacing w:after="0" w:before="0"/>
+              <w:jc w:val="right"/>
+            </w:pPr>
+            <w:r/>
+            <w:r>
+              <w:rPr>
+                <w:sz w:val="17"/>
+              </w:rPr>
+              <w:t>54</w:t>
+            </w:r>
+          </w:p>
+        </w:tc>
+        <w:tc>
+          <w:tcPr>
+            <w:tcW w:type="dxa" w:w="1656"/>
+          </w:tcPr>
+          <w:p>
+            <w:pPr>
+              <w:spacing w:after="0" w:before="0"/>
+              <w:jc w:val="right"/>
+            </w:pPr>
+            <w:r/>
+            <w:r>
+              <w:rPr>
+                <w:sz w:val="17"/>
+              </w:rPr>
+              <w:t>57</w:t>
+            </w:r>
+          </w:p>
+        </w:tc>
+        <w:tc>
+          <w:tcPr>
+            <w:tcW w:type="dxa" w:w="1656"/>
+          </w:tcPr>
+          <w:p>
+            <w:pPr>
+              <w:spacing w:after="0" w:before="0"/>
+              <w:jc w:val="right"/>
+            </w:pPr>
+            <w:r/>
+            <w:r>
+              <w:rPr>
+                <w:sz w:val="17"/>
+              </w:rPr>
+              <w:t>54</w:t>
+            </w:r>
+          </w:p>
+        </w:tc>
+        <w:tc>
+          <w:tcPr>
+            <w:tcW w:type="dxa" w:w="1656"/>
+          </w:tcPr>
+          <w:p>
+            <w:pPr>
+              <w:spacing w:after="0" w:before="0"/>
+              <w:jc w:val="right"/>
+            </w:pPr>
+            <w:r/>
+            <w:r>
+              <w:rPr>
+                <w:sz w:val="17"/>
+              </w:rPr>
+              <w:t>55</w:t>
+            </w:r>
+          </w:p>
+        </w:tc>
+      </w:tr>
+      <w:tr>
+        <w:trPr>
+          <w:cantSplit/>
+        </w:trPr>
+        <w:tc>
+          <w:tcPr>
+            <w:tcW w:type="dxa" w:w="1656"/>
+            <w:shd w:val="clear" w:fill="F6F7F9"/>
+          </w:tcPr>
+          <w:p>
+            <w:pPr>
+              <w:spacing w:after="0" w:before="0"/>
+            </w:pPr>
+            <w:r/>
+            <w:r>
+              <w:rPr>
+                <w:b/>
+                <w:sz w:val="17"/>
+              </w:rPr>
+              <w:t>EBIT</w:t>
+            </w:r>
+          </w:p>
+        </w:tc>
+        <w:tc>
+          <w:tcPr>
+            <w:tcW w:type="dxa" w:w="1656"/>
+            <w:shd w:val="clear" w:fill="F6F7F9"/>
+          </w:tcPr>
+          <w:p>
+            <w:pPr>
+              <w:spacing w:after="0" w:before="0"/>
+              <w:jc w:val="right"/>
+            </w:pPr>
+            <w:r/>
+            <w:r>
+              <w:rPr>
+                <w:sz w:val="17"/>
+              </w:rPr>
+              <w:t>0.6</w:t>
+            </w:r>
+          </w:p>
+        </w:tc>
+        <w:tc>
+          <w:tcPr>
+            <w:tcW w:type="dxa" w:w="1656"/>
+            <w:shd w:val="clear" w:fill="F6F7F9"/>
+          </w:tcPr>
+          <w:p>
+            <w:pPr>
+              <w:spacing w:after="0" w:before="0"/>
+              <w:jc w:val="right"/>
+            </w:pPr>
+            <w:r/>
+            <w:r>
+              <w:rPr>
+                <w:sz w:val="17"/>
+              </w:rPr>
+              <w:t>(0.6)</w:t>
+            </w:r>
+          </w:p>
+        </w:tc>
+        <w:tc>
+          <w:tcPr>
+            <w:tcW w:type="dxa" w:w="1656"/>
+            <w:shd w:val="clear" w:fill="F6F7F9"/>
+          </w:tcPr>
+          <w:p>
+            <w:pPr>
+              <w:spacing w:after="0" w:before="0"/>
+              <w:jc w:val="right"/>
+            </w:pPr>
+            <w:r/>
+            <w:r>
+              <w:rPr>
+                <w:sz w:val="17"/>
+              </w:rPr>
+              <w:t>0.9</w:t>
+            </w:r>
+          </w:p>
+        </w:tc>
+        <w:tc>
+          <w:tcPr>
+            <w:tcW w:type="dxa" w:w="1656"/>
+            <w:shd w:val="clear" w:fill="F6F7F9"/>
+          </w:tcPr>
+          <w:p>
+            <w:pPr>
+              <w:spacing w:after="0" w:before="0"/>
+              <w:jc w:val="right"/>
+            </w:pPr>
+            <w:r/>
+            <w:r>
+              <w:rPr>
+                <w:sz w:val="17"/>
+              </w:rPr>
+              <w:t>1.0</w:t>
+            </w:r>
+          </w:p>
+        </w:tc>
+        <w:tc>
+          <w:tcPr>
+            <w:tcW w:type="dxa" w:w="1656"/>
+            <w:shd w:val="clear" w:fill="F6F7F9"/>
+          </w:tcPr>
+          <w:p>
+            <w:pPr>
+              <w:spacing w:after="0" w:before="0"/>
+              <w:jc w:val="right"/>
+            </w:pPr>
+            <w:r/>
+            <w:r>
+              <w:rPr>
+                <w:sz w:val="17"/>
+              </w:rPr>
+              <w:t>1.5</w:t>
+            </w:r>
+          </w:p>
+        </w:tc>
+      </w:tr>
+      <w:tr>
+        <w:trPr>
+          <w:cantSplit/>
+        </w:trPr>
+        <w:tc>
+          <w:tcPr>
+            <w:tcW w:type="dxa" w:w="1656"/>
+          </w:tcPr>
+          <w:p>
+            <w:pPr>
+              <w:spacing w:after="0" w:before="0"/>
+            </w:pPr>
+            <w:r/>
+            <w:r>
+              <w:rPr>
+                <w:b/>
+                <w:sz w:val="17"/>
+              </w:rPr>
+              <w:t>Margin</w:t>
+            </w:r>
+          </w:p>
+        </w:tc>
+        <w:tc>
+          <w:tcPr>
+            <w:tcW w:type="dxa" w:w="1656"/>
+          </w:tcPr>
+          <w:p>
+            <w:pPr>
+              <w:spacing w:after="0" w:before="0"/>
+              <w:jc w:val="right"/>
+            </w:pPr>
+            <w:r/>
+            <w:r>
+              <w:rPr>
+                <w:sz w:val="17"/>
+              </w:rPr>
+              <w:t>1.2%</w:t>
+            </w:r>
+          </w:p>
+        </w:tc>
+        <w:tc>
+          <w:tcPr>
+            <w:tcW w:type="dxa" w:w="1656"/>
+          </w:tcPr>
+          <w:p>
+            <w:pPr>
+              <w:spacing w:after="0" w:before="0"/>
+              <w:jc w:val="right"/>
+            </w:pPr>
+            <w:r/>
+            <w:r>
+              <w:rPr>
+                <w:sz w:val="17"/>
+              </w:rPr>
+              <w:t>-1.2%</w:t>
+            </w:r>
+          </w:p>
+        </w:tc>
+        <w:tc>
+          <w:tcPr>
+            <w:tcW w:type="dxa" w:w="1656"/>
+          </w:tcPr>
+          <w:p>
+            <w:pPr>
+              <w:spacing w:after="0" w:before="0"/>
+              <w:jc w:val="right"/>
+            </w:pPr>
+            <w:r/>
+            <w:r>
+              <w:rPr>
+                <w:sz w:val="17"/>
+              </w:rPr>
+              <w:t>1.6%</w:t>
+            </w:r>
+          </w:p>
+        </w:tc>
+        <w:tc>
+          <w:tcPr>
+            <w:tcW w:type="dxa" w:w="1656"/>
+          </w:tcPr>
+          <w:p>
+            <w:pPr>
+              <w:spacing w:after="0" w:before="0"/>
+              <w:jc w:val="right"/>
+            </w:pPr>
+            <w:r/>
+            <w:r>
+              <w:rPr>
+                <w:sz w:val="17"/>
+              </w:rPr>
+              <w:t>1.7%</w:t>
+            </w:r>
+          </w:p>
+        </w:tc>
+        <w:tc>
+          <w:tcPr>
+            <w:tcW w:type="dxa" w:w="1656"/>
+          </w:tcPr>
+          <w:p>
+            <w:pPr>
+              <w:spacing w:after="0" w:before="0"/>
+              <w:jc w:val="right"/>
+            </w:pPr>
+            <w:r/>
+            <w:r>
+              <w:rPr>
+                <w:sz w:val="17"/>
+              </w:rPr>
+              <w:t>2.7%</w:t>
+            </w:r>
+          </w:p>
+        </w:tc>
+      </w:tr>
+      <w:tr>
+        <w:trPr>
+          <w:cantSplit/>
+        </w:trPr>
+        <w:tc>
+          <w:tcPr>
+            <w:tcW w:type="dxa" w:w="1656"/>
+            <w:shd w:val="clear" w:fill="F6F7F9"/>
+          </w:tcPr>
+          <w:p>
+            <w:pPr>
+              <w:spacing w:after="0" w:before="0"/>
+            </w:pPr>
+            <w:r/>
+            <w:r>
+              <w:rPr>
+                <w:b/>
+                <w:sz w:val="17"/>
+              </w:rPr>
+              <w:t>Net Income</w:t>
+            </w:r>
+          </w:p>
+        </w:tc>
+        <w:tc>
+          <w:tcPr>
+            <w:tcW w:type="dxa" w:w="1656"/>
+            <w:shd w:val="clear" w:fill="F6F7F9"/>
+          </w:tcPr>
+          <w:p>
+            <w:pPr>
+              <w:spacing w:after="0" w:before="0"/>
+              <w:jc w:val="right"/>
+            </w:pPr>
+            <w:r/>
+            <w:r>
+              <w:rPr>
+                <w:sz w:val="17"/>
+              </w:rPr>
+              <w:t>0.8</w:t>
+            </w:r>
+          </w:p>
+        </w:tc>
+        <w:tc>
+          <w:tcPr>
+            <w:tcW w:type="dxa" w:w="1656"/>
+            <w:shd w:val="clear" w:fill="F6F7F9"/>
+          </w:tcPr>
+          <w:p>
+            <w:pPr>
+              <w:spacing w:after="0" w:before="0"/>
+              <w:jc w:val="right"/>
+            </w:pPr>
+            <w:r/>
+            <w:r>
+              <w:rPr>
+                <w:sz w:val="17"/>
+              </w:rPr>
+              <w:t>-2.1</w:t>
+            </w:r>
+          </w:p>
+        </w:tc>
+        <w:tc>
+          <w:tcPr>
+            <w:tcW w:type="dxa" w:w="1656"/>
+            <w:shd w:val="clear" w:fill="F6F7F9"/>
+          </w:tcPr>
+          <w:p>
+            <w:pPr>
+              <w:spacing w:after="0" w:before="0"/>
+              <w:jc w:val="right"/>
+            </w:pPr>
+            <w:r/>
+            <w:r>
+              <w:rPr>
+                <w:sz w:val="17"/>
+              </w:rPr>
+              <w:t>0.3</w:t>
+            </w:r>
+          </w:p>
+        </w:tc>
+        <w:tc>
+          <w:tcPr>
+            <w:tcW w:type="dxa" w:w="1656"/>
+            <w:shd w:val="clear" w:fill="F6F7F9"/>
+          </w:tcPr>
+          <w:p>
+            <w:pPr>
+              <w:spacing w:after="0" w:before="0"/>
+              <w:jc w:val="right"/>
+            </w:pPr>
+            <w:r/>
+            <w:r>
+              <w:rPr>
+                <w:sz w:val="17"/>
+              </w:rPr>
+              <w:t>-1.2</w:t>
+            </w:r>
+          </w:p>
+        </w:tc>
+        <w:tc>
+          <w:tcPr>
+            <w:tcW w:type="dxa" w:w="1656"/>
+            <w:shd w:val="clear" w:fill="F6F7F9"/>
+          </w:tcPr>
+          <w:p>
+            <w:pPr>
+              <w:spacing w:after="0" w:before="0"/>
+              <w:jc w:val="right"/>
+            </w:pPr>
+            <w:r/>
+            <w:r>
+              <w:rPr>
+                <w:sz w:val="17"/>
+              </w:rPr>
+              <w:t>0</w:t>
+            </w:r>
+          </w:p>
+        </w:tc>
+      </w:tr>
+    </w:tbl>
+    <w:p>
+      <w:pPr>
+        <w:spacing w:before="40" w:after="60" w:line="269" w:lineRule="auto"/>
+        <w:jc w:val="left"/>
+      </w:pPr>
+      <w:r>
+        <w:rPr>
+          <w:b w:val="0"/>
+          <w:i/>
+          <w:color w:val="556A83"/>
+          <w:sz w:val="16"/>
+        </w:rPr>
+        <w:t>Source labels market cap/EV as “BN JPY”, which is inconsistent with ¥55bn revenue — likely a unit error in the original; reproduced as printed.</w:t>
+      </w:r>
+    </w:p>
+    <w:p>
+      <w:pPr>
+        <w:keepNext/>
+        <w:spacing w:before="100" w:after="40" w:line="269" w:lineRule="auto"/>
+        <w:jc w:val="left"/>
+      </w:pPr>
+      <w:r>
+        <w:rPr>
+          <w:b/>
+          <w:i w:val="0"/>
+          <w:color w:val="314359"/>
+          <w:sz w:val="20"/>
+        </w:rPr>
+        <w:t>Share price &amp; traded volume (3-year)</w:t>
+      </w:r>
+    </w:p>
+    <w:p>
+      <w:pPr>
+        <w:spacing w:after="40"/>
+        <w:jc w:val="left"/>
+      </w:pPr>
+      <w:r>
+        <w:drawing>
+          <wp:inline xmlns:a="http://schemas.openxmlformats.org/drawingml/2006/main" xmlns:pic="http://schemas.openxmlformats.org/drawingml/2006/picture">
+            <wp:extent cx="5212080" cy="1904302"/>
+            <wp:docPr id="4" name="Picture 4"/>
+            <wp:cNvGraphicFramePr>
+              <a:graphicFrameLocks noChangeAspect="1"/>
+            </wp:cNvGraphicFramePr>
+            <a:graphic>
+              <a:graphicData uri="http://schemas.openxmlformats.org/drawingml/2006/picture">
+                <pic:pic>
+                  <pic:nvPicPr>
+                    <pic:cNvPr id="0" name="06de9a45c089ea5fa8c12cd3ffb974a7.png"/>
+                    <pic:cNvPicPr/>
+                  </pic:nvPicPr>
+                  <pic:blipFill>
+                    <a:blip r:embed="rId12"/>
+                    <a:stretch>
+                      <a:fillRect/>
+                    </a:stretch>
+                  </pic:blipFill>
+                  <pic:spPr>
+                    <a:xfrm>
+                      <a:off x="0" y="0"/>
+                      <a:ext cx="5212080" cy="1904302"/>
+                    </a:xfrm>
+                    <a:prstGeom prst="rect"/>
+                  </pic:spPr>
+                </pic:pic>
+              </a:graphicData>
+            </a:graphic>
+          </wp:inline>
+        </w:drawing>
+      </w:r>
+    </w:p>
+    <w:p>
+      <w:pPr>
+        <w:spacing w:before="40" w:after="60" w:line="269" w:lineRule="auto"/>
+        <w:jc w:val="left"/>
+      </w:pPr>
+      <w:r>
+        <w:rPr>
+          <w:b w:val="0"/>
+          <w:i/>
+          <w:color w:val="556A83"/>
+          <w:sz w:val="16"/>
+        </w:rPr>
+        <w:t>Source: exchange daily price history, 3-year series to 15 June 2026. Tokyo Stock Exchange: 7277.</w:t>
       </w:r>
     </w:p>
     <w:p>
@@ -12032,7 +12461,7 @@
           <w:color w:val="152130"/>
           <w:sz w:val="26"/>
         </w:rPr>
-        <w:t>TBK</w:t>
+        <w:t>Röko</w:t>
       </w:r>
     </w:p>
     <w:p>
@@ -12062,7 +12491,7 @@
           <w:i w:val="0"/>
           <w:sz w:val="21"/>
         </w:rPr>
-        <w:t>TBK is a long-standing Tier 1–2 supplier of safety-critical braking systems, retarders, asbestos-free linings, engine water and oil pumps, and other engine components for trucks and buses. The business is underpinned by long-term customer relationships and by products that are designed into the platforms of major commercial-vehicle OEMs. Once qualified, parts typically remain in place for the full model cycle, creating significant switching costs.</w:t>
+        <w:t>Röko invests its equity capital from its own balance sheet into stable and profitable companies with strong market positions in their respective niche markets. It is a long-term owner focused on independent governance, and the companies it acquires have a proven track record of growing profits over time. Röko’s core principles are empowerment, simplicity and continuous improvement.</w:t>
       </w:r>
     </w:p>
     <w:tbl>
@@ -12156,7 +12585,7 @@
               <w:rPr>
                 <w:sz w:val="18"/>
               </w:rPr>
-              <w:t>JPY 10,446 (unit per source)</w:t>
+              <w:t>SEK 22,082m</w:t>
             </w:r>
           </w:p>
         </w:tc>
@@ -12199,7 +12628,7 @@
               <w:rPr>
                 <w:sz w:val="18"/>
               </w:rPr>
-              <w:t>JPY 6,940 (unit per source)</w:t>
+              <w:t>SEK 25,798m</w:t>
             </w:r>
           </w:p>
         </w:tc>
@@ -12240,7 +12669,7 @@
               <w:rPr>
                 <w:sz w:val="18"/>
               </w:rPr>
-              <w:t>7%</w:t>
+              <w:t>&lt;1%</w:t>
             </w:r>
           </w:p>
         </w:tc>
@@ -12283,7 +12712,7 @@
               <w:rPr>
                 <w:sz w:val="18"/>
               </w:rPr>
-              <w:t>12%</w:t>
+              <w:t>9%</w:t>
             </w:r>
           </w:p>
         </w:tc>
@@ -12357,7 +12786,7 @@
           <w:i w:val="0"/>
           <w:sz w:val="21"/>
         </w:rPr>
-        <w:t>TBK has suffered from weak profitability, primarily owing to below-market pricing with its largest customer and an oversized manufacturing footprint in Japan. Drawing on our prior experience as the largest shareholder and a board member at Concentric and Haldex, we see potential operational improvements that could lift the operating margin to 10%. On that basis, the company would be trading at just 2x earnings.</w:t>
+        <w:t>We were part of the initial group of investors who supported Fredrik Karlsson and Tomas Billing in the formation of the company. Fredrik in particular had been highly successful in building Lifco, a company whose value increased approximately 100-fold over a 20-year period. Röko’s investment model is based on continuously reinvesting its cash flow into new companies while simultaneously improving the profitability of its existing companies.</w:t>
       </w:r>
     </w:p>
     <w:p>
@@ -12373,7 +12802,7 @@
           <w:color w:val="314359"/>
           <w:sz w:val="20"/>
         </w:rPr>
-        <w:t>Recent events, FY 25/26</w:t>
+        <w:t>Recent events, Q1 2026</w:t>
       </w:r>
     </w:p>
     <w:p>
@@ -12385,7 +12814,7 @@
         <w:rPr>
           <w:sz w:val="21"/>
         </w:rPr>
-        <w:t>Sales increased 0.6% to JPY 54.8bn for the full year.</w:t>
+        <w:t>Net sales grew 6% organically year-on-year to SEK 1,853m in Q1.</w:t>
       </w:r>
     </w:p>
     <w:p>
@@ -12397,7 +12826,7 @@
         <w:rPr>
           <w:sz w:val="21"/>
         </w:rPr>
-        <w:t>Gross margin strengthened to 12.5%, versus 10.6% a year earlier.</w:t>
+        <w:t>EBITA increased 5% to SEK 415m.</w:t>
       </w:r>
     </w:p>
     <w:p>
@@ -12409,7 +12838,7 @@
         <w:rPr>
           <w:sz w:val="21"/>
         </w:rPr>
-        <w:t>EBIT improved to JPY 1,496m, compared with JPY 941m a year earlier.</w:t>
+        <w:t>Fredrik Karlsson stepped down as CEO to become deputy CEO; Johan Bladh was appointed as the new CEO.</w:t>
       </w:r>
     </w:p>
     <w:p>
@@ -12463,7 +12892,7 @@
                 <w:color w:val="FFFFFF"/>
                 <w:sz w:val="17"/>
               </w:rPr>
-              <w:t>BN JPY</w:t>
+              <w:t>MSEK</w:t>
             </w:r>
           </w:p>
         </w:tc>
@@ -12483,7 +12912,7 @@
                 <w:color w:val="FFFFFF"/>
                 <w:sz w:val="17"/>
               </w:rPr>
-              <w:t>21/22</w:t>
+              <w:t>2022</w:t>
             </w:r>
           </w:p>
         </w:tc>
@@ -12503,7 +12932,7 @@
                 <w:color w:val="FFFFFF"/>
                 <w:sz w:val="17"/>
               </w:rPr>
-              <w:t>22/23</w:t>
+              <w:t>2023</w:t>
             </w:r>
           </w:p>
         </w:tc>
@@ -12523,7 +12952,7 @@
                 <w:color w:val="FFFFFF"/>
                 <w:sz w:val="17"/>
               </w:rPr>
-              <w:t>23/24</w:t>
+              <w:t>2024</w:t>
             </w:r>
           </w:p>
         </w:tc>
@@ -12543,7 +12972,7 @@
                 <w:color w:val="FFFFFF"/>
                 <w:sz w:val="17"/>
               </w:rPr>
-              <w:t>24/25</w:t>
+              <w:t>2025</w:t>
             </w:r>
           </w:p>
         </w:tc>
@@ -12563,7 +12992,7 @@
                 <w:color w:val="FFFFFF"/>
                 <w:sz w:val="17"/>
               </w:rPr>
-              <w:t>25/26</w:t>
+              <w:t>Q1 2026</w:t>
             </w:r>
           </w:p>
         </w:tc>
@@ -12604,7 +13033,7 @@
               <w:rPr>
                 <w:sz w:val="17"/>
               </w:rPr>
-              <w:t>51</w:t>
+              <w:t>4,313</w:t>
             </w:r>
           </w:p>
         </w:tc>
@@ -12622,7 +13051,7 @@
               <w:rPr>
                 <w:sz w:val="17"/>
               </w:rPr>
-              <w:t>54</w:t>
+              <w:t>5,614</w:t>
             </w:r>
           </w:p>
         </w:tc>
@@ -12640,7 +13069,7 @@
               <w:rPr>
                 <w:sz w:val="17"/>
               </w:rPr>
-              <w:t>57</w:t>
+              <w:t>6,182</w:t>
             </w:r>
           </w:p>
         </w:tc>
@@ -12658,7 +13087,7 @@
               <w:rPr>
                 <w:sz w:val="17"/>
               </w:rPr>
-              <w:t>54</w:t>
+              <w:t>6,452</w:t>
             </w:r>
           </w:p>
         </w:tc>
@@ -12676,7 +13105,7 @@
               <w:rPr>
                 <w:sz w:val="17"/>
               </w:rPr>
-              <w:t>55</w:t>
+              <w:t>1,853</w:t>
             </w:r>
           </w:p>
         </w:tc>
@@ -12700,7 +13129,7 @@
                 <w:b/>
                 <w:sz w:val="17"/>
               </w:rPr>
-              <w:t>EBIT</w:t>
+              <w:t>EBITA</w:t>
             </w:r>
           </w:p>
         </w:tc>
@@ -12719,7 +13148,7 @@
               <w:rPr>
                 <w:sz w:val="17"/>
               </w:rPr>
-              <w:t>0.6</w:t>
+              <w:t>787</w:t>
             </w:r>
           </w:p>
         </w:tc>
@@ -12738,7 +13167,7 @@
               <w:rPr>
                 <w:sz w:val="17"/>
               </w:rPr>
-              <w:t>(0.6)</w:t>
+              <w:t>1,047</w:t>
             </w:r>
           </w:p>
         </w:tc>
@@ -12757,7 +13186,7 @@
               <w:rPr>
                 <w:sz w:val="17"/>
               </w:rPr>
-              <w:t>0.9</w:t>
+              <w:t>1,227</w:t>
             </w:r>
           </w:p>
         </w:tc>
@@ -12776,7 +13205,7 @@
               <w:rPr>
                 <w:sz w:val="17"/>
               </w:rPr>
-              <w:t>1.0</w:t>
+              <w:t>1,339</w:t>
             </w:r>
           </w:p>
         </w:tc>
@@ -12795,7 +13224,7 @@
               <w:rPr>
                 <w:sz w:val="17"/>
               </w:rPr>
-              <w:t>1.5</w:t>
+              <w:t>415</w:t>
             </w:r>
           </w:p>
         </w:tc>
@@ -12836,7 +13265,7 @@
               <w:rPr>
                 <w:sz w:val="17"/>
               </w:rPr>
-              <w:t>1.2%</w:t>
+              <w:t>18%</w:t>
             </w:r>
           </w:p>
         </w:tc>
@@ -12854,7 +13283,7 @@
               <w:rPr>
                 <w:sz w:val="17"/>
               </w:rPr>
-              <w:t>-1.2%</w:t>
+              <w:t>19%</w:t>
             </w:r>
           </w:p>
         </w:tc>
@@ -12872,7 +13301,7 @@
               <w:rPr>
                 <w:sz w:val="17"/>
               </w:rPr>
-              <w:t>1.6%</w:t>
+              <w:t>20%</w:t>
             </w:r>
           </w:p>
         </w:tc>
@@ -12890,7 +13319,7 @@
               <w:rPr>
                 <w:sz w:val="17"/>
               </w:rPr>
-              <w:t>1.7%</w:t>
+              <w:t>21%</w:t>
             </w:r>
           </w:p>
         </w:tc>
@@ -12908,7 +13337,7 @@
               <w:rPr>
                 <w:sz w:val="17"/>
               </w:rPr>
-              <w:t>2.7%</w:t>
+              <w:t>22%</w:t>
             </w:r>
           </w:p>
         </w:tc>
@@ -12932,7 +13361,7 @@
                 <w:b/>
                 <w:sz w:val="17"/>
               </w:rPr>
-              <w:t>Net Income</w:t>
+              <w:t>Acquisitions #</w:t>
             </w:r>
           </w:p>
         </w:tc>
@@ -12951,7 +13380,7 @@
               <w:rPr>
                 <w:sz w:val="17"/>
               </w:rPr>
-              <w:t>0.8</w:t>
+              <w:t>–</w:t>
             </w:r>
           </w:p>
         </w:tc>
@@ -12970,7 +13399,7 @@
               <w:rPr>
                 <w:sz w:val="17"/>
               </w:rPr>
-              <w:t>-2.1</w:t>
+              <w:t>2</w:t>
             </w:r>
           </w:p>
         </w:tc>
@@ -12989,7 +13418,7 @@
               <w:rPr>
                 <w:sz w:val="17"/>
               </w:rPr>
-              <w:t>0.3</w:t>
+              <w:t>4</w:t>
             </w:r>
           </w:p>
         </w:tc>
@@ -13008,7 +13437,7 @@
               <w:rPr>
                 <w:sz w:val="17"/>
               </w:rPr>
-              <w:t>-1.2</w:t>
+              <w:t>3</w:t>
             </w:r>
           </w:p>
         </w:tc>
@@ -13027,12 +13456,68 @@
               <w:rPr>
                 <w:sz w:val="17"/>
               </w:rPr>
-              <w:t>0</w:t>
+              <w:t>3</w:t>
             </w:r>
           </w:p>
         </w:tc>
       </w:tr>
     </w:tbl>
+    <w:p>
+      <w:pPr>
+        <w:keepNext/>
+        <w:spacing w:before="100" w:after="40" w:line="269" w:lineRule="auto"/>
+        <w:jc w:val="left"/>
+      </w:pPr>
+      <w:r>
+        <w:rPr>
+          <w:b/>
+          <w:i w:val="0"/>
+          <w:color w:val="314359"/>
+          <w:sz w:val="20"/>
+        </w:rPr>
+        <w:t>Share price &amp; traded volume (3-year)</w:t>
+      </w:r>
+    </w:p>
+    <w:p>
+      <w:pPr>
+        <w:spacing w:after="40"/>
+        <w:jc w:val="left"/>
+      </w:pPr>
+      <w:r>
+        <w:drawing>
+          <wp:inline xmlns:a="http://schemas.openxmlformats.org/drawingml/2006/main" xmlns:pic="http://schemas.openxmlformats.org/drawingml/2006/picture">
+            <wp:extent cx="5212080" cy="1872912"/>
+            <wp:docPr id="6" name="Picture 6"/>
+            <wp:cNvGraphicFramePr>
+              <a:graphicFrameLocks noChangeAspect="1"/>
+            </wp:cNvGraphicFramePr>
+            <a:graphic>
+              <a:graphicData uri="http://schemas.openxmlformats.org/drawingml/2006/picture">
+                <pic:pic>
+                  <pic:nvPicPr>
+                    <pic:cNvPr id="0" name="d16feb8f877c898d8516be82be99809f.png"/>
+                    <pic:cNvPicPr/>
+                  </pic:nvPicPr>
+                  <pic:blipFill>
+                    <a:blip r:embed="rId14"/>
+                    <a:stretch>
+                      <a:fillRect/>
+                    </a:stretch>
+                  </pic:blipFill>
+                  <pic:spPr>
+                    <a:xfrm>
+                      <a:off x="0" y="0"/>
+                      <a:ext cx="5212080" cy="1872912"/>
+                    </a:xfrm>
+                    <a:prstGeom prst="rect"/>
+                  </pic:spPr>
+                </pic:pic>
+              </a:graphicData>
+            </a:graphic>
+          </wp:inline>
+        </w:drawing>
+      </w:r>
+    </w:p>
     <w:p>
       <w:pPr>
         <w:spacing w:before="40" w:after="60" w:line="269" w:lineRule="auto"/>
@@ -13045,7 +13530,411 @@
           <w:color w:val="556A83"/>
           <w:sz w:val="16"/>
         </w:rPr>
-        <w:t>Source labels market cap/EV as “BN JPY”, which is inconsistent with ¥55bn revenue — likely a unit error in the original; reproduced as printed.</w:t>
+        <w:t>Source: exchange daily price history, 3-year series to 15 June 2026. Nasdaq Stockholm: ROKO B. Price history available from Mar 2025.</w:t>
+      </w:r>
+    </w:p>
+    <w:p>
+      <w:pPr>
+        <w:spacing w:after="0" w:before="0"/>
+      </w:pPr>
+      <w:r>
+        <w:br w:type="page"/>
+      </w:r>
+    </w:p>
+    <w:p>
+      <w:pPr>
+        <w:keepNext/>
+        <w:spacing w:before="120" w:after="80"/>
+        <w:pageBreakBefore/>
+        <w:pBdr>
+          <w:bottom w:val="single" w:sz="6" w:space="2" w:color="314359"/>
+        </w:pBdr>
+      </w:pPr>
+      <w:r>
+        <w:rPr>
+          <w:rFonts w:ascii="Times New Roman" w:hAnsi="Times New Roman"/>
+          <w:b/>
+          <w:color w:val="152130"/>
+          <w:sz w:val="26"/>
+        </w:rPr>
+        <w:t>NGEx</w:t>
+      </w:r>
+    </w:p>
+    <w:p>
+      <w:pPr>
+        <w:keepNext/>
+        <w:spacing w:before="40" w:after="20" w:line="269" w:lineRule="auto"/>
+        <w:jc w:val="left"/>
+      </w:pPr>
+      <w:r>
+        <w:rPr>
+          <w:b/>
+          <w:i w:val="0"/>
+          <w:color w:val="314359"/>
+          <w:sz w:val="20"/>
+        </w:rPr>
+        <w:t>Company description</w:t>
+      </w:r>
+    </w:p>
+    <w:p>
+      <w:pPr>
+        <w:spacing w:before="40" w:after="80" w:line="269" w:lineRule="auto"/>
+        <w:jc w:val="left"/>
+      </w:pPr>
+      <w:r>
+        <w:rPr>
+          <w:b w:val="0"/>
+          <w:i w:val="0"/>
+          <w:sz w:val="21"/>
+        </w:rPr>
+        <w:t>NGEx is a growing copper and gold exploration company based in Canada, focused on the exploration of the Lunahuasi copper–gold–silver project in San Juan Province, Argentina, and the nearby Los Helados copper–gold project, located approximately nine kilometres to the north-east, in Chile’s Region III. Both projects lie within the emerging Vicuña District, which includes the Caserones mine and the Josemaria and Filo del Sol deposits.</w:t>
+      </w:r>
+    </w:p>
+    <w:tbl>
+      <w:tblPr>
+        <w:tblStyle w:val="TableGrid"/>
+        <w:tblW w:type="auto" w:w="0"/>
+        <w:jc w:val="left"/>
+        <w:tblLook w:firstColumn="1" w:firstRow="1" w:lastColumn="0" w:lastRow="0" w:noHBand="0" w:noVBand="1" w:val="04A0"/>
+      </w:tblPr>
+      <w:tblGrid>
+        <w:gridCol w:w="4968"/>
+        <w:gridCol w:w="4968"/>
+      </w:tblGrid>
+      <w:tr>
+        <w:trPr>
+          <w:cantSplit/>
+        </w:trPr>
+        <w:tc>
+          <w:tcPr>
+            <w:tcW w:type="dxa" w:w="4968"/>
+            <w:shd w:val="clear" w:fill="152130"/>
+          </w:tcPr>
+          <w:p>
+            <w:pPr>
+              <w:spacing w:after="0" w:before="0"/>
+            </w:pPr>
+            <w:r/>
+            <w:r>
+              <w:rPr>
+                <w:b/>
+                <w:color w:val="FFFFFF"/>
+                <w:sz w:val="18"/>
+              </w:rPr>
+              <w:t>Key facts</w:t>
+            </w:r>
+          </w:p>
+        </w:tc>
+        <w:tc>
+          <w:tcPr>
+            <w:tcW w:type="dxa" w:w="4968"/>
+            <w:shd w:val="clear" w:fill="152130"/>
+          </w:tcPr>
+          <w:p>
+            <w:pPr>
+              <w:spacing w:after="0" w:before="0"/>
+            </w:pPr>
+            <w:r/>
+            <w:r>
+              <w:rPr>
+                <w:b/>
+                <w:color w:val="FFFFFF"/>
+                <w:sz w:val="18"/>
+              </w:rPr>
+            </w:r>
+          </w:p>
+        </w:tc>
+      </w:tr>
+      <w:tr>
+        <w:trPr>
+          <w:cantSplit/>
+        </w:trPr>
+        <w:tc>
+          <w:tcPr>
+            <w:tcW w:type="dxa" w:w="4968"/>
+          </w:tcPr>
+          <w:p>
+            <w:pPr>
+              <w:spacing w:after="0" w:before="0"/>
+            </w:pPr>
+            <w:r/>
+            <w:r>
+              <w:rPr>
+                <w:b/>
+                <w:sz w:val="18"/>
+              </w:rPr>
+              <w:t>Market capitalisation</w:t>
+            </w:r>
+          </w:p>
+        </w:tc>
+        <w:tc>
+          <w:tcPr>
+            <w:tcW w:type="dxa" w:w="4968"/>
+          </w:tcPr>
+          <w:p>
+            <w:pPr>
+              <w:spacing w:after="0" w:before="0"/>
+              <w:jc w:val="right"/>
+            </w:pPr>
+            <w:r/>
+            <w:r>
+              <w:rPr>
+                <w:sz w:val="18"/>
+              </w:rPr>
+              <w:t>CAD 5,476m</w:t>
+            </w:r>
+          </w:p>
+        </w:tc>
+      </w:tr>
+      <w:tr>
+        <w:trPr>
+          <w:cantSplit/>
+        </w:trPr>
+        <w:tc>
+          <w:tcPr>
+            <w:tcW w:type="dxa" w:w="4968"/>
+            <w:shd w:val="clear" w:fill="F6F7F9"/>
+          </w:tcPr>
+          <w:p>
+            <w:pPr>
+              <w:spacing w:after="0" w:before="0"/>
+            </w:pPr>
+            <w:r/>
+            <w:r>
+              <w:rPr>
+                <w:b/>
+                <w:sz w:val="18"/>
+              </w:rPr>
+              <w:t>Enterprise value</w:t>
+            </w:r>
+          </w:p>
+        </w:tc>
+        <w:tc>
+          <w:tcPr>
+            <w:tcW w:type="dxa" w:w="4968"/>
+            <w:shd w:val="clear" w:fill="F6F7F9"/>
+          </w:tcPr>
+          <w:p>
+            <w:pPr>
+              <w:spacing w:after="0" w:before="0"/>
+              <w:jc w:val="right"/>
+            </w:pPr>
+            <w:r/>
+            <w:r>
+              <w:rPr>
+                <w:sz w:val="18"/>
+              </w:rPr>
+              <w:t>CAD 4,963m</w:t>
+            </w:r>
+          </w:p>
+        </w:tc>
+      </w:tr>
+      <w:tr>
+        <w:trPr>
+          <w:cantSplit/>
+        </w:trPr>
+        <w:tc>
+          <w:tcPr>
+            <w:tcW w:type="dxa" w:w="4968"/>
+          </w:tcPr>
+          <w:p>
+            <w:pPr>
+              <w:spacing w:after="0" w:before="0"/>
+            </w:pPr>
+            <w:r/>
+            <w:r>
+              <w:rPr>
+                <w:b/>
+                <w:sz w:val="18"/>
+              </w:rPr>
+              <w:t>AIP ownership</w:t>
+            </w:r>
+          </w:p>
+        </w:tc>
+        <w:tc>
+          <w:tcPr>
+            <w:tcW w:type="dxa" w:w="4968"/>
+          </w:tcPr>
+          <w:p>
+            <w:pPr>
+              <w:spacing w:after="0" w:before="0"/>
+              <w:jc w:val="right"/>
+            </w:pPr>
+            <w:r/>
+            <w:r>
+              <w:rPr>
+                <w:sz w:val="18"/>
+              </w:rPr>
+              <w:t>&lt;1%</w:t>
+            </w:r>
+          </w:p>
+        </w:tc>
+      </w:tr>
+      <w:tr>
+        <w:trPr>
+          <w:cantSplit/>
+        </w:trPr>
+        <w:tc>
+          <w:tcPr>
+            <w:tcW w:type="dxa" w:w="4968"/>
+            <w:shd w:val="clear" w:fill="F6F7F9"/>
+          </w:tcPr>
+          <w:p>
+            <w:pPr>
+              <w:spacing w:after="0" w:before="0"/>
+            </w:pPr>
+            <w:r/>
+            <w:r>
+              <w:rPr>
+                <w:b/>
+                <w:sz w:val="18"/>
+              </w:rPr>
+              <w:t>% of portfolio</w:t>
+            </w:r>
+          </w:p>
+        </w:tc>
+        <w:tc>
+          <w:tcPr>
+            <w:tcW w:type="dxa" w:w="4968"/>
+            <w:shd w:val="clear" w:fill="F6F7F9"/>
+          </w:tcPr>
+          <w:p>
+            <w:pPr>
+              <w:spacing w:after="0" w:before="0"/>
+              <w:jc w:val="right"/>
+            </w:pPr>
+            <w:r/>
+            <w:r>
+              <w:rPr>
+                <w:sz w:val="18"/>
+              </w:rPr>
+              <w:t>8%</w:t>
+            </w:r>
+          </w:p>
+        </w:tc>
+      </w:tr>
+      <w:tr>
+        <w:trPr>
+          <w:cantSplit/>
+        </w:trPr>
+        <w:tc>
+          <w:tcPr>
+            <w:tcW w:type="dxa" w:w="4968"/>
+          </w:tcPr>
+          <w:p>
+            <w:pPr>
+              <w:spacing w:after="0" w:before="0"/>
+            </w:pPr>
+            <w:r/>
+            <w:r>
+              <w:rPr>
+                <w:b/>
+                <w:sz w:val="18"/>
+              </w:rPr>
+              <w:t>Board representation</w:t>
+            </w:r>
+          </w:p>
+        </w:tc>
+        <w:tc>
+          <w:tcPr>
+            <w:tcW w:type="dxa" w:w="4968"/>
+          </w:tcPr>
+          <w:p>
+            <w:pPr>
+              <w:spacing w:after="0" w:before="0"/>
+              <w:jc w:val="right"/>
+            </w:pPr>
+            <w:r/>
+            <w:r>
+              <w:rPr>
+                <w:sz w:val="18"/>
+              </w:rPr>
+              <w:t>No</w:t>
+            </w:r>
+          </w:p>
+        </w:tc>
+      </w:tr>
+    </w:tbl>
+    <w:p>
+      <w:pPr>
+        <w:keepNext/>
+        <w:spacing w:before="120" w:after="20" w:line="269" w:lineRule="auto"/>
+        <w:jc w:val="left"/>
+      </w:pPr>
+      <w:r>
+        <w:rPr>
+          <w:b/>
+          <w:i w:val="0"/>
+          <w:color w:val="314359"/>
+          <w:sz w:val="20"/>
+        </w:rPr>
+        <w:t>Our view</w:t>
+      </w:r>
+    </w:p>
+    <w:p>
+      <w:pPr>
+        <w:spacing w:before="40" w:after="60" w:line="269" w:lineRule="auto"/>
+        <w:jc w:val="left"/>
+      </w:pPr>
+      <w:r>
+        <w:rPr>
+          <w:b w:val="0"/>
+          <w:i w:val="0"/>
+          <w:sz w:val="21"/>
+        </w:rPr>
+        <w:t>We invested early in NGEx on the basis that the company has an exceptional management team with significant ownership, backed by the Lundin family, which has a strong track record of developing mines in challenging regions. We invested early in the original company, which spun out Filo Mining and Josemaria; the proposal is now to spin out LunR Royalties Corp. Our thesis has been that this provides attractive exposure to the electrification trend, which we believe will drive copper prices higher.</w:t>
+      </w:r>
+    </w:p>
+    <w:p>
+      <w:pPr>
+        <w:keepNext/>
+        <w:spacing w:before="120" w:after="20" w:line="269" w:lineRule="auto"/>
+        <w:jc w:val="left"/>
+      </w:pPr>
+      <w:r>
+        <w:rPr>
+          <w:b/>
+          <w:i w:val="0"/>
+          <w:color w:val="314359"/>
+          <w:sz w:val="20"/>
+        </w:rPr>
+        <w:t>Recent events, Q1 2026</w:t>
+      </w:r>
+    </w:p>
+    <w:p>
+      <w:pPr>
+        <w:pStyle w:val="ListBullet"/>
+        <w:spacing w:after="20"/>
+      </w:pPr>
+      <w:r>
+        <w:rPr>
+          <w:sz w:val="21"/>
+        </w:rPr>
+        <w:t>The results of the Phase 3 programme were positive and confirmed the discovery of one of the highest-grade copper, gold and silver intercepts drilled globally.</w:t>
+      </w:r>
+    </w:p>
+    <w:p>
+      <w:pPr>
+        <w:pStyle w:val="ListBullet"/>
+        <w:spacing w:after="20"/>
+      </w:pPr>
+      <w:r>
+        <w:rPr>
+          <w:sz w:val="21"/>
+        </w:rPr>
+        <w:t>The Phase 4 drill programme at Lunahuasi is now complete. Results continue to be very positive, indicating further potential at short range.</w:t>
+      </w:r>
+    </w:p>
+    <w:p>
+      <w:pPr>
+        <w:pStyle w:val="ListBullet"/>
+        <w:spacing w:after="20"/>
+      </w:pPr>
+      <w:r>
+        <w:rPr>
+          <w:sz w:val="21"/>
+        </w:rPr>
+        <w:t>The mid-range step-out drilling points to extensions of existing mineralised intersections and to the existence of two new high-grade zones with the same characteristics as those previously identified. Further analysis is required before Phase 5 is initiated in Q4 2026.</w:t>
       </w:r>
     </w:p>
     <w:p>
@@ -13072,8 +13961,8 @@
       <w:r>
         <w:drawing>
           <wp:inline xmlns:a="http://schemas.openxmlformats.org/drawingml/2006/main" xmlns:pic="http://schemas.openxmlformats.org/drawingml/2006/picture">
-            <wp:extent cx="5212080" cy="1904302"/>
-            <wp:docPr id="4" name="Picture 4"/>
+            <wp:extent cx="5212080" cy="1895829"/>
+            <wp:docPr id="7" name="Picture 7"/>
             <wp:cNvGraphicFramePr>
               <a:graphicFrameLocks noChangeAspect="1"/>
             </wp:cNvGraphicFramePr>
@@ -13081,11 +13970,11 @@
               <a:graphicData uri="http://schemas.openxmlformats.org/drawingml/2006/picture">
                 <pic:pic>
                   <pic:nvPicPr>
-                    <pic:cNvPr id="0" name="06de9a45c089ea5fa8c12cd3ffb974a7.png"/>
+                    <pic:cNvPr id="0" name="fca4fb793f41dea283f45cb10c64e37e.png"/>
                     <pic:cNvPicPr/>
                   </pic:nvPicPr>
                   <pic:blipFill>
-                    <a:blip r:embed="rId12"/>
+                    <a:blip r:embed="rId15"/>
                     <a:stretch>
                       <a:fillRect/>
                     </a:stretch>
@@ -13093,7 +13982,7 @@
                   <pic:spPr>
                     <a:xfrm>
                       <a:off x="0" y="0"/>
-                      <a:ext cx="5212080" cy="1904302"/>
+                      <a:ext cx="5212080" cy="1895829"/>
                     </a:xfrm>
                     <a:prstGeom prst="rect"/>
                   </pic:spPr>
@@ -13116,7 +14005,514 @@
           <w:color w:val="556A83"/>
           <w:sz w:val="16"/>
         </w:rPr>
-        <w:t>Source: exchange daily price history, 3-year series to 15 June 2026. Tokyo Stock Exchange: 7277.</w:t>
+        <w:t>Source: exchange daily price history, 3-year series to 15 June 2026. Toronto Stock Exchange: NGEX.</w:t>
+      </w:r>
+    </w:p>
+    <w:p>
+      <w:pPr>
+        <w:spacing w:after="0" w:before="0"/>
+      </w:pPr>
+      <w:r>
+        <w:br w:type="page"/>
+      </w:r>
+    </w:p>
+    <w:p>
+      <w:pPr>
+        <w:keepNext/>
+        <w:spacing w:before="120" w:after="80"/>
+        <w:pageBreakBefore/>
+        <w:pBdr>
+          <w:bottom w:val="single" w:sz="6" w:space="2" w:color="314359"/>
+        </w:pBdr>
+      </w:pPr>
+      <w:r>
+        <w:rPr>
+          <w:rFonts w:ascii="Times New Roman" w:hAnsi="Times New Roman"/>
+          <w:b/>
+          <w:color w:val="152130"/>
+          <w:sz w:val="26"/>
+        </w:rPr>
+        <w:t>Athanase Innovation (incl. Ivisys)</w:t>
+      </w:r>
+    </w:p>
+    <w:p>
+      <w:pPr>
+        <w:keepNext/>
+        <w:spacing w:before="40" w:after="20" w:line="269" w:lineRule="auto"/>
+        <w:jc w:val="left"/>
+      </w:pPr>
+      <w:r>
+        <w:rPr>
+          <w:b/>
+          <w:i w:val="0"/>
+          <w:color w:val="314359"/>
+          <w:sz w:val="20"/>
+        </w:rPr>
+        <w:t>Company description</w:t>
+      </w:r>
+    </w:p>
+    <w:p>
+      <w:pPr>
+        <w:spacing w:before="40" w:after="80" w:line="269" w:lineRule="auto"/>
+        <w:jc w:val="left"/>
+      </w:pPr>
+      <w:r>
+        <w:rPr>
+          <w:b w:val="0"/>
+          <w:i w:val="0"/>
+          <w:sz w:val="21"/>
+        </w:rPr>
+        <w:t>Athanase Innovation AB is an investor in private and public technology and innovation companies.</w:t>
+      </w:r>
+    </w:p>
+    <w:tbl>
+      <w:tblPr>
+        <w:tblStyle w:val="TableGrid"/>
+        <w:tblW w:type="auto" w:w="0"/>
+        <w:jc w:val="left"/>
+        <w:tblLook w:firstColumn="1" w:firstRow="1" w:lastColumn="0" w:lastRow="0" w:noHBand="0" w:noVBand="1" w:val="04A0"/>
+      </w:tblPr>
+      <w:tblGrid>
+        <w:gridCol w:w="4968"/>
+        <w:gridCol w:w="4968"/>
+      </w:tblGrid>
+      <w:tr>
+        <w:trPr>
+          <w:cantSplit/>
+        </w:trPr>
+        <w:tc>
+          <w:tcPr>
+            <w:tcW w:type="dxa" w:w="4968"/>
+            <w:shd w:val="clear" w:fill="152130"/>
+          </w:tcPr>
+          <w:p>
+            <w:pPr>
+              <w:spacing w:after="0" w:before="0"/>
+            </w:pPr>
+            <w:r/>
+            <w:r>
+              <w:rPr>
+                <w:b/>
+                <w:color w:val="FFFFFF"/>
+                <w:sz w:val="18"/>
+              </w:rPr>
+              <w:t>Key facts</w:t>
+            </w:r>
+          </w:p>
+        </w:tc>
+        <w:tc>
+          <w:tcPr>
+            <w:tcW w:type="dxa" w:w="4968"/>
+            <w:shd w:val="clear" w:fill="152130"/>
+          </w:tcPr>
+          <w:p>
+            <w:pPr>
+              <w:spacing w:after="0" w:before="0"/>
+            </w:pPr>
+            <w:r/>
+            <w:r>
+              <w:rPr>
+                <w:b/>
+                <w:color w:val="FFFFFF"/>
+                <w:sz w:val="18"/>
+              </w:rPr>
+            </w:r>
+          </w:p>
+        </w:tc>
+      </w:tr>
+      <w:tr>
+        <w:trPr>
+          <w:cantSplit/>
+        </w:trPr>
+        <w:tc>
+          <w:tcPr>
+            <w:tcW w:type="dxa" w:w="4968"/>
+          </w:tcPr>
+          <w:p>
+            <w:pPr>
+              <w:spacing w:after="0" w:before="0"/>
+            </w:pPr>
+            <w:r/>
+            <w:r>
+              <w:rPr>
+                <w:b/>
+                <w:sz w:val="18"/>
+              </w:rPr>
+              <w:t>Market capitalisation</w:t>
+            </w:r>
+          </w:p>
+        </w:tc>
+        <w:tc>
+          <w:tcPr>
+            <w:tcW w:type="dxa" w:w="4968"/>
+          </w:tcPr>
+          <w:p>
+            <w:pPr>
+              <w:spacing w:after="0" w:before="0"/>
+              <w:jc w:val="right"/>
+            </w:pPr>
+            <w:r>
+              <w:t>278 MSEK</w:t>
+            </w:r>
+            <w:r>
+              <w:rPr>
+                <w:sz w:val="18"/>
+              </w:rPr>
+            </w:r>
+          </w:p>
+        </w:tc>
+      </w:tr>
+      <w:tr>
+        <w:trPr>
+          <w:cantSplit/>
+        </w:trPr>
+        <w:tc>
+          <w:tcPr>
+            <w:tcW w:type="dxa" w:w="4968"/>
+            <w:shd w:val="clear" w:fill="F6F7F9"/>
+          </w:tcPr>
+          <w:p>
+            <w:pPr>
+              <w:spacing w:after="0" w:before="0"/>
+            </w:pPr>
+            <w:r/>
+            <w:r>
+              <w:rPr>
+                <w:b/>
+                <w:sz w:val="18"/>
+              </w:rPr>
+              <w:t>Enterprise value</w:t>
+            </w:r>
+          </w:p>
+        </w:tc>
+        <w:tc>
+          <w:tcPr>
+            <w:tcW w:type="dxa" w:w="4968"/>
+            <w:shd w:val="clear" w:fill="F6F7F9"/>
+          </w:tcPr>
+          <w:p>
+            <w:pPr>
+              <w:spacing w:after="0" w:before="0"/>
+              <w:jc w:val="right"/>
+            </w:pPr>
+            <w:r>
+              <w:t>45 MSEK</w:t>
+            </w:r>
+            <w:r>
+              <w:rPr>
+                <w:sz w:val="18"/>
+              </w:rPr>
+            </w:r>
+          </w:p>
+        </w:tc>
+      </w:tr>
+      <w:tr>
+        <w:trPr>
+          <w:cantSplit/>
+        </w:trPr>
+        <w:tc>
+          <w:tcPr>
+            <w:tcW w:type="dxa" w:w="4968"/>
+          </w:tcPr>
+          <w:p>
+            <w:pPr>
+              <w:spacing w:after="0" w:before="0"/>
+            </w:pPr>
+            <w:r/>
+            <w:r>
+              <w:rPr>
+                <w:b/>
+                <w:sz w:val="18"/>
+              </w:rPr>
+              <w:t>AIP ownership</w:t>
+            </w:r>
+          </w:p>
+        </w:tc>
+        <w:tc>
+          <w:tcPr>
+            <w:tcW w:type="dxa" w:w="4968"/>
+          </w:tcPr>
+          <w:p>
+            <w:pPr>
+              <w:spacing w:after="0" w:before="0"/>
+              <w:jc w:val="right"/>
+            </w:pPr>
+            <w:r>
+              <w:t>5%</w:t>
+            </w:r>
+            <w:r>
+              <w:rPr>
+                <w:sz w:val="18"/>
+              </w:rPr>
+            </w:r>
+          </w:p>
+        </w:tc>
+      </w:tr>
+      <w:tr>
+        <w:trPr>
+          <w:cantSplit/>
+        </w:trPr>
+        <w:tc>
+          <w:tcPr>
+            <w:tcW w:type="dxa" w:w="4968"/>
+            <w:shd w:val="clear" w:fill="F6F7F9"/>
+          </w:tcPr>
+          <w:p>
+            <w:pPr>
+              <w:spacing w:after="0" w:before="0"/>
+            </w:pPr>
+            <w:r/>
+            <w:r>
+              <w:rPr>
+                <w:b/>
+                <w:sz w:val="18"/>
+              </w:rPr>
+              <w:t>% of portfolio</w:t>
+            </w:r>
+          </w:p>
+        </w:tc>
+        <w:tc>
+          <w:tcPr>
+            <w:tcW w:type="dxa" w:w="4968"/>
+            <w:shd w:val="clear" w:fill="F6F7F9"/>
+          </w:tcPr>
+          <w:p>
+            <w:pPr>
+              <w:spacing w:after="0" w:before="0"/>
+              <w:jc w:val="right"/>
+            </w:pPr>
+            <w:r>
+              <w:t>4%</w:t>
+            </w:r>
+            <w:r>
+              <w:rPr>
+                <w:sz w:val="18"/>
+              </w:rPr>
+            </w:r>
+          </w:p>
+        </w:tc>
+      </w:tr>
+      <w:tr>
+        <w:trPr>
+          <w:cantSplit/>
+        </w:trPr>
+        <w:tc>
+          <w:tcPr>
+            <w:tcW w:type="dxa" w:w="4968"/>
+          </w:tcPr>
+          <w:p>
+            <w:pPr>
+              <w:spacing w:after="0" w:before="0"/>
+            </w:pPr>
+            <w:r/>
+            <w:r>
+              <w:rPr>
+                <w:b/>
+                <w:sz w:val="18"/>
+              </w:rPr>
+              <w:t>Board representation</w:t>
+            </w:r>
+          </w:p>
+        </w:tc>
+        <w:tc>
+          <w:tcPr>
+            <w:tcW w:type="dxa" w:w="4968"/>
+          </w:tcPr>
+          <w:p>
+            <w:pPr>
+              <w:spacing w:after="0" w:before="0"/>
+              <w:jc w:val="right"/>
+            </w:pPr>
+            <w:r>
+              <w:t>Since 2020</w:t>
+            </w:r>
+            <w:r>
+              <w:rPr>
+                <w:sz w:val="18"/>
+              </w:rPr>
+            </w:r>
+          </w:p>
+        </w:tc>
+      </w:tr>
+    </w:tbl>
+    <w:p>
+      <w:pPr>
+        <w:keepNext/>
+        <w:spacing w:before="120" w:after="20" w:line="269" w:lineRule="auto"/>
+        <w:jc w:val="left"/>
+      </w:pPr>
+      <w:r>
+        <w:rPr>
+          <w:b/>
+          <w:i w:val="0"/>
+          <w:color w:val="314359"/>
+          <w:sz w:val="20"/>
+        </w:rPr>
+        <w:t>Our view</w:t>
+      </w:r>
+    </w:p>
+    <w:p>
+      <w:r>
+        <w:rPr>
+          <w:sz w:val="21"/>
+        </w:rPr>
+        <w:t>The board is investigating a future corporate structure for the company, including the possible tax-free distribution of subsidiaries via Lex Asea; it will seek the Swedish Tax Agency’s position on whether such a distribution is possible. After any spin-off, the board will evaluate the use of the cash, which could be returned through a share buyback or a redemption.</w:t>
+      </w:r>
+    </w:p>
+    <w:p>
+      <w:pPr>
+        <w:spacing w:before="40" w:after="60" w:line="269" w:lineRule="auto"/>
+        <w:jc w:val="left"/>
+      </w:pPr>
+      <w:r>
+        <w:rPr>
+          <w:b w:val="0"/>
+          <w:i w:val="0"/>
+          <w:sz w:val="21"/>
+        </w:rPr>
+        <w:t>Our wholly owned subsidiary, Ivisys, continues to show strong growth potential in the U.S. market. The company has established a presence among large global consumer-goods companies. The next logical step is a broader roll-out of the technology within their production processes.</w:t>
+      </w:r>
+    </w:p>
+    <w:p>
+      <w:pPr>
+        <w:keepNext/>
+        <w:spacing w:before="120" w:after="20" w:line="269" w:lineRule="auto"/>
+        <w:jc w:val="left"/>
+      </w:pPr>
+      <w:r>
+        <w:rPr>
+          <w:b/>
+          <w:i w:val="0"/>
+          <w:color w:val="314359"/>
+          <w:sz w:val="20"/>
+        </w:rPr>
+        <w:t>Recent events, Q1 2026</w:t>
+      </w:r>
+    </w:p>
+    <w:p>
+      <w:pPr>
+        <w:pStyle w:val="ListBullet"/>
+        <w:spacing w:after="20"/>
+      </w:pPr>
+      <w:r>
+        <w:rPr>
+          <w:sz w:val="21"/>
+        </w:rPr>
+        <w:t>Earnings and sales at Ivisys have been adversely affected by the patent dispute with CHEP; both parties have agreed to settle after the close of Q1.</w:t>
+      </w:r>
+    </w:p>
+    <w:p>
+      <w:pPr>
+        <w:pStyle w:val="ListBullet"/>
+        <w:spacing w:after="20"/>
+      </w:pPr>
+      <w:r>
+        <w:rPr>
+          <w:sz w:val="21"/>
+        </w:rPr>
+        <w:t>A Norwegian private equity firm, Norvestor, launched a public offer for one of Athanase Innovation’s holdings, Zalaris. The company has accepted the bid and received approximately NOK 143m in cash after the close of Q1.</w:t>
+      </w:r>
+    </w:p>
+    <w:p>
+      <w:pPr>
+        <w:keepNext/>
+        <w:spacing w:before="120" w:after="20" w:line="269" w:lineRule="auto"/>
+        <w:jc w:val="left"/>
+      </w:pPr>
+      <w:r>
+        <w:rPr>
+          <w:b/>
+          <w:i w:val="0"/>
+          <w:color w:val="314359"/>
+          <w:sz w:val="20"/>
+        </w:rPr>
+        <w:t>Financial results</w:t>
+      </w:r>
+    </w:p>
+    <w:p>
+      <w:pPr>
+        <w:spacing w:before="40" w:after="60" w:line="269" w:lineRule="auto"/>
+        <w:jc w:val="left"/>
+      </w:pPr>
+      <w:r>
+        <w:rPr>
+          <w:b w:val="0"/>
+          <w:i/>
+          <w:color w:val="556A83"/>
+          <w:sz w:val="16"/>
+        </w:rPr>
+        <w:t>Split fiscal year (30 June). Last public data available as of 30 June 2023.</w:t>
+      </w:r>
+    </w:p>
+    <w:p>
+      <w:pPr>
+        <w:keepNext/>
+        <w:spacing w:before="100" w:after="40" w:line="269" w:lineRule="auto"/>
+        <w:jc w:val="left"/>
+      </w:pPr>
+      <w:r>
+        <w:rPr>
+          <w:b/>
+          <w:i w:val="0"/>
+          <w:color w:val="314359"/>
+          <w:sz w:val="20"/>
+        </w:rPr>
+        <w:t>Share price &amp; traded volume (3-year)</w:t>
+      </w:r>
+    </w:p>
+    <w:p>
+      <w:pPr>
+        <w:spacing w:after="40"/>
+        <w:jc w:val="left"/>
+      </w:pPr>
+      <w:r>
+        <w:drawing>
+          <wp:inline xmlns:a="http://schemas.openxmlformats.org/drawingml/2006/main" xmlns:pic="http://schemas.openxmlformats.org/drawingml/2006/picture">
+            <wp:extent cx="5212080" cy="1879107"/>
+            <wp:docPr id="2" name="Picture 2"/>
+            <wp:cNvGraphicFramePr>
+              <a:graphicFrameLocks noChangeAspect="1"/>
+            </wp:cNvGraphicFramePr>
+            <a:graphic>
+              <a:graphicData uri="http://schemas.openxmlformats.org/drawingml/2006/picture">
+                <pic:pic>
+                  <pic:nvPicPr>
+                    <pic:cNvPr id="0" name="b988105af485c30b44bbc68319af9844.png"/>
+                    <pic:cNvPicPr/>
+                  </pic:nvPicPr>
+                  <pic:blipFill>
+                    <a:blip r:embed="rId10"/>
+                    <a:stretch>
+                      <a:fillRect/>
+                    </a:stretch>
+                  </pic:blipFill>
+                  <pic:spPr>
+                    <a:xfrm>
+                      <a:off x="0" y="0"/>
+                      <a:ext cx="5212080" cy="1879107"/>
+                    </a:xfrm>
+                    <a:prstGeom prst="rect"/>
+                  </pic:spPr>
+                </pic:pic>
+              </a:graphicData>
+            </a:graphic>
+          </wp:inline>
+        </w:drawing>
+      </w:r>
+    </w:p>
+    <w:p>
+      <w:pPr>
+        <w:spacing w:before="40" w:after="60" w:line="269" w:lineRule="auto"/>
+        <w:jc w:val="left"/>
+      </w:pPr>
+      <w:r>
+        <w:rPr>
+          <w:b w:val="0"/>
+          <w:i/>
+          <w:color w:val="556A83"/>
+          <w:sz w:val="16"/>
+        </w:rPr>
+        <w:t>Source: exchange daily price history, 3-year series to 15 June 2026. Nasdaq Stockholm: ATHAN.</w:t>
       </w:r>
     </w:p>
     <w:p>
@@ -13644,2661 +15040,6 @@
           <w:color w:val="152130"/>
           <w:sz w:val="26"/>
         </w:rPr>
-        <w:t>Röko</w:t>
-      </w:r>
-    </w:p>
-    <w:p>
-      <w:pPr>
-        <w:keepNext/>
-        <w:spacing w:before="40" w:after="20" w:line="269" w:lineRule="auto"/>
-        <w:jc w:val="left"/>
-      </w:pPr>
-      <w:r>
-        <w:rPr>
-          <w:b/>
-          <w:i w:val="0"/>
-          <w:color w:val="314359"/>
-          <w:sz w:val="20"/>
-        </w:rPr>
-        <w:t>Company description</w:t>
-      </w:r>
-    </w:p>
-    <w:p>
-      <w:pPr>
-        <w:spacing w:before="40" w:after="80" w:line="269" w:lineRule="auto"/>
-        <w:jc w:val="left"/>
-      </w:pPr>
-      <w:r>
-        <w:rPr>
-          <w:b w:val="0"/>
-          <w:i w:val="0"/>
-          <w:sz w:val="21"/>
-        </w:rPr>
-        <w:t>Röko invests its equity capital from its own balance sheet into stable and profitable companies with strong market positions in their respective niche markets. It is a long-term owner focused on independent governance, and the companies it acquires have a proven track record of growing profits over time. Röko’s core principles are empowerment, simplicity and continuous improvement.</w:t>
-      </w:r>
-    </w:p>
-    <w:tbl>
-      <w:tblPr>
-        <w:tblStyle w:val="TableGrid"/>
-        <w:tblW w:type="auto" w:w="0"/>
-        <w:jc w:val="left"/>
-        <w:tblLook w:firstColumn="1" w:firstRow="1" w:lastColumn="0" w:lastRow="0" w:noHBand="0" w:noVBand="1" w:val="04A0"/>
-      </w:tblPr>
-      <w:tblGrid>
-        <w:gridCol w:w="4968"/>
-        <w:gridCol w:w="4968"/>
-      </w:tblGrid>
-      <w:tr>
-        <w:trPr>
-          <w:cantSplit/>
-        </w:trPr>
-        <w:tc>
-          <w:tcPr>
-            <w:tcW w:type="dxa" w:w="4968"/>
-            <w:shd w:val="clear" w:fill="152130"/>
-          </w:tcPr>
-          <w:p>
-            <w:pPr>
-              <w:spacing w:after="0" w:before="0"/>
-            </w:pPr>
-            <w:r/>
-            <w:r>
-              <w:rPr>
-                <w:b/>
-                <w:color w:val="FFFFFF"/>
-                <w:sz w:val="18"/>
-              </w:rPr>
-              <w:t>Key facts</w:t>
-            </w:r>
-          </w:p>
-        </w:tc>
-        <w:tc>
-          <w:tcPr>
-            <w:tcW w:type="dxa" w:w="4968"/>
-            <w:shd w:val="clear" w:fill="152130"/>
-          </w:tcPr>
-          <w:p>
-            <w:pPr>
-              <w:spacing w:after="0" w:before="0"/>
-            </w:pPr>
-            <w:r/>
-            <w:r>
-              <w:rPr>
-                <w:b/>
-                <w:color w:val="FFFFFF"/>
-                <w:sz w:val="18"/>
-              </w:rPr>
-            </w:r>
-          </w:p>
-        </w:tc>
-      </w:tr>
-      <w:tr>
-        <w:trPr>
-          <w:cantSplit/>
-        </w:trPr>
-        <w:tc>
-          <w:tcPr>
-            <w:tcW w:type="dxa" w:w="4968"/>
-          </w:tcPr>
-          <w:p>
-            <w:pPr>
-              <w:spacing w:after="0" w:before="0"/>
-            </w:pPr>
-            <w:r/>
-            <w:r>
-              <w:rPr>
-                <w:b/>
-                <w:sz w:val="18"/>
-              </w:rPr>
-              <w:t>Market capitalisation</w:t>
-            </w:r>
-          </w:p>
-        </w:tc>
-        <w:tc>
-          <w:tcPr>
-            <w:tcW w:type="dxa" w:w="4968"/>
-          </w:tcPr>
-          <w:p>
-            <w:pPr>
-              <w:spacing w:after="0" w:before="0"/>
-              <w:jc w:val="right"/>
-            </w:pPr>
-            <w:r/>
-            <w:r>
-              <w:rPr>
-                <w:sz w:val="18"/>
-              </w:rPr>
-              <w:t>SEK 22,082m</w:t>
-            </w:r>
-          </w:p>
-        </w:tc>
-      </w:tr>
-      <w:tr>
-        <w:trPr>
-          <w:cantSplit/>
-        </w:trPr>
-        <w:tc>
-          <w:tcPr>
-            <w:tcW w:type="dxa" w:w="4968"/>
-            <w:shd w:val="clear" w:fill="F6F7F9"/>
-          </w:tcPr>
-          <w:p>
-            <w:pPr>
-              <w:spacing w:after="0" w:before="0"/>
-            </w:pPr>
-            <w:r/>
-            <w:r>
-              <w:rPr>
-                <w:b/>
-                <w:sz w:val="18"/>
-              </w:rPr>
-              <w:t>Enterprise value</w:t>
-            </w:r>
-          </w:p>
-        </w:tc>
-        <w:tc>
-          <w:tcPr>
-            <w:tcW w:type="dxa" w:w="4968"/>
-            <w:shd w:val="clear" w:fill="F6F7F9"/>
-          </w:tcPr>
-          <w:p>
-            <w:pPr>
-              <w:spacing w:after="0" w:before="0"/>
-              <w:jc w:val="right"/>
-            </w:pPr>
-            <w:r/>
-            <w:r>
-              <w:rPr>
-                <w:sz w:val="18"/>
-              </w:rPr>
-              <w:t>SEK 25,798m</w:t>
-            </w:r>
-          </w:p>
-        </w:tc>
-      </w:tr>
-      <w:tr>
-        <w:trPr>
-          <w:cantSplit/>
-        </w:trPr>
-        <w:tc>
-          <w:tcPr>
-            <w:tcW w:type="dxa" w:w="4968"/>
-          </w:tcPr>
-          <w:p>
-            <w:pPr>
-              <w:spacing w:after="0" w:before="0"/>
-            </w:pPr>
-            <w:r/>
-            <w:r>
-              <w:rPr>
-                <w:b/>
-                <w:sz w:val="18"/>
-              </w:rPr>
-              <w:t>AIP ownership</w:t>
-            </w:r>
-          </w:p>
-        </w:tc>
-        <w:tc>
-          <w:tcPr>
-            <w:tcW w:type="dxa" w:w="4968"/>
-          </w:tcPr>
-          <w:p>
-            <w:pPr>
-              <w:spacing w:after="0" w:before="0"/>
-              <w:jc w:val="right"/>
-            </w:pPr>
-            <w:r/>
-            <w:r>
-              <w:rPr>
-                <w:sz w:val="18"/>
-              </w:rPr>
-              <w:t>&lt;1%</w:t>
-            </w:r>
-          </w:p>
-        </w:tc>
-      </w:tr>
-      <w:tr>
-        <w:trPr>
-          <w:cantSplit/>
-        </w:trPr>
-        <w:tc>
-          <w:tcPr>
-            <w:tcW w:type="dxa" w:w="4968"/>
-            <w:shd w:val="clear" w:fill="F6F7F9"/>
-          </w:tcPr>
-          <w:p>
-            <w:pPr>
-              <w:spacing w:after="0" w:before="0"/>
-            </w:pPr>
-            <w:r/>
-            <w:r>
-              <w:rPr>
-                <w:b/>
-                <w:sz w:val="18"/>
-              </w:rPr>
-              <w:t>% of portfolio</w:t>
-            </w:r>
-          </w:p>
-        </w:tc>
-        <w:tc>
-          <w:tcPr>
-            <w:tcW w:type="dxa" w:w="4968"/>
-            <w:shd w:val="clear" w:fill="F6F7F9"/>
-          </w:tcPr>
-          <w:p>
-            <w:pPr>
-              <w:spacing w:after="0" w:before="0"/>
-              <w:jc w:val="right"/>
-            </w:pPr>
-            <w:r/>
-            <w:r>
-              <w:rPr>
-                <w:sz w:val="18"/>
-              </w:rPr>
-              <w:t>9%</w:t>
-            </w:r>
-          </w:p>
-        </w:tc>
-      </w:tr>
-      <w:tr>
-        <w:trPr>
-          <w:cantSplit/>
-        </w:trPr>
-        <w:tc>
-          <w:tcPr>
-            <w:tcW w:type="dxa" w:w="4968"/>
-          </w:tcPr>
-          <w:p>
-            <w:pPr>
-              <w:spacing w:after="0" w:before="0"/>
-            </w:pPr>
-            <w:r/>
-            <w:r>
-              <w:rPr>
-                <w:b/>
-                <w:sz w:val="18"/>
-              </w:rPr>
-              <w:t>Board representation</w:t>
-            </w:r>
-          </w:p>
-        </w:tc>
-        <w:tc>
-          <w:tcPr>
-            <w:tcW w:type="dxa" w:w="4968"/>
-          </w:tcPr>
-          <w:p>
-            <w:pPr>
-              <w:spacing w:after="0" w:before="0"/>
-              <w:jc w:val="right"/>
-            </w:pPr>
-            <w:r/>
-            <w:r>
-              <w:rPr>
-                <w:sz w:val="18"/>
-              </w:rPr>
-              <w:t>No</w:t>
-            </w:r>
-          </w:p>
-        </w:tc>
-      </w:tr>
-    </w:tbl>
-    <w:p>
-      <w:pPr>
-        <w:keepNext/>
-        <w:spacing w:before="120" w:after="20" w:line="269" w:lineRule="auto"/>
-        <w:jc w:val="left"/>
-      </w:pPr>
-      <w:r>
-        <w:rPr>
-          <w:b/>
-          <w:i w:val="0"/>
-          <w:color w:val="314359"/>
-          <w:sz w:val="20"/>
-        </w:rPr>
-        <w:t>Our view</w:t>
-      </w:r>
-    </w:p>
-    <w:p>
-      <w:pPr>
-        <w:spacing w:before="40" w:after="60" w:line="269" w:lineRule="auto"/>
-        <w:jc w:val="left"/>
-      </w:pPr>
-      <w:r>
-        <w:rPr>
-          <w:b w:val="0"/>
-          <w:i w:val="0"/>
-          <w:sz w:val="21"/>
-        </w:rPr>
-        <w:t>We were part of the initial group of investors who supported Fredrik Karlsson and Tomas Billing in the formation of the company. Fredrik in particular had been highly successful in building Lifco, a company whose value increased approximately 100-fold over a 20-year period. Röko’s investment model is based on continuously reinvesting its cash flow into new companies while simultaneously improving the profitability of its existing companies.</w:t>
-      </w:r>
-    </w:p>
-    <w:p>
-      <w:pPr>
-        <w:keepNext/>
-        <w:spacing w:before="120" w:after="20" w:line="269" w:lineRule="auto"/>
-        <w:jc w:val="left"/>
-      </w:pPr>
-      <w:r>
-        <w:rPr>
-          <w:b/>
-          <w:i w:val="0"/>
-          <w:color w:val="314359"/>
-          <w:sz w:val="20"/>
-        </w:rPr>
-        <w:t>Recent events, Q1 2026</w:t>
-      </w:r>
-    </w:p>
-    <w:p>
-      <w:pPr>
-        <w:pStyle w:val="ListBullet"/>
-        <w:spacing w:after="20"/>
-      </w:pPr>
-      <w:r>
-        <w:rPr>
-          <w:sz w:val="21"/>
-        </w:rPr>
-        <w:t>Net sales grew 6% organically year-on-year to SEK 1,853m in Q1.</w:t>
-      </w:r>
-    </w:p>
-    <w:p>
-      <w:pPr>
-        <w:pStyle w:val="ListBullet"/>
-        <w:spacing w:after="20"/>
-      </w:pPr>
-      <w:r>
-        <w:rPr>
-          <w:sz w:val="21"/>
-        </w:rPr>
-        <w:t>EBITA increased 5% to SEK 415m.</w:t>
-      </w:r>
-    </w:p>
-    <w:p>
-      <w:pPr>
-        <w:pStyle w:val="ListBullet"/>
-        <w:spacing w:after="20"/>
-      </w:pPr>
-      <w:r>
-        <w:rPr>
-          <w:sz w:val="21"/>
-        </w:rPr>
-        <w:t>Fredrik Karlsson stepped down as CEO to become deputy CEO; Johan Bladh was appointed as the new CEO.</w:t>
-      </w:r>
-    </w:p>
-    <w:p>
-      <w:pPr>
-        <w:keepNext/>
-        <w:spacing w:before="120" w:after="20" w:line="269" w:lineRule="auto"/>
-        <w:jc w:val="left"/>
-      </w:pPr>
-      <w:r>
-        <w:rPr>
-          <w:b/>
-          <w:i w:val="0"/>
-          <w:color w:val="314359"/>
-          <w:sz w:val="20"/>
-        </w:rPr>
-        <w:t>Financial results</w:t>
-      </w:r>
-    </w:p>
-    <w:tbl>
-      <w:tblPr>
-        <w:tblStyle w:val="TableGrid"/>
-        <w:tblW w:type="auto" w:w="0"/>
-        <w:jc w:val="left"/>
-        <w:tblLook w:firstColumn="1" w:firstRow="1" w:lastColumn="0" w:lastRow="0" w:noHBand="0" w:noVBand="1" w:val="04A0"/>
-      </w:tblPr>
-      <w:tblGrid>
-        <w:gridCol w:w="1656"/>
-        <w:gridCol w:w="1656"/>
-        <w:gridCol w:w="1656"/>
-        <w:gridCol w:w="1656"/>
-        <w:gridCol w:w="1656"/>
-        <w:gridCol w:w="1656"/>
-      </w:tblGrid>
-      <w:tr>
-        <w:trPr>
-          <w:cantSplit/>
-        </w:trPr>
-        <w:tc>
-          <w:tcPr>
-            <w:tcW w:type="dxa" w:w="1656"/>
-            <w:shd w:val="clear" w:fill="152130"/>
-          </w:tcPr>
-          <w:p>
-            <w:pPr>
-              <w:spacing w:after="0" w:before="0"/>
-            </w:pPr>
-            <w:r/>
-            <w:r>
-              <w:rPr>
-                <w:b/>
-                <w:color w:val="FFFFFF"/>
-                <w:sz w:val="17"/>
-              </w:rPr>
-              <w:t>MSEK</w:t>
-            </w:r>
-          </w:p>
-        </w:tc>
-        <w:tc>
-          <w:tcPr>
-            <w:tcW w:type="dxa" w:w="1656"/>
-            <w:shd w:val="clear" w:fill="152130"/>
-          </w:tcPr>
-          <w:p>
-            <w:pPr>
-              <w:spacing w:after="0" w:before="0"/>
-            </w:pPr>
-            <w:r/>
-            <w:r>
-              <w:rPr>
-                <w:b/>
-                <w:color w:val="FFFFFF"/>
-                <w:sz w:val="17"/>
-              </w:rPr>
-              <w:t>2022</w:t>
-            </w:r>
-          </w:p>
-        </w:tc>
-        <w:tc>
-          <w:tcPr>
-            <w:tcW w:type="dxa" w:w="1656"/>
-            <w:shd w:val="clear" w:fill="152130"/>
-          </w:tcPr>
-          <w:p>
-            <w:pPr>
-              <w:spacing w:after="0" w:before="0"/>
-            </w:pPr>
-            <w:r/>
-            <w:r>
-              <w:rPr>
-                <w:b/>
-                <w:color w:val="FFFFFF"/>
-                <w:sz w:val="17"/>
-              </w:rPr>
-              <w:t>2023</w:t>
-            </w:r>
-          </w:p>
-        </w:tc>
-        <w:tc>
-          <w:tcPr>
-            <w:tcW w:type="dxa" w:w="1656"/>
-            <w:shd w:val="clear" w:fill="152130"/>
-          </w:tcPr>
-          <w:p>
-            <w:pPr>
-              <w:spacing w:after="0" w:before="0"/>
-            </w:pPr>
-            <w:r/>
-            <w:r>
-              <w:rPr>
-                <w:b/>
-                <w:color w:val="FFFFFF"/>
-                <w:sz w:val="17"/>
-              </w:rPr>
-              <w:t>2024</w:t>
-            </w:r>
-          </w:p>
-        </w:tc>
-        <w:tc>
-          <w:tcPr>
-            <w:tcW w:type="dxa" w:w="1656"/>
-            <w:shd w:val="clear" w:fill="152130"/>
-          </w:tcPr>
-          <w:p>
-            <w:pPr>
-              <w:spacing w:after="0" w:before="0"/>
-            </w:pPr>
-            <w:r/>
-            <w:r>
-              <w:rPr>
-                <w:b/>
-                <w:color w:val="FFFFFF"/>
-                <w:sz w:val="17"/>
-              </w:rPr>
-              <w:t>2025</w:t>
-            </w:r>
-          </w:p>
-        </w:tc>
-        <w:tc>
-          <w:tcPr>
-            <w:tcW w:type="dxa" w:w="1656"/>
-            <w:shd w:val="clear" w:fill="152130"/>
-          </w:tcPr>
-          <w:p>
-            <w:pPr>
-              <w:spacing w:after="0" w:before="0"/>
-            </w:pPr>
-            <w:r/>
-            <w:r>
-              <w:rPr>
-                <w:b/>
-                <w:color w:val="FFFFFF"/>
-                <w:sz w:val="17"/>
-              </w:rPr>
-              <w:t>Q1 2026</w:t>
-            </w:r>
-          </w:p>
-        </w:tc>
-      </w:tr>
-      <w:tr>
-        <w:trPr>
-          <w:cantSplit/>
-        </w:trPr>
-        <w:tc>
-          <w:tcPr>
-            <w:tcW w:type="dxa" w:w="1656"/>
-          </w:tcPr>
-          <w:p>
-            <w:pPr>
-              <w:spacing w:after="0" w:before="0"/>
-            </w:pPr>
-            <w:r/>
-            <w:r>
-              <w:rPr>
-                <w:b/>
-                <w:sz w:val="17"/>
-              </w:rPr>
-              <w:t>Net Revenue</w:t>
-            </w:r>
-          </w:p>
-        </w:tc>
-        <w:tc>
-          <w:tcPr>
-            <w:tcW w:type="dxa" w:w="1656"/>
-          </w:tcPr>
-          <w:p>
-            <w:pPr>
-              <w:spacing w:after="0" w:before="0"/>
-              <w:jc w:val="right"/>
-            </w:pPr>
-            <w:r/>
-            <w:r>
-              <w:rPr>
-                <w:sz w:val="17"/>
-              </w:rPr>
-              <w:t>4,313</w:t>
-            </w:r>
-          </w:p>
-        </w:tc>
-        <w:tc>
-          <w:tcPr>
-            <w:tcW w:type="dxa" w:w="1656"/>
-          </w:tcPr>
-          <w:p>
-            <w:pPr>
-              <w:spacing w:after="0" w:before="0"/>
-              <w:jc w:val="right"/>
-            </w:pPr>
-            <w:r/>
-            <w:r>
-              <w:rPr>
-                <w:sz w:val="17"/>
-              </w:rPr>
-              <w:t>5,614</w:t>
-            </w:r>
-          </w:p>
-        </w:tc>
-        <w:tc>
-          <w:tcPr>
-            <w:tcW w:type="dxa" w:w="1656"/>
-          </w:tcPr>
-          <w:p>
-            <w:pPr>
-              <w:spacing w:after="0" w:before="0"/>
-              <w:jc w:val="right"/>
-            </w:pPr>
-            <w:r/>
-            <w:r>
-              <w:rPr>
-                <w:sz w:val="17"/>
-              </w:rPr>
-              <w:t>6,182</w:t>
-            </w:r>
-          </w:p>
-        </w:tc>
-        <w:tc>
-          <w:tcPr>
-            <w:tcW w:type="dxa" w:w="1656"/>
-          </w:tcPr>
-          <w:p>
-            <w:pPr>
-              <w:spacing w:after="0" w:before="0"/>
-              <w:jc w:val="right"/>
-            </w:pPr>
-            <w:r/>
-            <w:r>
-              <w:rPr>
-                <w:sz w:val="17"/>
-              </w:rPr>
-              <w:t>6,452</w:t>
-            </w:r>
-          </w:p>
-        </w:tc>
-        <w:tc>
-          <w:tcPr>
-            <w:tcW w:type="dxa" w:w="1656"/>
-          </w:tcPr>
-          <w:p>
-            <w:pPr>
-              <w:spacing w:after="0" w:before="0"/>
-              <w:jc w:val="right"/>
-            </w:pPr>
-            <w:r/>
-            <w:r>
-              <w:rPr>
-                <w:sz w:val="17"/>
-              </w:rPr>
-              <w:t>1,853</w:t>
-            </w:r>
-          </w:p>
-        </w:tc>
-      </w:tr>
-      <w:tr>
-        <w:trPr>
-          <w:cantSplit/>
-        </w:trPr>
-        <w:tc>
-          <w:tcPr>
-            <w:tcW w:type="dxa" w:w="1656"/>
-            <w:shd w:val="clear" w:fill="F6F7F9"/>
-          </w:tcPr>
-          <w:p>
-            <w:pPr>
-              <w:spacing w:after="0" w:before="0"/>
-            </w:pPr>
-            <w:r/>
-            <w:r>
-              <w:rPr>
-                <w:b/>
-                <w:sz w:val="17"/>
-              </w:rPr>
-              <w:t>EBITA</w:t>
-            </w:r>
-          </w:p>
-        </w:tc>
-        <w:tc>
-          <w:tcPr>
-            <w:tcW w:type="dxa" w:w="1656"/>
-            <w:shd w:val="clear" w:fill="F6F7F9"/>
-          </w:tcPr>
-          <w:p>
-            <w:pPr>
-              <w:spacing w:after="0" w:before="0"/>
-              <w:jc w:val="right"/>
-            </w:pPr>
-            <w:r/>
-            <w:r>
-              <w:rPr>
-                <w:sz w:val="17"/>
-              </w:rPr>
-              <w:t>787</w:t>
-            </w:r>
-          </w:p>
-        </w:tc>
-        <w:tc>
-          <w:tcPr>
-            <w:tcW w:type="dxa" w:w="1656"/>
-            <w:shd w:val="clear" w:fill="F6F7F9"/>
-          </w:tcPr>
-          <w:p>
-            <w:pPr>
-              <w:spacing w:after="0" w:before="0"/>
-              <w:jc w:val="right"/>
-            </w:pPr>
-            <w:r/>
-            <w:r>
-              <w:rPr>
-                <w:sz w:val="17"/>
-              </w:rPr>
-              <w:t>1,047</w:t>
-            </w:r>
-          </w:p>
-        </w:tc>
-        <w:tc>
-          <w:tcPr>
-            <w:tcW w:type="dxa" w:w="1656"/>
-            <w:shd w:val="clear" w:fill="F6F7F9"/>
-          </w:tcPr>
-          <w:p>
-            <w:pPr>
-              <w:spacing w:after="0" w:before="0"/>
-              <w:jc w:val="right"/>
-            </w:pPr>
-            <w:r/>
-            <w:r>
-              <w:rPr>
-                <w:sz w:val="17"/>
-              </w:rPr>
-              <w:t>1,227</w:t>
-            </w:r>
-          </w:p>
-        </w:tc>
-        <w:tc>
-          <w:tcPr>
-            <w:tcW w:type="dxa" w:w="1656"/>
-            <w:shd w:val="clear" w:fill="F6F7F9"/>
-          </w:tcPr>
-          <w:p>
-            <w:pPr>
-              <w:spacing w:after="0" w:before="0"/>
-              <w:jc w:val="right"/>
-            </w:pPr>
-            <w:r/>
-            <w:r>
-              <w:rPr>
-                <w:sz w:val="17"/>
-              </w:rPr>
-              <w:t>1,339</w:t>
-            </w:r>
-          </w:p>
-        </w:tc>
-        <w:tc>
-          <w:tcPr>
-            <w:tcW w:type="dxa" w:w="1656"/>
-            <w:shd w:val="clear" w:fill="F6F7F9"/>
-          </w:tcPr>
-          <w:p>
-            <w:pPr>
-              <w:spacing w:after="0" w:before="0"/>
-              <w:jc w:val="right"/>
-            </w:pPr>
-            <w:r/>
-            <w:r>
-              <w:rPr>
-                <w:sz w:val="17"/>
-              </w:rPr>
-              <w:t>415</w:t>
-            </w:r>
-          </w:p>
-        </w:tc>
-      </w:tr>
-      <w:tr>
-        <w:trPr>
-          <w:cantSplit/>
-        </w:trPr>
-        <w:tc>
-          <w:tcPr>
-            <w:tcW w:type="dxa" w:w="1656"/>
-          </w:tcPr>
-          <w:p>
-            <w:pPr>
-              <w:spacing w:after="0" w:before="0"/>
-            </w:pPr>
-            <w:r/>
-            <w:r>
-              <w:rPr>
-                <w:b/>
-                <w:sz w:val="17"/>
-              </w:rPr>
-              <w:t>Margin</w:t>
-            </w:r>
-          </w:p>
-        </w:tc>
-        <w:tc>
-          <w:tcPr>
-            <w:tcW w:type="dxa" w:w="1656"/>
-          </w:tcPr>
-          <w:p>
-            <w:pPr>
-              <w:spacing w:after="0" w:before="0"/>
-              <w:jc w:val="right"/>
-            </w:pPr>
-            <w:r/>
-            <w:r>
-              <w:rPr>
-                <w:sz w:val="17"/>
-              </w:rPr>
-              <w:t>18%</w:t>
-            </w:r>
-          </w:p>
-        </w:tc>
-        <w:tc>
-          <w:tcPr>
-            <w:tcW w:type="dxa" w:w="1656"/>
-          </w:tcPr>
-          <w:p>
-            <w:pPr>
-              <w:spacing w:after="0" w:before="0"/>
-              <w:jc w:val="right"/>
-            </w:pPr>
-            <w:r/>
-            <w:r>
-              <w:rPr>
-                <w:sz w:val="17"/>
-              </w:rPr>
-              <w:t>19%</w:t>
-            </w:r>
-          </w:p>
-        </w:tc>
-        <w:tc>
-          <w:tcPr>
-            <w:tcW w:type="dxa" w:w="1656"/>
-          </w:tcPr>
-          <w:p>
-            <w:pPr>
-              <w:spacing w:after="0" w:before="0"/>
-              <w:jc w:val="right"/>
-            </w:pPr>
-            <w:r/>
-            <w:r>
-              <w:rPr>
-                <w:sz w:val="17"/>
-              </w:rPr>
-              <w:t>20%</w:t>
-            </w:r>
-          </w:p>
-        </w:tc>
-        <w:tc>
-          <w:tcPr>
-            <w:tcW w:type="dxa" w:w="1656"/>
-          </w:tcPr>
-          <w:p>
-            <w:pPr>
-              <w:spacing w:after="0" w:before="0"/>
-              <w:jc w:val="right"/>
-            </w:pPr>
-            <w:r/>
-            <w:r>
-              <w:rPr>
-                <w:sz w:val="17"/>
-              </w:rPr>
-              <w:t>21%</w:t>
-            </w:r>
-          </w:p>
-        </w:tc>
-        <w:tc>
-          <w:tcPr>
-            <w:tcW w:type="dxa" w:w="1656"/>
-          </w:tcPr>
-          <w:p>
-            <w:pPr>
-              <w:spacing w:after="0" w:before="0"/>
-              <w:jc w:val="right"/>
-            </w:pPr>
-            <w:r/>
-            <w:r>
-              <w:rPr>
-                <w:sz w:val="17"/>
-              </w:rPr>
-              <w:t>22%</w:t>
-            </w:r>
-          </w:p>
-        </w:tc>
-      </w:tr>
-      <w:tr>
-        <w:trPr>
-          <w:cantSplit/>
-        </w:trPr>
-        <w:tc>
-          <w:tcPr>
-            <w:tcW w:type="dxa" w:w="1656"/>
-            <w:shd w:val="clear" w:fill="F6F7F9"/>
-          </w:tcPr>
-          <w:p>
-            <w:pPr>
-              <w:spacing w:after="0" w:before="0"/>
-            </w:pPr>
-            <w:r/>
-            <w:r>
-              <w:rPr>
-                <w:b/>
-                <w:sz w:val="17"/>
-              </w:rPr>
-              <w:t>Acquisitions #</w:t>
-            </w:r>
-          </w:p>
-        </w:tc>
-        <w:tc>
-          <w:tcPr>
-            <w:tcW w:type="dxa" w:w="1656"/>
-            <w:shd w:val="clear" w:fill="F6F7F9"/>
-          </w:tcPr>
-          <w:p>
-            <w:pPr>
-              <w:spacing w:after="0" w:before="0"/>
-              <w:jc w:val="right"/>
-            </w:pPr>
-            <w:r/>
-            <w:r>
-              <w:rPr>
-                <w:sz w:val="17"/>
-              </w:rPr>
-              <w:t>–</w:t>
-            </w:r>
-          </w:p>
-        </w:tc>
-        <w:tc>
-          <w:tcPr>
-            <w:tcW w:type="dxa" w:w="1656"/>
-            <w:shd w:val="clear" w:fill="F6F7F9"/>
-          </w:tcPr>
-          <w:p>
-            <w:pPr>
-              <w:spacing w:after="0" w:before="0"/>
-              <w:jc w:val="right"/>
-            </w:pPr>
-            <w:r/>
-            <w:r>
-              <w:rPr>
-                <w:sz w:val="17"/>
-              </w:rPr>
-              <w:t>2</w:t>
-            </w:r>
-          </w:p>
-        </w:tc>
-        <w:tc>
-          <w:tcPr>
-            <w:tcW w:type="dxa" w:w="1656"/>
-            <w:shd w:val="clear" w:fill="F6F7F9"/>
-          </w:tcPr>
-          <w:p>
-            <w:pPr>
-              <w:spacing w:after="0" w:before="0"/>
-              <w:jc w:val="right"/>
-            </w:pPr>
-            <w:r/>
-            <w:r>
-              <w:rPr>
-                <w:sz w:val="17"/>
-              </w:rPr>
-              <w:t>4</w:t>
-            </w:r>
-          </w:p>
-        </w:tc>
-        <w:tc>
-          <w:tcPr>
-            <w:tcW w:type="dxa" w:w="1656"/>
-            <w:shd w:val="clear" w:fill="F6F7F9"/>
-          </w:tcPr>
-          <w:p>
-            <w:pPr>
-              <w:spacing w:after="0" w:before="0"/>
-              <w:jc w:val="right"/>
-            </w:pPr>
-            <w:r/>
-            <w:r>
-              <w:rPr>
-                <w:sz w:val="17"/>
-              </w:rPr>
-              <w:t>3</w:t>
-            </w:r>
-          </w:p>
-        </w:tc>
-        <w:tc>
-          <w:tcPr>
-            <w:tcW w:type="dxa" w:w="1656"/>
-            <w:shd w:val="clear" w:fill="F6F7F9"/>
-          </w:tcPr>
-          <w:p>
-            <w:pPr>
-              <w:spacing w:after="0" w:before="0"/>
-              <w:jc w:val="right"/>
-            </w:pPr>
-            <w:r/>
-            <w:r>
-              <w:rPr>
-                <w:sz w:val="17"/>
-              </w:rPr>
-              <w:t>3</w:t>
-            </w:r>
-          </w:p>
-        </w:tc>
-      </w:tr>
-    </w:tbl>
-    <w:p>
-      <w:pPr>
-        <w:keepNext/>
-        <w:spacing w:before="100" w:after="40" w:line="269" w:lineRule="auto"/>
-        <w:jc w:val="left"/>
-      </w:pPr>
-      <w:r>
-        <w:rPr>
-          <w:b/>
-          <w:i w:val="0"/>
-          <w:color w:val="314359"/>
-          <w:sz w:val="20"/>
-        </w:rPr>
-        <w:t>Share price &amp; traded volume (3-year)</w:t>
-      </w:r>
-    </w:p>
-    <w:p>
-      <w:pPr>
-        <w:spacing w:after="40"/>
-        <w:jc w:val="left"/>
-      </w:pPr>
-      <w:r>
-        <w:drawing>
-          <wp:inline xmlns:a="http://schemas.openxmlformats.org/drawingml/2006/main" xmlns:pic="http://schemas.openxmlformats.org/drawingml/2006/picture">
-            <wp:extent cx="5212080" cy="1872912"/>
-            <wp:docPr id="6" name="Picture 6"/>
-            <wp:cNvGraphicFramePr>
-              <a:graphicFrameLocks noChangeAspect="1"/>
-            </wp:cNvGraphicFramePr>
-            <a:graphic>
-              <a:graphicData uri="http://schemas.openxmlformats.org/drawingml/2006/picture">
-                <pic:pic>
-                  <pic:nvPicPr>
-                    <pic:cNvPr id="0" name="d16feb8f877c898d8516be82be99809f.png"/>
-                    <pic:cNvPicPr/>
-                  </pic:nvPicPr>
-                  <pic:blipFill>
-                    <a:blip r:embed="rId14"/>
-                    <a:stretch>
-                      <a:fillRect/>
-                    </a:stretch>
-                  </pic:blipFill>
-                  <pic:spPr>
-                    <a:xfrm>
-                      <a:off x="0" y="0"/>
-                      <a:ext cx="5212080" cy="1872912"/>
-                    </a:xfrm>
-                    <a:prstGeom prst="rect"/>
-                  </pic:spPr>
-                </pic:pic>
-              </a:graphicData>
-            </a:graphic>
-          </wp:inline>
-        </w:drawing>
-      </w:r>
-    </w:p>
-    <w:p>
-      <w:pPr>
-        <w:spacing w:before="40" w:after="60" w:line="269" w:lineRule="auto"/>
-        <w:jc w:val="left"/>
-      </w:pPr>
-      <w:r>
-        <w:rPr>
-          <w:b w:val="0"/>
-          <w:i/>
-          <w:color w:val="556A83"/>
-          <w:sz w:val="16"/>
-        </w:rPr>
-        <w:t>Source: exchange daily price history, 3-year series to 15 June 2026. Nasdaq Stockholm: ROKO B. Price history available from Mar 2025.</w:t>
-      </w:r>
-    </w:p>
-    <w:p>
-      <w:pPr>
-        <w:spacing w:after="0" w:before="0"/>
-      </w:pPr>
-      <w:r>
-        <w:br w:type="page"/>
-      </w:r>
-    </w:p>
-    <w:p>
-      <w:pPr>
-        <w:keepNext/>
-        <w:spacing w:before="120" w:after="80"/>
-        <w:pageBreakBefore/>
-        <w:pBdr>
-          <w:bottom w:val="single" w:sz="6" w:space="2" w:color="314359"/>
-        </w:pBdr>
-      </w:pPr>
-      <w:r>
-        <w:rPr>
-          <w:rFonts w:ascii="Times New Roman" w:hAnsi="Times New Roman"/>
-          <w:b/>
-          <w:color w:val="152130"/>
-          <w:sz w:val="26"/>
-        </w:rPr>
-        <w:t>NGEx</w:t>
-      </w:r>
-    </w:p>
-    <w:p>
-      <w:pPr>
-        <w:keepNext/>
-        <w:spacing w:before="40" w:after="20" w:line="269" w:lineRule="auto"/>
-        <w:jc w:val="left"/>
-      </w:pPr>
-      <w:r>
-        <w:rPr>
-          <w:b/>
-          <w:i w:val="0"/>
-          <w:color w:val="314359"/>
-          <w:sz w:val="20"/>
-        </w:rPr>
-        <w:t>Company description</w:t>
-      </w:r>
-    </w:p>
-    <w:p>
-      <w:pPr>
-        <w:spacing w:before="40" w:after="80" w:line="269" w:lineRule="auto"/>
-        <w:jc w:val="left"/>
-      </w:pPr>
-      <w:r>
-        <w:rPr>
-          <w:b w:val="0"/>
-          <w:i w:val="0"/>
-          <w:sz w:val="21"/>
-        </w:rPr>
-        <w:t>NGEx is a growing copper and gold exploration company based in Canada, focused on the exploration of the Lunahuasi copper–gold–silver project in San Juan Province, Argentina, and the nearby Los Helados copper–gold project, located approximately nine kilometres to the north-east, in Chile’s Region III. Both projects lie within the emerging Vicuña District, which includes the Caserones mine and the Josemaria and Filo del Sol deposits.</w:t>
-      </w:r>
-    </w:p>
-    <w:tbl>
-      <w:tblPr>
-        <w:tblStyle w:val="TableGrid"/>
-        <w:tblW w:type="auto" w:w="0"/>
-        <w:jc w:val="left"/>
-        <w:tblLook w:firstColumn="1" w:firstRow="1" w:lastColumn="0" w:lastRow="0" w:noHBand="0" w:noVBand="1" w:val="04A0"/>
-      </w:tblPr>
-      <w:tblGrid>
-        <w:gridCol w:w="4968"/>
-        <w:gridCol w:w="4968"/>
-      </w:tblGrid>
-      <w:tr>
-        <w:trPr>
-          <w:cantSplit/>
-        </w:trPr>
-        <w:tc>
-          <w:tcPr>
-            <w:tcW w:type="dxa" w:w="4968"/>
-            <w:shd w:val="clear" w:fill="152130"/>
-          </w:tcPr>
-          <w:p>
-            <w:pPr>
-              <w:spacing w:after="0" w:before="0"/>
-            </w:pPr>
-            <w:r/>
-            <w:r>
-              <w:rPr>
-                <w:b/>
-                <w:color w:val="FFFFFF"/>
-                <w:sz w:val="18"/>
-              </w:rPr>
-              <w:t>Key facts</w:t>
-            </w:r>
-          </w:p>
-        </w:tc>
-        <w:tc>
-          <w:tcPr>
-            <w:tcW w:type="dxa" w:w="4968"/>
-            <w:shd w:val="clear" w:fill="152130"/>
-          </w:tcPr>
-          <w:p>
-            <w:pPr>
-              <w:spacing w:after="0" w:before="0"/>
-            </w:pPr>
-            <w:r/>
-            <w:r>
-              <w:rPr>
-                <w:b/>
-                <w:color w:val="FFFFFF"/>
-                <w:sz w:val="18"/>
-              </w:rPr>
-            </w:r>
-          </w:p>
-        </w:tc>
-      </w:tr>
-      <w:tr>
-        <w:trPr>
-          <w:cantSplit/>
-        </w:trPr>
-        <w:tc>
-          <w:tcPr>
-            <w:tcW w:type="dxa" w:w="4968"/>
-          </w:tcPr>
-          <w:p>
-            <w:pPr>
-              <w:spacing w:after="0" w:before="0"/>
-            </w:pPr>
-            <w:r/>
-            <w:r>
-              <w:rPr>
-                <w:b/>
-                <w:sz w:val="18"/>
-              </w:rPr>
-              <w:t>Market capitalisation</w:t>
-            </w:r>
-          </w:p>
-        </w:tc>
-        <w:tc>
-          <w:tcPr>
-            <w:tcW w:type="dxa" w:w="4968"/>
-          </w:tcPr>
-          <w:p>
-            <w:pPr>
-              <w:spacing w:after="0" w:before="0"/>
-              <w:jc w:val="right"/>
-            </w:pPr>
-            <w:r/>
-            <w:r>
-              <w:rPr>
-                <w:sz w:val="18"/>
-              </w:rPr>
-              <w:t>CAD 5,476m</w:t>
-            </w:r>
-          </w:p>
-        </w:tc>
-      </w:tr>
-      <w:tr>
-        <w:trPr>
-          <w:cantSplit/>
-        </w:trPr>
-        <w:tc>
-          <w:tcPr>
-            <w:tcW w:type="dxa" w:w="4968"/>
-            <w:shd w:val="clear" w:fill="F6F7F9"/>
-          </w:tcPr>
-          <w:p>
-            <w:pPr>
-              <w:spacing w:after="0" w:before="0"/>
-            </w:pPr>
-            <w:r/>
-            <w:r>
-              <w:rPr>
-                <w:b/>
-                <w:sz w:val="18"/>
-              </w:rPr>
-              <w:t>Enterprise value</w:t>
-            </w:r>
-          </w:p>
-        </w:tc>
-        <w:tc>
-          <w:tcPr>
-            <w:tcW w:type="dxa" w:w="4968"/>
-            <w:shd w:val="clear" w:fill="F6F7F9"/>
-          </w:tcPr>
-          <w:p>
-            <w:pPr>
-              <w:spacing w:after="0" w:before="0"/>
-              <w:jc w:val="right"/>
-            </w:pPr>
-            <w:r/>
-            <w:r>
-              <w:rPr>
-                <w:sz w:val="18"/>
-              </w:rPr>
-              <w:t>CAD 4,963m</w:t>
-            </w:r>
-          </w:p>
-        </w:tc>
-      </w:tr>
-      <w:tr>
-        <w:trPr>
-          <w:cantSplit/>
-        </w:trPr>
-        <w:tc>
-          <w:tcPr>
-            <w:tcW w:type="dxa" w:w="4968"/>
-          </w:tcPr>
-          <w:p>
-            <w:pPr>
-              <w:spacing w:after="0" w:before="0"/>
-            </w:pPr>
-            <w:r/>
-            <w:r>
-              <w:rPr>
-                <w:b/>
-                <w:sz w:val="18"/>
-              </w:rPr>
-              <w:t>AIP ownership</w:t>
-            </w:r>
-          </w:p>
-        </w:tc>
-        <w:tc>
-          <w:tcPr>
-            <w:tcW w:type="dxa" w:w="4968"/>
-          </w:tcPr>
-          <w:p>
-            <w:pPr>
-              <w:spacing w:after="0" w:before="0"/>
-              <w:jc w:val="right"/>
-            </w:pPr>
-            <w:r/>
-            <w:r>
-              <w:rPr>
-                <w:sz w:val="18"/>
-              </w:rPr>
-              <w:t>&lt;1%</w:t>
-            </w:r>
-          </w:p>
-        </w:tc>
-      </w:tr>
-      <w:tr>
-        <w:trPr>
-          <w:cantSplit/>
-        </w:trPr>
-        <w:tc>
-          <w:tcPr>
-            <w:tcW w:type="dxa" w:w="4968"/>
-            <w:shd w:val="clear" w:fill="F6F7F9"/>
-          </w:tcPr>
-          <w:p>
-            <w:pPr>
-              <w:spacing w:after="0" w:before="0"/>
-            </w:pPr>
-            <w:r/>
-            <w:r>
-              <w:rPr>
-                <w:b/>
-                <w:sz w:val="18"/>
-              </w:rPr>
-              <w:t>% of portfolio</w:t>
-            </w:r>
-          </w:p>
-        </w:tc>
-        <w:tc>
-          <w:tcPr>
-            <w:tcW w:type="dxa" w:w="4968"/>
-            <w:shd w:val="clear" w:fill="F6F7F9"/>
-          </w:tcPr>
-          <w:p>
-            <w:pPr>
-              <w:spacing w:after="0" w:before="0"/>
-              <w:jc w:val="right"/>
-            </w:pPr>
-            <w:r/>
-            <w:r>
-              <w:rPr>
-                <w:sz w:val="18"/>
-              </w:rPr>
-              <w:t>8%</w:t>
-            </w:r>
-          </w:p>
-        </w:tc>
-      </w:tr>
-      <w:tr>
-        <w:trPr>
-          <w:cantSplit/>
-        </w:trPr>
-        <w:tc>
-          <w:tcPr>
-            <w:tcW w:type="dxa" w:w="4968"/>
-          </w:tcPr>
-          <w:p>
-            <w:pPr>
-              <w:spacing w:after="0" w:before="0"/>
-            </w:pPr>
-            <w:r/>
-            <w:r>
-              <w:rPr>
-                <w:b/>
-                <w:sz w:val="18"/>
-              </w:rPr>
-              <w:t>Board representation</w:t>
-            </w:r>
-          </w:p>
-        </w:tc>
-        <w:tc>
-          <w:tcPr>
-            <w:tcW w:type="dxa" w:w="4968"/>
-          </w:tcPr>
-          <w:p>
-            <w:pPr>
-              <w:spacing w:after="0" w:before="0"/>
-              <w:jc w:val="right"/>
-            </w:pPr>
-            <w:r/>
-            <w:r>
-              <w:rPr>
-                <w:sz w:val="18"/>
-              </w:rPr>
-              <w:t>No</w:t>
-            </w:r>
-          </w:p>
-        </w:tc>
-      </w:tr>
-    </w:tbl>
-    <w:p>
-      <w:pPr>
-        <w:keepNext/>
-        <w:spacing w:before="120" w:after="20" w:line="269" w:lineRule="auto"/>
-        <w:jc w:val="left"/>
-      </w:pPr>
-      <w:r>
-        <w:rPr>
-          <w:b/>
-          <w:i w:val="0"/>
-          <w:color w:val="314359"/>
-          <w:sz w:val="20"/>
-        </w:rPr>
-        <w:t>Our view</w:t>
-      </w:r>
-    </w:p>
-    <w:p>
-      <w:pPr>
-        <w:spacing w:before="40" w:after="60" w:line="269" w:lineRule="auto"/>
-        <w:jc w:val="left"/>
-      </w:pPr>
-      <w:r>
-        <w:rPr>
-          <w:b w:val="0"/>
-          <w:i w:val="0"/>
-          <w:sz w:val="21"/>
-        </w:rPr>
-        <w:t>We invested early in NGEx on the basis that the company has an exceptional management team with significant ownership, backed by the Lundin family, which has a strong track record of developing mines in challenging regions. We invested early in the original company, which spun out Filo Mining and Josemaria; the proposal is now to spin out LunR Royalties Corp. Our thesis has been that this provides attractive exposure to the electrification trend, which we believe will drive copper prices higher.</w:t>
-      </w:r>
-    </w:p>
-    <w:p>
-      <w:pPr>
-        <w:keepNext/>
-        <w:spacing w:before="120" w:after="20" w:line="269" w:lineRule="auto"/>
-        <w:jc w:val="left"/>
-      </w:pPr>
-      <w:r>
-        <w:rPr>
-          <w:b/>
-          <w:i w:val="0"/>
-          <w:color w:val="314359"/>
-          <w:sz w:val="20"/>
-        </w:rPr>
-        <w:t>Recent events, Q1 2026</w:t>
-      </w:r>
-    </w:p>
-    <w:p>
-      <w:pPr>
-        <w:pStyle w:val="ListBullet"/>
-        <w:spacing w:after="20"/>
-      </w:pPr>
-      <w:r>
-        <w:rPr>
-          <w:sz w:val="21"/>
-        </w:rPr>
-        <w:t>The results of the Phase 3 programme were positive and confirmed the discovery of one of the highest-grade copper, gold and silver intercepts drilled globally.</w:t>
-      </w:r>
-    </w:p>
-    <w:p>
-      <w:pPr>
-        <w:pStyle w:val="ListBullet"/>
-        <w:spacing w:after="20"/>
-      </w:pPr>
-      <w:r>
-        <w:rPr>
-          <w:sz w:val="21"/>
-        </w:rPr>
-        <w:t>The Phase 4 drill programme at Lunahuasi is now complete. Results continue to be very positive, indicating further potential at short range.</w:t>
-      </w:r>
-    </w:p>
-    <w:p>
-      <w:pPr>
-        <w:pStyle w:val="ListBullet"/>
-        <w:spacing w:after="20"/>
-      </w:pPr>
-      <w:r>
-        <w:rPr>
-          <w:sz w:val="21"/>
-        </w:rPr>
-        <w:t>The mid-range step-out drilling points to extensions of existing mineralised intersections and to the existence of two new high-grade zones with the same characteristics as those previously identified. Further analysis is required before Phase 5 is initiated in Q4 2026.</w:t>
-      </w:r>
-    </w:p>
-    <w:p>
-      <w:pPr>
-        <w:keepNext/>
-        <w:spacing w:before="100" w:after="40" w:line="269" w:lineRule="auto"/>
-        <w:jc w:val="left"/>
-      </w:pPr>
-      <w:r>
-        <w:rPr>
-          <w:b/>
-          <w:i w:val="0"/>
-          <w:color w:val="314359"/>
-          <w:sz w:val="20"/>
-        </w:rPr>
-        <w:t>Share price &amp; traded volume (3-year)</w:t>
-      </w:r>
-    </w:p>
-    <w:p>
-      <w:pPr>
-        <w:spacing w:after="40"/>
-        <w:jc w:val="left"/>
-      </w:pPr>
-      <w:r>
-        <w:drawing>
-          <wp:inline xmlns:a="http://schemas.openxmlformats.org/drawingml/2006/main" xmlns:pic="http://schemas.openxmlformats.org/drawingml/2006/picture">
-            <wp:extent cx="5212080" cy="1895829"/>
-            <wp:docPr id="7" name="Picture 7"/>
-            <wp:cNvGraphicFramePr>
-              <a:graphicFrameLocks noChangeAspect="1"/>
-            </wp:cNvGraphicFramePr>
-            <a:graphic>
-              <a:graphicData uri="http://schemas.openxmlformats.org/drawingml/2006/picture">
-                <pic:pic>
-                  <pic:nvPicPr>
-                    <pic:cNvPr id="0" name="fca4fb793f41dea283f45cb10c64e37e.png"/>
-                    <pic:cNvPicPr/>
-                  </pic:nvPicPr>
-                  <pic:blipFill>
-                    <a:blip r:embed="rId15"/>
-                    <a:stretch>
-                      <a:fillRect/>
-                    </a:stretch>
-                  </pic:blipFill>
-                  <pic:spPr>
-                    <a:xfrm>
-                      <a:off x="0" y="0"/>
-                      <a:ext cx="5212080" cy="1895829"/>
-                    </a:xfrm>
-                    <a:prstGeom prst="rect"/>
-                  </pic:spPr>
-                </pic:pic>
-              </a:graphicData>
-            </a:graphic>
-          </wp:inline>
-        </w:drawing>
-      </w:r>
-    </w:p>
-    <w:p>
-      <w:pPr>
-        <w:spacing w:before="40" w:after="60" w:line="269" w:lineRule="auto"/>
-        <w:jc w:val="left"/>
-      </w:pPr>
-      <w:r>
-        <w:rPr>
-          <w:b w:val="0"/>
-          <w:i/>
-          <w:color w:val="556A83"/>
-          <w:sz w:val="16"/>
-        </w:rPr>
-        <w:t>Source: exchange daily price history, 3-year series to 15 June 2026. Toronto Stock Exchange: NGEX.</w:t>
-      </w:r>
-    </w:p>
-    <w:p>
-      <w:pPr>
-        <w:spacing w:after="0" w:before="0"/>
-      </w:pPr>
-      <w:r>
-        <w:br w:type="page"/>
-      </w:r>
-    </w:p>
-    <w:p>
-      <w:pPr>
-        <w:keepNext/>
-        <w:spacing w:before="120" w:after="80"/>
-        <w:pageBreakBefore/>
-        <w:pBdr>
-          <w:bottom w:val="single" w:sz="6" w:space="2" w:color="314359"/>
-        </w:pBdr>
-      </w:pPr>
-      <w:r>
-        <w:rPr>
-          <w:rFonts w:ascii="Times New Roman" w:hAnsi="Times New Roman"/>
-          <w:b/>
-          <w:color w:val="152130"/>
-          <w:sz w:val="26"/>
-        </w:rPr>
-        <w:t>Auto Trader Group</w:t>
-      </w:r>
-    </w:p>
-    <w:p>
-      <w:pPr>
-        <w:keepNext/>
-        <w:spacing w:before="40" w:after="20" w:line="269" w:lineRule="auto"/>
-        <w:jc w:val="left"/>
-      </w:pPr>
-      <w:r>
-        <w:rPr>
-          <w:b/>
-          <w:i w:val="0"/>
-          <w:color w:val="314359"/>
-          <w:sz w:val="20"/>
-        </w:rPr>
-        <w:t>Company description</w:t>
-      </w:r>
-    </w:p>
-    <w:p>
-      <w:pPr>
-        <w:spacing w:before="40" w:after="80" w:line="269" w:lineRule="auto"/>
-        <w:jc w:val="left"/>
-      </w:pPr>
-      <w:r>
-        <w:rPr>
-          <w:b w:val="0"/>
-          <w:i w:val="0"/>
-          <w:sz w:val="21"/>
-        </w:rPr>
-        <w:t>Auto Trader Group is the dominant market leader, providing the UK’s largest marketplace for automotive sales. The company is approximately 10x larger than its nearest competitor.</w:t>
-      </w:r>
-    </w:p>
-    <w:tbl>
-      <w:tblPr>
-        <w:tblStyle w:val="TableGrid"/>
-        <w:tblW w:type="auto" w:w="0"/>
-        <w:jc w:val="left"/>
-        <w:tblLook w:firstColumn="1" w:firstRow="1" w:lastColumn="0" w:lastRow="0" w:noHBand="0" w:noVBand="1" w:val="04A0"/>
-      </w:tblPr>
-      <w:tblGrid>
-        <w:gridCol w:w="4968"/>
-        <w:gridCol w:w="4968"/>
-      </w:tblGrid>
-      <w:tr>
-        <w:trPr>
-          <w:cantSplit/>
-        </w:trPr>
-        <w:tc>
-          <w:tcPr>
-            <w:tcW w:type="dxa" w:w="4968"/>
-            <w:shd w:val="clear" w:fill="152130"/>
-          </w:tcPr>
-          <w:p>
-            <w:pPr>
-              <w:spacing w:after="0" w:before="0"/>
-            </w:pPr>
-            <w:r/>
-            <w:r>
-              <w:rPr>
-                <w:b/>
-                <w:color w:val="FFFFFF"/>
-                <w:sz w:val="18"/>
-              </w:rPr>
-              <w:t>Key facts</w:t>
-            </w:r>
-          </w:p>
-        </w:tc>
-        <w:tc>
-          <w:tcPr>
-            <w:tcW w:type="dxa" w:w="4968"/>
-            <w:shd w:val="clear" w:fill="152130"/>
-          </w:tcPr>
-          <w:p>
-            <w:pPr>
-              <w:spacing w:after="0" w:before="0"/>
-            </w:pPr>
-            <w:r/>
-            <w:r>
-              <w:rPr>
-                <w:b/>
-                <w:color w:val="FFFFFF"/>
-                <w:sz w:val="18"/>
-              </w:rPr>
-            </w:r>
-          </w:p>
-        </w:tc>
-      </w:tr>
-      <w:tr>
-        <w:trPr>
-          <w:cantSplit/>
-        </w:trPr>
-        <w:tc>
-          <w:tcPr>
-            <w:tcW w:type="dxa" w:w="4968"/>
-          </w:tcPr>
-          <w:p>
-            <w:pPr>
-              <w:spacing w:after="0" w:before="0"/>
-            </w:pPr>
-            <w:r/>
-            <w:r>
-              <w:rPr>
-                <w:b/>
-                <w:sz w:val="18"/>
-              </w:rPr>
-              <w:t>Market capitalisation</w:t>
-            </w:r>
-          </w:p>
-        </w:tc>
-        <w:tc>
-          <w:tcPr>
-            <w:tcW w:type="dxa" w:w="4968"/>
-          </w:tcPr>
-          <w:p>
-            <w:pPr>
-              <w:spacing w:after="0" w:before="0"/>
-              <w:jc w:val="right"/>
-            </w:pPr>
-            <w:r/>
-            <w:r>
-              <w:rPr>
-                <w:sz w:val="18"/>
-              </w:rPr>
-              <w:t>£4,101m</w:t>
-            </w:r>
-          </w:p>
-        </w:tc>
-      </w:tr>
-      <w:tr>
-        <w:trPr>
-          <w:cantSplit/>
-        </w:trPr>
-        <w:tc>
-          <w:tcPr>
-            <w:tcW w:type="dxa" w:w="4968"/>
-            <w:shd w:val="clear" w:fill="F6F7F9"/>
-          </w:tcPr>
-          <w:p>
-            <w:pPr>
-              <w:spacing w:after="0" w:before="0"/>
-            </w:pPr>
-            <w:r/>
-            <w:r>
-              <w:rPr>
-                <w:b/>
-                <w:sz w:val="18"/>
-              </w:rPr>
-              <w:t>Enterprise value</w:t>
-            </w:r>
-          </w:p>
-        </w:tc>
-        <w:tc>
-          <w:tcPr>
-            <w:tcW w:type="dxa" w:w="4968"/>
-            <w:shd w:val="clear" w:fill="F6F7F9"/>
-          </w:tcPr>
-          <w:p>
-            <w:pPr>
-              <w:spacing w:after="0" w:before="0"/>
-              <w:jc w:val="right"/>
-            </w:pPr>
-            <w:r/>
-            <w:r>
-              <w:rPr>
-                <w:sz w:val="18"/>
-              </w:rPr>
-              <w:t>£4,246m</w:t>
-            </w:r>
-          </w:p>
-        </w:tc>
-      </w:tr>
-      <w:tr>
-        <w:trPr>
-          <w:cantSplit/>
-        </w:trPr>
-        <w:tc>
-          <w:tcPr>
-            <w:tcW w:type="dxa" w:w="4968"/>
-          </w:tcPr>
-          <w:p>
-            <w:pPr>
-              <w:spacing w:after="0" w:before="0"/>
-            </w:pPr>
-            <w:r/>
-            <w:r>
-              <w:rPr>
-                <w:b/>
-                <w:sz w:val="18"/>
-              </w:rPr>
-              <w:t>AIP ownership</w:t>
-            </w:r>
-          </w:p>
-        </w:tc>
-        <w:tc>
-          <w:tcPr>
-            <w:tcW w:type="dxa" w:w="4968"/>
-          </w:tcPr>
-          <w:p>
-            <w:pPr>
-              <w:spacing w:after="0" w:before="0"/>
-              <w:jc w:val="right"/>
-            </w:pPr>
-            <w:r/>
-            <w:r>
-              <w:rPr>
-                <w:sz w:val="18"/>
-              </w:rPr>
-              <w:t>&lt;1%</w:t>
-            </w:r>
-          </w:p>
-        </w:tc>
-      </w:tr>
-      <w:tr>
-        <w:trPr>
-          <w:cantSplit/>
-        </w:trPr>
-        <w:tc>
-          <w:tcPr>
-            <w:tcW w:type="dxa" w:w="4968"/>
-            <w:shd w:val="clear" w:fill="F6F7F9"/>
-          </w:tcPr>
-          <w:p>
-            <w:pPr>
-              <w:spacing w:after="0" w:before="0"/>
-            </w:pPr>
-            <w:r/>
-            <w:r>
-              <w:rPr>
-                <w:b/>
-                <w:sz w:val="18"/>
-              </w:rPr>
-              <w:t>% of portfolio</w:t>
-            </w:r>
-          </w:p>
-        </w:tc>
-        <w:tc>
-          <w:tcPr>
-            <w:tcW w:type="dxa" w:w="4968"/>
-            <w:shd w:val="clear" w:fill="F6F7F9"/>
-          </w:tcPr>
-          <w:p>
-            <w:pPr>
-              <w:spacing w:after="0" w:before="0"/>
-              <w:jc w:val="right"/>
-            </w:pPr>
-            <w:r/>
-            <w:r>
-              <w:rPr>
-                <w:sz w:val="18"/>
-              </w:rPr>
-              <w:t>3%</w:t>
-            </w:r>
-          </w:p>
-        </w:tc>
-      </w:tr>
-      <w:tr>
-        <w:trPr>
-          <w:cantSplit/>
-        </w:trPr>
-        <w:tc>
-          <w:tcPr>
-            <w:tcW w:type="dxa" w:w="4968"/>
-          </w:tcPr>
-          <w:p>
-            <w:pPr>
-              <w:spacing w:after="0" w:before="0"/>
-            </w:pPr>
-            <w:r/>
-            <w:r>
-              <w:rPr>
-                <w:b/>
-                <w:sz w:val="18"/>
-              </w:rPr>
-              <w:t>Board representation</w:t>
-            </w:r>
-          </w:p>
-        </w:tc>
-        <w:tc>
-          <w:tcPr>
-            <w:tcW w:type="dxa" w:w="4968"/>
-          </w:tcPr>
-          <w:p>
-            <w:pPr>
-              <w:spacing w:after="0" w:before="0"/>
-              <w:jc w:val="right"/>
-            </w:pPr>
-            <w:r/>
-            <w:r>
-              <w:rPr>
-                <w:sz w:val="18"/>
-              </w:rPr>
-              <w:t>No</w:t>
-            </w:r>
-          </w:p>
-        </w:tc>
-      </w:tr>
-    </w:tbl>
-    <w:p>
-      <w:pPr>
-        <w:keepNext/>
-        <w:spacing w:before="120" w:after="20" w:line="269" w:lineRule="auto"/>
-        <w:jc w:val="left"/>
-      </w:pPr>
-      <w:r>
-        <w:rPr>
-          <w:b/>
-          <w:i w:val="0"/>
-          <w:color w:val="314359"/>
-          <w:sz w:val="20"/>
-        </w:rPr>
-        <w:t>Our view</w:t>
-      </w:r>
-    </w:p>
-    <w:p>
-      <w:pPr>
-        <w:spacing w:before="40" w:after="60" w:line="269" w:lineRule="auto"/>
-        <w:jc w:val="left"/>
-      </w:pPr>
-      <w:r>
-        <w:rPr>
-          <w:b w:val="0"/>
-          <w:i w:val="0"/>
-          <w:sz w:val="21"/>
-        </w:rPr>
-        <w:t>Auto Trader Group has a very strong position. Its services are essential for car dealers seeking to maximise their profits. It is currently very difficult to envisage any competitor displacing Auto Trader, as its scale and dominance make it hard for rivals to offer customers the same value. The company has been able to raise prices as it has improved its product offering, delivering increased value to its customers.</w:t>
-      </w:r>
-    </w:p>
-    <w:p>
-      <w:pPr>
-        <w:keepNext/>
-        <w:spacing w:before="120" w:after="20" w:line="269" w:lineRule="auto"/>
-        <w:jc w:val="left"/>
-      </w:pPr>
-      <w:r>
-        <w:rPr>
-          <w:b/>
-          <w:i w:val="0"/>
-          <w:color w:val="314359"/>
-          <w:sz w:val="20"/>
-        </w:rPr>
-        <w:t>Recent events, H1 FY2026</w:t>
-      </w:r>
-    </w:p>
-    <w:p>
-      <w:pPr>
-        <w:pStyle w:val="ListBullet"/>
-        <w:spacing w:after="20"/>
-      </w:pPr>
-      <w:r>
-        <w:rPr>
-          <w:sz w:val="21"/>
-        </w:rPr>
-        <w:t>There were few surprises in the first-half results. Net sales increased by 5% to £296m. Operating income grew by 6% to £200m, with margins maintained at 64%.</w:t>
-      </w:r>
-    </w:p>
-    <w:p>
-      <w:pPr>
-        <w:pStyle w:val="ListBullet"/>
-        <w:spacing w:after="20"/>
-      </w:pPr>
-      <w:r>
-        <w:rPr>
-          <w:sz w:val="21"/>
-        </w:rPr>
-        <w:t>The adoption of Deal Builder, a tool to drive sales, progressed. There were, however, some initial missteps in the product launch, which the company has acknowledged and intends to correct.</w:t>
-      </w:r>
-    </w:p>
-    <w:p>
-      <w:pPr>
-        <w:keepNext/>
-        <w:spacing w:before="120" w:after="20" w:line="269" w:lineRule="auto"/>
-        <w:jc w:val="left"/>
-      </w:pPr>
-      <w:r>
-        <w:rPr>
-          <w:b/>
-          <w:i w:val="0"/>
-          <w:color w:val="314359"/>
-          <w:sz w:val="20"/>
-        </w:rPr>
-        <w:t>Financial results</w:t>
-      </w:r>
-    </w:p>
-    <w:tbl>
-      <w:tblPr>
-        <w:tblStyle w:val="TableGrid"/>
-        <w:tblW w:type="auto" w:w="0"/>
-        <w:jc w:val="left"/>
-        <w:tblLook w:firstColumn="1" w:firstRow="1" w:lastColumn="0" w:lastRow="0" w:noHBand="0" w:noVBand="1" w:val="04A0"/>
-      </w:tblPr>
-      <w:tblGrid>
-        <w:gridCol w:w="1656"/>
-        <w:gridCol w:w="1656"/>
-        <w:gridCol w:w="1656"/>
-        <w:gridCol w:w="1656"/>
-        <w:gridCol w:w="1656"/>
-        <w:gridCol w:w="1656"/>
-      </w:tblGrid>
-      <w:tr>
-        <w:trPr>
-          <w:cantSplit/>
-        </w:trPr>
-        <w:tc>
-          <w:tcPr>
-            <w:tcW w:type="dxa" w:w="1656"/>
-            <w:shd w:val="clear" w:fill="152130"/>
-          </w:tcPr>
-          <w:p>
-            <w:pPr>
-              <w:spacing w:after="0" w:before="0"/>
-            </w:pPr>
-            <w:r/>
-            <w:r>
-              <w:rPr>
-                <w:b/>
-                <w:color w:val="FFFFFF"/>
-                <w:sz w:val="17"/>
-              </w:rPr>
-              <w:t>M £</w:t>
-            </w:r>
-          </w:p>
-        </w:tc>
-        <w:tc>
-          <w:tcPr>
-            <w:tcW w:type="dxa" w:w="1656"/>
-            <w:shd w:val="clear" w:fill="152130"/>
-          </w:tcPr>
-          <w:p>
-            <w:pPr>
-              <w:spacing w:after="0" w:before="0"/>
-            </w:pPr>
-            <w:r/>
-            <w:r>
-              <w:rPr>
-                <w:b/>
-                <w:color w:val="FFFFFF"/>
-                <w:sz w:val="17"/>
-              </w:rPr>
-              <w:t>2021</w:t>
-            </w:r>
-          </w:p>
-        </w:tc>
-        <w:tc>
-          <w:tcPr>
-            <w:tcW w:type="dxa" w:w="1656"/>
-            <w:shd w:val="clear" w:fill="152130"/>
-          </w:tcPr>
-          <w:p>
-            <w:pPr>
-              <w:spacing w:after="0" w:before="0"/>
-            </w:pPr>
-            <w:r/>
-            <w:r>
-              <w:rPr>
-                <w:b/>
-                <w:color w:val="FFFFFF"/>
-                <w:sz w:val="17"/>
-              </w:rPr>
-              <w:t>2022</w:t>
-            </w:r>
-          </w:p>
-        </w:tc>
-        <w:tc>
-          <w:tcPr>
-            <w:tcW w:type="dxa" w:w="1656"/>
-            <w:shd w:val="clear" w:fill="152130"/>
-          </w:tcPr>
-          <w:p>
-            <w:pPr>
-              <w:spacing w:after="0" w:before="0"/>
-            </w:pPr>
-            <w:r/>
-            <w:r>
-              <w:rPr>
-                <w:b/>
-                <w:color w:val="FFFFFF"/>
-                <w:sz w:val="17"/>
-              </w:rPr>
-              <w:t>2023</w:t>
-            </w:r>
-          </w:p>
-        </w:tc>
-        <w:tc>
-          <w:tcPr>
-            <w:tcW w:type="dxa" w:w="1656"/>
-            <w:shd w:val="clear" w:fill="152130"/>
-          </w:tcPr>
-          <w:p>
-            <w:pPr>
-              <w:spacing w:after="0" w:before="0"/>
-            </w:pPr>
-            <w:r/>
-            <w:r>
-              <w:rPr>
-                <w:b/>
-                <w:color w:val="FFFFFF"/>
-                <w:sz w:val="17"/>
-              </w:rPr>
-              <w:t>2024</w:t>
-            </w:r>
-          </w:p>
-        </w:tc>
-        <w:tc>
-          <w:tcPr>
-            <w:tcW w:type="dxa" w:w="1656"/>
-            <w:shd w:val="clear" w:fill="152130"/>
-          </w:tcPr>
-          <w:p>
-            <w:pPr>
-              <w:spacing w:after="0" w:before="0"/>
-            </w:pPr>
-            <w:r/>
-            <w:r>
-              <w:rPr>
-                <w:b/>
-                <w:color w:val="FFFFFF"/>
-                <w:sz w:val="17"/>
-              </w:rPr>
-              <w:t>2025</w:t>
-            </w:r>
-          </w:p>
-        </w:tc>
-      </w:tr>
-      <w:tr>
-        <w:trPr>
-          <w:cantSplit/>
-        </w:trPr>
-        <w:tc>
-          <w:tcPr>
-            <w:tcW w:type="dxa" w:w="1656"/>
-          </w:tcPr>
-          <w:p>
-            <w:pPr>
-              <w:spacing w:after="0" w:before="0"/>
-            </w:pPr>
-            <w:r/>
-            <w:r>
-              <w:rPr>
-                <w:b/>
-                <w:sz w:val="17"/>
-              </w:rPr>
-              <w:t>Net Revenue</w:t>
-            </w:r>
-          </w:p>
-        </w:tc>
-        <w:tc>
-          <w:tcPr>
-            <w:tcW w:type="dxa" w:w="1656"/>
-          </w:tcPr>
-          <w:p>
-            <w:pPr>
-              <w:spacing w:after="0" w:before="0"/>
-              <w:jc w:val="right"/>
-            </w:pPr>
-            <w:r/>
-            <w:r>
-              <w:rPr>
-                <w:sz w:val="17"/>
-              </w:rPr>
-              <w:t>263</w:t>
-            </w:r>
-          </w:p>
-        </w:tc>
-        <w:tc>
-          <w:tcPr>
-            <w:tcW w:type="dxa" w:w="1656"/>
-          </w:tcPr>
-          <w:p>
-            <w:pPr>
-              <w:spacing w:after="0" w:before="0"/>
-              <w:jc w:val="right"/>
-            </w:pPr>
-            <w:r/>
-            <w:r>
-              <w:rPr>
-                <w:sz w:val="17"/>
-              </w:rPr>
-              <w:t>433</w:t>
-            </w:r>
-          </w:p>
-        </w:tc>
-        <w:tc>
-          <w:tcPr>
-            <w:tcW w:type="dxa" w:w="1656"/>
-          </w:tcPr>
-          <w:p>
-            <w:pPr>
-              <w:spacing w:after="0" w:before="0"/>
-              <w:jc w:val="right"/>
-            </w:pPr>
-            <w:r/>
-            <w:r>
-              <w:rPr>
-                <w:sz w:val="17"/>
-              </w:rPr>
-              <w:t>500</w:t>
-            </w:r>
-          </w:p>
-        </w:tc>
-        <w:tc>
-          <w:tcPr>
-            <w:tcW w:type="dxa" w:w="1656"/>
-          </w:tcPr>
-          <w:p>
-            <w:pPr>
-              <w:spacing w:after="0" w:before="0"/>
-              <w:jc w:val="right"/>
-            </w:pPr>
-            <w:r/>
-            <w:r>
-              <w:rPr>
-                <w:sz w:val="17"/>
-              </w:rPr>
-              <w:t>571</w:t>
-            </w:r>
-          </w:p>
-        </w:tc>
-        <w:tc>
-          <w:tcPr>
-            <w:tcW w:type="dxa" w:w="1656"/>
-          </w:tcPr>
-          <w:p>
-            <w:pPr>
-              <w:spacing w:after="0" w:before="0"/>
-              <w:jc w:val="right"/>
-            </w:pPr>
-            <w:r/>
-            <w:r>
-              <w:rPr>
-                <w:sz w:val="17"/>
-              </w:rPr>
-              <w:t>601</w:t>
-            </w:r>
-          </w:p>
-        </w:tc>
-      </w:tr>
-      <w:tr>
-        <w:trPr>
-          <w:cantSplit/>
-        </w:trPr>
-        <w:tc>
-          <w:tcPr>
-            <w:tcW w:type="dxa" w:w="1656"/>
-            <w:shd w:val="clear" w:fill="F6F7F9"/>
-          </w:tcPr>
-          <w:p>
-            <w:pPr>
-              <w:spacing w:after="0" w:before="0"/>
-            </w:pPr>
-            <w:r/>
-            <w:r>
-              <w:rPr>
-                <w:b/>
-                <w:sz w:val="17"/>
-              </w:rPr>
-              <w:t>EBITA</w:t>
-            </w:r>
-          </w:p>
-        </w:tc>
-        <w:tc>
-          <w:tcPr>
-            <w:tcW w:type="dxa" w:w="1656"/>
-            <w:shd w:val="clear" w:fill="F6F7F9"/>
-          </w:tcPr>
-          <w:p>
-            <w:pPr>
-              <w:spacing w:after="0" w:before="0"/>
-              <w:jc w:val="right"/>
-            </w:pPr>
-            <w:r/>
-            <w:r>
-              <w:rPr>
-                <w:sz w:val="17"/>
-              </w:rPr>
-              <w:t>162</w:t>
-            </w:r>
-          </w:p>
-        </w:tc>
-        <w:tc>
-          <w:tcPr>
-            <w:tcW w:type="dxa" w:w="1656"/>
-            <w:shd w:val="clear" w:fill="F6F7F9"/>
-          </w:tcPr>
-          <w:p>
-            <w:pPr>
-              <w:spacing w:after="0" w:before="0"/>
-              <w:jc w:val="right"/>
-            </w:pPr>
-            <w:r/>
-            <w:r>
-              <w:rPr>
-                <w:sz w:val="17"/>
-              </w:rPr>
-              <w:t>305</w:t>
-            </w:r>
-          </w:p>
-        </w:tc>
-        <w:tc>
-          <w:tcPr>
-            <w:tcW w:type="dxa" w:w="1656"/>
-            <w:shd w:val="clear" w:fill="F6F7F9"/>
-          </w:tcPr>
-          <w:p>
-            <w:pPr>
-              <w:spacing w:after="0" w:before="0"/>
-              <w:jc w:val="right"/>
-            </w:pPr>
-            <w:r/>
-            <w:r>
-              <w:rPr>
-                <w:sz w:val="17"/>
-              </w:rPr>
-              <w:t>280</w:t>
-            </w:r>
-          </w:p>
-        </w:tc>
-        <w:tc>
-          <w:tcPr>
-            <w:tcW w:type="dxa" w:w="1656"/>
-            <w:shd w:val="clear" w:fill="F6F7F9"/>
-          </w:tcPr>
-          <w:p>
-            <w:pPr>
-              <w:spacing w:after="0" w:before="0"/>
-              <w:jc w:val="right"/>
-            </w:pPr>
-            <w:r/>
-            <w:r>
-              <w:rPr>
-                <w:sz w:val="17"/>
-              </w:rPr>
-              <w:t>352</w:t>
-            </w:r>
-          </w:p>
-        </w:tc>
-        <w:tc>
-          <w:tcPr>
-            <w:tcW w:type="dxa" w:w="1656"/>
-            <w:shd w:val="clear" w:fill="F6F7F9"/>
-          </w:tcPr>
-          <w:p>
-            <w:pPr>
-              <w:spacing w:after="0" w:before="0"/>
-              <w:jc w:val="right"/>
-            </w:pPr>
-            <w:r/>
-            <w:r>
-              <w:rPr>
-                <w:sz w:val="17"/>
-              </w:rPr>
-              <w:t>378</w:t>
-            </w:r>
-          </w:p>
-        </w:tc>
-      </w:tr>
-      <w:tr>
-        <w:trPr>
-          <w:cantSplit/>
-        </w:trPr>
-        <w:tc>
-          <w:tcPr>
-            <w:tcW w:type="dxa" w:w="1656"/>
-          </w:tcPr>
-          <w:p>
-            <w:pPr>
-              <w:spacing w:after="0" w:before="0"/>
-            </w:pPr>
-            <w:r/>
-            <w:r>
-              <w:rPr>
-                <w:b/>
-                <w:sz w:val="17"/>
-              </w:rPr>
-              <w:t>Margin</w:t>
-            </w:r>
-          </w:p>
-        </w:tc>
-        <w:tc>
-          <w:tcPr>
-            <w:tcW w:type="dxa" w:w="1656"/>
-          </w:tcPr>
-          <w:p>
-            <w:pPr>
-              <w:spacing w:after="0" w:before="0"/>
-              <w:jc w:val="right"/>
-            </w:pPr>
-            <w:r/>
-            <w:r>
-              <w:rPr>
-                <w:sz w:val="17"/>
-              </w:rPr>
-              <w:t>62%</w:t>
-            </w:r>
-          </w:p>
-        </w:tc>
-        <w:tc>
-          <w:tcPr>
-            <w:tcW w:type="dxa" w:w="1656"/>
-          </w:tcPr>
-          <w:p>
-            <w:pPr>
-              <w:spacing w:after="0" w:before="0"/>
-              <w:jc w:val="right"/>
-            </w:pPr>
-            <w:r/>
-            <w:r>
-              <w:rPr>
-                <w:sz w:val="17"/>
-              </w:rPr>
-              <w:t>70%</w:t>
-            </w:r>
-          </w:p>
-        </w:tc>
-        <w:tc>
-          <w:tcPr>
-            <w:tcW w:type="dxa" w:w="1656"/>
-          </w:tcPr>
-          <w:p>
-            <w:pPr>
-              <w:spacing w:after="0" w:before="0"/>
-              <w:jc w:val="right"/>
-            </w:pPr>
-            <w:r/>
-            <w:r>
-              <w:rPr>
-                <w:sz w:val="17"/>
-              </w:rPr>
-              <w:t>56%</w:t>
-            </w:r>
-          </w:p>
-        </w:tc>
-        <w:tc>
-          <w:tcPr>
-            <w:tcW w:type="dxa" w:w="1656"/>
-          </w:tcPr>
-          <w:p>
-            <w:pPr>
-              <w:spacing w:after="0" w:before="0"/>
-              <w:jc w:val="right"/>
-            </w:pPr>
-            <w:r/>
-            <w:r>
-              <w:rPr>
-                <w:sz w:val="17"/>
-              </w:rPr>
-              <w:t>62%</w:t>
-            </w:r>
-          </w:p>
-        </w:tc>
-        <w:tc>
-          <w:tcPr>
-            <w:tcW w:type="dxa" w:w="1656"/>
-          </w:tcPr>
-          <w:p>
-            <w:pPr>
-              <w:spacing w:after="0" w:before="0"/>
-              <w:jc w:val="right"/>
-            </w:pPr>
-            <w:r/>
-            <w:r>
-              <w:rPr>
-                <w:sz w:val="17"/>
-              </w:rPr>
-              <w:t>63%</w:t>
-            </w:r>
-          </w:p>
-        </w:tc>
-      </w:tr>
-      <w:tr>
-        <w:trPr>
-          <w:cantSplit/>
-        </w:trPr>
-        <w:tc>
-          <w:tcPr>
-            <w:tcW w:type="dxa" w:w="1656"/>
-            <w:shd w:val="clear" w:fill="F6F7F9"/>
-          </w:tcPr>
-          <w:p>
-            <w:pPr>
-              <w:spacing w:after="0" w:before="0"/>
-            </w:pPr>
-            <w:r/>
-            <w:r>
-              <w:rPr>
-                <w:b/>
-                <w:sz w:val="17"/>
-              </w:rPr>
-              <w:t>Net Income</w:t>
-            </w:r>
-          </w:p>
-        </w:tc>
-        <w:tc>
-          <w:tcPr>
-            <w:tcW w:type="dxa" w:w="1656"/>
-            <w:shd w:val="clear" w:fill="F6F7F9"/>
-          </w:tcPr>
-          <w:p>
-            <w:pPr>
-              <w:spacing w:after="0" w:before="0"/>
-              <w:jc w:val="right"/>
-            </w:pPr>
-            <w:r/>
-            <w:r>
-              <w:rPr>
-                <w:sz w:val="17"/>
-              </w:rPr>
-              <w:t>128</w:t>
-            </w:r>
-          </w:p>
-        </w:tc>
-        <w:tc>
-          <w:tcPr>
-            <w:tcW w:type="dxa" w:w="1656"/>
-            <w:shd w:val="clear" w:fill="F6F7F9"/>
-          </w:tcPr>
-          <w:p>
-            <w:pPr>
-              <w:spacing w:after="0" w:before="0"/>
-              <w:jc w:val="right"/>
-            </w:pPr>
-            <w:r/>
-            <w:r>
-              <w:rPr>
-                <w:sz w:val="17"/>
-              </w:rPr>
-              <w:t>245</w:t>
-            </w:r>
-          </w:p>
-        </w:tc>
-        <w:tc>
-          <w:tcPr>
-            <w:tcW w:type="dxa" w:w="1656"/>
-            <w:shd w:val="clear" w:fill="F6F7F9"/>
-          </w:tcPr>
-          <w:p>
-            <w:pPr>
-              <w:spacing w:after="0" w:before="0"/>
-              <w:jc w:val="right"/>
-            </w:pPr>
-            <w:r/>
-            <w:r>
-              <w:rPr>
-                <w:sz w:val="17"/>
-              </w:rPr>
-              <w:t>234</w:t>
-            </w:r>
-          </w:p>
-        </w:tc>
-        <w:tc>
-          <w:tcPr>
-            <w:tcW w:type="dxa" w:w="1656"/>
-            <w:shd w:val="clear" w:fill="F6F7F9"/>
-          </w:tcPr>
-          <w:p>
-            <w:pPr>
-              <w:spacing w:after="0" w:before="0"/>
-              <w:jc w:val="right"/>
-            </w:pPr>
-            <w:r/>
-            <w:r>
-              <w:rPr>
-                <w:sz w:val="17"/>
-              </w:rPr>
-              <w:t>257</w:t>
-            </w:r>
-          </w:p>
-        </w:tc>
-        <w:tc>
-          <w:tcPr>
-            <w:tcW w:type="dxa" w:w="1656"/>
-            <w:shd w:val="clear" w:fill="F6F7F9"/>
-          </w:tcPr>
-          <w:p>
-            <w:pPr>
-              <w:spacing w:after="0" w:before="0"/>
-              <w:jc w:val="right"/>
-            </w:pPr>
-            <w:r/>
-            <w:r>
-              <w:rPr>
-                <w:sz w:val="17"/>
-              </w:rPr>
-              <w:t>283</w:t>
-            </w:r>
-          </w:p>
-        </w:tc>
-      </w:tr>
-    </w:tbl>
-    <w:p>
-      <w:pPr>
-        <w:keepNext/>
-        <w:spacing w:before="100" w:after="40" w:line="269" w:lineRule="auto"/>
-        <w:jc w:val="left"/>
-      </w:pPr>
-      <w:r>
-        <w:rPr>
-          <w:b/>
-          <w:i w:val="0"/>
-          <w:color w:val="314359"/>
-          <w:sz w:val="20"/>
-        </w:rPr>
-        <w:t>Share price &amp; traded volume (3-year)</w:t>
-      </w:r>
-    </w:p>
-    <w:p>
-      <w:pPr>
-        <w:spacing w:after="40"/>
-        <w:jc w:val="left"/>
-      </w:pPr>
-      <w:r>
-        <w:drawing>
-          <wp:inline xmlns:a="http://schemas.openxmlformats.org/drawingml/2006/main" xmlns:pic="http://schemas.openxmlformats.org/drawingml/2006/picture">
-            <wp:extent cx="5212080" cy="1870856"/>
-            <wp:docPr id="8" name="Picture 8"/>
-            <wp:cNvGraphicFramePr>
-              <a:graphicFrameLocks noChangeAspect="1"/>
-            </wp:cNvGraphicFramePr>
-            <a:graphic>
-              <a:graphicData uri="http://schemas.openxmlformats.org/drawingml/2006/picture">
-                <pic:pic>
-                  <pic:nvPicPr>
-                    <pic:cNvPr id="0" name="1461088685684c7b36e839da8a67d61d.png"/>
-                    <pic:cNvPicPr/>
-                  </pic:nvPicPr>
-                  <pic:blipFill>
-                    <a:blip r:embed="rId16"/>
-                    <a:stretch>
-                      <a:fillRect/>
-                    </a:stretch>
-                  </pic:blipFill>
-                  <pic:spPr>
-                    <a:xfrm>
-                      <a:off x="0" y="0"/>
-                      <a:ext cx="5212080" cy="1870856"/>
-                    </a:xfrm>
-                    <a:prstGeom prst="rect"/>
-                  </pic:spPr>
-                </pic:pic>
-              </a:graphicData>
-            </a:graphic>
-          </wp:inline>
-        </w:drawing>
-      </w:r>
-    </w:p>
-    <w:p>
-      <w:pPr>
-        <w:spacing w:before="40" w:after="60" w:line="269" w:lineRule="auto"/>
-        <w:jc w:val="left"/>
-      </w:pPr>
-      <w:r>
-        <w:rPr>
-          <w:b w:val="0"/>
-          <w:i/>
-          <w:color w:val="556A83"/>
-          <w:sz w:val="16"/>
-        </w:rPr>
-        <w:t>Source: exchange daily price history, 3-year series to 15 June 2026. London Stock Exchange: AUTO.</w:t>
-      </w:r>
-    </w:p>
-    <w:p>
-      <w:pPr>
-        <w:spacing w:after="0" w:before="0"/>
-      </w:pPr>
-      <w:r>
-        <w:br w:type="page"/>
-      </w:r>
-    </w:p>
-    <w:p>
-      <w:pPr>
-        <w:keepNext/>
-        <w:spacing w:before="120" w:after="80"/>
-        <w:pageBreakBefore/>
-        <w:pBdr>
-          <w:bottom w:val="single" w:sz="6" w:space="2" w:color="314359"/>
-        </w:pBdr>
-      </w:pPr>
-      <w:r>
-        <w:rPr>
-          <w:rFonts w:ascii="Times New Roman" w:hAnsi="Times New Roman"/>
-          <w:b/>
-          <w:color w:val="152130"/>
-          <w:sz w:val="26"/>
-        </w:rPr>
         <w:t>Rightmove</w:t>
       </w:r>
     </w:p>
@@ -17452,6 +16193,1570 @@
           <w:sz w:val="16"/>
         </w:rPr>
         <w:t>Source: exchange daily price history, 3-year series to 15 June 2026. London Stock Exchange: RMV.</w:t>
+      </w:r>
+    </w:p>
+    <w:p>
+      <w:pPr>
+        <w:spacing w:after="0" w:before="0"/>
+      </w:pPr>
+      <w:r>
+        <w:br w:type="page"/>
+      </w:r>
+    </w:p>
+    <w:p>
+      <w:pPr>
+        <w:keepNext/>
+        <w:spacing w:before="120" w:after="80"/>
+        <w:pageBreakBefore/>
+        <w:pBdr>
+          <w:bottom w:val="single" w:sz="6" w:space="2" w:color="314359"/>
+        </w:pBdr>
+      </w:pPr>
+      <w:r>
+        <w:rPr>
+          <w:rFonts w:ascii="Times New Roman" w:hAnsi="Times New Roman"/>
+          <w:b/>
+          <w:color w:val="152130"/>
+          <w:sz w:val="26"/>
+        </w:rPr>
+        <w:t>Auto Trader Group</w:t>
+      </w:r>
+    </w:p>
+    <w:p>
+      <w:pPr>
+        <w:keepNext/>
+        <w:spacing w:before="40" w:after="20" w:line="269" w:lineRule="auto"/>
+        <w:jc w:val="left"/>
+      </w:pPr>
+      <w:r>
+        <w:rPr>
+          <w:b/>
+          <w:i w:val="0"/>
+          <w:color w:val="314359"/>
+          <w:sz w:val="20"/>
+        </w:rPr>
+        <w:t>Company description</w:t>
+      </w:r>
+    </w:p>
+    <w:p>
+      <w:pPr>
+        <w:spacing w:before="40" w:after="80" w:line="269" w:lineRule="auto"/>
+        <w:jc w:val="left"/>
+      </w:pPr>
+      <w:r>
+        <w:rPr>
+          <w:b w:val="0"/>
+          <w:i w:val="0"/>
+          <w:sz w:val="21"/>
+        </w:rPr>
+        <w:t>Auto Trader Group is the dominant market leader, providing the UK’s largest marketplace for automotive sales. The company is approximately 10x larger than its nearest competitor.</w:t>
+      </w:r>
+    </w:p>
+    <w:tbl>
+      <w:tblPr>
+        <w:tblStyle w:val="TableGrid"/>
+        <w:tblW w:type="auto" w:w="0"/>
+        <w:jc w:val="left"/>
+        <w:tblLook w:firstColumn="1" w:firstRow="1" w:lastColumn="0" w:lastRow="0" w:noHBand="0" w:noVBand="1" w:val="04A0"/>
+      </w:tblPr>
+      <w:tblGrid>
+        <w:gridCol w:w="4968"/>
+        <w:gridCol w:w="4968"/>
+      </w:tblGrid>
+      <w:tr>
+        <w:trPr>
+          <w:cantSplit/>
+        </w:trPr>
+        <w:tc>
+          <w:tcPr>
+            <w:tcW w:type="dxa" w:w="4968"/>
+            <w:shd w:val="clear" w:fill="152130"/>
+          </w:tcPr>
+          <w:p>
+            <w:pPr>
+              <w:spacing w:after="0" w:before="0"/>
+            </w:pPr>
+            <w:r/>
+            <w:r>
+              <w:rPr>
+                <w:b/>
+                <w:color w:val="FFFFFF"/>
+                <w:sz w:val="18"/>
+              </w:rPr>
+              <w:t>Key facts</w:t>
+            </w:r>
+          </w:p>
+        </w:tc>
+        <w:tc>
+          <w:tcPr>
+            <w:tcW w:type="dxa" w:w="4968"/>
+            <w:shd w:val="clear" w:fill="152130"/>
+          </w:tcPr>
+          <w:p>
+            <w:pPr>
+              <w:spacing w:after="0" w:before="0"/>
+            </w:pPr>
+            <w:r/>
+            <w:r>
+              <w:rPr>
+                <w:b/>
+                <w:color w:val="FFFFFF"/>
+                <w:sz w:val="18"/>
+              </w:rPr>
+            </w:r>
+          </w:p>
+        </w:tc>
+      </w:tr>
+      <w:tr>
+        <w:trPr>
+          <w:cantSplit/>
+        </w:trPr>
+        <w:tc>
+          <w:tcPr>
+            <w:tcW w:type="dxa" w:w="4968"/>
+          </w:tcPr>
+          <w:p>
+            <w:pPr>
+              <w:spacing w:after="0" w:before="0"/>
+            </w:pPr>
+            <w:r/>
+            <w:r>
+              <w:rPr>
+                <w:b/>
+                <w:sz w:val="18"/>
+              </w:rPr>
+              <w:t>Market capitalisation</w:t>
+            </w:r>
+          </w:p>
+        </w:tc>
+        <w:tc>
+          <w:tcPr>
+            <w:tcW w:type="dxa" w:w="4968"/>
+          </w:tcPr>
+          <w:p>
+            <w:pPr>
+              <w:spacing w:after="0" w:before="0"/>
+              <w:jc w:val="right"/>
+            </w:pPr>
+            <w:r/>
+            <w:r>
+              <w:rPr>
+                <w:sz w:val="18"/>
+              </w:rPr>
+              <w:t>£4,101m</w:t>
+            </w:r>
+          </w:p>
+        </w:tc>
+      </w:tr>
+      <w:tr>
+        <w:trPr>
+          <w:cantSplit/>
+        </w:trPr>
+        <w:tc>
+          <w:tcPr>
+            <w:tcW w:type="dxa" w:w="4968"/>
+            <w:shd w:val="clear" w:fill="F6F7F9"/>
+          </w:tcPr>
+          <w:p>
+            <w:pPr>
+              <w:spacing w:after="0" w:before="0"/>
+            </w:pPr>
+            <w:r/>
+            <w:r>
+              <w:rPr>
+                <w:b/>
+                <w:sz w:val="18"/>
+              </w:rPr>
+              <w:t>Enterprise value</w:t>
+            </w:r>
+          </w:p>
+        </w:tc>
+        <w:tc>
+          <w:tcPr>
+            <w:tcW w:type="dxa" w:w="4968"/>
+            <w:shd w:val="clear" w:fill="F6F7F9"/>
+          </w:tcPr>
+          <w:p>
+            <w:pPr>
+              <w:spacing w:after="0" w:before="0"/>
+              <w:jc w:val="right"/>
+            </w:pPr>
+            <w:r/>
+            <w:r>
+              <w:rPr>
+                <w:sz w:val="18"/>
+              </w:rPr>
+              <w:t>£4,246m</w:t>
+            </w:r>
+          </w:p>
+        </w:tc>
+      </w:tr>
+      <w:tr>
+        <w:trPr>
+          <w:cantSplit/>
+        </w:trPr>
+        <w:tc>
+          <w:tcPr>
+            <w:tcW w:type="dxa" w:w="4968"/>
+          </w:tcPr>
+          <w:p>
+            <w:pPr>
+              <w:spacing w:after="0" w:before="0"/>
+            </w:pPr>
+            <w:r/>
+            <w:r>
+              <w:rPr>
+                <w:b/>
+                <w:sz w:val="18"/>
+              </w:rPr>
+              <w:t>AIP ownership</w:t>
+            </w:r>
+          </w:p>
+        </w:tc>
+        <w:tc>
+          <w:tcPr>
+            <w:tcW w:type="dxa" w:w="4968"/>
+          </w:tcPr>
+          <w:p>
+            <w:pPr>
+              <w:spacing w:after="0" w:before="0"/>
+              <w:jc w:val="right"/>
+            </w:pPr>
+            <w:r/>
+            <w:r>
+              <w:rPr>
+                <w:sz w:val="18"/>
+              </w:rPr>
+              <w:t>&lt;1%</w:t>
+            </w:r>
+          </w:p>
+        </w:tc>
+      </w:tr>
+      <w:tr>
+        <w:trPr>
+          <w:cantSplit/>
+        </w:trPr>
+        <w:tc>
+          <w:tcPr>
+            <w:tcW w:type="dxa" w:w="4968"/>
+            <w:shd w:val="clear" w:fill="F6F7F9"/>
+          </w:tcPr>
+          <w:p>
+            <w:pPr>
+              <w:spacing w:after="0" w:before="0"/>
+            </w:pPr>
+            <w:r/>
+            <w:r>
+              <w:rPr>
+                <w:b/>
+                <w:sz w:val="18"/>
+              </w:rPr>
+              <w:t>% of portfolio</w:t>
+            </w:r>
+          </w:p>
+        </w:tc>
+        <w:tc>
+          <w:tcPr>
+            <w:tcW w:type="dxa" w:w="4968"/>
+            <w:shd w:val="clear" w:fill="F6F7F9"/>
+          </w:tcPr>
+          <w:p>
+            <w:pPr>
+              <w:spacing w:after="0" w:before="0"/>
+              <w:jc w:val="right"/>
+            </w:pPr>
+            <w:r/>
+            <w:r>
+              <w:rPr>
+                <w:sz w:val="18"/>
+              </w:rPr>
+              <w:t>3%</w:t>
+            </w:r>
+          </w:p>
+        </w:tc>
+      </w:tr>
+      <w:tr>
+        <w:trPr>
+          <w:cantSplit/>
+        </w:trPr>
+        <w:tc>
+          <w:tcPr>
+            <w:tcW w:type="dxa" w:w="4968"/>
+          </w:tcPr>
+          <w:p>
+            <w:pPr>
+              <w:spacing w:after="0" w:before="0"/>
+            </w:pPr>
+            <w:r/>
+            <w:r>
+              <w:rPr>
+                <w:b/>
+                <w:sz w:val="18"/>
+              </w:rPr>
+              <w:t>Board representation</w:t>
+            </w:r>
+          </w:p>
+        </w:tc>
+        <w:tc>
+          <w:tcPr>
+            <w:tcW w:type="dxa" w:w="4968"/>
+          </w:tcPr>
+          <w:p>
+            <w:pPr>
+              <w:spacing w:after="0" w:before="0"/>
+              <w:jc w:val="right"/>
+            </w:pPr>
+            <w:r/>
+            <w:r>
+              <w:rPr>
+                <w:sz w:val="18"/>
+              </w:rPr>
+              <w:t>No</w:t>
+            </w:r>
+          </w:p>
+        </w:tc>
+      </w:tr>
+    </w:tbl>
+    <w:p>
+      <w:pPr>
+        <w:keepNext/>
+        <w:spacing w:before="120" w:after="20" w:line="269" w:lineRule="auto"/>
+        <w:jc w:val="left"/>
+      </w:pPr>
+      <w:r>
+        <w:rPr>
+          <w:b/>
+          <w:i w:val="0"/>
+          <w:color w:val="314359"/>
+          <w:sz w:val="20"/>
+        </w:rPr>
+        <w:t>Our view</w:t>
+      </w:r>
+    </w:p>
+    <w:p>
+      <w:pPr>
+        <w:spacing w:before="40" w:after="60" w:line="269" w:lineRule="auto"/>
+        <w:jc w:val="left"/>
+      </w:pPr>
+      <w:r>
+        <w:rPr>
+          <w:b w:val="0"/>
+          <w:i w:val="0"/>
+          <w:sz w:val="21"/>
+        </w:rPr>
+        <w:t>Auto Trader Group has a very strong position. Its services are essential for car dealers seeking to maximise their profits. It is currently very difficult to envisage any competitor displacing Auto Trader, as its scale and dominance make it hard for rivals to offer customers the same value. The company has been able to raise prices as it has improved its product offering, delivering increased value to its customers.</w:t>
+      </w:r>
+    </w:p>
+    <w:p>
+      <w:pPr>
+        <w:keepNext/>
+        <w:spacing w:before="120" w:after="20" w:line="269" w:lineRule="auto"/>
+        <w:jc w:val="left"/>
+      </w:pPr>
+      <w:r>
+        <w:rPr>
+          <w:b/>
+          <w:i w:val="0"/>
+          <w:color w:val="314359"/>
+          <w:sz w:val="20"/>
+        </w:rPr>
+        <w:t>Recent events, H1 FY2026</w:t>
+      </w:r>
+    </w:p>
+    <w:p>
+      <w:pPr>
+        <w:pStyle w:val="ListBullet"/>
+        <w:spacing w:after="20"/>
+      </w:pPr>
+      <w:r>
+        <w:rPr>
+          <w:sz w:val="21"/>
+        </w:rPr>
+        <w:t>There were few surprises in the first-half results. Net sales increased by 5% to £296m. Operating income grew by 6% to £200m, with margins maintained at 64%.</w:t>
+      </w:r>
+    </w:p>
+    <w:p>
+      <w:pPr>
+        <w:pStyle w:val="ListBullet"/>
+        <w:spacing w:after="20"/>
+      </w:pPr>
+      <w:r>
+        <w:rPr>
+          <w:sz w:val="21"/>
+        </w:rPr>
+        <w:t>The adoption of Deal Builder, a tool to drive sales, progressed. There were, however, some initial missteps in the product launch, which the company has acknowledged and intends to correct.</w:t>
+      </w:r>
+    </w:p>
+    <w:p>
+      <w:pPr>
+        <w:keepNext/>
+        <w:spacing w:before="120" w:after="20" w:line="269" w:lineRule="auto"/>
+        <w:jc w:val="left"/>
+      </w:pPr>
+      <w:r>
+        <w:rPr>
+          <w:b/>
+          <w:i w:val="0"/>
+          <w:color w:val="314359"/>
+          <w:sz w:val="20"/>
+        </w:rPr>
+        <w:t>Financial results</w:t>
+      </w:r>
+    </w:p>
+    <w:tbl>
+      <w:tblPr>
+        <w:tblStyle w:val="TableGrid"/>
+        <w:tblW w:type="auto" w:w="0"/>
+        <w:jc w:val="left"/>
+        <w:tblLook w:firstColumn="1" w:firstRow="1" w:lastColumn="0" w:lastRow="0" w:noHBand="0" w:noVBand="1" w:val="04A0"/>
+      </w:tblPr>
+      <w:tblGrid>
+        <w:gridCol w:w="1656"/>
+        <w:gridCol w:w="1656"/>
+        <w:gridCol w:w="1656"/>
+        <w:gridCol w:w="1656"/>
+        <w:gridCol w:w="1656"/>
+        <w:gridCol w:w="1656"/>
+      </w:tblGrid>
+      <w:tr>
+        <w:trPr>
+          <w:cantSplit/>
+        </w:trPr>
+        <w:tc>
+          <w:tcPr>
+            <w:tcW w:type="dxa" w:w="1656"/>
+            <w:shd w:val="clear" w:fill="152130"/>
+          </w:tcPr>
+          <w:p>
+            <w:pPr>
+              <w:spacing w:after="0" w:before="0"/>
+            </w:pPr>
+            <w:r/>
+            <w:r>
+              <w:rPr>
+                <w:b/>
+                <w:color w:val="FFFFFF"/>
+                <w:sz w:val="17"/>
+              </w:rPr>
+              <w:t>M £</w:t>
+            </w:r>
+          </w:p>
+        </w:tc>
+        <w:tc>
+          <w:tcPr>
+            <w:tcW w:type="dxa" w:w="1656"/>
+            <w:shd w:val="clear" w:fill="152130"/>
+          </w:tcPr>
+          <w:p>
+            <w:pPr>
+              <w:spacing w:after="0" w:before="0"/>
+            </w:pPr>
+            <w:r/>
+            <w:r>
+              <w:rPr>
+                <w:b/>
+                <w:color w:val="FFFFFF"/>
+                <w:sz w:val="17"/>
+              </w:rPr>
+              <w:t>2021</w:t>
+            </w:r>
+          </w:p>
+        </w:tc>
+        <w:tc>
+          <w:tcPr>
+            <w:tcW w:type="dxa" w:w="1656"/>
+            <w:shd w:val="clear" w:fill="152130"/>
+          </w:tcPr>
+          <w:p>
+            <w:pPr>
+              <w:spacing w:after="0" w:before="0"/>
+            </w:pPr>
+            <w:r/>
+            <w:r>
+              <w:rPr>
+                <w:b/>
+                <w:color w:val="FFFFFF"/>
+                <w:sz w:val="17"/>
+              </w:rPr>
+              <w:t>2022</w:t>
+            </w:r>
+          </w:p>
+        </w:tc>
+        <w:tc>
+          <w:tcPr>
+            <w:tcW w:type="dxa" w:w="1656"/>
+            <w:shd w:val="clear" w:fill="152130"/>
+          </w:tcPr>
+          <w:p>
+            <w:pPr>
+              <w:spacing w:after="0" w:before="0"/>
+            </w:pPr>
+            <w:r/>
+            <w:r>
+              <w:rPr>
+                <w:b/>
+                <w:color w:val="FFFFFF"/>
+                <w:sz w:val="17"/>
+              </w:rPr>
+              <w:t>2023</w:t>
+            </w:r>
+          </w:p>
+        </w:tc>
+        <w:tc>
+          <w:tcPr>
+            <w:tcW w:type="dxa" w:w="1656"/>
+            <w:shd w:val="clear" w:fill="152130"/>
+          </w:tcPr>
+          <w:p>
+            <w:pPr>
+              <w:spacing w:after="0" w:before="0"/>
+            </w:pPr>
+            <w:r/>
+            <w:r>
+              <w:rPr>
+                <w:b/>
+                <w:color w:val="FFFFFF"/>
+                <w:sz w:val="17"/>
+              </w:rPr>
+              <w:t>2024</w:t>
+            </w:r>
+          </w:p>
+        </w:tc>
+        <w:tc>
+          <w:tcPr>
+            <w:tcW w:type="dxa" w:w="1656"/>
+            <w:shd w:val="clear" w:fill="152130"/>
+          </w:tcPr>
+          <w:p>
+            <w:pPr>
+              <w:spacing w:after="0" w:before="0"/>
+            </w:pPr>
+            <w:r/>
+            <w:r>
+              <w:rPr>
+                <w:b/>
+                <w:color w:val="FFFFFF"/>
+                <w:sz w:val="17"/>
+              </w:rPr>
+              <w:t>2025</w:t>
+            </w:r>
+          </w:p>
+        </w:tc>
+      </w:tr>
+      <w:tr>
+        <w:trPr>
+          <w:cantSplit/>
+        </w:trPr>
+        <w:tc>
+          <w:tcPr>
+            <w:tcW w:type="dxa" w:w="1656"/>
+          </w:tcPr>
+          <w:p>
+            <w:pPr>
+              <w:spacing w:after="0" w:before="0"/>
+            </w:pPr>
+            <w:r/>
+            <w:r>
+              <w:rPr>
+                <w:b/>
+                <w:sz w:val="17"/>
+              </w:rPr>
+              <w:t>Net Revenue</w:t>
+            </w:r>
+          </w:p>
+        </w:tc>
+        <w:tc>
+          <w:tcPr>
+            <w:tcW w:type="dxa" w:w="1656"/>
+          </w:tcPr>
+          <w:p>
+            <w:pPr>
+              <w:spacing w:after="0" w:before="0"/>
+              <w:jc w:val="right"/>
+            </w:pPr>
+            <w:r/>
+            <w:r>
+              <w:rPr>
+                <w:sz w:val="17"/>
+              </w:rPr>
+              <w:t>263</w:t>
+            </w:r>
+          </w:p>
+        </w:tc>
+        <w:tc>
+          <w:tcPr>
+            <w:tcW w:type="dxa" w:w="1656"/>
+          </w:tcPr>
+          <w:p>
+            <w:pPr>
+              <w:spacing w:after="0" w:before="0"/>
+              <w:jc w:val="right"/>
+            </w:pPr>
+            <w:r/>
+            <w:r>
+              <w:rPr>
+                <w:sz w:val="17"/>
+              </w:rPr>
+              <w:t>433</w:t>
+            </w:r>
+          </w:p>
+        </w:tc>
+        <w:tc>
+          <w:tcPr>
+            <w:tcW w:type="dxa" w:w="1656"/>
+          </w:tcPr>
+          <w:p>
+            <w:pPr>
+              <w:spacing w:after="0" w:before="0"/>
+              <w:jc w:val="right"/>
+            </w:pPr>
+            <w:r/>
+            <w:r>
+              <w:rPr>
+                <w:sz w:val="17"/>
+              </w:rPr>
+              <w:t>500</w:t>
+            </w:r>
+          </w:p>
+        </w:tc>
+        <w:tc>
+          <w:tcPr>
+            <w:tcW w:type="dxa" w:w="1656"/>
+          </w:tcPr>
+          <w:p>
+            <w:pPr>
+              <w:spacing w:after="0" w:before="0"/>
+              <w:jc w:val="right"/>
+            </w:pPr>
+            <w:r/>
+            <w:r>
+              <w:rPr>
+                <w:sz w:val="17"/>
+              </w:rPr>
+              <w:t>571</w:t>
+            </w:r>
+          </w:p>
+        </w:tc>
+        <w:tc>
+          <w:tcPr>
+            <w:tcW w:type="dxa" w:w="1656"/>
+          </w:tcPr>
+          <w:p>
+            <w:pPr>
+              <w:spacing w:after="0" w:before="0"/>
+              <w:jc w:val="right"/>
+            </w:pPr>
+            <w:r/>
+            <w:r>
+              <w:rPr>
+                <w:sz w:val="17"/>
+              </w:rPr>
+              <w:t>601</w:t>
+            </w:r>
+          </w:p>
+        </w:tc>
+      </w:tr>
+      <w:tr>
+        <w:trPr>
+          <w:cantSplit/>
+        </w:trPr>
+        <w:tc>
+          <w:tcPr>
+            <w:tcW w:type="dxa" w:w="1656"/>
+            <w:shd w:val="clear" w:fill="F6F7F9"/>
+          </w:tcPr>
+          <w:p>
+            <w:pPr>
+              <w:spacing w:after="0" w:before="0"/>
+            </w:pPr>
+            <w:r/>
+            <w:r>
+              <w:rPr>
+                <w:b/>
+                <w:sz w:val="17"/>
+              </w:rPr>
+              <w:t>EBITA</w:t>
+            </w:r>
+          </w:p>
+        </w:tc>
+        <w:tc>
+          <w:tcPr>
+            <w:tcW w:type="dxa" w:w="1656"/>
+            <w:shd w:val="clear" w:fill="F6F7F9"/>
+          </w:tcPr>
+          <w:p>
+            <w:pPr>
+              <w:spacing w:after="0" w:before="0"/>
+              <w:jc w:val="right"/>
+            </w:pPr>
+            <w:r/>
+            <w:r>
+              <w:rPr>
+                <w:sz w:val="17"/>
+              </w:rPr>
+              <w:t>162</w:t>
+            </w:r>
+          </w:p>
+        </w:tc>
+        <w:tc>
+          <w:tcPr>
+            <w:tcW w:type="dxa" w:w="1656"/>
+            <w:shd w:val="clear" w:fill="F6F7F9"/>
+          </w:tcPr>
+          <w:p>
+            <w:pPr>
+              <w:spacing w:after="0" w:before="0"/>
+              <w:jc w:val="right"/>
+            </w:pPr>
+            <w:r/>
+            <w:r>
+              <w:rPr>
+                <w:sz w:val="17"/>
+              </w:rPr>
+              <w:t>305</w:t>
+            </w:r>
+          </w:p>
+        </w:tc>
+        <w:tc>
+          <w:tcPr>
+            <w:tcW w:type="dxa" w:w="1656"/>
+            <w:shd w:val="clear" w:fill="F6F7F9"/>
+          </w:tcPr>
+          <w:p>
+            <w:pPr>
+              <w:spacing w:after="0" w:before="0"/>
+              <w:jc w:val="right"/>
+            </w:pPr>
+            <w:r/>
+            <w:r>
+              <w:rPr>
+                <w:sz w:val="17"/>
+              </w:rPr>
+              <w:t>280</w:t>
+            </w:r>
+          </w:p>
+        </w:tc>
+        <w:tc>
+          <w:tcPr>
+            <w:tcW w:type="dxa" w:w="1656"/>
+            <w:shd w:val="clear" w:fill="F6F7F9"/>
+          </w:tcPr>
+          <w:p>
+            <w:pPr>
+              <w:spacing w:after="0" w:before="0"/>
+              <w:jc w:val="right"/>
+            </w:pPr>
+            <w:r/>
+            <w:r>
+              <w:rPr>
+                <w:sz w:val="17"/>
+              </w:rPr>
+              <w:t>352</w:t>
+            </w:r>
+          </w:p>
+        </w:tc>
+        <w:tc>
+          <w:tcPr>
+            <w:tcW w:type="dxa" w:w="1656"/>
+            <w:shd w:val="clear" w:fill="F6F7F9"/>
+          </w:tcPr>
+          <w:p>
+            <w:pPr>
+              <w:spacing w:after="0" w:before="0"/>
+              <w:jc w:val="right"/>
+            </w:pPr>
+            <w:r/>
+            <w:r>
+              <w:rPr>
+                <w:sz w:val="17"/>
+              </w:rPr>
+              <w:t>378</w:t>
+            </w:r>
+          </w:p>
+        </w:tc>
+      </w:tr>
+      <w:tr>
+        <w:trPr>
+          <w:cantSplit/>
+        </w:trPr>
+        <w:tc>
+          <w:tcPr>
+            <w:tcW w:type="dxa" w:w="1656"/>
+          </w:tcPr>
+          <w:p>
+            <w:pPr>
+              <w:spacing w:after="0" w:before="0"/>
+            </w:pPr>
+            <w:r/>
+            <w:r>
+              <w:rPr>
+                <w:b/>
+                <w:sz w:val="17"/>
+              </w:rPr>
+              <w:t>Margin</w:t>
+            </w:r>
+          </w:p>
+        </w:tc>
+        <w:tc>
+          <w:tcPr>
+            <w:tcW w:type="dxa" w:w="1656"/>
+          </w:tcPr>
+          <w:p>
+            <w:pPr>
+              <w:spacing w:after="0" w:before="0"/>
+              <w:jc w:val="right"/>
+            </w:pPr>
+            <w:r/>
+            <w:r>
+              <w:rPr>
+                <w:sz w:val="17"/>
+              </w:rPr>
+              <w:t>62%</w:t>
+            </w:r>
+          </w:p>
+        </w:tc>
+        <w:tc>
+          <w:tcPr>
+            <w:tcW w:type="dxa" w:w="1656"/>
+          </w:tcPr>
+          <w:p>
+            <w:pPr>
+              <w:spacing w:after="0" w:before="0"/>
+              <w:jc w:val="right"/>
+            </w:pPr>
+            <w:r/>
+            <w:r>
+              <w:rPr>
+                <w:sz w:val="17"/>
+              </w:rPr>
+              <w:t>70%</w:t>
+            </w:r>
+          </w:p>
+        </w:tc>
+        <w:tc>
+          <w:tcPr>
+            <w:tcW w:type="dxa" w:w="1656"/>
+          </w:tcPr>
+          <w:p>
+            <w:pPr>
+              <w:spacing w:after="0" w:before="0"/>
+              <w:jc w:val="right"/>
+            </w:pPr>
+            <w:r/>
+            <w:r>
+              <w:rPr>
+                <w:sz w:val="17"/>
+              </w:rPr>
+              <w:t>56%</w:t>
+            </w:r>
+          </w:p>
+        </w:tc>
+        <w:tc>
+          <w:tcPr>
+            <w:tcW w:type="dxa" w:w="1656"/>
+          </w:tcPr>
+          <w:p>
+            <w:pPr>
+              <w:spacing w:after="0" w:before="0"/>
+              <w:jc w:val="right"/>
+            </w:pPr>
+            <w:r/>
+            <w:r>
+              <w:rPr>
+                <w:sz w:val="17"/>
+              </w:rPr>
+              <w:t>62%</w:t>
+            </w:r>
+          </w:p>
+        </w:tc>
+        <w:tc>
+          <w:tcPr>
+            <w:tcW w:type="dxa" w:w="1656"/>
+          </w:tcPr>
+          <w:p>
+            <w:pPr>
+              <w:spacing w:after="0" w:before="0"/>
+              <w:jc w:val="right"/>
+            </w:pPr>
+            <w:r/>
+            <w:r>
+              <w:rPr>
+                <w:sz w:val="17"/>
+              </w:rPr>
+              <w:t>63%</w:t>
+            </w:r>
+          </w:p>
+        </w:tc>
+      </w:tr>
+      <w:tr>
+        <w:trPr>
+          <w:cantSplit/>
+        </w:trPr>
+        <w:tc>
+          <w:tcPr>
+            <w:tcW w:type="dxa" w:w="1656"/>
+            <w:shd w:val="clear" w:fill="F6F7F9"/>
+          </w:tcPr>
+          <w:p>
+            <w:pPr>
+              <w:spacing w:after="0" w:before="0"/>
+            </w:pPr>
+            <w:r/>
+            <w:r>
+              <w:rPr>
+                <w:b/>
+                <w:sz w:val="17"/>
+              </w:rPr>
+              <w:t>Net Income</w:t>
+            </w:r>
+          </w:p>
+        </w:tc>
+        <w:tc>
+          <w:tcPr>
+            <w:tcW w:type="dxa" w:w="1656"/>
+            <w:shd w:val="clear" w:fill="F6F7F9"/>
+          </w:tcPr>
+          <w:p>
+            <w:pPr>
+              <w:spacing w:after="0" w:before="0"/>
+              <w:jc w:val="right"/>
+            </w:pPr>
+            <w:r/>
+            <w:r>
+              <w:rPr>
+                <w:sz w:val="17"/>
+              </w:rPr>
+              <w:t>128</w:t>
+            </w:r>
+          </w:p>
+        </w:tc>
+        <w:tc>
+          <w:tcPr>
+            <w:tcW w:type="dxa" w:w="1656"/>
+            <w:shd w:val="clear" w:fill="F6F7F9"/>
+          </w:tcPr>
+          <w:p>
+            <w:pPr>
+              <w:spacing w:after="0" w:before="0"/>
+              <w:jc w:val="right"/>
+            </w:pPr>
+            <w:r/>
+            <w:r>
+              <w:rPr>
+                <w:sz w:val="17"/>
+              </w:rPr>
+              <w:t>245</w:t>
+            </w:r>
+          </w:p>
+        </w:tc>
+        <w:tc>
+          <w:tcPr>
+            <w:tcW w:type="dxa" w:w="1656"/>
+            <w:shd w:val="clear" w:fill="F6F7F9"/>
+          </w:tcPr>
+          <w:p>
+            <w:pPr>
+              <w:spacing w:after="0" w:before="0"/>
+              <w:jc w:val="right"/>
+            </w:pPr>
+            <w:r/>
+            <w:r>
+              <w:rPr>
+                <w:sz w:val="17"/>
+              </w:rPr>
+              <w:t>234</w:t>
+            </w:r>
+          </w:p>
+        </w:tc>
+        <w:tc>
+          <w:tcPr>
+            <w:tcW w:type="dxa" w:w="1656"/>
+            <w:shd w:val="clear" w:fill="F6F7F9"/>
+          </w:tcPr>
+          <w:p>
+            <w:pPr>
+              <w:spacing w:after="0" w:before="0"/>
+              <w:jc w:val="right"/>
+            </w:pPr>
+            <w:r/>
+            <w:r>
+              <w:rPr>
+                <w:sz w:val="17"/>
+              </w:rPr>
+              <w:t>257</w:t>
+            </w:r>
+          </w:p>
+        </w:tc>
+        <w:tc>
+          <w:tcPr>
+            <w:tcW w:type="dxa" w:w="1656"/>
+            <w:shd w:val="clear" w:fill="F6F7F9"/>
+          </w:tcPr>
+          <w:p>
+            <w:pPr>
+              <w:spacing w:after="0" w:before="0"/>
+              <w:jc w:val="right"/>
+            </w:pPr>
+            <w:r/>
+            <w:r>
+              <w:rPr>
+                <w:sz w:val="17"/>
+              </w:rPr>
+              <w:t>283</w:t>
+            </w:r>
+          </w:p>
+        </w:tc>
+      </w:tr>
+    </w:tbl>
+    <w:p>
+      <w:pPr>
+        <w:keepNext/>
+        <w:spacing w:before="100" w:after="40" w:line="269" w:lineRule="auto"/>
+        <w:jc w:val="left"/>
+      </w:pPr>
+      <w:r>
+        <w:rPr>
+          <w:b/>
+          <w:i w:val="0"/>
+          <w:color w:val="314359"/>
+          <w:sz w:val="20"/>
+        </w:rPr>
+        <w:t>Share price &amp; traded volume (3-year)</w:t>
+      </w:r>
+    </w:p>
+    <w:p>
+      <w:pPr>
+        <w:spacing w:after="40"/>
+        <w:jc w:val="left"/>
+      </w:pPr>
+      <w:r>
+        <w:drawing>
+          <wp:inline xmlns:a="http://schemas.openxmlformats.org/drawingml/2006/main" xmlns:pic="http://schemas.openxmlformats.org/drawingml/2006/picture">
+            <wp:extent cx="5212080" cy="1870856"/>
+            <wp:docPr id="8" name="Picture 8"/>
+            <wp:cNvGraphicFramePr>
+              <a:graphicFrameLocks noChangeAspect="1"/>
+            </wp:cNvGraphicFramePr>
+            <a:graphic>
+              <a:graphicData uri="http://schemas.openxmlformats.org/drawingml/2006/picture">
+                <pic:pic>
+                  <pic:nvPicPr>
+                    <pic:cNvPr id="0" name="1461088685684c7b36e839da8a67d61d.png"/>
+                    <pic:cNvPicPr/>
+                  </pic:nvPicPr>
+                  <pic:blipFill>
+                    <a:blip r:embed="rId16"/>
+                    <a:stretch>
+                      <a:fillRect/>
+                    </a:stretch>
+                  </pic:blipFill>
+                  <pic:spPr>
+                    <a:xfrm>
+                      <a:off x="0" y="0"/>
+                      <a:ext cx="5212080" cy="1870856"/>
+                    </a:xfrm>
+                    <a:prstGeom prst="rect"/>
+                  </pic:spPr>
+                </pic:pic>
+              </a:graphicData>
+            </a:graphic>
+          </wp:inline>
+        </w:drawing>
+      </w:r>
+    </w:p>
+    <w:p>
+      <w:pPr>
+        <w:spacing w:before="40" w:after="60" w:line="269" w:lineRule="auto"/>
+        <w:jc w:val="left"/>
+      </w:pPr>
+      <w:r>
+        <w:rPr>
+          <w:b w:val="0"/>
+          <w:i/>
+          <w:color w:val="556A83"/>
+          <w:sz w:val="16"/>
+        </w:rPr>
+        <w:t>Source: exchange daily price history, 3-year series to 15 June 2026. London Stock Exchange: AUTO.</w:t>
+      </w:r>
+    </w:p>
+    <w:p>
+      <w:pPr>
+        <w:spacing w:after="0" w:before="0"/>
+      </w:pPr>
+      <w:r>
+        <w:br w:type="page"/>
+      </w:r>
+    </w:p>
+    <w:p>
+      <w:pPr>
+        <w:keepNext/>
+        <w:spacing w:before="120" w:after="80"/>
+        <w:pageBreakBefore/>
+        <w:pBdr>
+          <w:bottom w:val="single" w:sz="6" w:space="2" w:color="314359"/>
+        </w:pBdr>
+      </w:pPr>
+      <w:r>
+        <w:rPr>
+          <w:rFonts w:ascii="Times New Roman" w:hAnsi="Times New Roman"/>
+          <w:b/>
+          <w:color w:val="152130"/>
+          <w:sz w:val="26"/>
+        </w:rPr>
+        <w:t>Tempest Security</w:t>
+      </w:r>
+    </w:p>
+    <w:p>
+      <w:pPr>
+        <w:keepNext/>
+        <w:spacing w:before="40" w:after="20" w:line="269" w:lineRule="auto"/>
+        <w:jc w:val="left"/>
+      </w:pPr>
+      <w:r>
+        <w:rPr>
+          <w:b/>
+          <w:i w:val="0"/>
+          <w:color w:val="314359"/>
+          <w:sz w:val="20"/>
+        </w:rPr>
+        <w:t>Company description</w:t>
+      </w:r>
+    </w:p>
+    <w:p>
+      <w:pPr>
+        <w:spacing w:before="40" w:after="80" w:line="269" w:lineRule="auto"/>
+        <w:jc w:val="left"/>
+      </w:pPr>
+      <w:r>
+        <w:rPr>
+          <w:b w:val="0"/>
+          <w:i w:val="0"/>
+          <w:sz w:val="21"/>
+        </w:rPr>
+        <w:t>Tempest Security offers high-quality security and surveillance services in the Nordic countries.</w:t>
+      </w:r>
+    </w:p>
+    <w:tbl>
+      <w:tblPr>
+        <w:tblStyle w:val="TableGrid"/>
+        <w:tblW w:type="auto" w:w="0"/>
+        <w:jc w:val="left"/>
+        <w:tblLook w:firstColumn="1" w:firstRow="1" w:lastColumn="0" w:lastRow="0" w:noHBand="0" w:noVBand="1" w:val="04A0"/>
+      </w:tblPr>
+      <w:tblGrid>
+        <w:gridCol w:w="4968"/>
+        <w:gridCol w:w="4968"/>
+      </w:tblGrid>
+      <w:tr>
+        <w:trPr>
+          <w:cantSplit/>
+        </w:trPr>
+        <w:tc>
+          <w:tcPr>
+            <w:tcW w:type="dxa" w:w="4968"/>
+            <w:shd w:val="clear" w:fill="152130"/>
+          </w:tcPr>
+          <w:p>
+            <w:pPr>
+              <w:spacing w:after="0" w:before="0"/>
+            </w:pPr>
+            <w:r/>
+            <w:r>
+              <w:rPr>
+                <w:b/>
+                <w:color w:val="FFFFFF"/>
+                <w:sz w:val="18"/>
+              </w:rPr>
+              <w:t>Key facts</w:t>
+            </w:r>
+          </w:p>
+        </w:tc>
+        <w:tc>
+          <w:tcPr>
+            <w:tcW w:type="dxa" w:w="4968"/>
+            <w:shd w:val="clear" w:fill="152130"/>
+          </w:tcPr>
+          <w:p>
+            <w:pPr>
+              <w:spacing w:after="0" w:before="0"/>
+            </w:pPr>
+            <w:r/>
+            <w:r>
+              <w:rPr>
+                <w:b/>
+                <w:color w:val="FFFFFF"/>
+                <w:sz w:val="18"/>
+              </w:rPr>
+            </w:r>
+          </w:p>
+        </w:tc>
+      </w:tr>
+      <w:tr>
+        <w:trPr>
+          <w:cantSplit/>
+        </w:trPr>
+        <w:tc>
+          <w:tcPr>
+            <w:tcW w:type="dxa" w:w="4968"/>
+          </w:tcPr>
+          <w:p>
+            <w:pPr>
+              <w:spacing w:after="0" w:before="0"/>
+            </w:pPr>
+            <w:r/>
+            <w:r>
+              <w:rPr>
+                <w:b/>
+                <w:sz w:val="18"/>
+              </w:rPr>
+              <w:t>Market capitalisation</w:t>
+            </w:r>
+          </w:p>
+        </w:tc>
+        <w:tc>
+          <w:tcPr>
+            <w:tcW w:type="dxa" w:w="4968"/>
+          </w:tcPr>
+          <w:p>
+            <w:pPr>
+              <w:spacing w:after="0" w:before="0"/>
+              <w:jc w:val="right"/>
+            </w:pPr>
+            <w:r>
+              <w:t>108 MSEK</w:t>
+            </w:r>
+            <w:r>
+              <w:rPr>
+                <w:sz w:val="18"/>
+              </w:rPr>
+            </w:r>
+          </w:p>
+        </w:tc>
+      </w:tr>
+      <w:tr>
+        <w:trPr>
+          <w:cantSplit/>
+        </w:trPr>
+        <w:tc>
+          <w:tcPr>
+            <w:tcW w:type="dxa" w:w="4968"/>
+            <w:shd w:val="clear" w:fill="F6F7F9"/>
+          </w:tcPr>
+          <w:p>
+            <w:pPr>
+              <w:spacing w:after="0" w:before="0"/>
+            </w:pPr>
+            <w:r/>
+            <w:r>
+              <w:rPr>
+                <w:b/>
+                <w:sz w:val="18"/>
+              </w:rPr>
+              <w:t>Enterprise value</w:t>
+            </w:r>
+          </w:p>
+        </w:tc>
+        <w:tc>
+          <w:tcPr>
+            <w:tcW w:type="dxa" w:w="4968"/>
+            <w:shd w:val="clear" w:fill="F6F7F9"/>
+          </w:tcPr>
+          <w:p>
+            <w:pPr>
+              <w:spacing w:after="0" w:before="0"/>
+              <w:jc w:val="right"/>
+            </w:pPr>
+            <w:r>
+              <w:t>146 MSEK</w:t>
+            </w:r>
+            <w:r>
+              <w:rPr>
+                <w:sz w:val="18"/>
+              </w:rPr>
+            </w:r>
+          </w:p>
+        </w:tc>
+      </w:tr>
+      <w:tr>
+        <w:trPr>
+          <w:cantSplit/>
+        </w:trPr>
+        <w:tc>
+          <w:tcPr>
+            <w:tcW w:type="dxa" w:w="4968"/>
+          </w:tcPr>
+          <w:p>
+            <w:pPr>
+              <w:spacing w:after="0" w:before="0"/>
+            </w:pPr>
+            <w:r/>
+            <w:r>
+              <w:rPr>
+                <w:b/>
+                <w:sz w:val="18"/>
+              </w:rPr>
+              <w:t>AIP ownership</w:t>
+            </w:r>
+          </w:p>
+        </w:tc>
+        <w:tc>
+          <w:tcPr>
+            <w:tcW w:type="dxa" w:w="4968"/>
+          </w:tcPr>
+          <w:p>
+            <w:pPr>
+              <w:spacing w:after="0" w:before="0"/>
+              <w:jc w:val="right"/>
+            </w:pPr>
+            <w:r>
+              <w:t>20%</w:t>
+            </w:r>
+            <w:r>
+              <w:rPr>
+                <w:sz w:val="18"/>
+              </w:rPr>
+            </w:r>
+          </w:p>
+        </w:tc>
+      </w:tr>
+      <w:tr>
+        <w:trPr>
+          <w:cantSplit/>
+        </w:trPr>
+        <w:tc>
+          <w:tcPr>
+            <w:tcW w:type="dxa" w:w="4968"/>
+            <w:shd w:val="clear" w:fill="F6F7F9"/>
+          </w:tcPr>
+          <w:p>
+            <w:pPr>
+              <w:spacing w:after="0" w:before="0"/>
+            </w:pPr>
+            <w:r/>
+            <w:r>
+              <w:rPr>
+                <w:b/>
+                <w:sz w:val="18"/>
+              </w:rPr>
+              <w:t>% of portfolio</w:t>
+            </w:r>
+          </w:p>
+        </w:tc>
+        <w:tc>
+          <w:tcPr>
+            <w:tcW w:type="dxa" w:w="4968"/>
+            <w:shd w:val="clear" w:fill="F6F7F9"/>
+          </w:tcPr>
+          <w:p>
+            <w:pPr>
+              <w:spacing w:after="0" w:before="0"/>
+              <w:jc w:val="right"/>
+            </w:pPr>
+            <w:r>
+              <w:t>1%</w:t>
+            </w:r>
+            <w:r>
+              <w:rPr>
+                <w:sz w:val="18"/>
+              </w:rPr>
+            </w:r>
+          </w:p>
+        </w:tc>
+      </w:tr>
+      <w:tr>
+        <w:trPr>
+          <w:cantSplit/>
+        </w:trPr>
+        <w:tc>
+          <w:tcPr>
+            <w:tcW w:type="dxa" w:w="4968"/>
+          </w:tcPr>
+          <w:p>
+            <w:pPr>
+              <w:spacing w:after="0" w:before="0"/>
+            </w:pPr>
+            <w:r/>
+            <w:r>
+              <w:rPr>
+                <w:b/>
+                <w:sz w:val="18"/>
+              </w:rPr>
+              <w:t>Board representation</w:t>
+            </w:r>
+          </w:p>
+        </w:tc>
+        <w:tc>
+          <w:tcPr>
+            <w:tcW w:type="dxa" w:w="4968"/>
+          </w:tcPr>
+          <w:p>
+            <w:pPr>
+              <w:spacing w:after="0" w:before="0"/>
+              <w:jc w:val="right"/>
+            </w:pPr>
+            <w:r>
+              <w:t>Since 2019</w:t>
+            </w:r>
+            <w:r>
+              <w:rPr>
+                <w:sz w:val="18"/>
+              </w:rPr>
+            </w:r>
+          </w:p>
+        </w:tc>
+      </w:tr>
+    </w:tbl>
+    <w:p>
+      <w:pPr>
+        <w:keepNext/>
+        <w:spacing w:before="120" w:after="20" w:line="269" w:lineRule="auto"/>
+        <w:jc w:val="left"/>
+      </w:pPr>
+      <w:r>
+        <w:rPr>
+          <w:b/>
+          <w:i w:val="0"/>
+          <w:color w:val="314359"/>
+          <w:sz w:val="20"/>
+        </w:rPr>
+        <w:t>Our view</w:t>
+      </w:r>
+    </w:p>
+    <w:p>
+      <w:pPr>
+        <w:spacing w:before="40" w:after="60" w:line="269" w:lineRule="auto"/>
+        <w:jc w:val="left"/>
+      </w:pPr>
+      <w:r>
+        <w:rPr>
+          <w:b w:val="0"/>
+          <w:i w:val="0"/>
+          <w:sz w:val="21"/>
+        </w:rPr>
+        <w:t>An actual and perceived increase in societal tension and crime, combined with fewer police resources, is driving demand for private security services. Tempest is one of the larger providers in Sweden and has a strong reputation. There are opportunities to improve profitability both through cost savings — as the company has refocused on its core markets — and through expansion in areas where the company has operational leverage, such as the security operations centre.</w:t>
+      </w:r>
+    </w:p>
+    <w:p>
+      <w:pPr>
+        <w:keepNext/>
+        <w:spacing w:before="120" w:after="20" w:line="269" w:lineRule="auto"/>
+        <w:jc w:val="left"/>
+      </w:pPr>
+      <w:r>
+        <w:rPr>
+          <w:b/>
+          <w:i w:val="0"/>
+          <w:color w:val="314359"/>
+          <w:sz w:val="20"/>
+        </w:rPr>
+        <w:t>Recent events, Q1 2026</w:t>
+      </w:r>
+    </w:p>
+    <w:p>
+      <w:pPr>
+        <w:pStyle w:val="ListBullet"/>
+        <w:spacing w:after="20"/>
+      </w:pPr>
+      <w:r>
+        <w:rPr>
+          <w:sz w:val="21"/>
+        </w:rPr>
+        <w:t>Net sales increased by 11% to SEK 146m, driven by growth in the core business.</w:t>
+      </w:r>
+    </w:p>
+    <w:p>
+      <w:pPr>
+        <w:pStyle w:val="ListBullet"/>
+        <w:spacing w:after="20"/>
+      </w:pPr>
+      <w:r>
+        <w:rPr>
+          <w:sz w:val="21"/>
+        </w:rPr>
+        <w:t>The operating result for Q1 improved to SEK 1.9m.</w:t>
+      </w:r>
+    </w:p>
+    <w:p>
+      <w:pPr>
+        <w:pStyle w:val="ListBullet"/>
+        <w:spacing w:after="20"/>
+      </w:pPr>
+      <w:r>
+        <w:rPr>
+          <w:sz w:val="21"/>
+        </w:rPr>
+        <w:t>Operating cash flow was strongly positive at SEK 4.6m.</w:t>
+      </w:r>
+    </w:p>
+    <w:p>
+      <w:pPr>
+        <w:keepNext/>
+        <w:spacing w:before="100" w:after="40" w:line="269" w:lineRule="auto"/>
+        <w:jc w:val="left"/>
+      </w:pPr>
+      <w:r>
+        <w:rPr>
+          <w:b/>
+          <w:i w:val="0"/>
+          <w:color w:val="314359"/>
+          <w:sz w:val="20"/>
+        </w:rPr>
+        <w:t>Share price &amp; traded volume (3-year)</w:t>
+      </w:r>
+    </w:p>
+    <w:p>
+      <w:pPr>
+        <w:spacing w:after="40"/>
+        <w:jc w:val="left"/>
+      </w:pPr>
+      <w:r>
+        <w:drawing>
+          <wp:inline xmlns:a="http://schemas.openxmlformats.org/drawingml/2006/main" xmlns:pic="http://schemas.openxmlformats.org/drawingml/2006/picture">
+            <wp:extent cx="5212080" cy="1900056"/>
+            <wp:docPr id="1" name="Picture 1"/>
+            <wp:cNvGraphicFramePr>
+              <a:graphicFrameLocks noChangeAspect="1"/>
+            </wp:cNvGraphicFramePr>
+            <a:graphic>
+              <a:graphicData uri="http://schemas.openxmlformats.org/drawingml/2006/picture">
+                <pic:pic>
+                  <pic:nvPicPr>
+                    <pic:cNvPr id="0" name="d5402f2326a87fdca7834941d57a6d84.png"/>
+                    <pic:cNvPicPr/>
+                  </pic:nvPicPr>
+                  <pic:blipFill>
+                    <a:blip r:embed="rId9"/>
+                    <a:stretch>
+                      <a:fillRect/>
+                    </a:stretch>
+                  </pic:blipFill>
+                  <pic:spPr>
+                    <a:xfrm>
+                      <a:off x="0" y="0"/>
+                      <a:ext cx="5212080" cy="1900056"/>
+                    </a:xfrm>
+                    <a:prstGeom prst="rect"/>
+                  </pic:spPr>
+                </pic:pic>
+              </a:graphicData>
+            </a:graphic>
+          </wp:inline>
+        </w:drawing>
+      </w:r>
+    </w:p>
+    <w:p>
+      <w:pPr>
+        <w:spacing w:before="40" w:after="60" w:line="269" w:lineRule="auto"/>
+        <w:jc w:val="left"/>
+      </w:pPr>
+      <w:r>
+        <w:rPr>
+          <w:b w:val="0"/>
+          <w:i/>
+          <w:color w:val="556A83"/>
+          <w:sz w:val="16"/>
+        </w:rPr>
+        <w:t>Source: exchange daily price history, 3-year series to 15 June 2026. Nasdaq First North Growth Market: TSEC.</w:t>
       </w:r>
     </w:p>
     <w:p>
